--- a/00-首页/题组Word/第一轮·竞赛教材版/第一轮结构·1-原子结构（学生版）.docx
+++ b/00-首页/题组Word/第一轮·竞赛教材版/第一轮结构·1-原子结构（学生版）.docx
@@ -91,6 +91,8 @@
     <w:p>
       <w:pPr>
         <w:pStyle w:val="FirstParagraph"/>
+        <w:ind w:left="480" w:hanging="480"/>
+        <w:spacing w:after="0"/>
       </w:pPr>
       <w:r>
         <w:rPr>
@@ -124,6 +126,13 @@
         </w:rPr>
         <w:t xml:space="preserve"> </w:t>
       </w:r>
+    </w:p>
+    <w:p>
+      <w:pPr>
+        <w:pStyle w:val="FirstParagraph"/>
+        <w:ind w:left="480" w:hanging="480"/>
+        <w:spacing w:before="0" w:after="0"/>
+      </w:pPr>
       <w:r>
         <w:rPr>
           <w:rFonts w:ascii="Times New Roman" w:hAnsi="Times New Roman" w:eastAsia="Times New Roman" w:cs="Times New Roman"/>
@@ -156,6 +165,13 @@
         </w:rPr>
         <w:t xml:space="preserve"> </w:t>
       </w:r>
+    </w:p>
+    <w:p>
+      <w:pPr>
+        <w:pStyle w:val="FirstParagraph"/>
+        <w:ind w:left="480" w:hanging="480"/>
+        <w:spacing w:before="0" w:after="0"/>
+      </w:pPr>
       <w:r>
         <w:rPr>
           <w:rFonts w:ascii="Times New Roman" w:hAnsi="Times New Roman" w:eastAsia="Times New Roman" w:cs="Times New Roman"/>
@@ -188,6 +204,13 @@
         </w:rPr>
         <w:t xml:space="preserve"> </w:t>
       </w:r>
+    </w:p>
+    <w:p>
+      <w:pPr>
+        <w:pStyle w:val="FirstParagraph"/>
+        <w:ind w:left="480" w:hanging="480"/>
+        <w:spacing w:before="0" w:after="0"/>
+      </w:pPr>
       <w:r>
         <w:rPr>
           <w:rFonts w:ascii="Times New Roman" w:hAnsi="Times New Roman" w:eastAsia="Times New Roman" w:cs="Times New Roman"/>
@@ -220,6 +243,13 @@
         </w:rPr>
         <w:t xml:space="preserve"> </w:t>
       </w:r>
+    </w:p>
+    <w:p>
+      <w:pPr>
+        <w:pStyle w:val="FirstParagraph"/>
+        <w:ind w:left="480" w:hanging="480"/>
+        <w:spacing w:before="0" w:after="180"/>
+      </w:pPr>
       <w:r>
         <w:rPr>
           <w:rFonts w:ascii="Times New Roman" w:hAnsi="Times New Roman" w:eastAsia="Times New Roman" w:cs="Times New Roman"/>
@@ -862,6 +892,16 @@
     </w:p>
     <w:p>
       <w:pPr>
+        <w:spacing w:before="0" w:after="0"/>
+      </w:pPr>
+    </w:p>
+    <w:p>
+      <w:pPr>
+        <w:spacing w:before="0" w:after="0"/>
+      </w:pPr>
+    </w:p>
+    <w:p>
+      <w:pPr>
         <w:spacing w:before="160" w:after="80"/>
       </w:pPr>
       <w:r>
@@ -1089,6 +1129,31 @@
     </w:p>
     <w:p>
       <w:pPr>
+        <w:spacing w:before="0" w:after="0"/>
+      </w:pPr>
+    </w:p>
+    <w:p>
+      <w:pPr>
+        <w:spacing w:before="0" w:after="0"/>
+      </w:pPr>
+    </w:p>
+    <w:p>
+      <w:pPr>
+        <w:spacing w:before="0" w:after="0"/>
+      </w:pPr>
+    </w:p>
+    <w:p>
+      <w:pPr>
+        <w:spacing w:before="0" w:after="0"/>
+      </w:pPr>
+    </w:p>
+    <w:p>
+      <w:pPr>
+        <w:spacing w:before="0" w:after="0"/>
+      </w:pPr>
+    </w:p>
+    <w:p>
+      <w:pPr>
         <w:spacing w:before="160" w:after="80"/>
       </w:pPr>
       <w:r>
@@ -1190,6 +1255,21 @@
     </w:p>
     <w:p>
       <w:pPr>
+        <w:spacing w:before="0" w:after="0"/>
+      </w:pPr>
+    </w:p>
+    <w:p>
+      <w:pPr>
+        <w:spacing w:before="0" w:after="0"/>
+      </w:pPr>
+    </w:p>
+    <w:p>
+      <w:pPr>
+        <w:spacing w:before="0" w:after="0"/>
+      </w:pPr>
+    </w:p>
+    <w:p>
+      <w:pPr>
         <w:spacing w:before="160" w:after="80"/>
       </w:pPr>
       <w:r>
@@ -1227,6 +1307,8 @@
     <w:p>
       <w:pPr>
         <w:pStyle w:val="FirstParagraph"/>
+        <w:ind w:left="480" w:hanging="480"/>
+        <w:spacing w:after="0"/>
       </w:pPr>
       <w:r>
         <w:rPr>
@@ -1282,6 +1364,13 @@
         </w:rPr>
         <w:t xml:space="preserve"> </w:t>
       </w:r>
+    </w:p>
+    <w:p>
+      <w:pPr>
+        <w:pStyle w:val="FirstParagraph"/>
+        <w:ind w:left="480" w:hanging="480"/>
+        <w:spacing w:before="0" w:after="0"/>
+      </w:pPr>
       <w:r>
         <w:rPr>
           <w:rFonts w:hint="eastAsia" w:ascii="Times New Roman" w:hAnsi="Times New Roman" w:eastAsia="Times New Roman" w:cs="Times New Roman"/>
@@ -1300,6 +1389,13 @@
         </w:rPr>
         <w:t xml:space="preserve"> </w:t>
       </w:r>
+    </w:p>
+    <w:p>
+      <w:pPr>
+        <w:pStyle w:val="FirstParagraph"/>
+        <w:ind w:left="480" w:hanging="480"/>
+        <w:spacing w:before="0" w:after="0"/>
+      </w:pPr>
       <w:r>
         <w:rPr>
           <w:rFonts w:hint="eastAsia" w:ascii="Times New Roman" w:hAnsi="Times New Roman" w:eastAsia="Times New Roman" w:cs="Times New Roman"/>
@@ -1318,6 +1414,13 @@
         </w:rPr>
         <w:t xml:space="preserve"> </w:t>
       </w:r>
+    </w:p>
+    <w:p>
+      <w:pPr>
+        <w:pStyle w:val="FirstParagraph"/>
+        <w:ind w:left="480" w:hanging="480"/>
+        <w:spacing w:before="0" w:after="0"/>
+      </w:pPr>
       <w:r>
         <w:rPr>
           <w:rFonts w:hint="eastAsia" w:ascii="Times New Roman" w:hAnsi="Times New Roman" w:eastAsia="Times New Roman" w:cs="Times New Roman"/>
@@ -1336,6 +1439,13 @@
         </w:rPr>
         <w:t xml:space="preserve"> </w:t>
       </w:r>
+    </w:p>
+    <w:p>
+      <w:pPr>
+        <w:pStyle w:val="FirstParagraph"/>
+        <w:ind w:left="480" w:hanging="480"/>
+        <w:spacing w:before="0" w:after="180"/>
+      </w:pPr>
       <w:r>
         <w:rPr>
           <w:rFonts w:hint="eastAsia" w:ascii="Times New Roman" w:hAnsi="Times New Roman" w:eastAsia="Times New Roman" w:cs="Times New Roman"/>
@@ -1348,6 +1458,16 @@
         </w:rPr>
         <w:t>钠的原子半径很大</w:t>
       </w:r>
+    </w:p>
+    <w:p>
+      <w:pPr>
+        <w:spacing w:before="0" w:after="0"/>
+      </w:pPr>
+    </w:p>
+    <w:p>
+      <w:pPr>
+        <w:spacing w:before="0" w:after="0"/>
+      </w:pPr>
     </w:p>
     <w:p>
       <w:pPr>
@@ -2002,6 +2122,31 @@
     </w:tbl>
     <w:p>
       <w:pPr>
+        <w:spacing w:before="0" w:after="0"/>
+      </w:pPr>
+    </w:p>
+    <w:p>
+      <w:pPr>
+        <w:spacing w:before="0" w:after="0"/>
+      </w:pPr>
+    </w:p>
+    <w:p>
+      <w:pPr>
+        <w:spacing w:before="0" w:after="0"/>
+      </w:pPr>
+    </w:p>
+    <w:p>
+      <w:pPr>
+        <w:spacing w:before="0" w:after="0"/>
+      </w:pPr>
+    </w:p>
+    <w:p>
+      <w:pPr>
+        <w:spacing w:before="0" w:after="0"/>
+      </w:pPr>
+    </w:p>
+    <w:p>
+      <w:pPr>
         <w:spacing w:before="160" w:after="80"/>
       </w:pPr>
       <w:r>
@@ -2039,6 +2184,8 @@
     <w:p>
       <w:pPr>
         <w:pStyle w:val="FirstParagraph"/>
+        <w:ind w:left="480" w:hanging="480"/>
+        <w:spacing w:after="0"/>
       </w:pPr>
       <w:r>
         <w:rPr>
@@ -2238,6 +2385,13 @@
         </w:rPr>
         <w:t xml:space="preserve"> </w:t>
       </w:r>
+    </w:p>
+    <w:p>
+      <w:pPr>
+        <w:pStyle w:val="FirstParagraph"/>
+        <w:ind w:left="480" w:hanging="480"/>
+        <w:spacing w:before="0" w:after="0"/>
+      </w:pPr>
       <w:r>
         <w:rPr>
           <w:rFonts w:ascii="Times New Roman" w:hAnsi="Times New Roman" w:eastAsia="Times New Roman" w:cs="Times New Roman"/>
@@ -2276,6 +2430,13 @@
         </w:rPr>
         <w:t xml:space="preserve"> </w:t>
       </w:r>
+    </w:p>
+    <w:p>
+      <w:pPr>
+        <w:pStyle w:val="FirstParagraph"/>
+        <w:ind w:left="480" w:hanging="480"/>
+        <w:spacing w:before="0" w:after="0"/>
+      </w:pPr>
       <w:r>
         <w:rPr>
           <w:rFonts w:ascii="Times New Roman" w:hAnsi="Times New Roman" w:eastAsia="Times New Roman" w:cs="Times New Roman"/>
@@ -2306,6 +2467,13 @@
         </w:rPr>
         <w:t xml:space="preserve"> </w:t>
       </w:r>
+    </w:p>
+    <w:p>
+      <w:pPr>
+        <w:pStyle w:val="FirstParagraph"/>
+        <w:ind w:left="480" w:hanging="480"/>
+        <w:spacing w:before="0" w:after="0"/>
+      </w:pPr>
       <w:r>
         <w:rPr>
           <w:rFonts w:ascii="Times New Roman" w:hAnsi="Times New Roman" w:eastAsia="Times New Roman" w:cs="Times New Roman"/>
@@ -2344,6 +2512,13 @@
         </w:rPr>
         <w:t xml:space="preserve"> </w:t>
       </w:r>
+    </w:p>
+    <w:p>
+      <w:pPr>
+        <w:pStyle w:val="FirstParagraph"/>
+        <w:ind w:left="480" w:hanging="480"/>
+        <w:spacing w:before="0" w:after="180"/>
+      </w:pPr>
       <w:r>
         <w:rPr>
           <w:rFonts w:ascii="Times New Roman" w:hAnsi="Times New Roman" w:eastAsia="Times New Roman" w:cs="Times New Roman"/>
@@ -2414,6 +2589,16 @@
     </w:p>
     <w:p>
       <w:pPr>
+        <w:spacing w:before="0" w:after="0"/>
+      </w:pPr>
+    </w:p>
+    <w:p>
+      <w:pPr>
+        <w:spacing w:before="0" w:after="0"/>
+      </w:pPr>
+    </w:p>
+    <w:p>
+      <w:pPr>
         <w:spacing w:before="160" w:after="80"/>
       </w:pPr>
       <w:r>
@@ -2706,6 +2891,31 @@
         </w:rPr>
         <w:t>。</w:t>
       </w:r>
+    </w:p>
+    <w:p>
+      <w:pPr>
+        <w:spacing w:before="0" w:after="0"/>
+      </w:pPr>
+    </w:p>
+    <w:p>
+      <w:pPr>
+        <w:spacing w:before="0" w:after="0"/>
+      </w:pPr>
+    </w:p>
+    <w:p>
+      <w:pPr>
+        <w:spacing w:before="0" w:after="0"/>
+      </w:pPr>
+    </w:p>
+    <w:p>
+      <w:pPr>
+        <w:spacing w:before="0" w:after="0"/>
+      </w:pPr>
+    </w:p>
+    <w:p>
+      <w:pPr>
+        <w:spacing w:before="0" w:after="0"/>
+      </w:pPr>
     </w:p>
     <w:p>
       <w:pPr>
@@ -3398,7 +3608,7 @@
         </w:rPr>
         <w:drawing>
           <wp:inline>
-            <wp:extent cx="3086100" cy="3009900"/>
+            <wp:extent cx="3086100" cy="3008299"/>
             <wp:effectExtent b="0" l="0" r="0" t="0"/>
             <wp:docPr descr="" title="" id="17" name="Picture"/>
             <a:graphic>
@@ -3419,7 +3629,7 @@
                   <pic:spPr bwMode="auto">
                     <a:xfrm>
                       <a:off x="0" y="0"/>
-                      <a:ext cx="3086100" cy="3009900"/>
+                      <a:ext cx="3086100" cy="3008299"/>
                     </a:xfrm>
                     <a:prstGeom prst="rect">
                       <a:avLst/>
@@ -3462,7 +3672,7 @@
         </w:rPr>
         <w:drawing>
           <wp:inline>
-            <wp:extent cx="1879600" cy="1739900"/>
+            <wp:extent cx="1879600" cy="1733997"/>
             <wp:effectExtent b="0" l="0" r="0" t="0"/>
             <wp:docPr descr="" title="" id="20" name="Picture"/>
             <a:graphic>
@@ -3483,7 +3693,7 @@
                   <pic:spPr bwMode="auto">
                     <a:xfrm>
                       <a:off x="0" y="0"/>
-                      <a:ext cx="1879600" cy="1739900"/>
+                      <a:ext cx="1879600" cy="1733997"/>
                     </a:xfrm>
                     <a:prstGeom prst="rect">
                       <a:avLst/>
@@ -3628,6 +3838,16 @@
           </m:sup>
         </m:sSubSup>
       </m:oMath>
+    </w:p>
+    <w:p>
+      <w:pPr>
+        <w:spacing w:before="0" w:after="0"/>
+      </w:pPr>
+    </w:p>
+    <w:p>
+      <w:pPr>
+        <w:spacing w:before="0" w:after="0"/>
+      </w:pPr>
     </w:p>
     <w:p>
       <w:pPr>
@@ -4102,6 +4322,8 @@
     <w:p>
       <w:pPr>
         <w:pStyle w:val="FirstParagraph"/>
+        <w:ind w:left="480" w:hanging="480"/>
+        <w:spacing w:after="0"/>
       </w:pPr>
       <w:r>
         <w:rPr>
@@ -4231,7 +4453,20 @@
         <w:rPr>
           <w:rFonts w:hint="eastAsia" w:ascii="Times New Roman" w:hAnsi="Times New Roman" w:eastAsia="Times New Roman" w:cs="Times New Roman"/>
         </w:rPr>
-        <w:t>（）A.</w:t>
+        <w:t>（）</w:t>
+      </w:r>
+    </w:p>
+    <w:p>
+      <w:pPr>
+        <w:pStyle w:val="FirstParagraph"/>
+        <w:ind w:left="480" w:hanging="480"/>
+        <w:spacing w:before="0" w:after="0"/>
+      </w:pPr>
+      <w:r>
+        <w:rPr>
+          <w:rFonts w:hint="eastAsia" w:ascii="Times New Roman" w:hAnsi="Times New Roman" w:eastAsia="Times New Roman" w:cs="Times New Roman"/>
+        </w:rPr>
+        <w:t>A.</w:t>
       </w:r>
       <w:r>
         <w:rPr>
@@ -4271,6 +4506,13 @@
         </w:rPr>
         <w:t xml:space="preserve"> </w:t>
       </w:r>
+    </w:p>
+    <w:p>
+      <w:pPr>
+        <w:pStyle w:val="FirstParagraph"/>
+        <w:ind w:left="480" w:hanging="480"/>
+        <w:spacing w:before="0" w:after="0"/>
+      </w:pPr>
       <w:r>
         <w:rPr>
           <w:rFonts w:ascii="Times New Roman" w:hAnsi="Times New Roman" w:eastAsia="Times New Roman" w:cs="Times New Roman"/>
@@ -4315,6 +4557,13 @@
         </w:rPr>
         <w:t xml:space="preserve"> </w:t>
       </w:r>
+    </w:p>
+    <w:p>
+      <w:pPr>
+        <w:pStyle w:val="FirstParagraph"/>
+        <w:ind w:left="480" w:hanging="480"/>
+        <w:spacing w:before="0" w:after="0"/>
+      </w:pPr>
       <w:r>
         <w:rPr>
           <w:rFonts w:ascii="Times New Roman" w:hAnsi="Times New Roman" w:eastAsia="Times New Roman" w:cs="Times New Roman"/>
@@ -4359,6 +4608,13 @@
         </w:rPr>
         <w:t xml:space="preserve"> </w:t>
       </w:r>
+    </w:p>
+    <w:p>
+      <w:pPr>
+        <w:pStyle w:val="FirstParagraph"/>
+        <w:ind w:left="480" w:hanging="480"/>
+        <w:spacing w:before="0" w:after="180"/>
+      </w:pPr>
       <w:r>
         <w:rPr>
           <w:rFonts w:ascii="Times New Roman" w:hAnsi="Times New Roman" w:eastAsia="Times New Roman" w:cs="Times New Roman"/>
@@ -4400,6 +4656,16 @@
     </w:p>
     <w:p>
       <w:pPr>
+        <w:spacing w:before="0" w:after="0"/>
+      </w:pPr>
+    </w:p>
+    <w:p>
+      <w:pPr>
+        <w:spacing w:before="0" w:after="0"/>
+      </w:pPr>
+    </w:p>
+    <w:p>
+      <w:pPr>
         <w:spacing w:before="160" w:after="80"/>
       </w:pPr>
       <w:r>
@@ -4437,6 +4703,8 @@
     <w:p>
       <w:pPr>
         <w:pStyle w:val="FirstParagraph"/>
+        <w:ind w:left="480" w:hanging="480"/>
+        <w:spacing w:after="0"/>
       </w:pPr>
       <w:r>
         <w:rPr>
@@ -4466,7 +4734,20 @@
         <w:rPr>
           <w:rFonts w:hint="eastAsia" w:ascii="Times New Roman" w:hAnsi="Times New Roman" w:eastAsia="Times New Roman" w:cs="Times New Roman"/>
         </w:rPr>
-        <w:t xml:space="preserve">（）A.</w:t>
+        <w:t xml:space="preserve">（）</w:t>
+      </w:r>
+    </w:p>
+    <w:p>
+      <w:pPr>
+        <w:pStyle w:val="FirstParagraph"/>
+        <w:ind w:left="480" w:hanging="480"/>
+        <w:spacing w:before="0" w:after="0"/>
+      </w:pPr>
+      <w:r>
+        <w:rPr>
+          <w:rFonts w:hint="eastAsia" w:ascii="Times New Roman" w:hAnsi="Times New Roman" w:eastAsia="Times New Roman" w:cs="Times New Roman"/>
+        </w:rPr>
+        <w:t xml:space="preserve">A.</w:t>
       </w:r>
       <w:r>
         <w:rPr>
@@ -4550,6 +4831,13 @@
         </w:rPr>
         <w:t xml:space="preserve"> </w:t>
       </w:r>
+    </w:p>
+    <w:p>
+      <w:pPr>
+        <w:pStyle w:val="FirstParagraph"/>
+        <w:ind w:left="480" w:hanging="480"/>
+        <w:spacing w:before="0" w:after="0"/>
+      </w:pPr>
       <w:r>
         <w:rPr>
           <w:rFonts w:ascii="Times New Roman" w:hAnsi="Times New Roman" w:eastAsia="Times New Roman" w:cs="Times New Roman"/>
@@ -4640,6 +4928,13 @@
         </w:rPr>
         <w:t xml:space="preserve"> </w:t>
       </w:r>
+    </w:p>
+    <w:p>
+      <w:pPr>
+        <w:pStyle w:val="FirstParagraph"/>
+        <w:ind w:left="480" w:hanging="480"/>
+        <w:spacing w:before="0" w:after="0"/>
+      </w:pPr>
       <w:r>
         <w:rPr>
           <w:rFonts w:ascii="Times New Roman" w:hAnsi="Times New Roman" w:eastAsia="Times New Roman" w:cs="Times New Roman"/>
@@ -4728,6 +5023,13 @@
         </w:rPr>
         <w:t xml:space="preserve"> </w:t>
       </w:r>
+    </w:p>
+    <w:p>
+      <w:pPr>
+        <w:pStyle w:val="FirstParagraph"/>
+        <w:ind w:left="480" w:hanging="480"/>
+        <w:spacing w:before="0" w:after="180"/>
+      </w:pPr>
       <w:r>
         <w:rPr>
           <w:rFonts w:ascii="Times New Roman" w:hAnsi="Times New Roman" w:eastAsia="Times New Roman" w:cs="Times New Roman"/>
@@ -4901,6 +5203,16 @@
     </w:p>
     <w:p>
       <w:pPr>
+        <w:spacing w:before="0" w:after="0"/>
+      </w:pPr>
+    </w:p>
+    <w:p>
+      <w:pPr>
+        <w:spacing w:before="0" w:after="0"/>
+      </w:pPr>
+    </w:p>
+    <w:p>
+      <w:pPr>
         <w:spacing w:before="160" w:after="80"/>
       </w:pPr>
       <w:r>
@@ -4938,6 +5250,8 @@
     <w:p>
       <w:pPr>
         <w:pStyle w:val="FirstParagraph"/>
+        <w:ind w:left="480" w:hanging="480"/>
+        <w:spacing w:after="0"/>
       </w:pPr>
       <w:r>
         <w:rPr>
@@ -4987,6 +5301,13 @@
         </w:rPr>
         <w:t xml:space="preserve"> </w:t>
       </w:r>
+    </w:p>
+    <w:p>
+      <w:pPr>
+        <w:pStyle w:val="FirstParagraph"/>
+        <w:ind w:left="480" w:hanging="480"/>
+        <w:spacing w:before="0" w:after="0"/>
+      </w:pPr>
       <w:r>
         <w:rPr>
           <w:rFonts w:ascii="Times New Roman" w:hAnsi="Times New Roman" w:eastAsia="Times New Roman" w:cs="Times New Roman"/>
@@ -5076,7 +5397,20 @@
         <w:rPr>
           <w:rFonts w:ascii="Times New Roman" w:hAnsi="Times New Roman" w:eastAsia="Times New Roman" w:cs="Times New Roman"/>
         </w:rPr>
-        <w:t xml:space="preserve">) B. </w:t>
+        <w:t xml:space="preserve">) </w:t>
+      </w:r>
+    </w:p>
+    <w:p>
+      <w:pPr>
+        <w:pStyle w:val="FirstParagraph"/>
+        <w:ind w:left="480" w:hanging="480"/>
+        <w:spacing w:before="0" w:after="0"/>
+      </w:pPr>
+      <w:r>
+        <w:rPr>
+          <w:rFonts w:ascii="Times New Roman" w:hAnsi="Times New Roman" w:eastAsia="Times New Roman" w:cs="Times New Roman"/>
+        </w:rPr>
+        <w:t xml:space="preserve">B. </w:t>
       </w:r>
       <w:r>
         <w:rPr>
@@ -5146,7 +5480,20 @@
         <w:rPr>
           <w:rFonts w:ascii="Times New Roman" w:hAnsi="Times New Roman" w:eastAsia="Times New Roman" w:cs="Times New Roman"/>
         </w:rPr>
-        <w:t xml:space="preserve">) C. </w:t>
+        <w:t xml:space="preserve">) </w:t>
+      </w:r>
+    </w:p>
+    <w:p>
+      <w:pPr>
+        <w:pStyle w:val="FirstParagraph"/>
+        <w:ind w:left="480" w:hanging="480"/>
+        <w:spacing w:before="0" w:after="0"/>
+      </w:pPr>
+      <w:r>
+        <w:rPr>
+          <w:rFonts w:ascii="Times New Roman" w:hAnsi="Times New Roman" w:eastAsia="Times New Roman" w:cs="Times New Roman"/>
+        </w:rPr>
+        <w:t xml:space="preserve">C. </w:t>
       </w:r>
       <w:r>
         <w:rPr>
@@ -5216,7 +5563,20 @@
         <w:rPr>
           <w:rFonts w:ascii="Times New Roman" w:hAnsi="Times New Roman" w:eastAsia="Times New Roman" w:cs="Times New Roman"/>
         </w:rPr>
-        <w:t xml:space="preserve">) D. </w:t>
+        <w:t xml:space="preserve">) </w:t>
+      </w:r>
+    </w:p>
+    <w:p>
+      <w:pPr>
+        <w:pStyle w:val="FirstParagraph"/>
+        <w:ind w:left="480" w:hanging="480"/>
+        <w:spacing w:before="0" w:after="180"/>
+      </w:pPr>
+      <w:r>
+        <w:rPr>
+          <w:rFonts w:ascii="Times New Roman" w:hAnsi="Times New Roman" w:eastAsia="Times New Roman" w:cs="Times New Roman"/>
+        </w:rPr>
+        <w:t xml:space="preserve">D. </w:t>
       </w:r>
       <w:r>
         <w:rPr>
@@ -5315,6 +5675,16 @@
     </w:p>
     <w:p>
       <w:pPr>
+        <w:spacing w:before="0" w:after="0"/>
+      </w:pPr>
+    </w:p>
+    <w:p>
+      <w:pPr>
+        <w:spacing w:before="0" w:after="0"/>
+      </w:pPr>
+    </w:p>
+    <w:p>
+      <w:pPr>
         <w:spacing w:before="160" w:after="80"/>
       </w:pPr>
       <w:r>
@@ -5352,6 +5722,8 @@
     <w:p>
       <w:pPr>
         <w:pStyle w:val="FirstParagraph"/>
+        <w:ind w:left="480" w:hanging="480"/>
+        <w:spacing w:after="0"/>
       </w:pPr>
       <w:r>
         <w:rPr>
@@ -5431,23 +5803,63 @@
         </w:rPr>
         <w:t xml:space="preserve"> </w:t>
       </w:r>
-      <w:r>
-        <w:rPr>
-          <w:rFonts w:ascii="Times New Roman" w:hAnsi="Times New Roman" w:eastAsia="Times New Roman" w:cs="Times New Roman"/>
-        </w:rPr>
-        <w:t xml:space="preserve">A.C B.Na</w:t>
-      </w:r>
-      <w:r>
-        <w:rPr>
-          <w:rFonts w:ascii="Times New Roman" w:hAnsi="Times New Roman" w:eastAsia="Times New Roman" w:cs="Times New Roman"/>
-        </w:rPr>
-        <w:t xml:space="preserve"> </w:t>
-      </w:r>
-      <w:r>
-        <w:rPr>
-          <w:rFonts w:ascii="Times New Roman" w:hAnsi="Times New Roman" w:eastAsia="Times New Roman" w:cs="Times New Roman"/>
-        </w:rPr>
-        <w:t xml:space="preserve">C.Ne D.N</w:t>
+    </w:p>
+    <w:p>
+      <w:pPr>
+        <w:pStyle w:val="FirstParagraph"/>
+        <w:ind w:left="480" w:hanging="480"/>
+        <w:spacing w:before="0" w:after="0"/>
+      </w:pPr>
+      <w:r>
+        <w:rPr>
+          <w:rFonts w:ascii="Times New Roman" w:hAnsi="Times New Roman" w:eastAsia="Times New Roman" w:cs="Times New Roman"/>
+        </w:rPr>
+        <w:t xml:space="preserve">A.C </w:t>
+      </w:r>
+    </w:p>
+    <w:p>
+      <w:pPr>
+        <w:pStyle w:val="FirstParagraph"/>
+        <w:ind w:left="480" w:hanging="480"/>
+        <w:spacing w:before="0" w:after="0"/>
+      </w:pPr>
+      <w:r>
+        <w:rPr>
+          <w:rFonts w:ascii="Times New Roman" w:hAnsi="Times New Roman" w:eastAsia="Times New Roman" w:cs="Times New Roman"/>
+        </w:rPr>
+        <w:t xml:space="preserve">B.Na</w:t>
+      </w:r>
+      <w:r>
+        <w:rPr>
+          <w:rFonts w:ascii="Times New Roman" w:hAnsi="Times New Roman" w:eastAsia="Times New Roman" w:cs="Times New Roman"/>
+        </w:rPr>
+        <w:t xml:space="preserve"> </w:t>
+      </w:r>
+    </w:p>
+    <w:p>
+      <w:pPr>
+        <w:pStyle w:val="FirstParagraph"/>
+        <w:ind w:left="480" w:hanging="480"/>
+        <w:spacing w:before="0" w:after="0"/>
+      </w:pPr>
+      <w:r>
+        <w:rPr>
+          <w:rFonts w:ascii="Times New Roman" w:hAnsi="Times New Roman" w:eastAsia="Times New Roman" w:cs="Times New Roman"/>
+        </w:rPr>
+        <w:t xml:space="preserve">C.Ne </w:t>
+      </w:r>
+    </w:p>
+    <w:p>
+      <w:pPr>
+        <w:pStyle w:val="FirstParagraph"/>
+        <w:ind w:left="480" w:hanging="480"/>
+        <w:spacing w:before="0" w:after="180"/>
+      </w:pPr>
+      <w:r>
+        <w:rPr>
+          <w:rFonts w:ascii="Times New Roman" w:hAnsi="Times New Roman" w:eastAsia="Times New Roman" w:cs="Times New Roman"/>
+        </w:rPr>
+        <w:t xml:space="preserve">D.N</w:t>
       </w:r>
     </w:p>
     <w:p>
@@ -5504,6 +5916,16 @@
     </w:p>
     <w:p>
       <w:pPr>
+        <w:spacing w:before="0" w:after="0"/>
+      </w:pPr>
+    </w:p>
+    <w:p>
+      <w:pPr>
+        <w:spacing w:before="0" w:after="0"/>
+      </w:pPr>
+    </w:p>
+    <w:p>
+      <w:pPr>
         <w:spacing w:before="160" w:after="80"/>
       </w:pPr>
       <w:r>
@@ -5576,6 +5998,8 @@
     <w:p>
       <w:pPr>
         <w:pStyle w:val="BodyText"/>
+        <w:ind w:left="480" w:hanging="480"/>
+        <w:spacing w:after="0"/>
       </w:pPr>
       <m:oMath>
         <m:oMathPr>
@@ -5725,12 +6149,68 @@
         </w:rPr>
         <w:t xml:space="preserve"> </w:t>
       </w:r>
-      <w:r>
-        <w:rPr>
-          <w:rFonts w:ascii="Times New Roman" w:hAnsi="Times New Roman" w:eastAsia="Times New Roman" w:cs="Times New Roman"/>
-        </w:rPr>
-        <w:t xml:space="preserve">A. 38 B. 55 C. 100 D. 135</w:t>
-      </w:r>
+    </w:p>
+    <w:p>
+      <w:pPr>
+        <w:pStyle w:val="BodyText"/>
+        <w:ind w:left="480" w:hanging="480"/>
+        <w:spacing w:before="0" w:after="0"/>
+      </w:pPr>
+      <w:r>
+        <w:rPr>
+          <w:rFonts w:ascii="Times New Roman" w:hAnsi="Times New Roman" w:eastAsia="Times New Roman" w:cs="Times New Roman"/>
+        </w:rPr>
+        <w:t xml:space="preserve">A. 38 </w:t>
+      </w:r>
+    </w:p>
+    <w:p>
+      <w:pPr>
+        <w:pStyle w:val="BodyText"/>
+        <w:ind w:left="480" w:hanging="480"/>
+        <w:spacing w:before="0" w:after="0"/>
+      </w:pPr>
+      <w:r>
+        <w:rPr>
+          <w:rFonts w:ascii="Times New Roman" w:hAnsi="Times New Roman" w:eastAsia="Times New Roman" w:cs="Times New Roman"/>
+        </w:rPr>
+        <w:t xml:space="preserve">B. 55 </w:t>
+      </w:r>
+    </w:p>
+    <w:p>
+      <w:pPr>
+        <w:pStyle w:val="BodyText"/>
+        <w:ind w:left="480" w:hanging="480"/>
+        <w:spacing w:before="0" w:after="0"/>
+      </w:pPr>
+      <w:r>
+        <w:rPr>
+          <w:rFonts w:ascii="Times New Roman" w:hAnsi="Times New Roman" w:eastAsia="Times New Roman" w:cs="Times New Roman"/>
+        </w:rPr>
+        <w:t xml:space="preserve">C. 100 </w:t>
+      </w:r>
+    </w:p>
+    <w:p>
+      <w:pPr>
+        <w:pStyle w:val="BodyText"/>
+        <w:ind w:left="480" w:hanging="480"/>
+        <w:spacing w:before="0" w:after="180"/>
+      </w:pPr>
+      <w:r>
+        <w:rPr>
+          <w:rFonts w:ascii="Times New Roman" w:hAnsi="Times New Roman" w:eastAsia="Times New Roman" w:cs="Times New Roman"/>
+        </w:rPr>
+        <w:t xml:space="preserve">D. 135</w:t>
+      </w:r>
+    </w:p>
+    <w:p>
+      <w:pPr>
+        <w:spacing w:before="0" w:after="0"/>
+      </w:pPr>
+    </w:p>
+    <w:p>
+      <w:pPr>
+        <w:spacing w:before="0" w:after="0"/>
+      </w:pPr>
     </w:p>
     <w:p>
       <w:pPr>
@@ -5771,6 +6251,8 @@
     <w:p>
       <w:pPr>
         <w:pStyle w:val="FirstParagraph"/>
+        <w:ind w:left="480" w:hanging="480"/>
+        <w:spacing w:after="0"/>
       </w:pPr>
       <w:r>
         <w:rPr>
@@ -5880,6 +6362,13 @@
         </w:rPr>
         <w:t xml:space="preserve"> </w:t>
       </w:r>
+    </w:p>
+    <w:p>
+      <w:pPr>
+        <w:pStyle w:val="FirstParagraph"/>
+        <w:ind w:left="480" w:hanging="480"/>
+        <w:spacing w:before="0" w:after="0"/>
+      </w:pPr>
       <w:r>
         <w:rPr>
           <w:rFonts w:ascii="Times New Roman" w:hAnsi="Times New Roman" w:eastAsia="Times New Roman" w:cs="Times New Roman"/>
@@ -5946,6 +6435,13 @@
         </w:rPr>
         <w:t xml:space="preserve"> </w:t>
       </w:r>
+    </w:p>
+    <w:p>
+      <w:pPr>
+        <w:pStyle w:val="FirstParagraph"/>
+        <w:ind w:left="480" w:hanging="480"/>
+        <w:spacing w:before="0" w:after="0"/>
+      </w:pPr>
       <w:r>
         <w:rPr>
           <w:rFonts w:ascii="Times New Roman" w:hAnsi="Times New Roman" w:eastAsia="Times New Roman" w:cs="Times New Roman"/>
@@ -5964,6 +6460,13 @@
         </w:rPr>
         <w:t xml:space="preserve"> </w:t>
       </w:r>
+    </w:p>
+    <w:p>
+      <w:pPr>
+        <w:pStyle w:val="FirstParagraph"/>
+        <w:ind w:left="480" w:hanging="480"/>
+        <w:spacing w:before="0" w:after="0"/>
+      </w:pPr>
       <w:r>
         <w:rPr>
           <w:rFonts w:ascii="Times New Roman" w:hAnsi="Times New Roman" w:eastAsia="Times New Roman" w:cs="Times New Roman"/>
@@ -6006,6 +6509,13 @@
         </w:rPr>
         <w:t xml:space="preserve"> </w:t>
       </w:r>
+    </w:p>
+    <w:p>
+      <w:pPr>
+        <w:pStyle w:val="FirstParagraph"/>
+        <w:ind w:left="480" w:hanging="480"/>
+        <w:spacing w:before="0" w:after="180"/>
+      </w:pPr>
       <w:r>
         <w:rPr>
           <w:rFonts w:ascii="Times New Roman" w:hAnsi="Times New Roman" w:eastAsia="Times New Roman" w:cs="Times New Roman"/>
@@ -6042,6 +6552,16 @@
         </w:rPr>
         <w:t>甲</w:t>
       </w:r>
+    </w:p>
+    <w:p>
+      <w:pPr>
+        <w:spacing w:before="0" w:after="0"/>
+      </w:pPr>
+    </w:p>
+    <w:p>
+      <w:pPr>
+        <w:spacing w:before="0" w:after="0"/>
+      </w:pPr>
     </w:p>
     <w:p>
       <w:pPr>
@@ -6082,6 +6602,8 @@
     <w:p>
       <w:pPr>
         <w:pStyle w:val="FirstParagraph"/>
+        <w:ind w:left="480" w:hanging="480"/>
+        <w:spacing w:after="0"/>
       </w:pPr>
       <w:r>
         <w:rPr>
@@ -6172,6 +6694,13 @@
         </w:rPr>
         <w:t xml:space="preserve"> </w:t>
       </w:r>
+    </w:p>
+    <w:p>
+      <w:pPr>
+        <w:pStyle w:val="FirstParagraph"/>
+        <w:ind w:left="480" w:hanging="480"/>
+        <w:spacing w:before="0" w:after="0"/>
+      </w:pPr>
       <w:r>
         <w:rPr>
           <w:rFonts w:ascii="Times New Roman" w:hAnsi="Times New Roman" w:eastAsia="Times New Roman" w:cs="Times New Roman"/>
@@ -6248,6 +6777,13 @@
         </w:rPr>
         <w:t xml:space="preserve"> </w:t>
       </w:r>
+    </w:p>
+    <w:p>
+      <w:pPr>
+        <w:pStyle w:val="FirstParagraph"/>
+        <w:ind w:left="480" w:hanging="480"/>
+        <w:spacing w:before="0" w:after="0"/>
+      </w:pPr>
       <w:r>
         <w:rPr>
           <w:rFonts w:ascii="Times New Roman" w:hAnsi="Times New Roman" w:eastAsia="Times New Roman" w:cs="Times New Roman"/>
@@ -6324,6 +6860,13 @@
         </w:rPr>
         <w:t xml:space="preserve"> </w:t>
       </w:r>
+    </w:p>
+    <w:p>
+      <w:pPr>
+        <w:pStyle w:val="FirstParagraph"/>
+        <w:ind w:left="480" w:hanging="480"/>
+        <w:spacing w:before="0" w:after="0"/>
+      </w:pPr>
       <w:r>
         <w:rPr>
           <w:rFonts w:ascii="Times New Roman" w:hAnsi="Times New Roman" w:eastAsia="Times New Roman" w:cs="Times New Roman"/>
@@ -6400,6 +6943,13 @@
         </w:rPr>
         <w:t xml:space="preserve"> </w:t>
       </w:r>
+    </w:p>
+    <w:p>
+      <w:pPr>
+        <w:pStyle w:val="FirstParagraph"/>
+        <w:ind w:left="480" w:hanging="480"/>
+        <w:spacing w:before="0" w:after="180"/>
+      </w:pPr>
       <w:r>
         <w:rPr>
           <w:rFonts w:ascii="Times New Roman" w:hAnsi="Times New Roman" w:eastAsia="Times New Roman" w:cs="Times New Roman"/>
@@ -6473,6 +7023,16 @@
     </w:p>
     <w:p>
       <w:pPr>
+        <w:spacing w:before="0" w:after="0"/>
+      </w:pPr>
+    </w:p>
+    <w:p>
+      <w:pPr>
+        <w:spacing w:before="0" w:after="0"/>
+      </w:pPr>
+    </w:p>
+    <w:p>
+      <w:pPr>
         <w:spacing w:before="160" w:after="80"/>
       </w:pPr>
       <w:r>
@@ -6510,6 +7070,8 @@
     <w:p>
       <w:pPr>
         <w:pStyle w:val="FirstParagraph"/>
+        <w:ind w:left="480" w:hanging="480"/>
+        <w:spacing w:after="0"/>
       </w:pPr>
       <w:r>
         <w:rPr>
@@ -6523,6 +7085,13 @@
         </w:rPr>
         <w:t xml:space="preserve"> </w:t>
       </w:r>
+    </w:p>
+    <w:p>
+      <w:pPr>
+        <w:pStyle w:val="FirstParagraph"/>
+        <w:ind w:left="480" w:hanging="480"/>
+        <w:spacing w:before="0" w:after="0"/>
+      </w:pPr>
       <w:r>
         <w:rPr>
           <w:rFonts w:ascii="Times New Roman" w:hAnsi="Times New Roman" w:eastAsia="Times New Roman" w:cs="Times New Roman"/>
@@ -6541,6 +7110,13 @@
         </w:rPr>
         <w:t xml:space="preserve"> </w:t>
       </w:r>
+    </w:p>
+    <w:p>
+      <w:pPr>
+        <w:pStyle w:val="FirstParagraph"/>
+        <w:ind w:left="480" w:hanging="480"/>
+        <w:spacing w:before="0" w:after="0"/>
+      </w:pPr>
       <w:r>
         <w:rPr>
           <w:rFonts w:ascii="Times New Roman" w:hAnsi="Times New Roman" w:eastAsia="Times New Roman" w:cs="Times New Roman"/>
@@ -6571,6 +7147,13 @@
         </w:rPr>
         <w:t xml:space="preserve"> </w:t>
       </w:r>
+    </w:p>
+    <w:p>
+      <w:pPr>
+        <w:pStyle w:val="FirstParagraph"/>
+        <w:ind w:left="480" w:hanging="480"/>
+        <w:spacing w:before="0" w:after="0"/>
+      </w:pPr>
       <w:r>
         <w:rPr>
           <w:rFonts w:ascii="Times New Roman" w:hAnsi="Times New Roman" w:eastAsia="Times New Roman" w:cs="Times New Roman"/>
@@ -6601,6 +7184,13 @@
         </w:rPr>
         <w:t xml:space="preserve"> </w:t>
       </w:r>
+    </w:p>
+    <w:p>
+      <w:pPr>
+        <w:pStyle w:val="FirstParagraph"/>
+        <w:ind w:left="480" w:hanging="480"/>
+        <w:spacing w:before="0" w:after="180"/>
+      </w:pPr>
       <w:r>
         <w:rPr>
           <w:rFonts w:ascii="Times New Roman" w:hAnsi="Times New Roman" w:eastAsia="Times New Roman" w:cs="Times New Roman"/>
@@ -6625,6 +7215,16 @@
         </w:rPr>
         <w:t xml:space="preserve">三个量子数具有一定数值时的一个波函数</w:t>
       </w:r>
+    </w:p>
+    <w:p>
+      <w:pPr>
+        <w:spacing w:before="0" w:after="0"/>
+      </w:pPr>
+    </w:p>
+    <w:p>
+      <w:pPr>
+        <w:spacing w:before="0" w:after="0"/>
+      </w:pPr>
     </w:p>
     <w:p>
       <w:pPr>
@@ -6665,6 +7265,8 @@
     <w:p>
       <w:pPr>
         <w:pStyle w:val="FirstParagraph"/>
+        <w:ind w:left="480" w:hanging="480"/>
+        <w:spacing w:after="0"/>
       </w:pPr>
       <w:r>
         <w:rPr>
@@ -6696,12 +7298,68 @@
         </w:rPr>
         <w:t xml:space="preserve"> </w:t>
       </w:r>
-      <w:r>
-        <w:rPr>
-          <w:rFonts w:ascii="Times New Roman" w:hAnsi="Times New Roman" w:eastAsia="Times New Roman" w:cs="Times New Roman"/>
-        </w:rPr>
-        <w:t xml:space="preserve">A. 2 B. 15 C. 38 D. 42</w:t>
-      </w:r>
+    </w:p>
+    <w:p>
+      <w:pPr>
+        <w:pStyle w:val="FirstParagraph"/>
+        <w:ind w:left="480" w:hanging="480"/>
+        <w:spacing w:before="0" w:after="0"/>
+      </w:pPr>
+      <w:r>
+        <w:rPr>
+          <w:rFonts w:ascii="Times New Roman" w:hAnsi="Times New Roman" w:eastAsia="Times New Roman" w:cs="Times New Roman"/>
+        </w:rPr>
+        <w:t xml:space="preserve">A. 2 </w:t>
+      </w:r>
+    </w:p>
+    <w:p>
+      <w:pPr>
+        <w:pStyle w:val="FirstParagraph"/>
+        <w:ind w:left="480" w:hanging="480"/>
+        <w:spacing w:before="0" w:after="0"/>
+      </w:pPr>
+      <w:r>
+        <w:rPr>
+          <w:rFonts w:ascii="Times New Roman" w:hAnsi="Times New Roman" w:eastAsia="Times New Roman" w:cs="Times New Roman"/>
+        </w:rPr>
+        <w:t xml:space="preserve">B. 15 </w:t>
+      </w:r>
+    </w:p>
+    <w:p>
+      <w:pPr>
+        <w:pStyle w:val="FirstParagraph"/>
+        <w:ind w:left="480" w:hanging="480"/>
+        <w:spacing w:before="0" w:after="0"/>
+      </w:pPr>
+      <w:r>
+        <w:rPr>
+          <w:rFonts w:ascii="Times New Roman" w:hAnsi="Times New Roman" w:eastAsia="Times New Roman" w:cs="Times New Roman"/>
+        </w:rPr>
+        <w:t xml:space="preserve">C. 38 </w:t>
+      </w:r>
+    </w:p>
+    <w:p>
+      <w:pPr>
+        <w:pStyle w:val="FirstParagraph"/>
+        <w:ind w:left="480" w:hanging="480"/>
+        <w:spacing w:before="0" w:after="180"/>
+      </w:pPr>
+      <w:r>
+        <w:rPr>
+          <w:rFonts w:ascii="Times New Roman" w:hAnsi="Times New Roman" w:eastAsia="Times New Roman" w:cs="Times New Roman"/>
+        </w:rPr>
+        <w:t xml:space="preserve">D. 42</w:t>
+      </w:r>
+    </w:p>
+    <w:p>
+      <w:pPr>
+        <w:spacing w:before="0" w:after="0"/>
+      </w:pPr>
+    </w:p>
+    <w:p>
+      <w:pPr>
+        <w:spacing w:before="0" w:after="0"/>
+      </w:pPr>
     </w:p>
     <w:p>
       <w:pPr>
@@ -6742,6 +7400,8 @@
     <w:p>
       <w:pPr>
         <w:pStyle w:val="FirstParagraph"/>
+        <w:ind w:left="480" w:hanging="480"/>
+        <w:spacing w:after="0"/>
       </w:pPr>
       <w:r>
         <w:rPr>
@@ -6916,11 +7576,57 @@
         </w:rPr>
         <w:t xml:space="preserve"> </w:t>
       </w:r>
-      <w:r>
-        <w:rPr>
-          <w:rFonts w:ascii="Times New Roman" w:hAnsi="Times New Roman" w:eastAsia="Times New Roman" w:cs="Times New Roman"/>
-        </w:rPr>
-        <w:t xml:space="preserve">A. 5、10、15 B. 8、18、18 C. 8、10、15 D. 9、10、15</w:t>
+    </w:p>
+    <w:p>
+      <w:pPr>
+        <w:pStyle w:val="FirstParagraph"/>
+        <w:ind w:left="480" w:hanging="480"/>
+        <w:spacing w:before="0" w:after="0"/>
+      </w:pPr>
+      <w:r>
+        <w:rPr>
+          <w:rFonts w:ascii="Times New Roman" w:hAnsi="Times New Roman" w:eastAsia="Times New Roman" w:cs="Times New Roman"/>
+        </w:rPr>
+        <w:t xml:space="preserve">A. 5、10、15 </w:t>
+      </w:r>
+    </w:p>
+    <w:p>
+      <w:pPr>
+        <w:pStyle w:val="FirstParagraph"/>
+        <w:ind w:left="480" w:hanging="480"/>
+        <w:spacing w:before="0" w:after="0"/>
+      </w:pPr>
+      <w:r>
+        <w:rPr>
+          <w:rFonts w:ascii="Times New Roman" w:hAnsi="Times New Roman" w:eastAsia="Times New Roman" w:cs="Times New Roman"/>
+        </w:rPr>
+        <w:t xml:space="preserve">B. 8、18、18 </w:t>
+      </w:r>
+    </w:p>
+    <w:p>
+      <w:pPr>
+        <w:pStyle w:val="FirstParagraph"/>
+        <w:ind w:left="480" w:hanging="480"/>
+        <w:spacing w:before="0" w:after="0"/>
+      </w:pPr>
+      <w:r>
+        <w:rPr>
+          <w:rFonts w:ascii="Times New Roman" w:hAnsi="Times New Roman" w:eastAsia="Times New Roman" w:cs="Times New Roman"/>
+        </w:rPr>
+        <w:t xml:space="preserve">C. 8、10、15 </w:t>
+      </w:r>
+    </w:p>
+    <w:p>
+      <w:pPr>
+        <w:pStyle w:val="FirstParagraph"/>
+        <w:ind w:left="480" w:hanging="480"/>
+        <w:spacing w:before="0" w:after="180"/>
+      </w:pPr>
+      <w:r>
+        <w:rPr>
+          <w:rFonts w:ascii="Times New Roman" w:hAnsi="Times New Roman" w:eastAsia="Times New Roman" w:cs="Times New Roman"/>
+        </w:rPr>
+        <w:t xml:space="preserve">D. 9、10、15</w:t>
       </w:r>
     </w:p>
     <w:p>
@@ -7507,6 +8213,16 @@
     </w:tbl>
     <w:p>
       <w:pPr>
+        <w:spacing w:before="0" w:after="0"/>
+      </w:pPr>
+    </w:p>
+    <w:p>
+      <w:pPr>
+        <w:spacing w:before="0" w:after="0"/>
+      </w:pPr>
+    </w:p>
+    <w:p>
+      <w:pPr>
         <w:spacing w:before="160" w:after="80"/>
       </w:pPr>
       <w:r>
@@ -7544,6 +8260,8 @@
     <w:p>
       <w:pPr>
         <w:pStyle w:val="FirstParagraph"/>
+        <w:ind w:left="480" w:hanging="480"/>
+        <w:spacing w:after="0"/>
       </w:pPr>
       <w:r>
         <w:rPr>
@@ -7581,6 +8299,13 @@
         </w:rPr>
         <w:t xml:space="preserve"> </w:t>
       </w:r>
+    </w:p>
+    <w:p>
+      <w:pPr>
+        <w:pStyle w:val="FirstParagraph"/>
+        <w:ind w:left="480" w:hanging="480"/>
+        <w:spacing w:before="0" w:after="0"/>
+      </w:pPr>
       <w:r>
         <w:rPr>
           <w:rFonts w:ascii="Times New Roman" w:hAnsi="Times New Roman" w:eastAsia="Times New Roman" w:cs="Times New Roman"/>
@@ -7597,7 +8322,20 @@
         <w:rPr>
           <w:rFonts w:ascii="Times New Roman" w:hAnsi="Times New Roman" w:eastAsia="Times New Roman" w:cs="Times New Roman"/>
         </w:rPr>
-        <w:t xml:space="preserve"> R B. S </w:t>
+        <w:t xml:space="preserve"> R </w:t>
+      </w:r>
+    </w:p>
+    <w:p>
+      <w:pPr>
+        <w:pStyle w:val="FirstParagraph"/>
+        <w:ind w:left="480" w:hanging="480"/>
+        <w:spacing w:before="0" w:after="0"/>
+      </w:pPr>
+      <w:r>
+        <w:rPr>
+          <w:rFonts w:ascii="Times New Roman" w:hAnsi="Times New Roman" w:eastAsia="Times New Roman" w:cs="Times New Roman"/>
+        </w:rPr>
+        <w:t xml:space="preserve">B. S </w:t>
       </w:r>
       <w:r>
         <w:rPr>
@@ -7609,7 +8347,20 @@
         <w:rPr>
           <w:rFonts w:ascii="Times New Roman" w:hAnsi="Times New Roman" w:eastAsia="Times New Roman" w:cs="Times New Roman"/>
         </w:rPr>
-        <w:t xml:space="preserve"> T C. T </w:t>
+        <w:t xml:space="preserve"> T </w:t>
+      </w:r>
+    </w:p>
+    <w:p>
+      <w:pPr>
+        <w:pStyle w:val="FirstParagraph"/>
+        <w:ind w:left="480" w:hanging="480"/>
+        <w:spacing w:before="0" w:after="0"/>
+      </w:pPr>
+      <w:r>
+        <w:rPr>
+          <w:rFonts w:ascii="Times New Roman" w:hAnsi="Times New Roman" w:eastAsia="Times New Roman" w:cs="Times New Roman"/>
+        </w:rPr>
+        <w:t xml:space="preserve">C. T </w:t>
       </w:r>
       <w:r>
         <w:rPr>
@@ -7621,7 +8372,20 @@
         <w:rPr>
           <w:rFonts w:ascii="Times New Roman" w:hAnsi="Times New Roman" w:eastAsia="Times New Roman" w:cs="Times New Roman"/>
         </w:rPr>
-        <w:t xml:space="preserve"> U D. R </w:t>
+        <w:t xml:space="preserve"> U </w:t>
+      </w:r>
+    </w:p>
+    <w:p>
+      <w:pPr>
+        <w:pStyle w:val="FirstParagraph"/>
+        <w:ind w:left="480" w:hanging="480"/>
+        <w:spacing w:before="0" w:after="180"/>
+      </w:pPr>
+      <w:r>
+        <w:rPr>
+          <w:rFonts w:ascii="Times New Roman" w:hAnsi="Times New Roman" w:eastAsia="Times New Roman" w:cs="Times New Roman"/>
+        </w:rPr>
+        <w:t xml:space="preserve">D. R </w:t>
       </w:r>
       <w:r>
         <w:rPr>
@@ -7647,6 +8411,16 @@
         </w:rPr>
         <w:t xml:space="preserve"> U</w:t>
       </w:r>
+    </w:p>
+    <w:p>
+      <w:pPr>
+        <w:spacing w:before="0" w:after="0"/>
+      </w:pPr>
+    </w:p>
+    <w:p>
+      <w:pPr>
+        <w:spacing w:before="0" w:after="0"/>
+      </w:pPr>
     </w:p>
     <w:p>
       <w:pPr>
@@ -8064,6 +8838,31 @@
         </w:rPr>
         <w:t xml:space="preserve">的颜色来源</w:t>
       </w:r>
+    </w:p>
+    <w:p>
+      <w:pPr>
+        <w:spacing w:before="0" w:after="0"/>
+      </w:pPr>
+    </w:p>
+    <w:p>
+      <w:pPr>
+        <w:spacing w:before="0" w:after="0"/>
+      </w:pPr>
+    </w:p>
+    <w:p>
+      <w:pPr>
+        <w:spacing w:before="0" w:after="0"/>
+      </w:pPr>
+    </w:p>
+    <w:p>
+      <w:pPr>
+        <w:spacing w:before="0" w:after="0"/>
+      </w:pPr>
+    </w:p>
+    <w:p>
+      <w:pPr>
+        <w:spacing w:before="0" w:after="0"/>
+      </w:pPr>
     </w:p>
     <w:p>
       <w:pPr>
@@ -9369,6 +10168,46 @@
     </w:p>
     <w:p>
       <w:pPr>
+        <w:spacing w:before="0" w:after="0"/>
+      </w:pPr>
+    </w:p>
+    <w:p>
+      <w:pPr>
+        <w:spacing w:before="0" w:after="0"/>
+      </w:pPr>
+    </w:p>
+    <w:p>
+      <w:pPr>
+        <w:spacing w:before="0" w:after="0"/>
+      </w:pPr>
+    </w:p>
+    <w:p>
+      <w:pPr>
+        <w:spacing w:before="0" w:after="0"/>
+      </w:pPr>
+    </w:p>
+    <w:p>
+      <w:pPr>
+        <w:spacing w:before="0" w:after="0"/>
+      </w:pPr>
+    </w:p>
+    <w:p>
+      <w:pPr>
+        <w:spacing w:before="0" w:after="0"/>
+      </w:pPr>
+    </w:p>
+    <w:p>
+      <w:pPr>
+        <w:spacing w:before="0" w:after="0"/>
+      </w:pPr>
+    </w:p>
+    <w:p>
+      <w:pPr>
+        <w:spacing w:before="0" w:after="0"/>
+      </w:pPr>
+    </w:p>
+    <w:p>
+      <w:pPr>
         <w:spacing w:before="160" w:after="80"/>
       </w:pPr>
       <w:r>
@@ -9992,7 +10831,7 @@
         </w:rPr>
         <w:drawing>
           <wp:inline>
-            <wp:extent cx="1800000" cy="1800000"/>
+            <wp:extent cx="1765385" cy="1800000"/>
             <wp:effectExtent b="0" l="0" r="0" t="0"/>
             <wp:docPr descr="" title="" id="40" name="Picture"/>
             <a:graphic>
@@ -10013,7 +10852,7 @@
                   <pic:spPr bwMode="auto">
                     <a:xfrm>
                       <a:off x="0" y="0"/>
-                      <a:ext cx="1800000" cy="1800000"/>
+                      <a:ext cx="1765385" cy="1800000"/>
                     </a:xfrm>
                     <a:prstGeom prst="rect">
                       <a:avLst/>
@@ -10484,6 +11323,46 @@
     </w:p>
     <w:p>
       <w:pPr>
+        <w:spacing w:before="0" w:after="0"/>
+      </w:pPr>
+    </w:p>
+    <w:p>
+      <w:pPr>
+        <w:spacing w:before="0" w:after="0"/>
+      </w:pPr>
+    </w:p>
+    <w:p>
+      <w:pPr>
+        <w:spacing w:before="0" w:after="0"/>
+      </w:pPr>
+    </w:p>
+    <w:p>
+      <w:pPr>
+        <w:spacing w:before="0" w:after="0"/>
+      </w:pPr>
+    </w:p>
+    <w:p>
+      <w:pPr>
+        <w:spacing w:before="0" w:after="0"/>
+      </w:pPr>
+    </w:p>
+    <w:p>
+      <w:pPr>
+        <w:spacing w:before="0" w:after="0"/>
+      </w:pPr>
+    </w:p>
+    <w:p>
+      <w:pPr>
+        <w:spacing w:before="0" w:after="0"/>
+      </w:pPr>
+    </w:p>
+    <w:p>
+      <w:pPr>
+        <w:spacing w:before="0" w:after="0"/>
+      </w:pPr>
+    </w:p>
+    <w:p>
+      <w:pPr>
         <w:spacing w:before="160" w:after="80"/>
       </w:pPr>
       <w:r>
@@ -11520,7 +12399,7 @@
         </w:rPr>
         <w:drawing>
           <wp:inline>
-            <wp:extent cx="1800000" cy="3375000"/>
+            <wp:extent cx="1800000" cy="3319266"/>
             <wp:effectExtent b="0" l="0" r="0" t="0"/>
             <wp:docPr descr="" title="" id="44" name="Picture"/>
             <a:graphic>
@@ -11541,7 +12420,7 @@
                   <pic:spPr bwMode="auto">
                     <a:xfrm>
                       <a:off x="0" y="0"/>
-                      <a:ext cx="1800000" cy="3375000"/>
+                      <a:ext cx="1800000" cy="3319266"/>
                     </a:xfrm>
                     <a:prstGeom prst="rect">
                       <a:avLst/>
@@ -11559,6 +12438,31 @@
           </wp:inline>
         </w:drawing>
       </w:r>
+    </w:p>
+    <w:p>
+      <w:pPr>
+        <w:spacing w:before="0" w:after="0"/>
+      </w:pPr>
+    </w:p>
+    <w:p>
+      <w:pPr>
+        <w:spacing w:before="0" w:after="0"/>
+      </w:pPr>
+    </w:p>
+    <w:p>
+      <w:pPr>
+        <w:spacing w:before="0" w:after="0"/>
+      </w:pPr>
+    </w:p>
+    <w:p>
+      <w:pPr>
+        <w:spacing w:before="0" w:after="0"/>
+      </w:pPr>
+    </w:p>
+    <w:p>
+      <w:pPr>
+        <w:spacing w:before="0" w:after="0"/>
+      </w:pPr>
     </w:p>
     <w:p>
       <w:pPr>
@@ -12599,6 +13503,46 @@
     </w:p>
     <w:p>
       <w:pPr>
+        <w:spacing w:before="0" w:after="0"/>
+      </w:pPr>
+    </w:p>
+    <w:p>
+      <w:pPr>
+        <w:spacing w:before="0" w:after="0"/>
+      </w:pPr>
+    </w:p>
+    <w:p>
+      <w:pPr>
+        <w:spacing w:before="0" w:after="0"/>
+      </w:pPr>
+    </w:p>
+    <w:p>
+      <w:pPr>
+        <w:spacing w:before="0" w:after="0"/>
+      </w:pPr>
+    </w:p>
+    <w:p>
+      <w:pPr>
+        <w:spacing w:before="0" w:after="0"/>
+      </w:pPr>
+    </w:p>
+    <w:p>
+      <w:pPr>
+        <w:spacing w:before="0" w:after="0"/>
+      </w:pPr>
+    </w:p>
+    <w:p>
+      <w:pPr>
+        <w:spacing w:before="0" w:after="0"/>
+      </w:pPr>
+    </w:p>
+    <w:p>
+      <w:pPr>
+        <w:spacing w:before="0" w:after="0"/>
+      </w:pPr>
+    </w:p>
+    <w:p>
+      <w:pPr>
         <w:spacing w:before="160" w:after="80"/>
       </w:pPr>
       <w:r>
@@ -13301,6 +14245,46 @@
         </w:rPr>
         <w:t>。</w:t>
       </w:r>
+    </w:p>
+    <w:p>
+      <w:pPr>
+        <w:spacing w:before="0" w:after="0"/>
+      </w:pPr>
+    </w:p>
+    <w:p>
+      <w:pPr>
+        <w:spacing w:before="0" w:after="0"/>
+      </w:pPr>
+    </w:p>
+    <w:p>
+      <w:pPr>
+        <w:spacing w:before="0" w:after="0"/>
+      </w:pPr>
+    </w:p>
+    <w:p>
+      <w:pPr>
+        <w:spacing w:before="0" w:after="0"/>
+      </w:pPr>
+    </w:p>
+    <w:p>
+      <w:pPr>
+        <w:spacing w:before="0" w:after="0"/>
+      </w:pPr>
+    </w:p>
+    <w:p>
+      <w:pPr>
+        <w:spacing w:before="0" w:after="0"/>
+      </w:pPr>
+    </w:p>
+    <w:p>
+      <w:pPr>
+        <w:spacing w:before="0" w:after="0"/>
+      </w:pPr>
+    </w:p>
+    <w:p>
+      <w:pPr>
+        <w:spacing w:before="0" w:after="0"/>
+      </w:pPr>
     </w:p>
     <w:p>
       <w:pPr>
@@ -13750,6 +14734,31 @@
         </w:rPr>
         <w:t>？</w:t>
       </w:r>
+    </w:p>
+    <w:p>
+      <w:pPr>
+        <w:spacing w:before="0" w:after="0"/>
+      </w:pPr>
+    </w:p>
+    <w:p>
+      <w:pPr>
+        <w:spacing w:before="0" w:after="0"/>
+      </w:pPr>
+    </w:p>
+    <w:p>
+      <w:pPr>
+        <w:spacing w:before="0" w:after="0"/>
+      </w:pPr>
+    </w:p>
+    <w:p>
+      <w:pPr>
+        <w:spacing w:before="0" w:after="0"/>
+      </w:pPr>
+    </w:p>
+    <w:p>
+      <w:pPr>
+        <w:spacing w:before="0" w:after="0"/>
+      </w:pPr>
     </w:p>
     <w:p>
       <w:pPr>
@@ -14041,6 +15050,31 @@
         </w:rPr>
         <w:t>。</w:t>
       </w:r>
+    </w:p>
+    <w:p>
+      <w:pPr>
+        <w:spacing w:before="0" w:after="0"/>
+      </w:pPr>
+    </w:p>
+    <w:p>
+      <w:pPr>
+        <w:spacing w:before="0" w:after="0"/>
+      </w:pPr>
+    </w:p>
+    <w:p>
+      <w:pPr>
+        <w:spacing w:before="0" w:after="0"/>
+      </w:pPr>
+    </w:p>
+    <w:p>
+      <w:pPr>
+        <w:spacing w:before="0" w:after="0"/>
+      </w:pPr>
+    </w:p>
+    <w:p>
+      <w:pPr>
+        <w:spacing w:before="0" w:after="0"/>
+      </w:pPr>
     </w:p>
     <w:p>
       <w:pPr>
@@ -15112,6 +16146,31 @@
     </w:p>
     <w:p>
       <w:pPr>
+        <w:spacing w:before="0" w:after="0"/>
+      </w:pPr>
+    </w:p>
+    <w:p>
+      <w:pPr>
+        <w:spacing w:before="0" w:after="0"/>
+      </w:pPr>
+    </w:p>
+    <w:p>
+      <w:pPr>
+        <w:spacing w:before="0" w:after="0"/>
+      </w:pPr>
+    </w:p>
+    <w:p>
+      <w:pPr>
+        <w:spacing w:before="0" w:after="0"/>
+      </w:pPr>
+    </w:p>
+    <w:p>
+      <w:pPr>
+        <w:spacing w:before="0" w:after="0"/>
+      </w:pPr>
+    </w:p>
+    <w:p>
+      <w:pPr>
         <w:spacing w:before="160" w:after="80"/>
       </w:pPr>
       <w:r>
@@ -15951,6 +17010,46 @@
     </w:p>
     <w:p>
       <w:pPr>
+        <w:spacing w:before="0" w:after="0"/>
+      </w:pPr>
+    </w:p>
+    <w:p>
+      <w:pPr>
+        <w:spacing w:before="0" w:after="0"/>
+      </w:pPr>
+    </w:p>
+    <w:p>
+      <w:pPr>
+        <w:spacing w:before="0" w:after="0"/>
+      </w:pPr>
+    </w:p>
+    <w:p>
+      <w:pPr>
+        <w:spacing w:before="0" w:after="0"/>
+      </w:pPr>
+    </w:p>
+    <w:p>
+      <w:pPr>
+        <w:spacing w:before="0" w:after="0"/>
+      </w:pPr>
+    </w:p>
+    <w:p>
+      <w:pPr>
+        <w:spacing w:before="0" w:after="0"/>
+      </w:pPr>
+    </w:p>
+    <w:p>
+      <w:pPr>
+        <w:spacing w:before="0" w:after="0"/>
+      </w:pPr>
+    </w:p>
+    <w:p>
+      <w:pPr>
+        <w:spacing w:before="0" w:after="0"/>
+      </w:pPr>
+    </w:p>
+    <w:p>
+      <w:pPr>
         <w:spacing w:before="160" w:after="80"/>
       </w:pPr>
       <w:r>
@@ -16616,6 +17715,31 @@
         </w:rPr>
         <w:t>。</w:t>
       </w:r>
+    </w:p>
+    <w:p>
+      <w:pPr>
+        <w:spacing w:before="0" w:after="0"/>
+      </w:pPr>
+    </w:p>
+    <w:p>
+      <w:pPr>
+        <w:spacing w:before="0" w:after="0"/>
+      </w:pPr>
+    </w:p>
+    <w:p>
+      <w:pPr>
+        <w:spacing w:before="0" w:after="0"/>
+      </w:pPr>
+    </w:p>
+    <w:p>
+      <w:pPr>
+        <w:spacing w:before="0" w:after="0"/>
+      </w:pPr>
+    </w:p>
+    <w:p>
+      <w:pPr>
+        <w:spacing w:before="0" w:after="0"/>
+      </w:pPr>
     </w:p>
     <w:p>
       <w:pPr>
@@ -17904,6 +19028,46 @@
         </w:rPr>
         <w:t>。</w:t>
       </w:r>
+    </w:p>
+    <w:p>
+      <w:pPr>
+        <w:spacing w:before="0" w:after="0"/>
+      </w:pPr>
+    </w:p>
+    <w:p>
+      <w:pPr>
+        <w:spacing w:before="0" w:after="0"/>
+      </w:pPr>
+    </w:p>
+    <w:p>
+      <w:pPr>
+        <w:spacing w:before="0" w:after="0"/>
+      </w:pPr>
+    </w:p>
+    <w:p>
+      <w:pPr>
+        <w:spacing w:before="0" w:after="0"/>
+      </w:pPr>
+    </w:p>
+    <w:p>
+      <w:pPr>
+        <w:spacing w:before="0" w:after="0"/>
+      </w:pPr>
+    </w:p>
+    <w:p>
+      <w:pPr>
+        <w:spacing w:before="0" w:after="0"/>
+      </w:pPr>
+    </w:p>
+    <w:p>
+      <w:pPr>
+        <w:spacing w:before="0" w:after="0"/>
+      </w:pPr>
+    </w:p>
+    <w:p>
+      <w:pPr>
+        <w:spacing w:before="0" w:after="0"/>
+      </w:pPr>
     </w:p>
     <w:p>
       <w:pPr>
@@ -19195,6 +20359,46 @@
     </w:p>
     <w:p>
       <w:pPr>
+        <w:spacing w:before="0" w:after="0"/>
+      </w:pPr>
+    </w:p>
+    <w:p>
+      <w:pPr>
+        <w:spacing w:before="0" w:after="0"/>
+      </w:pPr>
+    </w:p>
+    <w:p>
+      <w:pPr>
+        <w:spacing w:before="0" w:after="0"/>
+      </w:pPr>
+    </w:p>
+    <w:p>
+      <w:pPr>
+        <w:spacing w:before="0" w:after="0"/>
+      </w:pPr>
+    </w:p>
+    <w:p>
+      <w:pPr>
+        <w:spacing w:before="0" w:after="0"/>
+      </w:pPr>
+    </w:p>
+    <w:p>
+      <w:pPr>
+        <w:spacing w:before="0" w:after="0"/>
+      </w:pPr>
+    </w:p>
+    <w:p>
+      <w:pPr>
+        <w:spacing w:before="0" w:after="0"/>
+      </w:pPr>
+    </w:p>
+    <w:p>
+      <w:pPr>
+        <w:spacing w:before="0" w:after="0"/>
+      </w:pPr>
+    </w:p>
+    <w:p>
+      <w:pPr>
         <w:spacing w:before="160" w:after="80"/>
       </w:pPr>
       <w:r>
@@ -19907,6 +21111,31 @@
     </w:p>
     <w:p>
       <w:pPr>
+        <w:spacing w:before="0" w:after="0"/>
+      </w:pPr>
+    </w:p>
+    <w:p>
+      <w:pPr>
+        <w:spacing w:before="0" w:after="0"/>
+      </w:pPr>
+    </w:p>
+    <w:p>
+      <w:pPr>
+        <w:spacing w:before="0" w:after="0"/>
+      </w:pPr>
+    </w:p>
+    <w:p>
+      <w:pPr>
+        <w:spacing w:before="0" w:after="0"/>
+      </w:pPr>
+    </w:p>
+    <w:p>
+      <w:pPr>
+        <w:spacing w:before="0" w:after="0"/>
+      </w:pPr>
+    </w:p>
+    <w:p>
+      <w:pPr>
         <w:spacing w:before="160" w:after="80"/>
       </w:pPr>
       <w:r>
@@ -20102,6 +21331,31 @@
     </w:p>
     <w:p>
       <w:pPr>
+        <w:spacing w:before="0" w:after="0"/>
+      </w:pPr>
+    </w:p>
+    <w:p>
+      <w:pPr>
+        <w:spacing w:before="0" w:after="0"/>
+      </w:pPr>
+    </w:p>
+    <w:p>
+      <w:pPr>
+        <w:spacing w:before="0" w:after="0"/>
+      </w:pPr>
+    </w:p>
+    <w:p>
+      <w:pPr>
+        <w:spacing w:before="0" w:after="0"/>
+      </w:pPr>
+    </w:p>
+    <w:p>
+      <w:pPr>
+        <w:spacing w:before="0" w:after="0"/>
+      </w:pPr>
+    </w:p>
+    <w:p>
+      <w:pPr>
         <w:spacing w:before="160" w:after="80"/>
       </w:pPr>
       <w:r>
@@ -20383,6 +21637,31 @@
         </w:rPr>
         <w:t>。</w:t>
       </w:r>
+    </w:p>
+    <w:p>
+      <w:pPr>
+        <w:spacing w:before="0" w:after="0"/>
+      </w:pPr>
+    </w:p>
+    <w:p>
+      <w:pPr>
+        <w:spacing w:before="0" w:after="0"/>
+      </w:pPr>
+    </w:p>
+    <w:p>
+      <w:pPr>
+        <w:spacing w:before="0" w:after="0"/>
+      </w:pPr>
+    </w:p>
+    <w:p>
+      <w:pPr>
+        <w:spacing w:before="0" w:after="0"/>
+      </w:pPr>
+    </w:p>
+    <w:p>
+      <w:pPr>
+        <w:spacing w:before="0" w:after="0"/>
+      </w:pPr>
     </w:p>
     <w:p>
       <w:pPr>
@@ -20897,6 +22176,31 @@
         </w:rPr>
         <w:t>？</w:t>
       </w:r>
+    </w:p>
+    <w:p>
+      <w:pPr>
+        <w:spacing w:before="0" w:after="0"/>
+      </w:pPr>
+    </w:p>
+    <w:p>
+      <w:pPr>
+        <w:spacing w:before="0" w:after="0"/>
+      </w:pPr>
+    </w:p>
+    <w:p>
+      <w:pPr>
+        <w:spacing w:before="0" w:after="0"/>
+      </w:pPr>
+    </w:p>
+    <w:p>
+      <w:pPr>
+        <w:spacing w:before="0" w:after="0"/>
+      </w:pPr>
+    </w:p>
+    <w:p>
+      <w:pPr>
+        <w:spacing w:before="0" w:after="0"/>
+      </w:pPr>
     </w:p>
     <w:p>
       <w:pPr>
@@ -22311,6 +23615,46 @@
     </w:p>
     <w:p>
       <w:pPr>
+        <w:spacing w:before="0" w:after="0"/>
+      </w:pPr>
+    </w:p>
+    <w:p>
+      <w:pPr>
+        <w:spacing w:before="0" w:after="0"/>
+      </w:pPr>
+    </w:p>
+    <w:p>
+      <w:pPr>
+        <w:spacing w:before="0" w:after="0"/>
+      </w:pPr>
+    </w:p>
+    <w:p>
+      <w:pPr>
+        <w:spacing w:before="0" w:after="0"/>
+      </w:pPr>
+    </w:p>
+    <w:p>
+      <w:pPr>
+        <w:spacing w:before="0" w:after="0"/>
+      </w:pPr>
+    </w:p>
+    <w:p>
+      <w:pPr>
+        <w:spacing w:before="0" w:after="0"/>
+      </w:pPr>
+    </w:p>
+    <w:p>
+      <w:pPr>
+        <w:spacing w:before="0" w:after="0"/>
+      </w:pPr>
+    </w:p>
+    <w:p>
+      <w:pPr>
+        <w:spacing w:before="0" w:after="0"/>
+      </w:pPr>
+    </w:p>
+    <w:p>
+      <w:pPr>
         <w:spacing w:before="160" w:after="80"/>
       </w:pPr>
       <w:r>
@@ -23152,7 +24496,7 @@
         </w:rPr>
         <w:drawing>
           <wp:inline>
-            <wp:extent cx="3600000" cy="693904"/>
+            <wp:extent cx="3589159" cy="693904"/>
             <wp:effectExtent b="0" l="0" r="0" t="0"/>
             <wp:docPr descr="" title="" id="62" name="Picture"/>
             <a:graphic>
@@ -23173,7 +24517,7 @@
                   <pic:spPr bwMode="auto">
                     <a:xfrm>
                       <a:off x="0" y="0"/>
-                      <a:ext cx="3600000" cy="693904"/>
+                      <a:ext cx="3589159" cy="693904"/>
                     </a:xfrm>
                     <a:prstGeom prst="rect">
                       <a:avLst/>
@@ -23443,6 +24787,46 @@
     </w:p>
     <w:p>
       <w:pPr>
+        <w:spacing w:before="0" w:after="0"/>
+      </w:pPr>
+    </w:p>
+    <w:p>
+      <w:pPr>
+        <w:spacing w:before="0" w:after="0"/>
+      </w:pPr>
+    </w:p>
+    <w:p>
+      <w:pPr>
+        <w:spacing w:before="0" w:after="0"/>
+      </w:pPr>
+    </w:p>
+    <w:p>
+      <w:pPr>
+        <w:spacing w:before="0" w:after="0"/>
+      </w:pPr>
+    </w:p>
+    <w:p>
+      <w:pPr>
+        <w:spacing w:before="0" w:after="0"/>
+      </w:pPr>
+    </w:p>
+    <w:p>
+      <w:pPr>
+        <w:spacing w:before="0" w:after="0"/>
+      </w:pPr>
+    </w:p>
+    <w:p>
+      <w:pPr>
+        <w:spacing w:before="0" w:after="0"/>
+      </w:pPr>
+    </w:p>
+    <w:p>
+      <w:pPr>
+        <w:spacing w:before="0" w:after="0"/>
+      </w:pPr>
+    </w:p>
+    <w:p>
+      <w:pPr>
         <w:spacing w:before="160" w:after="80"/>
       </w:pPr>
       <w:r>
@@ -23978,7 +25362,7 @@
         </w:rPr>
         <w:drawing>
           <wp:inline>
-            <wp:extent cx="3600000" cy="2541984"/>
+            <wp:extent cx="3600000" cy="2482759"/>
             <wp:effectExtent b="0" l="0" r="0" t="0"/>
             <wp:docPr descr="" title="" id="66" name="Picture"/>
             <a:graphic>
@@ -23999,7 +25383,7 @@
                   <pic:spPr bwMode="auto">
                     <a:xfrm>
                       <a:off x="0" y="0"/>
-                      <a:ext cx="3600000" cy="2541984"/>
+                      <a:ext cx="3600000" cy="2482759"/>
                     </a:xfrm>
                     <a:prstGeom prst="rect">
                       <a:avLst/>
@@ -24146,6 +25530,46 @@
     </w:p>
     <w:p>
       <w:pPr>
+        <w:spacing w:before="0" w:after="0"/>
+      </w:pPr>
+    </w:p>
+    <w:p>
+      <w:pPr>
+        <w:spacing w:before="0" w:after="0"/>
+      </w:pPr>
+    </w:p>
+    <w:p>
+      <w:pPr>
+        <w:spacing w:before="0" w:after="0"/>
+      </w:pPr>
+    </w:p>
+    <w:p>
+      <w:pPr>
+        <w:spacing w:before="0" w:after="0"/>
+      </w:pPr>
+    </w:p>
+    <w:p>
+      <w:pPr>
+        <w:spacing w:before="0" w:after="0"/>
+      </w:pPr>
+    </w:p>
+    <w:p>
+      <w:pPr>
+        <w:spacing w:before="0" w:after="0"/>
+      </w:pPr>
+    </w:p>
+    <w:p>
+      <w:pPr>
+        <w:spacing w:before="0" w:after="0"/>
+      </w:pPr>
+    </w:p>
+    <w:p>
+      <w:pPr>
+        <w:spacing w:before="0" w:after="0"/>
+      </w:pPr>
+    </w:p>
+    <w:p>
+      <w:pPr>
         <w:spacing w:before="160" w:after="80"/>
       </w:pPr>
       <w:r>
@@ -24425,6 +25849,31 @@
         </w:rPr>
         <w:t>____。</w:t>
       </w:r>
+    </w:p>
+    <w:p>
+      <w:pPr>
+        <w:spacing w:before="0" w:after="0"/>
+      </w:pPr>
+    </w:p>
+    <w:p>
+      <w:pPr>
+        <w:spacing w:before="0" w:after="0"/>
+      </w:pPr>
+    </w:p>
+    <w:p>
+      <w:pPr>
+        <w:spacing w:before="0" w:after="0"/>
+      </w:pPr>
+    </w:p>
+    <w:p>
+      <w:pPr>
+        <w:spacing w:before="0" w:after="0"/>
+      </w:pPr>
+    </w:p>
+    <w:p>
+      <w:pPr>
+        <w:spacing w:before="0" w:after="0"/>
+      </w:pPr>
     </w:p>
     <w:p>
       <w:pPr>

--- a/00-首页/题组Word/第一轮·竞赛教材版/第一轮结构·1-原子结构（学生版）.docx
+++ b/00-首页/题组Word/第一轮·竞赛教材版/第一轮结构·1-原子结构（学生版）.docx
@@ -7070,8 +7070,6 @@
     <w:p>
       <w:pPr>
         <w:pStyle w:val="FirstParagraph"/>
-        <w:ind w:left="480" w:hanging="480"/>
-        <w:spacing w:after="0"/>
       </w:pPr>
       <w:r>
         <w:rPr>
@@ -7085,136 +7083,123 @@
         </w:rPr>
         <w:t xml:space="preserve"> </w:t>
       </w:r>
-    </w:p>
-    <w:p>
-      <w:pPr>
-        <w:pStyle w:val="FirstParagraph"/>
-        <w:ind w:left="480" w:hanging="480"/>
+      <w:r>
+        <w:rPr>
+          <w:rFonts w:ascii="Times New Roman" w:hAnsi="Times New Roman" w:eastAsia="Times New Roman" w:cs="Times New Roman"/>
+        </w:rPr>
+        <w:t xml:space="preserve">A. </w:t>
+      </w:r>
+      <w:r>
+        <w:rPr>
+          <w:rFonts w:hint="eastAsia" w:ascii="Times New Roman" w:hAnsi="Times New Roman" w:eastAsia="FangSong" w:cs="Times New Roman"/>
+        </w:rPr>
+        <w:t xml:space="preserve">与玻尔理论中的原子轨道等同</w:t>
+      </w:r>
+      <w:r>
+        <w:rPr>
+          <w:rFonts w:ascii="Times New Roman" w:hAnsi="Times New Roman" w:eastAsia="Times New Roman" w:cs="Times New Roman"/>
+        </w:rPr>
+        <w:t xml:space="preserve"> </w:t>
+      </w:r>
+      <w:r>
+        <w:rPr>
+          <w:rFonts w:ascii="Times New Roman" w:hAnsi="Times New Roman" w:eastAsia="Times New Roman" w:cs="Times New Roman"/>
+        </w:rPr>
+        <w:t xml:space="preserve">B. </w:t>
+      </w:r>
+      <w:r>
+        <w:rPr>
+          <w:rFonts w:hint="eastAsia" w:ascii="Times New Roman" w:hAnsi="Times New Roman" w:eastAsia="FangSong" w:cs="Times New Roman"/>
+        </w:rPr>
+        <w:t xml:space="preserve">指</w:t>
+      </w:r>
+      <w:r>
+        <w:rPr>
+          <w:rFonts w:ascii="Times New Roman" w:hAnsi="Times New Roman" w:eastAsia="Times New Roman" w:cs="Times New Roman"/>
+        </w:rPr>
+        <w:t xml:space="preserve"> n </w:t>
+      </w:r>
+      <w:r>
+        <w:rPr>
+          <w:rFonts w:hint="eastAsia" w:ascii="Times New Roman" w:hAnsi="Times New Roman" w:eastAsia="FangSong" w:cs="Times New Roman"/>
+        </w:rPr>
+        <w:t xml:space="preserve">具有一定数值时的一个波函数</w:t>
+      </w:r>
+      <w:r>
+        <w:rPr>
+          <w:rFonts w:ascii="Times New Roman" w:hAnsi="Times New Roman" w:eastAsia="Times New Roman" w:cs="Times New Roman"/>
+        </w:rPr>
+        <w:t xml:space="preserve"> </w:t>
+      </w:r>
+      <w:r>
+        <w:rPr>
+          <w:rFonts w:ascii="Times New Roman" w:hAnsi="Times New Roman" w:eastAsia="Times New Roman" w:cs="Times New Roman"/>
+        </w:rPr>
+        <w:t xml:space="preserve">C. </w:t>
+      </w:r>
+      <w:r>
+        <w:rPr>
+          <w:rFonts w:hint="eastAsia" w:ascii="Times New Roman" w:hAnsi="Times New Roman" w:eastAsia="FangSong" w:cs="Times New Roman"/>
+        </w:rPr>
+        <w:t xml:space="preserve">指</w:t>
+      </w:r>
+      <w:r>
+        <w:rPr>
+          <w:rFonts w:ascii="Times New Roman" w:hAnsi="Times New Roman" w:eastAsia="Times New Roman" w:cs="Times New Roman"/>
+        </w:rPr>
+        <w:t xml:space="preserve"> n, l </w:t>
+      </w:r>
+      <w:r>
+        <w:rPr>
+          <w:rFonts w:hint="eastAsia" w:ascii="Times New Roman" w:hAnsi="Times New Roman" w:eastAsia="FangSong" w:cs="Times New Roman"/>
+        </w:rPr>
+        <w:t xml:space="preserve">具有一定数值时的一个波函数</w:t>
+      </w:r>
+      <w:r>
+        <w:rPr>
+          <w:rFonts w:ascii="Times New Roman" w:hAnsi="Times New Roman" w:eastAsia="Times New Roman" w:cs="Times New Roman"/>
+        </w:rPr>
+        <w:t xml:space="preserve"> </w:t>
+      </w:r>
+      <w:r>
+        <w:rPr>
+          <w:rFonts w:ascii="Times New Roman" w:hAnsi="Times New Roman" w:eastAsia="Times New Roman" w:cs="Times New Roman"/>
+        </w:rPr>
+        <w:t xml:space="preserve">D. </w:t>
+      </w:r>
+      <w:r>
+        <w:rPr>
+          <w:rFonts w:hint="eastAsia" w:ascii="Times New Roman" w:hAnsi="Times New Roman" w:eastAsia="FangSong" w:cs="Times New Roman"/>
+        </w:rPr>
+        <w:t xml:space="preserve">指</w:t>
+      </w:r>
+      <w:r>
+        <w:rPr>
+          <w:rFonts w:ascii="Times New Roman" w:hAnsi="Times New Roman" w:eastAsia="Times New Roman" w:cs="Times New Roman"/>
+        </w:rPr>
+        <w:t xml:space="preserve"> n, l, m </w:t>
+      </w:r>
+      <w:r>
+        <w:rPr>
+          <w:rFonts w:hint="eastAsia" w:ascii="Times New Roman" w:hAnsi="Times New Roman" w:eastAsia="FangSong" w:cs="Times New Roman"/>
+        </w:rPr>
+        <w:t xml:space="preserve">三个量子数具有一定数值时的一个波函数</w:t>
+      </w:r>
+    </w:p>
+    <w:p>
+      <w:pPr>
         <w:spacing w:before="0" w:after="0"/>
       </w:pPr>
-      <w:r>
-        <w:rPr>
-          <w:rFonts w:ascii="Times New Roman" w:hAnsi="Times New Roman" w:eastAsia="Times New Roman" w:cs="Times New Roman"/>
-        </w:rPr>
-        <w:t xml:space="preserve">A. </w:t>
-      </w:r>
-      <w:r>
-        <w:rPr>
-          <w:rFonts w:hint="eastAsia" w:ascii="Times New Roman" w:hAnsi="Times New Roman" w:eastAsia="FangSong" w:cs="Times New Roman"/>
-        </w:rPr>
-        <w:t xml:space="preserve">与玻尔理论中的原子轨道等同</w:t>
-      </w:r>
-      <w:r>
-        <w:rPr>
-          <w:rFonts w:ascii="Times New Roman" w:hAnsi="Times New Roman" w:eastAsia="Times New Roman" w:cs="Times New Roman"/>
-        </w:rPr>
-        <w:t xml:space="preserve"> </w:t>
-      </w:r>
-    </w:p>
-    <w:p>
-      <w:pPr>
-        <w:pStyle w:val="FirstParagraph"/>
-        <w:ind w:left="480" w:hanging="480"/>
+    </w:p>
+    <w:p>
+      <w:pPr>
         <w:spacing w:before="0" w:after="0"/>
       </w:pPr>
-      <w:r>
-        <w:rPr>
-          <w:rFonts w:ascii="Times New Roman" w:hAnsi="Times New Roman" w:eastAsia="Times New Roman" w:cs="Times New Roman"/>
-        </w:rPr>
-        <w:t xml:space="preserve">B. </w:t>
-      </w:r>
-      <w:r>
-        <w:rPr>
-          <w:rFonts w:hint="eastAsia" w:ascii="Times New Roman" w:hAnsi="Times New Roman" w:eastAsia="FangSong" w:cs="Times New Roman"/>
-        </w:rPr>
-        <w:t xml:space="preserve">指</w:t>
-      </w:r>
-      <w:r>
-        <w:rPr>
-          <w:rFonts w:ascii="Times New Roman" w:hAnsi="Times New Roman" w:eastAsia="Times New Roman" w:cs="Times New Roman"/>
-        </w:rPr>
-        <w:t xml:space="preserve"> n </w:t>
-      </w:r>
-      <w:r>
-        <w:rPr>
-          <w:rFonts w:hint="eastAsia" w:ascii="Times New Roman" w:hAnsi="Times New Roman" w:eastAsia="FangSong" w:cs="Times New Roman"/>
-        </w:rPr>
-        <w:t xml:space="preserve">具有一定数值时的一个波函数</w:t>
-      </w:r>
-      <w:r>
-        <w:rPr>
-          <w:rFonts w:ascii="Times New Roman" w:hAnsi="Times New Roman" w:eastAsia="Times New Roman" w:cs="Times New Roman"/>
-        </w:rPr>
-        <w:t xml:space="preserve"> </w:t>
-      </w:r>
-    </w:p>
-    <w:p>
-      <w:pPr>
-        <w:pStyle w:val="FirstParagraph"/>
-        <w:ind w:left="480" w:hanging="480"/>
+    </w:p>
+    <w:p>
+      <w:pPr>
         <w:spacing w:before="0" w:after="0"/>
       </w:pPr>
-      <w:r>
-        <w:rPr>
-          <w:rFonts w:ascii="Times New Roman" w:hAnsi="Times New Roman" w:eastAsia="Times New Roman" w:cs="Times New Roman"/>
-        </w:rPr>
-        <w:t xml:space="preserve">C. </w:t>
-      </w:r>
-      <w:r>
-        <w:rPr>
-          <w:rFonts w:hint="eastAsia" w:ascii="Times New Roman" w:hAnsi="Times New Roman" w:eastAsia="FangSong" w:cs="Times New Roman"/>
-        </w:rPr>
-        <w:t xml:space="preserve">指</w:t>
-      </w:r>
-      <w:r>
-        <w:rPr>
-          <w:rFonts w:ascii="Times New Roman" w:hAnsi="Times New Roman" w:eastAsia="Times New Roman" w:cs="Times New Roman"/>
-        </w:rPr>
-        <w:t xml:space="preserve"> n, l </w:t>
-      </w:r>
-      <w:r>
-        <w:rPr>
-          <w:rFonts w:hint="eastAsia" w:ascii="Times New Roman" w:hAnsi="Times New Roman" w:eastAsia="FangSong" w:cs="Times New Roman"/>
-        </w:rPr>
-        <w:t xml:space="preserve">具有一定数值时的一个波函数</w:t>
-      </w:r>
-      <w:r>
-        <w:rPr>
-          <w:rFonts w:ascii="Times New Roman" w:hAnsi="Times New Roman" w:eastAsia="Times New Roman" w:cs="Times New Roman"/>
-        </w:rPr>
-        <w:t xml:space="preserve"> </w:t>
-      </w:r>
-    </w:p>
-    <w:p>
-      <w:pPr>
-        <w:pStyle w:val="FirstParagraph"/>
-        <w:ind w:left="480" w:hanging="480"/>
-        <w:spacing w:before="0" w:after="180"/>
-      </w:pPr>
-      <w:r>
-        <w:rPr>
-          <w:rFonts w:ascii="Times New Roman" w:hAnsi="Times New Roman" w:eastAsia="Times New Roman" w:cs="Times New Roman"/>
-        </w:rPr>
-        <w:t xml:space="preserve">D. </w:t>
-      </w:r>
-      <w:r>
-        <w:rPr>
-          <w:rFonts w:hint="eastAsia" w:ascii="Times New Roman" w:hAnsi="Times New Roman" w:eastAsia="FangSong" w:cs="Times New Roman"/>
-        </w:rPr>
-        <w:t xml:space="preserve">指</w:t>
-      </w:r>
-      <w:r>
-        <w:rPr>
-          <w:rFonts w:ascii="Times New Roman" w:hAnsi="Times New Roman" w:eastAsia="Times New Roman" w:cs="Times New Roman"/>
-        </w:rPr>
-        <w:t xml:space="preserve"> n, l, m </w:t>
-      </w:r>
-      <w:r>
-        <w:rPr>
-          <w:rFonts w:hint="eastAsia" w:ascii="Times New Roman" w:hAnsi="Times New Roman" w:eastAsia="FangSong" w:cs="Times New Roman"/>
-        </w:rPr>
-        <w:t xml:space="preserve">三个量子数具有一定数值时的一个波函数</w:t>
-      </w:r>
     </w:p>
     <w:p>
       <w:pPr>

--- a/00-首页/题组Word/第一轮·竞赛教材版/第一轮结构·1-原子结构（学生版）.docx
+++ b/00-首页/题组Word/第一轮·竞赛教材版/第一轮结构·1-原子结构（学生版）.docx
@@ -110,7 +110,7 @@
         <m:sSub>
           <m:e>
             <m:r>
-              <m:t>​</m:t>
+              <m:t xml:space="preserve"> </m:t>
             </m:r>
           </m:e>
           <m:sub>
@@ -149,7 +149,7 @@
         <m:sSub>
           <m:e>
             <m:r>
-              <m:t>​</m:t>
+              <m:t xml:space="preserve"> </m:t>
             </m:r>
           </m:e>
           <m:sub>
@@ -188,7 +188,7 @@
         <m:sSub>
           <m:e>
             <m:r>
-              <m:t>​</m:t>
+              <m:t xml:space="preserve"> </m:t>
             </m:r>
           </m:e>
           <m:sub>
@@ -227,7 +227,7 @@
         <m:sSub>
           <m:e>
             <m:r>
-              <m:t>​</m:t>
+              <m:t xml:space="preserve"> </m:t>
             </m:r>
           </m:e>
           <m:sub>
@@ -266,7 +266,7 @@
         <m:sSub>
           <m:e>
             <m:r>
-              <m:t>​</m:t>
+              <m:t xml:space="preserve"> </m:t>
             </m:r>
           </m:e>
           <m:sub>
@@ -17790,7 +17790,7 @@
         <m:sSup>
           <m:e>
             <m:r>
-              <m:t>​</m:t>
+              <m:t xml:space="preserve"> </m:t>
             </m:r>
           </m:e>
           <m:sup>
@@ -17842,7 +17842,7 @@
         <m:sSup>
           <m:e>
             <m:r>
-              <m:t>​</m:t>
+              <m:t xml:space="preserve"> </m:t>
             </m:r>
           </m:e>
           <m:sup>
@@ -17906,7 +17906,7 @@
         <m:sSup>
           <m:e>
             <m:r>
-              <m:t>​</m:t>
+              <m:t xml:space="preserve"> </m:t>
             </m:r>
           </m:e>
           <m:sup>
@@ -17970,7 +17970,7 @@
         <m:sSup>
           <m:e>
             <m:r>
-              <m:t>​</m:t>
+              <m:t xml:space="preserve"> </m:t>
             </m:r>
           </m:e>
           <m:sup>
@@ -18022,7 +18022,7 @@
         <m:sSup>
           <m:e>
             <m:r>
-              <m:t>​</m:t>
+              <m:t xml:space="preserve"> </m:t>
             </m:r>
           </m:e>
           <m:sup>
@@ -18086,7 +18086,7 @@
         <m:sSup>
           <m:e>
             <m:r>
-              <m:t>​</m:t>
+              <m:t xml:space="preserve"> </m:t>
             </m:r>
           </m:e>
           <m:sup>
@@ -18133,7 +18133,7 @@
           <m:sSup>
             <m:e>
               <m:r>
-                <m:t>​</m:t>
+                <m:t xml:space="preserve"> </m:t>
               </m:r>
             </m:e>
             <m:sup>
@@ -18211,7 +18211,7 @@
           <m:sSup>
             <m:e>
               <m:r>
-                <m:t>​</m:t>
+                <m:t xml:space="preserve"> </m:t>
               </m:r>
             </m:e>
             <m:sup>
@@ -18289,7 +18289,7 @@
           <m:sSup>
             <m:e>
               <m:r>
-                <m:t>​</m:t>
+                <m:t xml:space="preserve"> </m:t>
               </m:r>
             </m:e>
             <m:sup>
@@ -18367,7 +18367,7 @@
           <m:sSup>
             <m:e>
               <m:r>
-                <m:t>​</m:t>
+                <m:t xml:space="preserve"> </m:t>
               </m:r>
             </m:e>
             <m:sup>
@@ -18419,7 +18419,7 @@
         <m:sSup>
           <m:e>
             <m:r>
-              <m:t>​</m:t>
+              <m:t xml:space="preserve"> </m:t>
             </m:r>
           </m:e>
           <m:sup>
@@ -18471,7 +18471,7 @@
         <m:sSup>
           <m:e>
             <m:r>
-              <m:t>​</m:t>
+              <m:t xml:space="preserve"> </m:t>
             </m:r>
           </m:e>
           <m:sup>
@@ -18535,7 +18535,7 @@
         <m:sSup>
           <m:e>
             <m:r>
-              <m:t>​</m:t>
+              <m:t xml:space="preserve"> </m:t>
             </m:r>
           </m:e>
           <m:sup>
@@ -18587,7 +18587,7 @@
         <m:sSup>
           <m:e>
             <m:r>
-              <m:t>​</m:t>
+              <m:t xml:space="preserve"> </m:t>
             </m:r>
           </m:e>
           <m:sup>
@@ -18719,7 +18719,7 @@
         <m:sSup>
           <m:e>
             <m:r>
-              <m:t>​</m:t>
+              <m:t xml:space="preserve"> </m:t>
             </m:r>
           </m:e>
           <m:sup>
@@ -18802,7 +18802,7 @@
         <m:sSup>
           <m:e>
             <m:r>
-              <m:t>​</m:t>
+              <m:t xml:space="preserve"> </m:t>
             </m:r>
           </m:e>
           <m:sup>
@@ -18897,7 +18897,7 @@
         <m:sSup>
           <m:e>
             <m:r>
-              <m:t>​</m:t>
+              <m:t xml:space="preserve"> </m:t>
             </m:r>
           </m:e>
           <m:sup>
@@ -18961,7 +18961,7 @@
         <m:sSup>
           <m:e>
             <m:r>
-              <m:t>​</m:t>
+              <m:t xml:space="preserve"> </m:t>
             </m:r>
           </m:e>
           <m:sup>
@@ -21720,7 +21720,7 @@
             <m:sSubSup>
               <m:e>
                 <m:r>
-                  <m:t>​</m:t>
+                  <m:t xml:space="preserve"> </m:t>
                 </m:r>
               </m:e>
               <m:sub>
@@ -21811,7 +21811,7 @@
             <m:sSubSup>
               <m:e>
                 <m:r>
-                  <m:t>​</m:t>
+                  <m:t xml:space="preserve"> </m:t>
                 </m:r>
               </m:e>
               <m:sub>
@@ -22014,7 +22014,7 @@
             <m:sSubSup>
               <m:e>
                 <m:r>
-                  <m:t>​</m:t>
+                  <m:t xml:space="preserve"> </m:t>
                 </m:r>
               </m:e>
               <m:sub>
@@ -22285,7 +22285,7 @@
         <m:sSup>
           <m:e>
             <m:r>
-              <m:t>​</m:t>
+              <m:t xml:space="preserve"> </m:t>
             </m:r>
           </m:e>
           <m:sup>
@@ -23377,7 +23377,7 @@
         <m:sSup>
           <m:e>
             <m:r>
-              <m:t>​</m:t>
+              <m:t xml:space="preserve"> </m:t>
             </m:r>
           </m:e>
           <m:sup>
@@ -23429,7 +23429,7 @@
         <m:sSup>
           <m:e>
             <m:r>
-              <m:t>​</m:t>
+              <m:t xml:space="preserve"> </m:t>
             </m:r>
           </m:e>
           <m:sup>
@@ -23493,7 +23493,7 @@
         <m:sSup>
           <m:e>
             <m:r>
-              <m:t>​</m:t>
+              <m:t xml:space="preserve"> </m:t>
             </m:r>
           </m:e>
           <m:sup>
@@ -23545,7 +23545,7 @@
         <m:sSup>
           <m:e>
             <m:r>
-              <m:t>​</m:t>
+              <m:t xml:space="preserve"> </m:t>
             </m:r>
           </m:e>
           <m:sup>

--- a/00-首页/题组Word/第一轮·竞赛教材版/第一轮结构·1-原子结构（学生版）.docx
+++ b/00-首页/题组Word/第一轮·竞赛教材版/第一轮结构·1-原子结构（学生版）.docx
@@ -91,8 +91,8 @@
     <w:p>
       <w:pPr>
         <w:pStyle w:val="FirstParagraph"/>
+        <w:spacing w:before="0" w:after="0"/>
         <w:ind w:left="480" w:hanging="480"/>
-        <w:spacing w:after="0"/>
       </w:pPr>
       <w:r>
         <w:rPr>
@@ -130,8 +130,8 @@
     <w:p>
       <w:pPr>
         <w:pStyle w:val="FirstParagraph"/>
+        <w:spacing w:before="0" w:after="0"/>
         <w:ind w:left="480" w:hanging="480"/>
-        <w:spacing w:before="0" w:after="0"/>
       </w:pPr>
       <w:r>
         <w:rPr>
@@ -169,8 +169,8 @@
     <w:p>
       <w:pPr>
         <w:pStyle w:val="FirstParagraph"/>
+        <w:spacing w:before="0" w:after="0"/>
         <w:ind w:left="480" w:hanging="480"/>
-        <w:spacing w:before="0" w:after="0"/>
       </w:pPr>
       <w:r>
         <w:rPr>
@@ -208,8 +208,8 @@
     <w:p>
       <w:pPr>
         <w:pStyle w:val="FirstParagraph"/>
+        <w:spacing w:before="0" w:after="0"/>
         <w:ind w:left="480" w:hanging="480"/>
-        <w:spacing w:before="0" w:after="0"/>
       </w:pPr>
       <w:r>
         <w:rPr>
@@ -247,8 +247,8 @@
     <w:p>
       <w:pPr>
         <w:pStyle w:val="FirstParagraph"/>
+        <w:spacing w:before="0" w:after="0"/>
         <w:ind w:left="480" w:hanging="480"/>
-        <w:spacing w:before="0" w:after="180"/>
       </w:pPr>
       <w:r>
         <w:rPr>
@@ -1307,8 +1307,8 @@
     <w:p>
       <w:pPr>
         <w:pStyle w:val="FirstParagraph"/>
+        <w:spacing w:before="0" w:after="0"/>
         <w:ind w:left="480" w:hanging="480"/>
-        <w:spacing w:after="0"/>
       </w:pPr>
       <w:r>
         <w:rPr>
@@ -1368,20 +1368,45 @@
     <w:p>
       <w:pPr>
         <w:pStyle w:val="FirstParagraph"/>
+        <w:spacing w:before="0" w:after="0"/>
         <w:ind w:left="480" w:hanging="480"/>
+      </w:pPr>
+      <w:r>
+        <w:rPr>
+          <w:rFonts w:hint="eastAsia" w:ascii="Times New Roman" w:hAnsi="Times New Roman" w:eastAsia="Times New Roman" w:cs="Times New Roman"/>
+        </w:rPr>
+        <w:t>A.</w:t>
+      </w:r>
+      <w:r>
+        <w:rPr>
+          <w:rFonts w:hint="eastAsia" w:ascii="Times New Roman" w:hAnsi="Times New Roman" w:eastAsia="FangSong" w:cs="Times New Roman"/>
+        </w:rPr>
+        <w:t>钠的第一电离能很大</w:t>
+      </w:r>
+      <w:r>
+        <w:rPr>
+          <w:rFonts w:ascii="Times New Roman" w:hAnsi="Times New Roman" w:eastAsia="Times New Roman" w:cs="Times New Roman"/>
+        </w:rPr>
+        <w:t xml:space="preserve"> </w:t>
+      </w:r>
+    </w:p>
+    <w:p>
+      <w:pPr>
+        <w:pStyle w:val="FirstParagraph"/>
         <w:spacing w:before="0" w:after="0"/>
-      </w:pPr>
-      <w:r>
-        <w:rPr>
-          <w:rFonts w:hint="eastAsia" w:ascii="Times New Roman" w:hAnsi="Times New Roman" w:eastAsia="Times New Roman" w:cs="Times New Roman"/>
-        </w:rPr>
-        <w:t>A.</w:t>
-      </w:r>
-      <w:r>
-        <w:rPr>
-          <w:rFonts w:hint="eastAsia" w:ascii="Times New Roman" w:hAnsi="Times New Roman" w:eastAsia="FangSong" w:cs="Times New Roman"/>
-        </w:rPr>
-        <w:t>钠的第一电离能很大</w:t>
+        <w:ind w:left="480" w:hanging="480"/>
+      </w:pPr>
+      <w:r>
+        <w:rPr>
+          <w:rFonts w:hint="eastAsia" w:ascii="Times New Roman" w:hAnsi="Times New Roman" w:eastAsia="Times New Roman" w:cs="Times New Roman"/>
+        </w:rPr>
+        <w:t>B.</w:t>
+      </w:r>
+      <w:r>
+        <w:rPr>
+          <w:rFonts w:hint="eastAsia" w:ascii="Times New Roman" w:hAnsi="Times New Roman" w:eastAsia="FangSong" w:cs="Times New Roman"/>
+        </w:rPr>
+        <w:t>钠的第二电离能很大</w:t>
       </w:r>
       <w:r>
         <w:rPr>
@@ -1393,58 +1418,33 @@
     <w:p>
       <w:pPr>
         <w:pStyle w:val="FirstParagraph"/>
+        <w:spacing w:before="0" w:after="0"/>
         <w:ind w:left="480" w:hanging="480"/>
+      </w:pPr>
+      <w:r>
+        <w:rPr>
+          <w:rFonts w:hint="eastAsia" w:ascii="Times New Roman" w:hAnsi="Times New Roman" w:eastAsia="Times New Roman" w:cs="Times New Roman"/>
+        </w:rPr>
+        <w:t>C.</w:t>
+      </w:r>
+      <w:r>
+        <w:rPr>
+          <w:rFonts w:hint="eastAsia" w:ascii="Times New Roman" w:hAnsi="Times New Roman" w:eastAsia="FangSong" w:cs="Times New Roman"/>
+        </w:rPr>
+        <w:t>钠的电负性很小</w:t>
+      </w:r>
+      <w:r>
+        <w:rPr>
+          <w:rFonts w:ascii="Times New Roman" w:hAnsi="Times New Roman" w:eastAsia="Times New Roman" w:cs="Times New Roman"/>
+        </w:rPr>
+        <w:t xml:space="preserve"> </w:t>
+      </w:r>
+    </w:p>
+    <w:p>
+      <w:pPr>
+        <w:pStyle w:val="FirstParagraph"/>
         <w:spacing w:before="0" w:after="0"/>
-      </w:pPr>
-      <w:r>
-        <w:rPr>
-          <w:rFonts w:hint="eastAsia" w:ascii="Times New Roman" w:hAnsi="Times New Roman" w:eastAsia="Times New Roman" w:cs="Times New Roman"/>
-        </w:rPr>
-        <w:t>B.</w:t>
-      </w:r>
-      <w:r>
-        <w:rPr>
-          <w:rFonts w:hint="eastAsia" w:ascii="Times New Roman" w:hAnsi="Times New Roman" w:eastAsia="FangSong" w:cs="Times New Roman"/>
-        </w:rPr>
-        <w:t>钠的第二电离能很大</w:t>
-      </w:r>
-      <w:r>
-        <w:rPr>
-          <w:rFonts w:ascii="Times New Roman" w:hAnsi="Times New Roman" w:eastAsia="Times New Roman" w:cs="Times New Roman"/>
-        </w:rPr>
-        <w:t xml:space="preserve"> </w:t>
-      </w:r>
-    </w:p>
-    <w:p>
-      <w:pPr>
-        <w:pStyle w:val="FirstParagraph"/>
         <w:ind w:left="480" w:hanging="480"/>
-        <w:spacing w:before="0" w:after="0"/>
-      </w:pPr>
-      <w:r>
-        <w:rPr>
-          <w:rFonts w:hint="eastAsia" w:ascii="Times New Roman" w:hAnsi="Times New Roman" w:eastAsia="Times New Roman" w:cs="Times New Roman"/>
-        </w:rPr>
-        <w:t>C.</w:t>
-      </w:r>
-      <w:r>
-        <w:rPr>
-          <w:rFonts w:hint="eastAsia" w:ascii="Times New Roman" w:hAnsi="Times New Roman" w:eastAsia="FangSong" w:cs="Times New Roman"/>
-        </w:rPr>
-        <w:t>钠的电负性很小</w:t>
-      </w:r>
-      <w:r>
-        <w:rPr>
-          <w:rFonts w:ascii="Times New Roman" w:hAnsi="Times New Roman" w:eastAsia="Times New Roman" w:cs="Times New Roman"/>
-        </w:rPr>
-        <w:t xml:space="preserve"> </w:t>
-      </w:r>
-    </w:p>
-    <w:p>
-      <w:pPr>
-        <w:pStyle w:val="FirstParagraph"/>
-        <w:ind w:left="480" w:hanging="480"/>
-        <w:spacing w:before="0" w:after="180"/>
       </w:pPr>
       <w:r>
         <w:rPr>
@@ -1522,6 +1522,14 @@
         <w:tblStyle w:val="Table"/>
         <w:tblW w:type="pct" w:w="5000"/>
         <w:tblLayout w:type="fixed"/>
+        <w:tblBorders>
+          <w:top w:val="single" w:sz="12" w:space="0" w:color="000000"/>
+          <w:left w:val="none" w:sz="0" w:space="0" w:color="auto"/>
+          <w:bottom w:val="single" w:sz="12" w:space="0" w:color="000000"/>
+          <w:right w:val="none" w:sz="0" w:space="0" w:color="auto"/>
+          <w:insideH w:val="none" w:sz="0" w:space="0" w:color="auto"/>
+          <w:insideV w:val="none" w:sz="0" w:space="0" w:color="auto"/>
+        </w:tblBorders>
         <w:tblLook w:firstRow="1" w:lastRow="0" w:firstColumn="0" w:lastColumn="0" w:noHBand="0" w:noVBand="0" w:val="0020"/>
       </w:tblPr>
       <w:tblGrid>
@@ -1534,7 +1542,11 @@
           <w:tblHeader w:val="on"/>
         </w:trPr>
         <w:tc>
-          <w:tcPr/>
+          <w:tcPr>
+            <w:tcBorders>
+              <w:bottom w:val="single" w:sz="8" w:space="0" w:color="000000"/>
+            </w:tcBorders>
+          </w:tcPr>
           <w:p>
             <w:pPr>
               <w:pStyle w:val="Compact"/>
@@ -1550,7 +1562,11 @@
           </w:p>
         </w:tc>
         <w:tc>
-          <w:tcPr/>
+          <w:tcPr>
+            <w:tcBorders>
+              <w:bottom w:val="single" w:sz="8" w:space="0" w:color="000000"/>
+            </w:tcBorders>
+          </w:tcPr>
           <w:p>
             <w:pPr>
               <w:pStyle w:val="Compact"/>
@@ -1566,7 +1582,11 @@
           </w:p>
         </w:tc>
         <w:tc>
-          <w:tcPr/>
+          <w:tcPr>
+            <w:tcBorders>
+              <w:bottom w:val="single" w:sz="8" w:space="0" w:color="000000"/>
+            </w:tcBorders>
+          </w:tcPr>
           <w:p>
             <w:pPr>
               <w:pStyle w:val="Compact"/>
@@ -2184,8 +2204,8 @@
     <w:p>
       <w:pPr>
         <w:pStyle w:val="FirstParagraph"/>
+        <w:spacing w:before="0" w:after="0"/>
         <w:ind w:left="480" w:hanging="480"/>
-        <w:spacing w:after="0"/>
       </w:pPr>
       <w:r>
         <w:rPr>
@@ -2389,8 +2409,8 @@
     <w:p>
       <w:pPr>
         <w:pStyle w:val="FirstParagraph"/>
+        <w:spacing w:before="0" w:after="0"/>
         <w:ind w:left="480" w:hanging="480"/>
-        <w:spacing w:before="0" w:after="0"/>
       </w:pPr>
       <w:r>
         <w:rPr>
@@ -2434,45 +2454,45 @@
     <w:p>
       <w:pPr>
         <w:pStyle w:val="FirstParagraph"/>
+        <w:spacing w:before="0" w:after="0"/>
         <w:ind w:left="480" w:hanging="480"/>
+      </w:pPr>
+      <w:r>
+        <w:rPr>
+          <w:rFonts w:ascii="Times New Roman" w:hAnsi="Times New Roman" w:eastAsia="Times New Roman" w:cs="Times New Roman"/>
+        </w:rPr>
+        <w:t xml:space="preserve">B. </w:t>
+      </w:r>
+      <w:r>
+        <w:rPr>
+          <w:rFonts w:hint="eastAsia" w:ascii="Times New Roman" w:hAnsi="Times New Roman" w:eastAsia="FangSong" w:cs="Times New Roman"/>
+        </w:rPr>
+        <w:t xml:space="preserve">电解前</w:t>
+      </w:r>
+      <w:r>
+        <w:rPr>
+          <w:rFonts w:ascii="Times New Roman" w:hAnsi="Times New Roman" w:eastAsia="Times New Roman" w:cs="Times New Roman"/>
+        </w:rPr>
+        <w:t xml:space="preserve"> LiCl </w:t>
+      </w:r>
+      <w:r>
+        <w:rPr>
+          <w:rFonts w:hint="eastAsia" w:ascii="Times New Roman" w:hAnsi="Times New Roman" w:eastAsia="FangSong" w:cs="Times New Roman"/>
+        </w:rPr>
+        <w:t xml:space="preserve">在加热时已发生水解</w:t>
+      </w:r>
+      <w:r>
+        <w:rPr>
+          <w:rFonts w:ascii="Times New Roman" w:hAnsi="Times New Roman" w:eastAsia="Times New Roman" w:cs="Times New Roman"/>
+        </w:rPr>
+        <w:t xml:space="preserve"> </w:t>
+      </w:r>
+    </w:p>
+    <w:p>
+      <w:pPr>
+        <w:pStyle w:val="FirstParagraph"/>
         <w:spacing w:before="0" w:after="0"/>
-      </w:pPr>
-      <w:r>
-        <w:rPr>
-          <w:rFonts w:ascii="Times New Roman" w:hAnsi="Times New Roman" w:eastAsia="Times New Roman" w:cs="Times New Roman"/>
-        </w:rPr>
-        <w:t xml:space="preserve">B. </w:t>
-      </w:r>
-      <w:r>
-        <w:rPr>
-          <w:rFonts w:hint="eastAsia" w:ascii="Times New Roman" w:hAnsi="Times New Roman" w:eastAsia="FangSong" w:cs="Times New Roman"/>
-        </w:rPr>
-        <w:t xml:space="preserve">电解前</w:t>
-      </w:r>
-      <w:r>
-        <w:rPr>
-          <w:rFonts w:ascii="Times New Roman" w:hAnsi="Times New Roman" w:eastAsia="Times New Roman" w:cs="Times New Roman"/>
-        </w:rPr>
-        <w:t xml:space="preserve"> LiCl </w:t>
-      </w:r>
-      <w:r>
-        <w:rPr>
-          <w:rFonts w:hint="eastAsia" w:ascii="Times New Roman" w:hAnsi="Times New Roman" w:eastAsia="FangSong" w:cs="Times New Roman"/>
-        </w:rPr>
-        <w:t xml:space="preserve">在加热时已发生水解</w:t>
-      </w:r>
-      <w:r>
-        <w:rPr>
-          <w:rFonts w:ascii="Times New Roman" w:hAnsi="Times New Roman" w:eastAsia="Times New Roman" w:cs="Times New Roman"/>
-        </w:rPr>
-        <w:t xml:space="preserve"> </w:t>
-      </w:r>
-    </w:p>
-    <w:p>
-      <w:pPr>
-        <w:pStyle w:val="FirstParagraph"/>
         <w:ind w:left="480" w:hanging="480"/>
-        <w:spacing w:before="0" w:after="0"/>
       </w:pPr>
       <w:r>
         <w:rPr>
@@ -2516,8 +2536,8 @@
     <w:p>
       <w:pPr>
         <w:pStyle w:val="FirstParagraph"/>
+        <w:spacing w:before="0" w:after="0"/>
         <w:ind w:left="480" w:hanging="480"/>
-        <w:spacing w:before="0" w:after="180"/>
       </w:pPr>
       <w:r>
         <w:rPr>
@@ -2956,6 +2976,7 @@
     <w:p>
       <w:pPr>
         <w:pStyle w:val="FirstParagraph"/>
+        <w:spacing w:before="0" w:after="0"/>
       </w:pPr>
       <w:r>
         <w:rPr>
@@ -4322,8 +4343,8 @@
     <w:p>
       <w:pPr>
         <w:pStyle w:val="FirstParagraph"/>
+        <w:spacing w:before="0" w:after="0"/>
         <w:ind w:left="480" w:hanging="480"/>
-        <w:spacing w:after="0"/>
       </w:pPr>
       <w:r>
         <w:rPr>
@@ -4459,8 +4480,8 @@
     <w:p>
       <w:pPr>
         <w:pStyle w:val="FirstParagraph"/>
+        <w:spacing w:before="0" w:after="0"/>
         <w:ind w:left="480" w:hanging="480"/>
-        <w:spacing w:before="0" w:after="0"/>
       </w:pPr>
       <w:r>
         <w:rPr>
@@ -4510,8 +4531,8 @@
     <w:p>
       <w:pPr>
         <w:pStyle w:val="FirstParagraph"/>
+        <w:spacing w:before="0" w:after="0"/>
         <w:ind w:left="480" w:hanging="480"/>
-        <w:spacing w:before="0" w:after="0"/>
       </w:pPr>
       <w:r>
         <w:rPr>
@@ -4561,8 +4582,8 @@
     <w:p>
       <w:pPr>
         <w:pStyle w:val="FirstParagraph"/>
+        <w:spacing w:before="0" w:after="0"/>
         <w:ind w:left="480" w:hanging="480"/>
-        <w:spacing w:before="0" w:after="0"/>
       </w:pPr>
       <w:r>
         <w:rPr>
@@ -4612,8 +4633,8 @@
     <w:p>
       <w:pPr>
         <w:pStyle w:val="FirstParagraph"/>
+        <w:spacing w:before="0" w:after="0"/>
         <w:ind w:left="480" w:hanging="480"/>
-        <w:spacing w:before="0" w:after="180"/>
       </w:pPr>
       <w:r>
         <w:rPr>
@@ -4703,8 +4724,8 @@
     <w:p>
       <w:pPr>
         <w:pStyle w:val="FirstParagraph"/>
+        <w:spacing w:before="0" w:after="0"/>
         <w:ind w:left="480" w:hanging="480"/>
-        <w:spacing w:after="0"/>
       </w:pPr>
       <w:r>
         <w:rPr>
@@ -4740,8 +4761,8 @@
     <w:p>
       <w:pPr>
         <w:pStyle w:val="FirstParagraph"/>
+        <w:spacing w:before="0" w:after="0"/>
         <w:ind w:left="480" w:hanging="480"/>
-        <w:spacing w:before="0" w:after="0"/>
       </w:pPr>
       <w:r>
         <w:rPr>
@@ -4835,8 +4856,8 @@
     <w:p>
       <w:pPr>
         <w:pStyle w:val="FirstParagraph"/>
+        <w:spacing w:before="0" w:after="0"/>
         <w:ind w:left="480" w:hanging="480"/>
-        <w:spacing w:before="0" w:after="0"/>
       </w:pPr>
       <w:r>
         <w:rPr>
@@ -4932,8 +4953,8 @@
     <w:p>
       <w:pPr>
         <w:pStyle w:val="FirstParagraph"/>
+        <w:spacing w:before="0" w:after="0"/>
         <w:ind w:left="480" w:hanging="480"/>
-        <w:spacing w:before="0" w:after="0"/>
       </w:pPr>
       <w:r>
         <w:rPr>
@@ -5027,8 +5048,8 @@
     <w:p>
       <w:pPr>
         <w:pStyle w:val="FirstParagraph"/>
+        <w:spacing w:before="0" w:after="0"/>
         <w:ind w:left="480" w:hanging="480"/>
-        <w:spacing w:before="0" w:after="180"/>
       </w:pPr>
       <w:r>
         <w:rPr>
@@ -5250,8 +5271,8 @@
     <w:p>
       <w:pPr>
         <w:pStyle w:val="FirstParagraph"/>
+        <w:spacing w:before="0" w:after="0"/>
         <w:ind w:left="480" w:hanging="480"/>
-        <w:spacing w:after="0"/>
       </w:pPr>
       <w:r>
         <w:rPr>
@@ -5305,8 +5326,8 @@
     <w:p>
       <w:pPr>
         <w:pStyle w:val="FirstParagraph"/>
+        <w:spacing w:before="0" w:after="0"/>
         <w:ind w:left="480" w:hanging="480"/>
-        <w:spacing w:before="0" w:after="0"/>
       </w:pPr>
       <w:r>
         <w:rPr>
@@ -5403,8 +5424,8 @@
     <w:p>
       <w:pPr>
         <w:pStyle w:val="FirstParagraph"/>
+        <w:spacing w:before="0" w:after="0"/>
         <w:ind w:left="480" w:hanging="480"/>
-        <w:spacing w:before="0" w:after="0"/>
       </w:pPr>
       <w:r>
         <w:rPr>
@@ -5486,8 +5507,8 @@
     <w:p>
       <w:pPr>
         <w:pStyle w:val="FirstParagraph"/>
+        <w:spacing w:before="0" w:after="0"/>
         <w:ind w:left="480" w:hanging="480"/>
-        <w:spacing w:before="0" w:after="0"/>
       </w:pPr>
       <w:r>
         <w:rPr>
@@ -5569,8 +5590,8 @@
     <w:p>
       <w:pPr>
         <w:pStyle w:val="FirstParagraph"/>
+        <w:spacing w:before="0" w:after="0"/>
         <w:ind w:left="480" w:hanging="480"/>
-        <w:spacing w:before="0" w:after="180"/>
       </w:pPr>
       <w:r>
         <w:rPr>
@@ -5722,8 +5743,8 @@
     <w:p>
       <w:pPr>
         <w:pStyle w:val="FirstParagraph"/>
+        <w:spacing w:before="0" w:after="0"/>
         <w:ind w:left="480" w:hanging="480"/>
-        <w:spacing w:after="0"/>
       </w:pPr>
       <w:r>
         <w:rPr>
@@ -5807,53 +5828,53 @@
     <w:p>
       <w:pPr>
         <w:pStyle w:val="FirstParagraph"/>
+        <w:spacing w:before="0" w:after="0"/>
         <w:ind w:left="480" w:hanging="480"/>
+      </w:pPr>
+      <w:r>
+        <w:rPr>
+          <w:rFonts w:ascii="Times New Roman" w:hAnsi="Times New Roman" w:eastAsia="Times New Roman" w:cs="Times New Roman"/>
+        </w:rPr>
+        <w:t xml:space="preserve">A.C </w:t>
+      </w:r>
+    </w:p>
+    <w:p>
+      <w:pPr>
+        <w:pStyle w:val="FirstParagraph"/>
         <w:spacing w:before="0" w:after="0"/>
-      </w:pPr>
-      <w:r>
-        <w:rPr>
-          <w:rFonts w:ascii="Times New Roman" w:hAnsi="Times New Roman" w:eastAsia="Times New Roman" w:cs="Times New Roman"/>
-        </w:rPr>
-        <w:t xml:space="preserve">A.C </w:t>
+        <w:ind w:left="480" w:hanging="480"/>
+      </w:pPr>
+      <w:r>
+        <w:rPr>
+          <w:rFonts w:ascii="Times New Roman" w:hAnsi="Times New Roman" w:eastAsia="Times New Roman" w:cs="Times New Roman"/>
+        </w:rPr>
+        <w:t xml:space="preserve">B.Na</w:t>
+      </w:r>
+      <w:r>
+        <w:rPr>
+          <w:rFonts w:ascii="Times New Roman" w:hAnsi="Times New Roman" w:eastAsia="Times New Roman" w:cs="Times New Roman"/>
+        </w:rPr>
+        <w:t xml:space="preserve"> </w:t>
       </w:r>
     </w:p>
     <w:p>
       <w:pPr>
         <w:pStyle w:val="FirstParagraph"/>
+        <w:spacing w:before="0" w:after="0"/>
         <w:ind w:left="480" w:hanging="480"/>
+      </w:pPr>
+      <w:r>
+        <w:rPr>
+          <w:rFonts w:ascii="Times New Roman" w:hAnsi="Times New Roman" w:eastAsia="Times New Roman" w:cs="Times New Roman"/>
+        </w:rPr>
+        <w:t xml:space="preserve">C.Ne </w:t>
+      </w:r>
+    </w:p>
+    <w:p>
+      <w:pPr>
+        <w:pStyle w:val="FirstParagraph"/>
         <w:spacing w:before="0" w:after="0"/>
-      </w:pPr>
-      <w:r>
-        <w:rPr>
-          <w:rFonts w:ascii="Times New Roman" w:hAnsi="Times New Roman" w:eastAsia="Times New Roman" w:cs="Times New Roman"/>
-        </w:rPr>
-        <w:t xml:space="preserve">B.Na</w:t>
-      </w:r>
-      <w:r>
-        <w:rPr>
-          <w:rFonts w:ascii="Times New Roman" w:hAnsi="Times New Roman" w:eastAsia="Times New Roman" w:cs="Times New Roman"/>
-        </w:rPr>
-        <w:t xml:space="preserve"> </w:t>
-      </w:r>
-    </w:p>
-    <w:p>
-      <w:pPr>
-        <w:pStyle w:val="FirstParagraph"/>
         <w:ind w:left="480" w:hanging="480"/>
-        <w:spacing w:before="0" w:after="0"/>
-      </w:pPr>
-      <w:r>
-        <w:rPr>
-          <w:rFonts w:ascii="Times New Roman" w:hAnsi="Times New Roman" w:eastAsia="Times New Roman" w:cs="Times New Roman"/>
-        </w:rPr>
-        <w:t xml:space="preserve">C.Ne </w:t>
-      </w:r>
-    </w:p>
-    <w:p>
-      <w:pPr>
-        <w:pStyle w:val="FirstParagraph"/>
-        <w:ind w:left="480" w:hanging="480"/>
-        <w:spacing w:before="0" w:after="180"/>
       </w:pPr>
       <w:r>
         <w:rPr>
@@ -5963,6 +5984,7 @@
     <w:p>
       <w:pPr>
         <w:pStyle w:val="FirstParagraph"/>
+        <w:spacing w:before="0" w:after="0"/>
       </w:pPr>
       <w:r>
         <w:rPr>
@@ -5998,8 +6020,8 @@
     <w:p>
       <w:pPr>
         <w:pStyle w:val="BodyText"/>
+        <w:spacing w:before="0" w:after="0"/>
         <w:ind w:left="480" w:hanging="480"/>
-        <w:spacing w:after="0"/>
       </w:pPr>
       <m:oMath>
         <m:oMathPr>
@@ -6153,47 +6175,47 @@
     <w:p>
       <w:pPr>
         <w:pStyle w:val="BodyText"/>
+        <w:spacing w:before="0" w:after="0"/>
         <w:ind w:left="480" w:hanging="480"/>
+      </w:pPr>
+      <w:r>
+        <w:rPr>
+          <w:rFonts w:ascii="Times New Roman" w:hAnsi="Times New Roman" w:eastAsia="Times New Roman" w:cs="Times New Roman"/>
+        </w:rPr>
+        <w:t xml:space="preserve">A. 38 </w:t>
+      </w:r>
+    </w:p>
+    <w:p>
+      <w:pPr>
+        <w:pStyle w:val="BodyText"/>
         <w:spacing w:before="0" w:after="0"/>
-      </w:pPr>
-      <w:r>
-        <w:rPr>
-          <w:rFonts w:ascii="Times New Roman" w:hAnsi="Times New Roman" w:eastAsia="Times New Roman" w:cs="Times New Roman"/>
-        </w:rPr>
-        <w:t xml:space="preserve">A. 38 </w:t>
+        <w:ind w:left="480" w:hanging="480"/>
+      </w:pPr>
+      <w:r>
+        <w:rPr>
+          <w:rFonts w:ascii="Times New Roman" w:hAnsi="Times New Roman" w:eastAsia="Times New Roman" w:cs="Times New Roman"/>
+        </w:rPr>
+        <w:t xml:space="preserve">B. 55 </w:t>
       </w:r>
     </w:p>
     <w:p>
       <w:pPr>
         <w:pStyle w:val="BodyText"/>
+        <w:spacing w:before="0" w:after="0"/>
         <w:ind w:left="480" w:hanging="480"/>
+      </w:pPr>
+      <w:r>
+        <w:rPr>
+          <w:rFonts w:ascii="Times New Roman" w:hAnsi="Times New Roman" w:eastAsia="Times New Roman" w:cs="Times New Roman"/>
+        </w:rPr>
+        <w:t xml:space="preserve">C. 100 </w:t>
+      </w:r>
+    </w:p>
+    <w:p>
+      <w:pPr>
+        <w:pStyle w:val="BodyText"/>
         <w:spacing w:before="0" w:after="0"/>
-      </w:pPr>
-      <w:r>
-        <w:rPr>
-          <w:rFonts w:ascii="Times New Roman" w:hAnsi="Times New Roman" w:eastAsia="Times New Roman" w:cs="Times New Roman"/>
-        </w:rPr>
-        <w:t xml:space="preserve">B. 55 </w:t>
-      </w:r>
-    </w:p>
-    <w:p>
-      <w:pPr>
-        <w:pStyle w:val="BodyText"/>
         <w:ind w:left="480" w:hanging="480"/>
-        <w:spacing w:before="0" w:after="0"/>
-      </w:pPr>
-      <w:r>
-        <w:rPr>
-          <w:rFonts w:ascii="Times New Roman" w:hAnsi="Times New Roman" w:eastAsia="Times New Roman" w:cs="Times New Roman"/>
-        </w:rPr>
-        <w:t xml:space="preserve">C. 100 </w:t>
-      </w:r>
-    </w:p>
-    <w:p>
-      <w:pPr>
-        <w:pStyle w:val="BodyText"/>
-        <w:ind w:left="480" w:hanging="480"/>
-        <w:spacing w:before="0" w:after="180"/>
       </w:pPr>
       <w:r>
         <w:rPr>
@@ -6251,8 +6273,8 @@
     <w:p>
       <w:pPr>
         <w:pStyle w:val="FirstParagraph"/>
+        <w:spacing w:before="0" w:after="0"/>
         <w:ind w:left="480" w:hanging="480"/>
-        <w:spacing w:after="0"/>
       </w:pPr>
       <w:r>
         <w:rPr>
@@ -6366,20 +6388,118 @@
     <w:p>
       <w:pPr>
         <w:pStyle w:val="FirstParagraph"/>
+        <w:spacing w:before="0" w:after="0"/>
         <w:ind w:left="480" w:hanging="480"/>
+      </w:pPr>
+      <w:r>
+        <w:rPr>
+          <w:rFonts w:ascii="Times New Roman" w:hAnsi="Times New Roman" w:eastAsia="Times New Roman" w:cs="Times New Roman"/>
+        </w:rPr>
+        <w:t xml:space="preserve">A. </w:t>
+      </w:r>
+      <w:r>
+        <w:rPr>
+          <w:rFonts w:hint="eastAsia" w:ascii="Times New Roman" w:hAnsi="Times New Roman" w:eastAsia="FangSong" w:cs="Times New Roman"/>
+        </w:rPr>
+        <w:t>原子半径</w:t>
+      </w:r>
+      <w:r>
+        <w:rPr>
+          <w:rFonts w:hint="eastAsia" w:ascii="Times New Roman" w:hAnsi="Times New Roman" w:eastAsia="Times New Roman" w:cs="Times New Roman"/>
+        </w:rPr>
+        <w:t>：</w:t>
+      </w:r>
+      <w:r>
+        <w:rPr>
+          <w:rFonts w:hint="eastAsia" w:ascii="Times New Roman" w:hAnsi="Times New Roman" w:eastAsia="FangSong" w:cs="Times New Roman"/>
+        </w:rPr>
+        <w:t>丙</w:t>
+      </w:r>
+      <w:r>
+        <w:rPr>
+          <w:rFonts w:hint="eastAsia" w:ascii="Times New Roman" w:hAnsi="Times New Roman" w:eastAsia="Times New Roman" w:cs="Times New Roman"/>
+        </w:rPr>
+        <w:t>＞</w:t>
+      </w:r>
+      <w:r>
+        <w:rPr>
+          <w:rFonts w:hint="eastAsia" w:ascii="Times New Roman" w:hAnsi="Times New Roman" w:eastAsia="FangSong" w:cs="Times New Roman"/>
+        </w:rPr>
+        <w:t>乙</w:t>
+      </w:r>
+      <w:r>
+        <w:rPr>
+          <w:rFonts w:hint="eastAsia" w:ascii="Times New Roman" w:hAnsi="Times New Roman" w:eastAsia="Times New Roman" w:cs="Times New Roman"/>
+        </w:rPr>
+        <w:t>＞</w:t>
+      </w:r>
+      <w:r>
+        <w:rPr>
+          <w:rFonts w:hint="eastAsia" w:ascii="Times New Roman" w:hAnsi="Times New Roman" w:eastAsia="FangSong" w:cs="Times New Roman"/>
+        </w:rPr>
+        <w:t>甲</w:t>
+      </w:r>
+      <w:r>
+        <w:rPr>
+          <w:rFonts w:hint="eastAsia" w:ascii="Times New Roman" w:hAnsi="Times New Roman" w:eastAsia="Times New Roman" w:cs="Times New Roman"/>
+        </w:rPr>
+        <w:t>＞</w:t>
+      </w:r>
+      <w:r>
+        <w:rPr>
+          <w:rFonts w:hint="eastAsia" w:ascii="Times New Roman" w:hAnsi="Times New Roman" w:eastAsia="FangSong" w:cs="Times New Roman"/>
+        </w:rPr>
+        <w:t>丁</w:t>
+      </w:r>
+      <w:r>
+        <w:rPr>
+          <w:rFonts w:ascii="Times New Roman" w:hAnsi="Times New Roman" w:eastAsia="Times New Roman" w:cs="Times New Roman"/>
+        </w:rPr>
+        <w:t xml:space="preserve"> </w:t>
+      </w:r>
+    </w:p>
+    <w:p>
+      <w:pPr>
+        <w:pStyle w:val="FirstParagraph"/>
         <w:spacing w:before="0" w:after="0"/>
-      </w:pPr>
-      <w:r>
-        <w:rPr>
-          <w:rFonts w:ascii="Times New Roman" w:hAnsi="Times New Roman" w:eastAsia="Times New Roman" w:cs="Times New Roman"/>
-        </w:rPr>
-        <w:t xml:space="preserve">A. </w:t>
-      </w:r>
-      <w:r>
-        <w:rPr>
-          <w:rFonts w:hint="eastAsia" w:ascii="Times New Roman" w:hAnsi="Times New Roman" w:eastAsia="FangSong" w:cs="Times New Roman"/>
-        </w:rPr>
-        <w:t>原子半径</w:t>
+        <w:ind w:left="480" w:hanging="480"/>
+      </w:pPr>
+      <w:r>
+        <w:rPr>
+          <w:rFonts w:ascii="Times New Roman" w:hAnsi="Times New Roman" w:eastAsia="Times New Roman" w:cs="Times New Roman"/>
+        </w:rPr>
+        <w:t xml:space="preserve">B. </w:t>
+      </w:r>
+      <w:r>
+        <w:rPr>
+          <w:rFonts w:hint="eastAsia" w:ascii="Times New Roman" w:hAnsi="Times New Roman" w:eastAsia="FangSong" w:cs="Times New Roman"/>
+        </w:rPr>
+        <w:t xml:space="preserve">乙和甲或乙和丁所能形成的化合物都是大气污染物</w:t>
+      </w:r>
+      <w:r>
+        <w:rPr>
+          <w:rFonts w:ascii="Times New Roman" w:hAnsi="Times New Roman" w:eastAsia="Times New Roman" w:cs="Times New Roman"/>
+        </w:rPr>
+        <w:t xml:space="preserve"> </w:t>
+      </w:r>
+    </w:p>
+    <w:p>
+      <w:pPr>
+        <w:pStyle w:val="FirstParagraph"/>
+        <w:spacing w:before="0" w:after="0"/>
+        <w:ind w:left="480" w:hanging="480"/>
+      </w:pPr>
+      <w:r>
+        <w:rPr>
+          <w:rFonts w:ascii="Times New Roman" w:hAnsi="Times New Roman" w:eastAsia="Times New Roman" w:cs="Times New Roman"/>
+        </w:rPr>
+        <w:t xml:space="preserve">C. </w:t>
+      </w:r>
+      <w:r>
+        <w:rPr>
+          <w:rFonts w:hint="eastAsia" w:ascii="Times New Roman" w:hAnsi="Times New Roman" w:eastAsia="FangSong" w:cs="Times New Roman"/>
+        </w:rPr>
+        <w:t>气态氢化物的稳定性</w:t>
       </w:r>
       <w:r>
         <w:rPr>
@@ -6391,46 +6511,22 @@
         <w:rPr>
           <w:rFonts w:hint="eastAsia" w:ascii="Times New Roman" w:hAnsi="Times New Roman" w:eastAsia="FangSong" w:cs="Times New Roman"/>
         </w:rPr>
+        <w:t>甲</w:t>
+      </w:r>
+      <w:r>
+        <w:rPr>
+          <w:rFonts w:hint="eastAsia" w:ascii="Times New Roman" w:hAnsi="Times New Roman" w:eastAsia="Times New Roman" w:cs="Times New Roman"/>
+        </w:rPr>
+        <w:t>＞</w:t>
+      </w:r>
+      <w:r>
+        <w:rPr>
+          <w:rFonts w:hint="eastAsia" w:ascii="Times New Roman" w:hAnsi="Times New Roman" w:eastAsia="FangSong" w:cs="Times New Roman"/>
+        </w:rPr>
         <w:t>丙</w:t>
       </w:r>
       <w:r>
         <w:rPr>
-          <w:rFonts w:hint="eastAsia" w:ascii="Times New Roman" w:hAnsi="Times New Roman" w:eastAsia="Times New Roman" w:cs="Times New Roman"/>
-        </w:rPr>
-        <w:t>＞</w:t>
-      </w:r>
-      <w:r>
-        <w:rPr>
-          <w:rFonts w:hint="eastAsia" w:ascii="Times New Roman" w:hAnsi="Times New Roman" w:eastAsia="FangSong" w:cs="Times New Roman"/>
-        </w:rPr>
-        <w:t>乙</w:t>
-      </w:r>
-      <w:r>
-        <w:rPr>
-          <w:rFonts w:hint="eastAsia" w:ascii="Times New Roman" w:hAnsi="Times New Roman" w:eastAsia="Times New Roman" w:cs="Times New Roman"/>
-        </w:rPr>
-        <w:t>＞</w:t>
-      </w:r>
-      <w:r>
-        <w:rPr>
-          <w:rFonts w:hint="eastAsia" w:ascii="Times New Roman" w:hAnsi="Times New Roman" w:eastAsia="FangSong" w:cs="Times New Roman"/>
-        </w:rPr>
-        <w:t>甲</w:t>
-      </w:r>
-      <w:r>
-        <w:rPr>
-          <w:rFonts w:hint="eastAsia" w:ascii="Times New Roman" w:hAnsi="Times New Roman" w:eastAsia="Times New Roman" w:cs="Times New Roman"/>
-        </w:rPr>
-        <w:t>＞</w:t>
-      </w:r>
-      <w:r>
-        <w:rPr>
-          <w:rFonts w:hint="eastAsia" w:ascii="Times New Roman" w:hAnsi="Times New Roman" w:eastAsia="FangSong" w:cs="Times New Roman"/>
-        </w:rPr>
-        <w:t>丁</w:t>
-      </w:r>
-      <w:r>
-        <w:rPr>
           <w:rFonts w:ascii="Times New Roman" w:hAnsi="Times New Roman" w:eastAsia="Times New Roman" w:cs="Times New Roman"/>
         </w:rPr>
         <w:t xml:space="preserve"> </w:t>
@@ -6439,82 +6535,8 @@
     <w:p>
       <w:pPr>
         <w:pStyle w:val="FirstParagraph"/>
+        <w:spacing w:before="0" w:after="0"/>
         <w:ind w:left="480" w:hanging="480"/>
-        <w:spacing w:before="0" w:after="0"/>
-      </w:pPr>
-      <w:r>
-        <w:rPr>
-          <w:rFonts w:ascii="Times New Roman" w:hAnsi="Times New Roman" w:eastAsia="Times New Roman" w:cs="Times New Roman"/>
-        </w:rPr>
-        <w:t xml:space="preserve">B. </w:t>
-      </w:r>
-      <w:r>
-        <w:rPr>
-          <w:rFonts w:hint="eastAsia" w:ascii="Times New Roman" w:hAnsi="Times New Roman" w:eastAsia="FangSong" w:cs="Times New Roman"/>
-        </w:rPr>
-        <w:t xml:space="preserve">乙和甲或乙和丁所能形成的化合物都是大气污染物</w:t>
-      </w:r>
-      <w:r>
-        <w:rPr>
-          <w:rFonts w:ascii="Times New Roman" w:hAnsi="Times New Roman" w:eastAsia="Times New Roman" w:cs="Times New Roman"/>
-        </w:rPr>
-        <w:t xml:space="preserve"> </w:t>
-      </w:r>
-    </w:p>
-    <w:p>
-      <w:pPr>
-        <w:pStyle w:val="FirstParagraph"/>
-        <w:ind w:left="480" w:hanging="480"/>
-        <w:spacing w:before="0" w:after="0"/>
-      </w:pPr>
-      <w:r>
-        <w:rPr>
-          <w:rFonts w:ascii="Times New Roman" w:hAnsi="Times New Roman" w:eastAsia="Times New Roman" w:cs="Times New Roman"/>
-        </w:rPr>
-        <w:t xml:space="preserve">C. </w:t>
-      </w:r>
-      <w:r>
-        <w:rPr>
-          <w:rFonts w:hint="eastAsia" w:ascii="Times New Roman" w:hAnsi="Times New Roman" w:eastAsia="FangSong" w:cs="Times New Roman"/>
-        </w:rPr>
-        <w:t>气态氢化物的稳定性</w:t>
-      </w:r>
-      <w:r>
-        <w:rPr>
-          <w:rFonts w:hint="eastAsia" w:ascii="Times New Roman" w:hAnsi="Times New Roman" w:eastAsia="Times New Roman" w:cs="Times New Roman"/>
-        </w:rPr>
-        <w:t>：</w:t>
-      </w:r>
-      <w:r>
-        <w:rPr>
-          <w:rFonts w:hint="eastAsia" w:ascii="Times New Roman" w:hAnsi="Times New Roman" w:eastAsia="FangSong" w:cs="Times New Roman"/>
-        </w:rPr>
-        <w:t>甲</w:t>
-      </w:r>
-      <w:r>
-        <w:rPr>
-          <w:rFonts w:hint="eastAsia" w:ascii="Times New Roman" w:hAnsi="Times New Roman" w:eastAsia="Times New Roman" w:cs="Times New Roman"/>
-        </w:rPr>
-        <w:t>＞</w:t>
-      </w:r>
-      <w:r>
-        <w:rPr>
-          <w:rFonts w:hint="eastAsia" w:ascii="Times New Roman" w:hAnsi="Times New Roman" w:eastAsia="FangSong" w:cs="Times New Roman"/>
-        </w:rPr>
-        <w:t>丙</w:t>
-      </w:r>
-      <w:r>
-        <w:rPr>
-          <w:rFonts w:ascii="Times New Roman" w:hAnsi="Times New Roman" w:eastAsia="Times New Roman" w:cs="Times New Roman"/>
-        </w:rPr>
-        <w:t xml:space="preserve"> </w:t>
-      </w:r>
-    </w:p>
-    <w:p>
-      <w:pPr>
-        <w:pStyle w:val="FirstParagraph"/>
-        <w:ind w:left="480" w:hanging="480"/>
-        <w:spacing w:before="0" w:after="180"/>
       </w:pPr>
       <w:r>
         <w:rPr>
@@ -6602,8 +6624,8 @@
     <w:p>
       <w:pPr>
         <w:pStyle w:val="FirstParagraph"/>
+        <w:spacing w:before="0" w:after="0"/>
         <w:ind w:left="480" w:hanging="480"/>
-        <w:spacing w:after="0"/>
       </w:pPr>
       <w:r>
         <w:rPr>
@@ -6698,8 +6720,8 @@
     <w:p>
       <w:pPr>
         <w:pStyle w:val="FirstParagraph"/>
+        <w:spacing w:before="0" w:after="0"/>
         <w:ind w:left="480" w:hanging="480"/>
-        <w:spacing w:before="0" w:after="0"/>
       </w:pPr>
       <w:r>
         <w:rPr>
@@ -6781,8 +6803,8 @@
     <w:p>
       <w:pPr>
         <w:pStyle w:val="FirstParagraph"/>
+        <w:spacing w:before="0" w:after="0"/>
         <w:ind w:left="480" w:hanging="480"/>
-        <w:spacing w:before="0" w:after="0"/>
       </w:pPr>
       <w:r>
         <w:rPr>
@@ -6864,8 +6886,8 @@
     <w:p>
       <w:pPr>
         <w:pStyle w:val="FirstParagraph"/>
+        <w:spacing w:before="0" w:after="0"/>
         <w:ind w:left="480" w:hanging="480"/>
-        <w:spacing w:before="0" w:after="0"/>
       </w:pPr>
       <w:r>
         <w:rPr>
@@ -6947,8 +6969,8 @@
     <w:p>
       <w:pPr>
         <w:pStyle w:val="FirstParagraph"/>
+        <w:spacing w:before="0" w:after="0"/>
         <w:ind w:left="480" w:hanging="480"/>
-        <w:spacing w:before="0" w:after="180"/>
       </w:pPr>
       <w:r>
         <w:rPr>
@@ -7250,8 +7272,8 @@
     <w:p>
       <w:pPr>
         <w:pStyle w:val="FirstParagraph"/>
+        <w:spacing w:before="0" w:after="0"/>
         <w:ind w:left="480" w:hanging="480"/>
-        <w:spacing w:after="0"/>
       </w:pPr>
       <w:r>
         <w:rPr>
@@ -7287,47 +7309,47 @@
     <w:p>
       <w:pPr>
         <w:pStyle w:val="FirstParagraph"/>
+        <w:spacing w:before="0" w:after="0"/>
         <w:ind w:left="480" w:hanging="480"/>
+      </w:pPr>
+      <w:r>
+        <w:rPr>
+          <w:rFonts w:ascii="Times New Roman" w:hAnsi="Times New Roman" w:eastAsia="Times New Roman" w:cs="Times New Roman"/>
+        </w:rPr>
+        <w:t xml:space="preserve">A. 2 </w:t>
+      </w:r>
+    </w:p>
+    <w:p>
+      <w:pPr>
+        <w:pStyle w:val="FirstParagraph"/>
         <w:spacing w:before="0" w:after="0"/>
-      </w:pPr>
-      <w:r>
-        <w:rPr>
-          <w:rFonts w:ascii="Times New Roman" w:hAnsi="Times New Roman" w:eastAsia="Times New Roman" w:cs="Times New Roman"/>
-        </w:rPr>
-        <w:t xml:space="preserve">A. 2 </w:t>
+        <w:ind w:left="480" w:hanging="480"/>
+      </w:pPr>
+      <w:r>
+        <w:rPr>
+          <w:rFonts w:ascii="Times New Roman" w:hAnsi="Times New Roman" w:eastAsia="Times New Roman" w:cs="Times New Roman"/>
+        </w:rPr>
+        <w:t xml:space="preserve">B. 15 </w:t>
       </w:r>
     </w:p>
     <w:p>
       <w:pPr>
         <w:pStyle w:val="FirstParagraph"/>
+        <w:spacing w:before="0" w:after="0"/>
         <w:ind w:left="480" w:hanging="480"/>
+      </w:pPr>
+      <w:r>
+        <w:rPr>
+          <w:rFonts w:ascii="Times New Roman" w:hAnsi="Times New Roman" w:eastAsia="Times New Roman" w:cs="Times New Roman"/>
+        </w:rPr>
+        <w:t xml:space="preserve">C. 38 </w:t>
+      </w:r>
+    </w:p>
+    <w:p>
+      <w:pPr>
+        <w:pStyle w:val="FirstParagraph"/>
         <w:spacing w:before="0" w:after="0"/>
-      </w:pPr>
-      <w:r>
-        <w:rPr>
-          <w:rFonts w:ascii="Times New Roman" w:hAnsi="Times New Roman" w:eastAsia="Times New Roman" w:cs="Times New Roman"/>
-        </w:rPr>
-        <w:t xml:space="preserve">B. 15 </w:t>
-      </w:r>
-    </w:p>
-    <w:p>
-      <w:pPr>
-        <w:pStyle w:val="FirstParagraph"/>
         <w:ind w:left="480" w:hanging="480"/>
-        <w:spacing w:before="0" w:after="0"/>
-      </w:pPr>
-      <w:r>
-        <w:rPr>
-          <w:rFonts w:ascii="Times New Roman" w:hAnsi="Times New Roman" w:eastAsia="Times New Roman" w:cs="Times New Roman"/>
-        </w:rPr>
-        <w:t xml:space="preserve">C. 38 </w:t>
-      </w:r>
-    </w:p>
-    <w:p>
-      <w:pPr>
-        <w:pStyle w:val="FirstParagraph"/>
-        <w:ind w:left="480" w:hanging="480"/>
-        <w:spacing w:before="0" w:after="180"/>
       </w:pPr>
       <w:r>
         <w:rPr>
@@ -7385,8 +7407,8 @@
     <w:p>
       <w:pPr>
         <w:pStyle w:val="FirstParagraph"/>
+        <w:spacing w:before="0" w:after="0"/>
         <w:ind w:left="480" w:hanging="480"/>
-        <w:spacing w:after="0"/>
       </w:pPr>
       <w:r>
         <w:rPr>
@@ -7565,47 +7587,47 @@
     <w:p>
       <w:pPr>
         <w:pStyle w:val="FirstParagraph"/>
+        <w:spacing w:before="0" w:after="0"/>
         <w:ind w:left="480" w:hanging="480"/>
+      </w:pPr>
+      <w:r>
+        <w:rPr>
+          <w:rFonts w:ascii="Times New Roman" w:hAnsi="Times New Roman" w:eastAsia="Times New Roman" w:cs="Times New Roman"/>
+        </w:rPr>
+        <w:t xml:space="preserve">A. 5、10、15 </w:t>
+      </w:r>
+    </w:p>
+    <w:p>
+      <w:pPr>
+        <w:pStyle w:val="FirstParagraph"/>
         <w:spacing w:before="0" w:after="0"/>
-      </w:pPr>
-      <w:r>
-        <w:rPr>
-          <w:rFonts w:ascii="Times New Roman" w:hAnsi="Times New Roman" w:eastAsia="Times New Roman" w:cs="Times New Roman"/>
-        </w:rPr>
-        <w:t xml:space="preserve">A. 5、10、15 </w:t>
+        <w:ind w:left="480" w:hanging="480"/>
+      </w:pPr>
+      <w:r>
+        <w:rPr>
+          <w:rFonts w:ascii="Times New Roman" w:hAnsi="Times New Roman" w:eastAsia="Times New Roman" w:cs="Times New Roman"/>
+        </w:rPr>
+        <w:t xml:space="preserve">B. 8、18、18 </w:t>
       </w:r>
     </w:p>
     <w:p>
       <w:pPr>
         <w:pStyle w:val="FirstParagraph"/>
+        <w:spacing w:before="0" w:after="0"/>
         <w:ind w:left="480" w:hanging="480"/>
+      </w:pPr>
+      <w:r>
+        <w:rPr>
+          <w:rFonts w:ascii="Times New Roman" w:hAnsi="Times New Roman" w:eastAsia="Times New Roman" w:cs="Times New Roman"/>
+        </w:rPr>
+        <w:t xml:space="preserve">C. 8、10、15 </w:t>
+      </w:r>
+    </w:p>
+    <w:p>
+      <w:pPr>
+        <w:pStyle w:val="FirstParagraph"/>
         <w:spacing w:before="0" w:after="0"/>
-      </w:pPr>
-      <w:r>
-        <w:rPr>
-          <w:rFonts w:ascii="Times New Roman" w:hAnsi="Times New Roman" w:eastAsia="Times New Roman" w:cs="Times New Roman"/>
-        </w:rPr>
-        <w:t xml:space="preserve">B. 8、18、18 </w:t>
-      </w:r>
-    </w:p>
-    <w:p>
-      <w:pPr>
-        <w:pStyle w:val="FirstParagraph"/>
         <w:ind w:left="480" w:hanging="480"/>
-        <w:spacing w:before="0" w:after="0"/>
-      </w:pPr>
-      <w:r>
-        <w:rPr>
-          <w:rFonts w:ascii="Times New Roman" w:hAnsi="Times New Roman" w:eastAsia="Times New Roman" w:cs="Times New Roman"/>
-        </w:rPr>
-        <w:t xml:space="preserve">C. 8、10、15 </w:t>
-      </w:r>
-    </w:p>
-    <w:p>
-      <w:pPr>
-        <w:pStyle w:val="FirstParagraph"/>
-        <w:ind w:left="480" w:hanging="480"/>
-        <w:spacing w:before="0" w:after="180"/>
       </w:pPr>
       <w:r>
         <w:rPr>
@@ -7660,6 +7682,14 @@
       <w:tblPr>
         <w:tblStyle w:val="Table"/>
         <w:tblW w:type="auto" w:w="0"/>
+        <w:tblBorders>
+          <w:top w:val="single" w:sz="12" w:space="0" w:color="000000"/>
+          <w:left w:val="none" w:sz="0" w:space="0" w:color="auto"/>
+          <w:bottom w:val="single" w:sz="12" w:space="0" w:color="000000"/>
+          <w:right w:val="none" w:sz="0" w:space="0" w:color="auto"/>
+          <w:insideH w:val="none" w:sz="0" w:space="0" w:color="auto"/>
+          <w:insideV w:val="none" w:sz="0" w:space="0" w:color="auto"/>
+        </w:tblBorders>
         <w:tblLook w:firstRow="1" w:lastRow="0" w:firstColumn="0" w:lastColumn="0" w:noHBand="0" w:noVBand="0" w:val="0020"/>
       </w:tblPr>
       <w:tblGrid>
@@ -7674,7 +7704,11 @@
           <w:tblHeader w:val="on"/>
         </w:trPr>
         <w:tc>
-          <w:tcPr/>
+          <w:tcPr>
+            <w:tcBorders>
+              <w:bottom w:val="single" w:sz="8" w:space="0" w:color="000000"/>
+            </w:tcBorders>
+          </w:tcPr>
           <w:p>
             <w:pPr>
               <w:pStyle w:val="Compact"/>
@@ -7690,7 +7724,11 @@
           </w:p>
         </w:tc>
         <w:tc>
-          <w:tcPr/>
+          <w:tcPr>
+            <w:tcBorders>
+              <w:bottom w:val="single" w:sz="8" w:space="0" w:color="000000"/>
+            </w:tcBorders>
+          </w:tcPr>
           <w:p>
             <w:pPr>
               <w:pStyle w:val="Compact"/>
@@ -7720,7 +7758,11 @@
           </w:p>
         </w:tc>
         <w:tc>
-          <w:tcPr/>
+          <w:tcPr>
+            <w:tcBorders>
+              <w:bottom w:val="single" w:sz="8" w:space="0" w:color="000000"/>
+            </w:tcBorders>
+          </w:tcPr>
           <w:p>
             <w:pPr>
               <w:pStyle w:val="Compact"/>
@@ -7750,7 +7792,11 @@
           </w:p>
         </w:tc>
         <w:tc>
-          <w:tcPr/>
+          <w:tcPr>
+            <w:tcBorders>
+              <w:bottom w:val="single" w:sz="8" w:space="0" w:color="000000"/>
+            </w:tcBorders>
+          </w:tcPr>
           <w:p>
             <w:pPr>
               <w:pStyle w:val="Compact"/>
@@ -7780,7 +7826,11 @@
           </w:p>
         </w:tc>
         <w:tc>
-          <w:tcPr/>
+          <w:tcPr>
+            <w:tcBorders>
+              <w:bottom w:val="single" w:sz="8" w:space="0" w:color="000000"/>
+            </w:tcBorders>
+          </w:tcPr>
           <w:p>
             <w:pPr>
               <w:pStyle w:val="Compact"/>
@@ -8245,8 +8295,8 @@
     <w:p>
       <w:pPr>
         <w:pStyle w:val="FirstParagraph"/>
+        <w:spacing w:before="0" w:after="0"/>
         <w:ind w:left="480" w:hanging="480"/>
-        <w:spacing w:after="0"/>
       </w:pPr>
       <w:r>
         <w:rPr>
@@ -8288,14 +8338,39 @@
     <w:p>
       <w:pPr>
         <w:pStyle w:val="FirstParagraph"/>
+        <w:spacing w:before="0" w:after="0"/>
         <w:ind w:left="480" w:hanging="480"/>
+      </w:pPr>
+      <w:r>
+        <w:rPr>
+          <w:rFonts w:ascii="Times New Roman" w:hAnsi="Times New Roman" w:eastAsia="Times New Roman" w:cs="Times New Roman"/>
+        </w:rPr>
+        <w:t xml:space="preserve">A. Q </w:t>
+      </w:r>
+      <w:r>
+        <w:rPr>
+          <w:rFonts w:hint="eastAsia" w:ascii="Times New Roman" w:hAnsi="Times New Roman" w:eastAsia="FangSong" w:cs="Times New Roman"/>
+        </w:rPr>
+        <w:t xml:space="preserve">和</w:t>
+      </w:r>
+      <w:r>
+        <w:rPr>
+          <w:rFonts w:ascii="Times New Roman" w:hAnsi="Times New Roman" w:eastAsia="Times New Roman" w:cs="Times New Roman"/>
+        </w:rPr>
+        <w:t xml:space="preserve"> R </w:t>
+      </w:r>
+    </w:p>
+    <w:p>
+      <w:pPr>
+        <w:pStyle w:val="FirstParagraph"/>
         <w:spacing w:before="0" w:after="0"/>
-      </w:pPr>
-      <w:r>
-        <w:rPr>
-          <w:rFonts w:ascii="Times New Roman" w:hAnsi="Times New Roman" w:eastAsia="Times New Roman" w:cs="Times New Roman"/>
-        </w:rPr>
-        <w:t xml:space="preserve">A. Q </w:t>
+        <w:ind w:left="480" w:hanging="480"/>
+      </w:pPr>
+      <w:r>
+        <w:rPr>
+          <w:rFonts w:ascii="Times New Roman" w:hAnsi="Times New Roman" w:eastAsia="Times New Roman" w:cs="Times New Roman"/>
+        </w:rPr>
+        <w:t xml:space="preserve">B. S </w:t>
       </w:r>
       <w:r>
         <w:rPr>
@@ -8307,64 +8382,39 @@
         <w:rPr>
           <w:rFonts w:ascii="Times New Roman" w:hAnsi="Times New Roman" w:eastAsia="Times New Roman" w:cs="Times New Roman"/>
         </w:rPr>
-        <w:t xml:space="preserve"> R </w:t>
+        <w:t xml:space="preserve"> T </w:t>
       </w:r>
     </w:p>
     <w:p>
       <w:pPr>
         <w:pStyle w:val="FirstParagraph"/>
+        <w:spacing w:before="0" w:after="0"/>
         <w:ind w:left="480" w:hanging="480"/>
+      </w:pPr>
+      <w:r>
+        <w:rPr>
+          <w:rFonts w:ascii="Times New Roman" w:hAnsi="Times New Roman" w:eastAsia="Times New Roman" w:cs="Times New Roman"/>
+        </w:rPr>
+        <w:t xml:space="preserve">C. T </w:t>
+      </w:r>
+      <w:r>
+        <w:rPr>
+          <w:rFonts w:hint="eastAsia" w:ascii="Times New Roman" w:hAnsi="Times New Roman" w:eastAsia="FangSong" w:cs="Times New Roman"/>
+        </w:rPr>
+        <w:t xml:space="preserve">和</w:t>
+      </w:r>
+      <w:r>
+        <w:rPr>
+          <w:rFonts w:ascii="Times New Roman" w:hAnsi="Times New Roman" w:eastAsia="Times New Roman" w:cs="Times New Roman"/>
+        </w:rPr>
+        <w:t xml:space="preserve"> U </w:t>
+      </w:r>
+    </w:p>
+    <w:p>
+      <w:pPr>
+        <w:pStyle w:val="FirstParagraph"/>
         <w:spacing w:before="0" w:after="0"/>
-      </w:pPr>
-      <w:r>
-        <w:rPr>
-          <w:rFonts w:ascii="Times New Roman" w:hAnsi="Times New Roman" w:eastAsia="Times New Roman" w:cs="Times New Roman"/>
-        </w:rPr>
-        <w:t xml:space="preserve">B. S </w:t>
-      </w:r>
-      <w:r>
-        <w:rPr>
-          <w:rFonts w:hint="eastAsia" w:ascii="Times New Roman" w:hAnsi="Times New Roman" w:eastAsia="FangSong" w:cs="Times New Roman"/>
-        </w:rPr>
-        <w:t xml:space="preserve">和</w:t>
-      </w:r>
-      <w:r>
-        <w:rPr>
-          <w:rFonts w:ascii="Times New Roman" w:hAnsi="Times New Roman" w:eastAsia="Times New Roman" w:cs="Times New Roman"/>
-        </w:rPr>
-        <w:t xml:space="preserve"> T </w:t>
-      </w:r>
-    </w:p>
-    <w:p>
-      <w:pPr>
-        <w:pStyle w:val="FirstParagraph"/>
         <w:ind w:left="480" w:hanging="480"/>
-        <w:spacing w:before="0" w:after="0"/>
-      </w:pPr>
-      <w:r>
-        <w:rPr>
-          <w:rFonts w:ascii="Times New Roman" w:hAnsi="Times New Roman" w:eastAsia="Times New Roman" w:cs="Times New Roman"/>
-        </w:rPr>
-        <w:t xml:space="preserve">C. T </w:t>
-      </w:r>
-      <w:r>
-        <w:rPr>
-          <w:rFonts w:hint="eastAsia" w:ascii="Times New Roman" w:hAnsi="Times New Roman" w:eastAsia="FangSong" w:cs="Times New Roman"/>
-        </w:rPr>
-        <w:t xml:space="preserve">和</w:t>
-      </w:r>
-      <w:r>
-        <w:rPr>
-          <w:rFonts w:ascii="Times New Roman" w:hAnsi="Times New Roman" w:eastAsia="Times New Roman" w:cs="Times New Roman"/>
-        </w:rPr>
-        <w:t xml:space="preserve"> U </w:t>
-      </w:r>
-    </w:p>
-    <w:p>
-      <w:pPr>
-        <w:pStyle w:val="FirstParagraph"/>
-        <w:ind w:left="480" w:hanging="480"/>
-        <w:spacing w:before="0" w:after="180"/>
       </w:pPr>
       <w:r>
         <w:rPr>
@@ -12753,6 +12803,14 @@
       <w:tblPr>
         <w:tblStyle w:val="Table"/>
         <w:tblW w:type="auto" w:w="0"/>
+        <w:tblBorders>
+          <w:top w:val="single" w:sz="12" w:space="0" w:color="000000"/>
+          <w:left w:val="none" w:sz="0" w:space="0" w:color="auto"/>
+          <w:bottom w:val="single" w:sz="12" w:space="0" w:color="000000"/>
+          <w:right w:val="none" w:sz="0" w:space="0" w:color="auto"/>
+          <w:insideH w:val="none" w:sz="0" w:space="0" w:color="auto"/>
+          <w:insideV w:val="none" w:sz="0" w:space="0" w:color="auto"/>
+        </w:tblBorders>
         <w:tblLook w:firstRow="1" w:lastRow="0" w:firstColumn="0" w:lastColumn="0" w:noHBand="0" w:noVBand="0" w:val="0020"/>
       </w:tblPr>
       <w:tblGrid>
@@ -12764,7 +12822,11 @@
           <w:tblHeader w:val="on"/>
         </w:trPr>
         <w:tc>
-          <w:tcPr/>
+          <w:tcPr>
+            <w:tcBorders>
+              <w:bottom w:val="single" w:sz="8" w:space="0" w:color="000000"/>
+            </w:tcBorders>
+          </w:tcPr>
           <w:p>
             <w:pPr>
               <w:pStyle w:val="Compact"/>
@@ -12787,7 +12849,11 @@
           </w:p>
         </w:tc>
         <w:tc>
-          <w:tcPr/>
+          <w:tcPr>
+            <w:tcBorders>
+              <w:bottom w:val="single" w:sz="8" w:space="0" w:color="000000"/>
+            </w:tcBorders>
+          </w:tcPr>
           <w:p>
             <w:pPr>
               <w:pStyle w:val="Compact"/>
@@ -15253,6 +15319,14 @@
       <w:tblPr>
         <w:tblStyle w:val="Table"/>
         <w:tblW w:type="auto" w:w="0"/>
+        <w:tblBorders>
+          <w:top w:val="single" w:sz="12" w:space="0" w:color="000000"/>
+          <w:left w:val="none" w:sz="0" w:space="0" w:color="auto"/>
+          <w:bottom w:val="single" w:sz="12" w:space="0" w:color="000000"/>
+          <w:right w:val="none" w:sz="0" w:space="0" w:color="auto"/>
+          <w:insideH w:val="none" w:sz="0" w:space="0" w:color="auto"/>
+          <w:insideV w:val="none" w:sz="0" w:space="0" w:color="auto"/>
+        </w:tblBorders>
         <w:tblLook w:firstRow="1" w:lastRow="0" w:firstColumn="0" w:lastColumn="0" w:noHBand="0" w:noVBand="0" w:val="0020"/>
       </w:tblPr>
       <w:tblGrid>
@@ -15265,7 +15339,11 @@
           <w:tblHeader w:val="on"/>
         </w:trPr>
         <w:tc>
-          <w:tcPr/>
+          <w:tcPr>
+            <w:tcBorders>
+              <w:bottom w:val="single" w:sz="8" w:space="0" w:color="000000"/>
+            </w:tcBorders>
+          </w:tcPr>
           <w:p>
             <w:pPr>
               <w:pStyle w:val="Compact"/>
@@ -15281,7 +15359,11 @@
           </w:p>
         </w:tc>
         <w:tc>
-          <w:tcPr/>
+          <w:tcPr>
+            <w:tcBorders>
+              <w:bottom w:val="single" w:sz="8" w:space="0" w:color="000000"/>
+            </w:tcBorders>
+          </w:tcPr>
           <w:p>
             <w:pPr>
               <w:pStyle w:val="Compact"/>
@@ -15304,7 +15386,11 @@
           </w:p>
         </w:tc>
         <w:tc>
-          <w:tcPr/>
+          <w:tcPr>
+            <w:tcBorders>
+              <w:bottom w:val="single" w:sz="8" w:space="0" w:color="000000"/>
+            </w:tcBorders>
+          </w:tcPr>
           <w:p>
             <w:pPr>
               <w:pStyle w:val="Compact"/>
@@ -19167,6 +19253,14 @@
       <w:tblPr>
         <w:tblStyle w:val="Table"/>
         <w:tblW w:type="auto" w:w="0"/>
+        <w:tblBorders>
+          <w:top w:val="single" w:sz="12" w:space="0" w:color="000000"/>
+          <w:left w:val="none" w:sz="0" w:space="0" w:color="auto"/>
+          <w:bottom w:val="single" w:sz="12" w:space="0" w:color="000000"/>
+          <w:right w:val="none" w:sz="0" w:space="0" w:color="auto"/>
+          <w:insideH w:val="none" w:sz="0" w:space="0" w:color="auto"/>
+          <w:insideV w:val="none" w:sz="0" w:space="0" w:color="auto"/>
+        </w:tblBorders>
         <w:tblLook w:firstRow="1" w:lastRow="0" w:firstColumn="0" w:lastColumn="0" w:noHBand="0" w:noVBand="0" w:val="0020"/>
       </w:tblPr>
       <w:tblGrid>
@@ -19183,7 +19277,11 @@
           <w:tblHeader w:val="on"/>
         </w:trPr>
         <w:tc>
-          <w:tcPr/>
+          <w:tcPr>
+            <w:tcBorders>
+              <w:bottom w:val="single" w:sz="8" w:space="0" w:color="000000"/>
+            </w:tcBorders>
+          </w:tcPr>
           <w:p>
             <w:pPr>
               <w:pStyle w:val="Compact"/>
@@ -19199,7 +19297,11 @@
           </w:p>
         </w:tc>
         <w:tc>
-          <w:tcPr/>
+          <w:tcPr>
+            <w:tcBorders>
+              <w:bottom w:val="single" w:sz="8" w:space="0" w:color="000000"/>
+            </w:tcBorders>
+          </w:tcPr>
           <w:p>
             <w:pPr>
               <w:pStyle w:val="Compact"/>
@@ -19229,7 +19331,11 @@
           </w:p>
         </w:tc>
         <w:tc>
-          <w:tcPr/>
+          <w:tcPr>
+            <w:tcBorders>
+              <w:bottom w:val="single" w:sz="8" w:space="0" w:color="000000"/>
+            </w:tcBorders>
+          </w:tcPr>
           <w:p>
             <w:pPr>
               <w:pStyle w:val="Compact"/>
@@ -19259,7 +19365,11 @@
           </w:p>
         </w:tc>
         <w:tc>
-          <w:tcPr/>
+          <w:tcPr>
+            <w:tcBorders>
+              <w:bottom w:val="single" w:sz="8" w:space="0" w:color="000000"/>
+            </w:tcBorders>
+          </w:tcPr>
           <w:p>
             <w:pPr>
               <w:pStyle w:val="Compact"/>
@@ -19289,7 +19399,11 @@
           </w:p>
         </w:tc>
         <w:tc>
-          <w:tcPr/>
+          <w:tcPr>
+            <w:tcBorders>
+              <w:bottom w:val="single" w:sz="8" w:space="0" w:color="000000"/>
+            </w:tcBorders>
+          </w:tcPr>
           <w:p>
             <w:pPr>
               <w:pStyle w:val="Compact"/>
@@ -19319,7 +19433,11 @@
           </w:p>
         </w:tc>
         <w:tc>
-          <w:tcPr/>
+          <w:tcPr>
+            <w:tcBorders>
+              <w:bottom w:val="single" w:sz="8" w:space="0" w:color="000000"/>
+            </w:tcBorders>
+          </w:tcPr>
           <w:p>
             <w:pPr>
               <w:pStyle w:val="Compact"/>
@@ -19349,7 +19467,11 @@
           </w:p>
         </w:tc>
         <w:tc>
-          <w:tcPr/>
+          <w:tcPr>
+            <w:tcBorders>
+              <w:bottom w:val="single" w:sz="8" w:space="0" w:color="000000"/>
+            </w:tcBorders>
+          </w:tcPr>
           <w:p>
             <w:pPr>
               <w:pStyle w:val="Compact"/>
@@ -20721,6 +20843,14 @@
       <w:tblPr>
         <w:tblStyle w:val="Table"/>
         <w:tblW w:type="auto" w:w="0"/>
+        <w:tblBorders>
+          <w:top w:val="single" w:sz="12" w:space="0" w:color="000000"/>
+          <w:left w:val="none" w:sz="0" w:space="0" w:color="auto"/>
+          <w:bottom w:val="single" w:sz="12" w:space="0" w:color="000000"/>
+          <w:right w:val="none" w:sz="0" w:space="0" w:color="auto"/>
+          <w:insideH w:val="none" w:sz="0" w:space="0" w:color="auto"/>
+          <w:insideV w:val="none" w:sz="0" w:space="0" w:color="auto"/>
+        </w:tblBorders>
         <w:tblLook w:firstRow="1" w:lastRow="0" w:firstColumn="0" w:lastColumn="0" w:noHBand="0" w:noVBand="0" w:val="0020"/>
       </w:tblPr>
       <w:tblGrid>
@@ -20737,7 +20867,11 @@
           <w:tblHeader w:val="on"/>
         </w:trPr>
         <w:tc>
-          <w:tcPr/>
+          <w:tcPr>
+            <w:tcBorders>
+              <w:bottom w:val="single" w:sz="8" w:space="0" w:color="000000"/>
+            </w:tcBorders>
+          </w:tcPr>
           <w:p>
             <w:pPr>
               <w:pStyle w:val="Compact"/>
@@ -20753,7 +20887,11 @@
           </w:p>
         </w:tc>
         <w:tc>
-          <w:tcPr/>
+          <w:tcPr>
+            <w:tcBorders>
+              <w:bottom w:val="single" w:sz="8" w:space="0" w:color="000000"/>
+            </w:tcBorders>
+          </w:tcPr>
           <w:p>
             <w:pPr>
               <w:pStyle w:val="Compact"/>
@@ -20769,7 +20907,11 @@
           </w:p>
         </w:tc>
         <w:tc>
-          <w:tcPr/>
+          <w:tcPr>
+            <w:tcBorders>
+              <w:bottom w:val="single" w:sz="8" w:space="0" w:color="000000"/>
+            </w:tcBorders>
+          </w:tcPr>
           <w:p>
             <w:pPr>
               <w:pStyle w:val="Compact"/>
@@ -20785,7 +20927,11 @@
           </w:p>
         </w:tc>
         <w:tc>
-          <w:tcPr/>
+          <w:tcPr>
+            <w:tcBorders>
+              <w:bottom w:val="single" w:sz="8" w:space="0" w:color="000000"/>
+            </w:tcBorders>
+          </w:tcPr>
           <w:p>
             <w:pPr>
               <w:pStyle w:val="Compact"/>
@@ -20801,7 +20947,11 @@
           </w:p>
         </w:tc>
         <w:tc>
-          <w:tcPr/>
+          <w:tcPr>
+            <w:tcBorders>
+              <w:bottom w:val="single" w:sz="8" w:space="0" w:color="000000"/>
+            </w:tcBorders>
+          </w:tcPr>
           <w:p>
             <w:pPr>
               <w:pStyle w:val="Compact"/>
@@ -20817,7 +20967,11 @@
           </w:p>
         </w:tc>
         <w:tc>
-          <w:tcPr/>
+          <w:tcPr>
+            <w:tcBorders>
+              <w:bottom w:val="single" w:sz="8" w:space="0" w:color="000000"/>
+            </w:tcBorders>
+          </w:tcPr>
           <w:p>
             <w:pPr>
               <w:pStyle w:val="Compact"/>
@@ -20833,7 +20987,11 @@
           </w:p>
         </w:tc>
         <w:tc>
-          <w:tcPr/>
+          <w:tcPr>
+            <w:tcBorders>
+              <w:bottom w:val="single" w:sz="8" w:space="0" w:color="000000"/>
+            </w:tcBorders>
+          </w:tcPr>
           <w:p>
             <w:pPr>
               <w:pStyle w:val="Compact"/>
@@ -22946,6 +23104,14 @@
       <w:tblPr>
         <w:tblStyle w:val="Table"/>
         <w:tblW w:type="auto" w:w="0"/>
+        <w:tblBorders>
+          <w:top w:val="single" w:sz="12" w:space="0" w:color="000000"/>
+          <w:left w:val="none" w:sz="0" w:space="0" w:color="auto"/>
+          <w:bottom w:val="single" w:sz="12" w:space="0" w:color="000000"/>
+          <w:right w:val="none" w:sz="0" w:space="0" w:color="auto"/>
+          <w:insideH w:val="none" w:sz="0" w:space="0" w:color="auto"/>
+          <w:insideV w:val="none" w:sz="0" w:space="0" w:color="auto"/>
+        </w:tblBorders>
         <w:tblLook w:firstRow="1" w:lastRow="0" w:firstColumn="0" w:lastColumn="0" w:noHBand="0" w:noVBand="0" w:val="0020"/>
       </w:tblPr>
       <w:tblGrid>
@@ -22959,7 +23125,11 @@
           <w:tblHeader w:val="on"/>
         </w:trPr>
         <w:tc>
-          <w:tcPr/>
+          <w:tcPr>
+            <w:tcBorders>
+              <w:bottom w:val="single" w:sz="8" w:space="0" w:color="000000"/>
+            </w:tcBorders>
+          </w:tcPr>
           <w:p>
             <w:pPr>
               <w:pStyle w:val="Compact"/>
@@ -22968,7 +23138,11 @@
           </w:p>
         </w:tc>
         <w:tc>
-          <w:tcPr/>
+          <w:tcPr>
+            <w:tcBorders>
+              <w:bottom w:val="single" w:sz="8" w:space="0" w:color="000000"/>
+            </w:tcBorders>
+          </w:tcPr>
           <w:p>
             <w:pPr>
               <w:pStyle w:val="Compact"/>
@@ -22991,7 +23165,11 @@
           </w:p>
         </w:tc>
         <w:tc>
-          <w:tcPr/>
+          <w:tcPr>
+            <w:tcBorders>
+              <w:bottom w:val="single" w:sz="8" w:space="0" w:color="000000"/>
+            </w:tcBorders>
+          </w:tcPr>
           <w:p>
             <w:pPr>
               <w:pStyle w:val="Compact"/>
@@ -23014,7 +23192,11 @@
           </w:p>
         </w:tc>
         <w:tc>
-          <w:tcPr/>
+          <w:tcPr>
+            <w:tcBorders>
+              <w:bottom w:val="single" w:sz="8" w:space="0" w:color="000000"/>
+            </w:tcBorders>
+          </w:tcPr>
           <w:p>
             <w:pPr>
               <w:pStyle w:val="Compact"/>
@@ -23777,6 +23959,14 @@
       <w:tblPr>
         <w:tblStyle w:val="Table"/>
         <w:tblW w:type="auto" w:w="0"/>
+        <w:tblBorders>
+          <w:top w:val="single" w:sz="12" w:space="0" w:color="000000"/>
+          <w:left w:val="none" w:sz="0" w:space="0" w:color="auto"/>
+          <w:bottom w:val="single" w:sz="12" w:space="0" w:color="000000"/>
+          <w:right w:val="none" w:sz="0" w:space="0" w:color="auto"/>
+          <w:insideH w:val="none" w:sz="0" w:space="0" w:color="auto"/>
+          <w:insideV w:val="none" w:sz="0" w:space="0" w:color="auto"/>
+        </w:tblBorders>
         <w:tblLook w:firstRow="1" w:lastRow="0" w:firstColumn="0" w:lastColumn="0" w:noHBand="0" w:noVBand="0" w:val="0020"/>
       </w:tblPr>
       <w:tblGrid>
@@ -23790,7 +23980,11 @@
           <w:tblHeader w:val="on"/>
         </w:trPr>
         <w:tc>
-          <w:tcPr/>
+          <w:tcPr>
+            <w:tcBorders>
+              <w:bottom w:val="single" w:sz="8" w:space="0" w:color="000000"/>
+            </w:tcBorders>
+          </w:tcPr>
           <w:p>
             <w:pPr>
               <w:pStyle w:val="Compact"/>
@@ -23806,7 +24000,11 @@
           </w:p>
         </w:tc>
         <w:tc>
-          <w:tcPr/>
+          <w:tcPr>
+            <w:tcBorders>
+              <w:bottom w:val="single" w:sz="8" w:space="0" w:color="000000"/>
+            </w:tcBorders>
+          </w:tcPr>
           <w:p>
             <w:pPr>
               <w:pStyle w:val="Compact"/>
@@ -23815,7 +24013,11 @@
           </w:p>
         </w:tc>
         <w:tc>
-          <w:tcPr/>
+          <w:tcPr>
+            <w:tcBorders>
+              <w:bottom w:val="single" w:sz="8" w:space="0" w:color="000000"/>
+            </w:tcBorders>
+          </w:tcPr>
           <w:p>
             <w:pPr>
               <w:pStyle w:val="Compact"/>
@@ -23824,7 +24026,11 @@
           </w:p>
         </w:tc>
         <w:tc>
-          <w:tcPr/>
+          <w:tcPr>
+            <w:tcBorders>
+              <w:bottom w:val="single" w:sz="8" w:space="0" w:color="000000"/>
+            </w:tcBorders>
+          </w:tcPr>
           <w:p>
             <w:pPr>
               <w:pStyle w:val="Compact"/>
@@ -26767,7 +26973,7 @@
     <ns0:rPr>
       <ns0:rFonts ns0:ascii="Times New Roman" ns0:cs="Times New Roman" ns0:eastAsia="SimHei" ns0:hAnsi="Times New Roman"/>
       <ns0:b/>
-      <ns0:color ns0:val="17324D"/>
+      <ns0:color ns0:val="000000"/>
       <ns0:sz ns0:val="44"/>
       <ns0:szCs ns0:val="56"/>
     </ns0:rPr>
@@ -26909,7 +27115,7 @@
     <ns0:rPr>
       <ns0:rFonts ns0:ascii="Times New Roman" ns0:cs="Times New Roman" ns0:eastAsia="SimHei" ns0:hAnsi="Times New Roman"/>
       <ns0:b/>
-      <ns0:color ns0:val="17324D"/>
+      <ns0:color ns0:val="000000"/>
       <ns0:sz ns0:val="32"/>
       <ns0:szCs ns0:val="40"/>
     </ns0:rPr>
@@ -26933,7 +27139,7 @@
     <ns0:rPr>
       <ns0:rFonts ns0:ascii="Times New Roman" ns0:cs="Times New Roman" ns0:eastAsia="SimHei" ns0:hAnsi="Times New Roman"/>
       <ns0:b/>
-      <ns0:color ns0:val="17324D"/>
+      <ns0:color ns0:val="000000"/>
       <ns0:sz ns0:val="28"/>
       <ns0:szCs ns0:val="32"/>
     </ns0:rPr>
@@ -26957,7 +27163,7 @@
     <ns0:rPr>
       <ns0:rFonts ns0:ascii="Times New Roman" ns0:cs="Times New Roman" ns0:eastAsia="SimHei" ns0:hAnsi="Times New Roman"/>
       <ns0:b/>
-      <ns0:color ns0:val="17324D"/>
+      <ns0:color ns0:val="000000"/>
       <ns0:sz ns0:val="25"/>
       <ns0:szCs ns0:val="28"/>
     </ns0:rPr>

--- a/00-首页/题组Word/第一轮·竞赛教材版/第一轮结构·1-原子结构（学生版）.docx
+++ b/00-首页/题组Word/第一轮·竞赛教材版/第一轮结构·1-原子结构（学生版）.docx
@@ -42,6 +42,60 @@
     </w:p>
     <w:p>
       <w:pPr>
+        <w:pStyle w:val="BlockText"/>
+        <w:ind w:firstLine="420"/>
+      </w:pPr>
+      <w:r>
+        <w:rPr>
+          <w:rFonts w:hint="eastAsia" w:ascii="Times New Roman" w:hAnsi="Times New Roman" w:eastAsia="FangSong" w:cs="Times New Roman"/>
+        </w:rPr>
+        <w:t xml:space="preserve">共</w:t>
+      </w:r>
+      <w:r>
+        <w:rPr>
+          <w:rFonts w:ascii="Times New Roman" w:hAnsi="Times New Roman" w:eastAsia="Times New Roman" w:cs="Times New Roman"/>
+        </w:rPr>
+        <w:t xml:space="preserve"> 40 </w:t>
+      </w:r>
+      <w:r>
+        <w:rPr>
+          <w:rFonts w:hint="eastAsia" w:ascii="Times New Roman" w:hAnsi="Times New Roman" w:eastAsia="FangSong" w:cs="Times New Roman"/>
+        </w:rPr>
+        <w:t>题</w:t>
+      </w:r>
+      <w:r>
+        <w:rPr>
+          <w:rFonts w:hint="eastAsia" w:ascii="Times New Roman" w:hAnsi="Times New Roman" w:eastAsia="Times New Roman" w:cs="Times New Roman"/>
+        </w:rPr>
+        <w:t>。</w:t>
+      </w:r>
+      <w:r>
+        <w:rPr>
+          <w:rFonts w:hint="eastAsia" w:ascii="Times New Roman" w:hAnsi="Times New Roman" w:eastAsia="FangSong" w:cs="Times New Roman"/>
+        </w:rPr>
+        <w:t>建议先独立完成</w:t>
+      </w:r>
+      <w:r>
+        <w:rPr>
+          <w:rFonts w:hint="eastAsia" w:ascii="Times New Roman" w:hAnsi="Times New Roman" w:eastAsia="Times New Roman" w:cs="Times New Roman"/>
+        </w:rPr>
+        <w:t>，</w:t>
+      </w:r>
+      <w:r>
+        <w:rPr>
+          <w:rFonts w:hint="eastAsia" w:ascii="Times New Roman" w:hAnsi="Times New Roman" w:eastAsia="FangSong" w:cs="Times New Roman"/>
+        </w:rPr>
+        <w:t>再核对答案</w:t>
+      </w:r>
+      <w:r>
+        <w:rPr>
+          <w:rFonts w:hint="eastAsia" w:ascii="Times New Roman" w:hAnsi="Times New Roman" w:eastAsia="Times New Roman" w:cs="Times New Roman"/>
+        </w:rPr>
+        <w:t>。</w:t>
+      </w:r>
+    </w:p>
+    <w:p>
+      <w:pPr>
         <w:spacing w:before="160" w:after="80"/>
       </w:pPr>
       <w:r>
@@ -91,8 +145,7 @@
     <w:p>
       <w:pPr>
         <w:pStyle w:val="FirstParagraph"/>
-        <w:spacing w:before="0" w:after="0"/>
-        <w:ind w:left="480" w:hanging="480"/>
+        <w:ind w:firstLine="420"/>
       </w:pPr>
       <w:r>
         <w:rPr>
@@ -110,7 +163,7 @@
         <m:sSub>
           <m:e>
             <m:r>
-              <m:t xml:space="preserve"> </m:t>
+              <m:t>​</m:t>
             </m:r>
           </m:e>
           <m:sub>
@@ -126,13 +179,6 @@
         </w:rPr>
         <w:t xml:space="preserve"> </w:t>
       </w:r>
-    </w:p>
-    <w:p>
-      <w:pPr>
-        <w:pStyle w:val="FirstParagraph"/>
-        <w:spacing w:before="0" w:after="0"/>
-        <w:ind w:left="480" w:hanging="480"/>
-      </w:pPr>
       <w:r>
         <w:rPr>
           <w:rFonts w:ascii="Times New Roman" w:hAnsi="Times New Roman" w:eastAsia="Times New Roman" w:cs="Times New Roman"/>
@@ -149,7 +195,7 @@
         <m:sSub>
           <m:e>
             <m:r>
-              <m:t xml:space="preserve"> </m:t>
+              <m:t>​</m:t>
             </m:r>
           </m:e>
           <m:sub>
@@ -165,13 +211,6 @@
         </w:rPr>
         <w:t xml:space="preserve"> </w:t>
       </w:r>
-    </w:p>
-    <w:p>
-      <w:pPr>
-        <w:pStyle w:val="FirstParagraph"/>
-        <w:spacing w:before="0" w:after="0"/>
-        <w:ind w:left="480" w:hanging="480"/>
-      </w:pPr>
       <w:r>
         <w:rPr>
           <w:rFonts w:ascii="Times New Roman" w:hAnsi="Times New Roman" w:eastAsia="Times New Roman" w:cs="Times New Roman"/>
@@ -188,7 +227,7 @@
         <m:sSub>
           <m:e>
             <m:r>
-              <m:t xml:space="preserve"> </m:t>
+              <m:t>​</m:t>
             </m:r>
           </m:e>
           <m:sub>
@@ -204,13 +243,6 @@
         </w:rPr>
         <w:t xml:space="preserve"> </w:t>
       </w:r>
-    </w:p>
-    <w:p>
-      <w:pPr>
-        <w:pStyle w:val="FirstParagraph"/>
-        <w:spacing w:before="0" w:after="0"/>
-        <w:ind w:left="480" w:hanging="480"/>
-      </w:pPr>
       <w:r>
         <w:rPr>
           <w:rFonts w:ascii="Times New Roman" w:hAnsi="Times New Roman" w:eastAsia="Times New Roman" w:cs="Times New Roman"/>
@@ -227,7 +259,7 @@
         <m:sSub>
           <m:e>
             <m:r>
-              <m:t xml:space="preserve"> </m:t>
+              <m:t>​</m:t>
             </m:r>
           </m:e>
           <m:sub>
@@ -243,13 +275,6 @@
         </w:rPr>
         <w:t xml:space="preserve"> </w:t>
       </w:r>
-    </w:p>
-    <w:p>
-      <w:pPr>
-        <w:pStyle w:val="FirstParagraph"/>
-        <w:spacing w:before="0" w:after="0"/>
-        <w:ind w:left="480" w:hanging="480"/>
-      </w:pPr>
       <w:r>
         <w:rPr>
           <w:rFonts w:ascii="Times New Roman" w:hAnsi="Times New Roman" w:eastAsia="Times New Roman" w:cs="Times New Roman"/>
@@ -266,7 +291,7 @@
         <m:sSub>
           <m:e>
             <m:r>
-              <m:t xml:space="preserve"> </m:t>
+              <m:t>​</m:t>
             </m:r>
           </m:e>
           <m:sub>
@@ -545,6 +570,7 @@
     <w:p>
       <w:pPr>
         <w:pStyle w:val="BodyText"/>
+        <w:ind w:firstLine="420"/>
       </w:pPr>
       <w:r>
         <w:rPr>
@@ -700,6 +726,7 @@
     <w:p>
       <w:pPr>
         <w:pStyle w:val="BodyText"/>
+        <w:ind w:firstLine="420"/>
       </w:pPr>
       <w:r>
         <w:rPr>
@@ -735,6 +762,7 @@
     <w:p>
       <w:pPr>
         <w:pStyle w:val="BodyText"/>
+        <w:ind w:firstLine="420"/>
       </w:pPr>
       <w:r>
         <w:rPr>
@@ -770,6 +798,7 @@
     <w:p>
       <w:pPr>
         <w:pStyle w:val="BodyText"/>
+        <w:ind w:firstLine="420"/>
       </w:pPr>
       <w:r>
         <w:rPr>
@@ -892,16 +921,6 @@
     </w:p>
     <w:p>
       <w:pPr>
-        <w:spacing w:before="0" w:after="0"/>
-      </w:pPr>
-    </w:p>
-    <w:p>
-      <w:pPr>
-        <w:spacing w:before="0" w:after="0"/>
-      </w:pPr>
-    </w:p>
-    <w:p>
-      <w:pPr>
         <w:spacing w:before="160" w:after="80"/>
       </w:pPr>
       <w:r>
@@ -910,248 +929,6 @@
         </w:pict>
       </w:r>
     </w:p>
-    <w:bookmarkEnd w:id="9"/>
-    <w:bookmarkStart w:id="10" w:name="第2题"/>
-    <w:p>
-      <w:pPr>
-        <w:pStyle w:val="Heading3"/>
-        <w:spacing w:before="280" w:after="120"/>
-      </w:pPr>
-      <w:r>
-        <w:rPr>
-          <w:rFonts w:hint="eastAsia" w:ascii="Times New Roman" w:hAnsi="Times New Roman" w:eastAsia="SimHei" w:cs="Times New Roman"/>
-        </w:rPr>
-        <w:t>第</w:t>
-      </w:r>
-      <w:r>
-        <w:rPr>
-          <w:rFonts w:hint="eastAsia" w:ascii="Times New Roman" w:hAnsi="Times New Roman" w:eastAsia="Times New Roman" w:cs="Times New Roman"/>
-        </w:rPr>
-        <w:t>2</w:t>
-      </w:r>
-      <w:r>
-        <w:rPr>
-          <w:rFonts w:hint="eastAsia" w:ascii="Times New Roman" w:hAnsi="Times New Roman" w:eastAsia="SimHei" w:cs="Times New Roman"/>
-        </w:rPr>
-        <w:t>题</w:t>
-      </w:r>
-    </w:p>
-    <w:p>
-      <w:pPr>
-        <w:pStyle w:val="FirstParagraph"/>
-      </w:pPr>
-      <w:r>
-        <w:rPr>
-          <w:rFonts w:hint="eastAsia" w:ascii="Times New Roman" w:hAnsi="Times New Roman" w:eastAsia="FangSong" w:cs="Times New Roman"/>
-        </w:rPr>
-        <w:t>指出下列元素的名称和原子序数</w:t>
-      </w:r>
-      <w:r>
-        <w:rPr>
-          <w:rFonts w:hint="eastAsia" w:ascii="Times New Roman" w:hAnsi="Times New Roman" w:eastAsia="Times New Roman" w:cs="Times New Roman"/>
-        </w:rPr>
-        <w:t>。</w:t>
-      </w:r>
-      <w:r>
-        <w:rPr>
-          <w:rFonts w:hint="eastAsia" w:ascii="Times New Roman" w:hAnsi="Times New Roman" w:eastAsia="FangSong" w:cs="Times New Roman"/>
-        </w:rPr>
-        <w:t>并写出它们基态原子的核外电子排布式</w:t>
-      </w:r>
-      <w:r>
-        <w:rPr>
-          <w:rFonts w:hint="eastAsia" w:ascii="Times New Roman" w:hAnsi="Times New Roman" w:eastAsia="Times New Roman" w:cs="Times New Roman"/>
-        </w:rPr>
-        <w:t>：</w:t>
-      </w:r>
-    </w:p>
-    <w:p>
-      <w:pPr>
-        <w:pStyle w:val="BodyText"/>
-      </w:pPr>
-      <w:r>
-        <w:rPr>
-          <w:rFonts w:hint="eastAsia" w:ascii="Times New Roman" w:hAnsi="Times New Roman" w:eastAsia="Times New Roman" w:cs="Times New Roman"/>
-        </w:rPr>
-        <w:t>(1)</w:t>
-      </w:r>
-      <w:r>
-        <w:rPr>
-          <w:rFonts w:hint="eastAsia" w:ascii="Times New Roman" w:hAnsi="Times New Roman" w:eastAsia="FangSong" w:cs="Times New Roman"/>
-        </w:rPr>
-        <w:t>第八个稀有气体</w:t>
-      </w:r>
-      <w:r>
-        <w:rPr>
-          <w:rFonts w:hint="eastAsia" w:ascii="Times New Roman" w:hAnsi="Times New Roman" w:eastAsia="Times New Roman" w:cs="Times New Roman"/>
-        </w:rPr>
-        <w:t>。</w:t>
-      </w:r>
-    </w:p>
-    <w:p>
-      <w:pPr>
-        <w:pStyle w:val="BodyText"/>
-      </w:pPr>
-      <w:r>
-        <w:rPr>
-          <w:rFonts w:hint="eastAsia" w:ascii="Times New Roman" w:hAnsi="Times New Roman" w:eastAsia="Times New Roman" w:cs="Times New Roman"/>
-        </w:rPr>
-        <w:t>(2)</w:t>
-      </w:r>
-      <w:r>
-        <w:rPr>
-          <w:rFonts w:hint="eastAsia" w:ascii="Times New Roman" w:hAnsi="Times New Roman" w:eastAsia="FangSong" w:cs="Times New Roman"/>
-        </w:rPr>
-        <w:t>第四周期中的第八个过渡元素</w:t>
-      </w:r>
-      <w:r>
-        <w:rPr>
-          <w:rFonts w:hint="eastAsia" w:ascii="Times New Roman" w:hAnsi="Times New Roman" w:eastAsia="Times New Roman" w:cs="Times New Roman"/>
-        </w:rPr>
-        <w:t>。</w:t>
-      </w:r>
-    </w:p>
-    <w:p>
-      <w:pPr>
-        <w:pStyle w:val="BodyText"/>
-      </w:pPr>
-      <w:r>
-        <w:rPr>
-          <w:rFonts w:hint="eastAsia" w:ascii="Times New Roman" w:hAnsi="Times New Roman" w:eastAsia="Times New Roman" w:cs="Times New Roman"/>
-        </w:rPr>
-        <w:t>(3)</w:t>
-      </w:r>
-      <w:r>
-        <w:rPr>
-          <w:rFonts w:hint="eastAsia" w:ascii="Times New Roman" w:hAnsi="Times New Roman" w:eastAsia="FangSong" w:cs="Times New Roman"/>
-        </w:rPr>
-        <w:t>单质常温下为液态的非金属元素</w:t>
-      </w:r>
-      <w:r>
-        <w:rPr>
-          <w:rFonts w:hint="eastAsia" w:ascii="Times New Roman" w:hAnsi="Times New Roman" w:eastAsia="Times New Roman" w:cs="Times New Roman"/>
-        </w:rPr>
-        <w:t>。</w:t>
-      </w:r>
-    </w:p>
-    <w:p>
-      <w:pPr>
-        <w:pStyle w:val="BodyText"/>
-      </w:pPr>
-      <w:r>
-        <w:rPr>
-          <w:rFonts w:hint="eastAsia" w:ascii="Times New Roman" w:hAnsi="Times New Roman" w:eastAsia="Times New Roman" w:cs="Times New Roman"/>
-        </w:rPr>
-        <w:t>(4)</w:t>
-      </w:r>
-      <w:r>
-        <w:rPr>
-          <w:rFonts w:hint="eastAsia" w:ascii="Times New Roman" w:hAnsi="Times New Roman" w:eastAsia="FangSong" w:cs="Times New Roman"/>
-        </w:rPr>
-        <w:t>单质熔点最低的金属元素</w:t>
-      </w:r>
-      <w:r>
-        <w:rPr>
-          <w:rFonts w:hint="eastAsia" w:ascii="Times New Roman" w:hAnsi="Times New Roman" w:eastAsia="Times New Roman" w:cs="Times New Roman"/>
-        </w:rPr>
-        <w:t>。</w:t>
-      </w:r>
-    </w:p>
-    <w:p>
-      <w:pPr>
-        <w:pStyle w:val="BodyText"/>
-      </w:pPr>
-      <w:r>
-        <w:rPr>
-          <w:rFonts w:hint="eastAsia" w:ascii="Times New Roman" w:hAnsi="Times New Roman" w:eastAsia="Times New Roman" w:cs="Times New Roman"/>
-        </w:rPr>
-        <w:t>(5)</w:t>
-      </w:r>
-      <w:r>
-        <w:rPr>
-          <w:rFonts w:hint="eastAsia" w:ascii="Times New Roman" w:hAnsi="Times New Roman" w:eastAsia="FangSong" w:cs="Times New Roman"/>
-        </w:rPr>
-        <w:t>第六周期中的</w:t>
-      </w:r>
-      <w:r>
-        <w:rPr>
-          <w:rFonts w:hint="eastAsia" w:ascii="Times New Roman" w:hAnsi="Times New Roman" w:eastAsia="Times New Roman" w:cs="Times New Roman"/>
-        </w:rPr>
-        <w:t>IVB</w:t>
-      </w:r>
-      <w:r>
-        <w:rPr>
-          <w:rFonts w:hint="eastAsia" w:ascii="Times New Roman" w:hAnsi="Times New Roman" w:eastAsia="FangSong" w:cs="Times New Roman"/>
-        </w:rPr>
-        <w:t>族元素</w:t>
-      </w:r>
-      <w:r>
-        <w:rPr>
-          <w:rFonts w:hint="eastAsia" w:ascii="Times New Roman" w:hAnsi="Times New Roman" w:eastAsia="Times New Roman" w:cs="Times New Roman"/>
-        </w:rPr>
-        <w:t>。</w:t>
-      </w:r>
-    </w:p>
-    <w:p>
-      <w:pPr>
-        <w:pStyle w:val="BodyText"/>
-      </w:pPr>
-      <w:r>
-        <w:rPr>
-          <w:rFonts w:ascii="Times New Roman" w:hAnsi="Times New Roman" w:eastAsia="Times New Roman" w:cs="Times New Roman"/>
-        </w:rPr>
-        <w:t xml:space="preserve">(6)4f </w:t>
-      </w:r>
-      <w:r>
-        <w:rPr>
-          <w:rFonts w:hint="eastAsia" w:ascii="Times New Roman" w:hAnsi="Times New Roman" w:eastAsia="FangSong" w:cs="Times New Roman"/>
-        </w:rPr>
-        <w:t xml:space="preserve">层填入</w:t>
-      </w:r>
-      <w:r>
-        <w:rPr>
-          <w:rFonts w:ascii="Times New Roman" w:hAnsi="Times New Roman" w:eastAsia="Times New Roman" w:cs="Times New Roman"/>
-        </w:rPr>
-        <w:t xml:space="preserve"> 11 </w:t>
-      </w:r>
-      <w:r>
-        <w:rPr>
-          <w:rFonts w:hint="eastAsia" w:ascii="Times New Roman" w:hAnsi="Times New Roman" w:eastAsia="FangSong" w:cs="Times New Roman"/>
-        </w:rPr>
-        <w:t>个电子的元素</w:t>
-      </w:r>
-      <w:r>
-        <w:rPr>
-          <w:rFonts w:hint="eastAsia" w:ascii="Times New Roman" w:hAnsi="Times New Roman" w:eastAsia="Times New Roman" w:cs="Times New Roman"/>
-        </w:rPr>
-        <w:t>。</w:t>
-      </w:r>
-    </w:p>
-    <w:p>
-      <w:pPr>
-        <w:spacing w:before="0" w:after="0"/>
-      </w:pPr>
-    </w:p>
-    <w:p>
-      <w:pPr>
-        <w:spacing w:before="0" w:after="0"/>
-      </w:pPr>
-    </w:p>
-    <w:p>
-      <w:pPr>
-        <w:spacing w:before="0" w:after="0"/>
-      </w:pPr>
-    </w:p>
-    <w:p>
-      <w:pPr>
-        <w:spacing w:before="0" w:after="0"/>
-      </w:pPr>
-    </w:p>
-    <w:p>
-      <w:pPr>
-        <w:spacing w:before="0" w:after="0"/>
-      </w:pPr>
-    </w:p>
     <w:p>
       <w:pPr>
         <w:spacing w:before="160" w:after="80"/>
@@ -1162,8 +939,8 @@
         </w:pict>
       </w:r>
     </w:p>
-    <w:bookmarkEnd w:id="10"/>
-    <w:bookmarkStart w:id="11" w:name="第3题"/>
+    <w:bookmarkEnd w:id="9"/>
+    <w:bookmarkStart w:id="10" w:name="第2题"/>
     <w:p>
       <w:pPr>
         <w:pStyle w:val="Heading3"/>
@@ -1179,7 +956,7 @@
         <w:rPr>
           <w:rFonts w:hint="eastAsia" w:ascii="Times New Roman" w:hAnsi="Times New Roman" w:eastAsia="Times New Roman" w:cs="Times New Roman"/>
         </w:rPr>
-        <w:t>3</w:t>
+        <w:t>2</w:t>
       </w:r>
       <w:r>
         <w:rPr>
@@ -1191,82 +968,200 @@
     <w:p>
       <w:pPr>
         <w:pStyle w:val="FirstParagraph"/>
-      </w:pPr>
-      <w:r>
-        <w:rPr>
-          <w:rFonts w:hint="eastAsia" w:ascii="Times New Roman" w:hAnsi="Times New Roman" w:eastAsia="FangSong" w:cs="Times New Roman"/>
-        </w:rPr>
-        <w:t xml:space="preserve">已知</w:t>
-      </w:r>
-      <w:r>
-        <w:rPr>
-          <w:rFonts w:ascii="Times New Roman" w:hAnsi="Times New Roman" w:eastAsia="Times New Roman" w:cs="Times New Roman"/>
-        </w:rPr>
-        <w:t xml:space="preserve"> N </w:t>
-      </w:r>
-      <w:r>
-        <w:rPr>
-          <w:rFonts w:hint="eastAsia" w:ascii="Times New Roman" w:hAnsi="Times New Roman" w:eastAsia="FangSong" w:cs="Times New Roman"/>
-        </w:rPr>
-        <w:t xml:space="preserve">和</w:t>
-      </w:r>
-      <w:r>
-        <w:rPr>
-          <w:rFonts w:ascii="Times New Roman" w:hAnsi="Times New Roman" w:eastAsia="Times New Roman" w:cs="Times New Roman"/>
-        </w:rPr>
-        <w:t xml:space="preserve"> Cl </w:t>
-      </w:r>
-      <w:r>
-        <w:rPr>
-          <w:rFonts w:hint="eastAsia" w:ascii="Times New Roman" w:hAnsi="Times New Roman" w:eastAsia="FangSong" w:cs="Times New Roman"/>
-        </w:rPr>
-        <w:t xml:space="preserve">的</w:t>
-      </w:r>
-      <w:r>
-        <w:rPr>
-          <w:rFonts w:ascii="Times New Roman" w:hAnsi="Times New Roman" w:eastAsia="Times New Roman" w:cs="Times New Roman"/>
-        </w:rPr>
-        <w:t xml:space="preserve"> Pauling </w:t>
-      </w:r>
-      <w:r>
-        <w:rPr>
-          <w:rFonts w:hint="eastAsia" w:ascii="Times New Roman" w:hAnsi="Times New Roman" w:eastAsia="FangSong" w:cs="Times New Roman"/>
-        </w:rPr>
-        <w:t xml:space="preserve">电负性分别为</w:t>
-      </w:r>
-      <w:r>
-        <w:rPr>
-          <w:rFonts w:ascii="Times New Roman" w:hAnsi="Times New Roman" w:eastAsia="Times New Roman" w:cs="Times New Roman"/>
-        </w:rPr>
-        <w:t xml:space="preserve"> 3.04 </w:t>
-      </w:r>
-      <w:r>
-        <w:rPr>
-          <w:rFonts w:hint="eastAsia" w:ascii="Times New Roman" w:hAnsi="Times New Roman" w:eastAsia="FangSong" w:cs="Times New Roman"/>
-        </w:rPr>
-        <w:t xml:space="preserve">和</w:t>
-      </w:r>
-      <w:r>
-        <w:rPr>
-          <w:rFonts w:ascii="Times New Roman" w:hAnsi="Times New Roman" w:eastAsia="Times New Roman" w:cs="Times New Roman"/>
-        </w:rPr>
-        <w:t xml:space="preserve"> 3.16。</w:t>
-      </w:r>
-    </w:p>
-    <w:p>
-      <w:pPr>
-        <w:spacing w:before="0" w:after="0"/>
-      </w:pPr>
-    </w:p>
-    <w:p>
-      <w:pPr>
-        <w:spacing w:before="0" w:after="0"/>
-      </w:pPr>
-    </w:p>
-    <w:p>
-      <w:pPr>
-        <w:spacing w:before="0" w:after="0"/>
-      </w:pPr>
+        <w:ind w:firstLine="420"/>
+      </w:pPr>
+      <w:r>
+        <w:rPr>
+          <w:rFonts w:hint="eastAsia" w:ascii="Times New Roman" w:hAnsi="Times New Roman" w:eastAsia="FangSong" w:cs="Times New Roman"/>
+        </w:rPr>
+        <w:t>指出下列元素的名称和原子序数</w:t>
+      </w:r>
+      <w:r>
+        <w:rPr>
+          <w:rFonts w:hint="eastAsia" w:ascii="Times New Roman" w:hAnsi="Times New Roman" w:eastAsia="Times New Roman" w:cs="Times New Roman"/>
+        </w:rPr>
+        <w:t>。</w:t>
+      </w:r>
+      <w:r>
+        <w:rPr>
+          <w:rFonts w:hint="eastAsia" w:ascii="Times New Roman" w:hAnsi="Times New Roman" w:eastAsia="FangSong" w:cs="Times New Roman"/>
+        </w:rPr>
+        <w:t>并写出它们基态原子的核外电子排布式</w:t>
+      </w:r>
+      <w:r>
+        <w:rPr>
+          <w:rFonts w:hint="eastAsia" w:ascii="Times New Roman" w:hAnsi="Times New Roman" w:eastAsia="Times New Roman" w:cs="Times New Roman"/>
+        </w:rPr>
+        <w:t>：</w:t>
+      </w:r>
+    </w:p>
+    <w:p>
+      <w:pPr>
+        <w:pStyle w:val="BodyText"/>
+        <w:ind w:firstLine="420"/>
+      </w:pPr>
+      <w:r>
+        <w:rPr>
+          <w:rFonts w:hint="eastAsia" w:ascii="Times New Roman" w:hAnsi="Times New Roman" w:eastAsia="Times New Roman" w:cs="Times New Roman"/>
+        </w:rPr>
+        <w:t>(1)</w:t>
+      </w:r>
+      <w:r>
+        <w:rPr>
+          <w:rFonts w:hint="eastAsia" w:ascii="Times New Roman" w:hAnsi="Times New Roman" w:eastAsia="FangSong" w:cs="Times New Roman"/>
+        </w:rPr>
+        <w:t>第八个稀有气体</w:t>
+      </w:r>
+      <w:r>
+        <w:rPr>
+          <w:rFonts w:hint="eastAsia" w:ascii="Times New Roman" w:hAnsi="Times New Roman" w:eastAsia="Times New Roman" w:cs="Times New Roman"/>
+        </w:rPr>
+        <w:t>。</w:t>
+      </w:r>
+    </w:p>
+    <w:p>
+      <w:pPr>
+        <w:pStyle w:val="BodyText"/>
+        <w:ind w:firstLine="420"/>
+      </w:pPr>
+      <w:r>
+        <w:rPr>
+          <w:rFonts w:hint="eastAsia" w:ascii="Times New Roman" w:hAnsi="Times New Roman" w:eastAsia="Times New Roman" w:cs="Times New Roman"/>
+        </w:rPr>
+        <w:t>(2)</w:t>
+      </w:r>
+      <w:r>
+        <w:rPr>
+          <w:rFonts w:hint="eastAsia" w:ascii="Times New Roman" w:hAnsi="Times New Roman" w:eastAsia="FangSong" w:cs="Times New Roman"/>
+        </w:rPr>
+        <w:t>第四周期中的第八个过渡元素</w:t>
+      </w:r>
+      <w:r>
+        <w:rPr>
+          <w:rFonts w:hint="eastAsia" w:ascii="Times New Roman" w:hAnsi="Times New Roman" w:eastAsia="Times New Roman" w:cs="Times New Roman"/>
+        </w:rPr>
+        <w:t>。</w:t>
+      </w:r>
+    </w:p>
+    <w:p>
+      <w:pPr>
+        <w:pStyle w:val="BodyText"/>
+        <w:ind w:firstLine="420"/>
+      </w:pPr>
+      <w:r>
+        <w:rPr>
+          <w:rFonts w:hint="eastAsia" w:ascii="Times New Roman" w:hAnsi="Times New Roman" w:eastAsia="Times New Roman" w:cs="Times New Roman"/>
+        </w:rPr>
+        <w:t>(3)</w:t>
+      </w:r>
+      <w:r>
+        <w:rPr>
+          <w:rFonts w:hint="eastAsia" w:ascii="Times New Roman" w:hAnsi="Times New Roman" w:eastAsia="FangSong" w:cs="Times New Roman"/>
+        </w:rPr>
+        <w:t>单质常温下为液态的非金属元素</w:t>
+      </w:r>
+      <w:r>
+        <w:rPr>
+          <w:rFonts w:hint="eastAsia" w:ascii="Times New Roman" w:hAnsi="Times New Roman" w:eastAsia="Times New Roman" w:cs="Times New Roman"/>
+        </w:rPr>
+        <w:t>。</w:t>
+      </w:r>
+    </w:p>
+    <w:p>
+      <w:pPr>
+        <w:pStyle w:val="BodyText"/>
+        <w:ind w:firstLine="420"/>
+      </w:pPr>
+      <w:r>
+        <w:rPr>
+          <w:rFonts w:hint="eastAsia" w:ascii="Times New Roman" w:hAnsi="Times New Roman" w:eastAsia="Times New Roman" w:cs="Times New Roman"/>
+        </w:rPr>
+        <w:t>(4)</w:t>
+      </w:r>
+      <w:r>
+        <w:rPr>
+          <w:rFonts w:hint="eastAsia" w:ascii="Times New Roman" w:hAnsi="Times New Roman" w:eastAsia="FangSong" w:cs="Times New Roman"/>
+        </w:rPr>
+        <w:t>单质熔点最低的金属元素</w:t>
+      </w:r>
+      <w:r>
+        <w:rPr>
+          <w:rFonts w:hint="eastAsia" w:ascii="Times New Roman" w:hAnsi="Times New Roman" w:eastAsia="Times New Roman" w:cs="Times New Roman"/>
+        </w:rPr>
+        <w:t>。</w:t>
+      </w:r>
+    </w:p>
+    <w:p>
+      <w:pPr>
+        <w:pStyle w:val="BodyText"/>
+        <w:ind w:firstLine="420"/>
+      </w:pPr>
+      <w:r>
+        <w:rPr>
+          <w:rFonts w:hint="eastAsia" w:ascii="Times New Roman" w:hAnsi="Times New Roman" w:eastAsia="Times New Roman" w:cs="Times New Roman"/>
+        </w:rPr>
+        <w:t>(5)</w:t>
+      </w:r>
+      <w:r>
+        <w:rPr>
+          <w:rFonts w:hint="eastAsia" w:ascii="Times New Roman" w:hAnsi="Times New Roman" w:eastAsia="FangSong" w:cs="Times New Roman"/>
+        </w:rPr>
+        <w:t>第六周期中的</w:t>
+      </w:r>
+      <w:r>
+        <w:rPr>
+          <w:rFonts w:hint="eastAsia" w:ascii="Times New Roman" w:hAnsi="Times New Roman" w:eastAsia="Times New Roman" w:cs="Times New Roman"/>
+        </w:rPr>
+        <w:t>IVB</w:t>
+      </w:r>
+      <w:r>
+        <w:rPr>
+          <w:rFonts w:hint="eastAsia" w:ascii="Times New Roman" w:hAnsi="Times New Roman" w:eastAsia="FangSong" w:cs="Times New Roman"/>
+        </w:rPr>
+        <w:t>族元素</w:t>
+      </w:r>
+      <w:r>
+        <w:rPr>
+          <w:rFonts w:hint="eastAsia" w:ascii="Times New Roman" w:hAnsi="Times New Roman" w:eastAsia="Times New Roman" w:cs="Times New Roman"/>
+        </w:rPr>
+        <w:t>。</w:t>
+      </w:r>
+    </w:p>
+    <w:p>
+      <w:pPr>
+        <w:pStyle w:val="BodyText"/>
+        <w:ind w:firstLine="420"/>
+      </w:pPr>
+      <w:r>
+        <w:rPr>
+          <w:rFonts w:ascii="Times New Roman" w:hAnsi="Times New Roman" w:eastAsia="Times New Roman" w:cs="Times New Roman"/>
+        </w:rPr>
+        <w:t xml:space="preserve">(6)4f </w:t>
+      </w:r>
+      <w:r>
+        <w:rPr>
+          <w:rFonts w:hint="eastAsia" w:ascii="Times New Roman" w:hAnsi="Times New Roman" w:eastAsia="FangSong" w:cs="Times New Roman"/>
+        </w:rPr>
+        <w:t xml:space="preserve">层填入</w:t>
+      </w:r>
+      <w:r>
+        <w:rPr>
+          <w:rFonts w:ascii="Times New Roman" w:hAnsi="Times New Roman" w:eastAsia="Times New Roman" w:cs="Times New Roman"/>
+        </w:rPr>
+        <w:t xml:space="preserve"> 11 </w:t>
+      </w:r>
+      <w:r>
+        <w:rPr>
+          <w:rFonts w:hint="eastAsia" w:ascii="Times New Roman" w:hAnsi="Times New Roman" w:eastAsia="FangSong" w:cs="Times New Roman"/>
+        </w:rPr>
+        <w:t>个电子的元素</w:t>
+      </w:r>
+      <w:r>
+        <w:rPr>
+          <w:rFonts w:hint="eastAsia" w:ascii="Times New Roman" w:hAnsi="Times New Roman" w:eastAsia="Times New Roman" w:cs="Times New Roman"/>
+        </w:rPr>
+        <w:t>。</w:t>
+      </w:r>
     </w:p>
     <w:p>
       <w:pPr>
@@ -1278,197 +1173,6 @@
         </w:pict>
       </w:r>
     </w:p>
-    <w:bookmarkEnd w:id="11"/>
-    <w:bookmarkStart w:id="12" w:name="第4题"/>
-    <w:p>
-      <w:pPr>
-        <w:pStyle w:val="Heading3"/>
-        <w:spacing w:before="280" w:after="120"/>
-      </w:pPr>
-      <w:r>
-        <w:rPr>
-          <w:rFonts w:hint="eastAsia" w:ascii="Times New Roman" w:hAnsi="Times New Roman" w:eastAsia="SimHei" w:cs="Times New Roman"/>
-        </w:rPr>
-        <w:t>第</w:t>
-      </w:r>
-      <w:r>
-        <w:rPr>
-          <w:rFonts w:hint="eastAsia" w:ascii="Times New Roman" w:hAnsi="Times New Roman" w:eastAsia="Times New Roman" w:cs="Times New Roman"/>
-        </w:rPr>
-        <w:t>4</w:t>
-      </w:r>
-      <w:r>
-        <w:rPr>
-          <w:rFonts w:hint="eastAsia" w:ascii="Times New Roman" w:hAnsi="Times New Roman" w:eastAsia="SimHei" w:cs="Times New Roman"/>
-        </w:rPr>
-        <w:t>题</w:t>
-      </w:r>
-    </w:p>
-    <w:p>
-      <w:pPr>
-        <w:pStyle w:val="FirstParagraph"/>
-        <w:spacing w:before="0" w:after="0"/>
-        <w:ind w:left="480" w:hanging="480"/>
-      </w:pPr>
-      <w:r>
-        <w:rPr>
-          <w:rFonts w:hint="eastAsia" w:ascii="Times New Roman" w:hAnsi="Times New Roman" w:eastAsia="FangSong" w:cs="Times New Roman"/>
-        </w:rPr>
-        <w:t>金属钠形成离子时一般为</w:t>
-      </w:r>
-      <w:r>
-        <w:rPr>
-          <w:rFonts w:hint="eastAsia" w:ascii="Times New Roman" w:hAnsi="Times New Roman" w:eastAsia="Times New Roman" w:cs="Times New Roman"/>
-        </w:rPr>
-        <w:t>+1</w:t>
-      </w:r>
-      <w:r>
-        <w:rPr>
-          <w:rFonts w:hint="eastAsia" w:ascii="Times New Roman" w:hAnsi="Times New Roman" w:eastAsia="FangSong" w:cs="Times New Roman"/>
-        </w:rPr>
-        <w:t>价</w:t>
-      </w:r>
-      <w:r>
-        <w:rPr>
-          <w:rFonts w:hint="eastAsia" w:ascii="Times New Roman" w:hAnsi="Times New Roman" w:eastAsia="Times New Roman" w:cs="Times New Roman"/>
-        </w:rPr>
-        <w:t>，</w:t>
-      </w:r>
-      <w:r>
-        <w:rPr>
-          <w:rFonts w:hint="eastAsia" w:ascii="Times New Roman" w:hAnsi="Times New Roman" w:eastAsia="FangSong" w:cs="Times New Roman"/>
-        </w:rPr>
-        <w:t>而不是</w:t>
-      </w:r>
-      <w:r>
-        <w:rPr>
-          <w:rFonts w:hint="eastAsia" w:ascii="Times New Roman" w:hAnsi="Times New Roman" w:eastAsia="Times New Roman" w:cs="Times New Roman"/>
-        </w:rPr>
-        <w:t>+2</w:t>
-      </w:r>
-      <w:r>
-        <w:rPr>
-          <w:rFonts w:hint="eastAsia" w:ascii="Times New Roman" w:hAnsi="Times New Roman" w:eastAsia="FangSong" w:cs="Times New Roman"/>
-        </w:rPr>
-        <w:t>价的原因是</w:t>
-      </w:r>
-      <w:r>
-        <w:rPr>
-          <w:rFonts w:ascii="Times New Roman" w:hAnsi="Times New Roman" w:eastAsia="Times New Roman" w:cs="Times New Roman"/>
-        </w:rPr>
-        <w:t xml:space="preserve"> ( )</w:t>
-      </w:r>
-      <w:r>
-        <w:rPr>
-          <w:rFonts w:ascii="Times New Roman" w:hAnsi="Times New Roman" w:eastAsia="Times New Roman" w:cs="Times New Roman"/>
-        </w:rPr>
-        <w:t xml:space="preserve"> </w:t>
-      </w:r>
-    </w:p>
-    <w:p>
-      <w:pPr>
-        <w:pStyle w:val="FirstParagraph"/>
-        <w:spacing w:before="0" w:after="0"/>
-        <w:ind w:left="480" w:hanging="480"/>
-      </w:pPr>
-      <w:r>
-        <w:rPr>
-          <w:rFonts w:hint="eastAsia" w:ascii="Times New Roman" w:hAnsi="Times New Roman" w:eastAsia="Times New Roman" w:cs="Times New Roman"/>
-        </w:rPr>
-        <w:t>A.</w:t>
-      </w:r>
-      <w:r>
-        <w:rPr>
-          <w:rFonts w:hint="eastAsia" w:ascii="Times New Roman" w:hAnsi="Times New Roman" w:eastAsia="FangSong" w:cs="Times New Roman"/>
-        </w:rPr>
-        <w:t>钠的第一电离能很大</w:t>
-      </w:r>
-      <w:r>
-        <w:rPr>
-          <w:rFonts w:ascii="Times New Roman" w:hAnsi="Times New Roman" w:eastAsia="Times New Roman" w:cs="Times New Roman"/>
-        </w:rPr>
-        <w:t xml:space="preserve"> </w:t>
-      </w:r>
-    </w:p>
-    <w:p>
-      <w:pPr>
-        <w:pStyle w:val="FirstParagraph"/>
-        <w:spacing w:before="0" w:after="0"/>
-        <w:ind w:left="480" w:hanging="480"/>
-      </w:pPr>
-      <w:r>
-        <w:rPr>
-          <w:rFonts w:hint="eastAsia" w:ascii="Times New Roman" w:hAnsi="Times New Roman" w:eastAsia="Times New Roman" w:cs="Times New Roman"/>
-        </w:rPr>
-        <w:t>B.</w:t>
-      </w:r>
-      <w:r>
-        <w:rPr>
-          <w:rFonts w:hint="eastAsia" w:ascii="Times New Roman" w:hAnsi="Times New Roman" w:eastAsia="FangSong" w:cs="Times New Roman"/>
-        </w:rPr>
-        <w:t>钠的第二电离能很大</w:t>
-      </w:r>
-      <w:r>
-        <w:rPr>
-          <w:rFonts w:ascii="Times New Roman" w:hAnsi="Times New Roman" w:eastAsia="Times New Roman" w:cs="Times New Roman"/>
-        </w:rPr>
-        <w:t xml:space="preserve"> </w:t>
-      </w:r>
-    </w:p>
-    <w:p>
-      <w:pPr>
-        <w:pStyle w:val="FirstParagraph"/>
-        <w:spacing w:before="0" w:after="0"/>
-        <w:ind w:left="480" w:hanging="480"/>
-      </w:pPr>
-      <w:r>
-        <w:rPr>
-          <w:rFonts w:hint="eastAsia" w:ascii="Times New Roman" w:hAnsi="Times New Roman" w:eastAsia="Times New Roman" w:cs="Times New Roman"/>
-        </w:rPr>
-        <w:t>C.</w:t>
-      </w:r>
-      <w:r>
-        <w:rPr>
-          <w:rFonts w:hint="eastAsia" w:ascii="Times New Roman" w:hAnsi="Times New Roman" w:eastAsia="FangSong" w:cs="Times New Roman"/>
-        </w:rPr>
-        <w:t>钠的电负性很小</w:t>
-      </w:r>
-      <w:r>
-        <w:rPr>
-          <w:rFonts w:ascii="Times New Roman" w:hAnsi="Times New Roman" w:eastAsia="Times New Roman" w:cs="Times New Roman"/>
-        </w:rPr>
-        <w:t xml:space="preserve"> </w:t>
-      </w:r>
-    </w:p>
-    <w:p>
-      <w:pPr>
-        <w:pStyle w:val="FirstParagraph"/>
-        <w:spacing w:before="0" w:after="0"/>
-        <w:ind w:left="480" w:hanging="480"/>
-      </w:pPr>
-      <w:r>
-        <w:rPr>
-          <w:rFonts w:hint="eastAsia" w:ascii="Times New Roman" w:hAnsi="Times New Roman" w:eastAsia="Times New Roman" w:cs="Times New Roman"/>
-        </w:rPr>
-        <w:t>D.</w:t>
-      </w:r>
-      <w:r>
-        <w:rPr>
-          <w:rFonts w:hint="eastAsia" w:ascii="Times New Roman" w:hAnsi="Times New Roman" w:eastAsia="FangSong" w:cs="Times New Roman"/>
-        </w:rPr>
-        <w:t>钠的原子半径很大</w:t>
-      </w:r>
-    </w:p>
-    <w:p>
-      <w:pPr>
-        <w:spacing w:before="0" w:after="0"/>
-      </w:pPr>
-    </w:p>
-    <w:p>
-      <w:pPr>
-        <w:spacing w:before="0" w:after="0"/>
-      </w:pPr>
-    </w:p>
     <w:p>
       <w:pPr>
         <w:spacing w:before="160" w:after="80"/>
@@ -1479,6 +1183,290 @@
         </w:pict>
       </w:r>
     </w:p>
+    <w:bookmarkEnd w:id="10"/>
+    <w:bookmarkStart w:id="11" w:name="第3题"/>
+    <w:p>
+      <w:pPr>
+        <w:pStyle w:val="Heading3"/>
+        <w:spacing w:before="280" w:after="120"/>
+      </w:pPr>
+      <w:r>
+        <w:rPr>
+          <w:rFonts w:hint="eastAsia" w:ascii="Times New Roman" w:hAnsi="Times New Roman" w:eastAsia="SimHei" w:cs="Times New Roman"/>
+        </w:rPr>
+        <w:t>第</w:t>
+      </w:r>
+      <w:r>
+        <w:rPr>
+          <w:rFonts w:hint="eastAsia" w:ascii="Times New Roman" w:hAnsi="Times New Roman" w:eastAsia="Times New Roman" w:cs="Times New Roman"/>
+        </w:rPr>
+        <w:t>3</w:t>
+      </w:r>
+      <w:r>
+        <w:rPr>
+          <w:rFonts w:hint="eastAsia" w:ascii="Times New Roman" w:hAnsi="Times New Roman" w:eastAsia="SimHei" w:cs="Times New Roman"/>
+        </w:rPr>
+        <w:t>题</w:t>
+      </w:r>
+    </w:p>
+    <w:p>
+      <w:pPr>
+        <w:pStyle w:val="FirstParagraph"/>
+        <w:ind w:firstLine="420"/>
+      </w:pPr>
+      <w:r>
+        <w:rPr>
+          <w:rFonts w:hint="eastAsia" w:ascii="Times New Roman" w:hAnsi="Times New Roman" w:eastAsia="FangSong" w:cs="Times New Roman"/>
+        </w:rPr>
+        <w:t xml:space="preserve">已知</w:t>
+      </w:r>
+      <w:r>
+        <w:rPr>
+          <w:rFonts w:ascii="Times New Roman" w:hAnsi="Times New Roman" w:eastAsia="Times New Roman" w:cs="Times New Roman"/>
+        </w:rPr>
+        <w:t xml:space="preserve"> N </w:t>
+      </w:r>
+      <w:r>
+        <w:rPr>
+          <w:rFonts w:hint="eastAsia" w:ascii="Times New Roman" w:hAnsi="Times New Roman" w:eastAsia="FangSong" w:cs="Times New Roman"/>
+        </w:rPr>
+        <w:t xml:space="preserve">和</w:t>
+      </w:r>
+      <w:r>
+        <w:rPr>
+          <w:rFonts w:ascii="Times New Roman" w:hAnsi="Times New Roman" w:eastAsia="Times New Roman" w:cs="Times New Roman"/>
+        </w:rPr>
+        <w:t xml:space="preserve"> Cl </w:t>
+      </w:r>
+      <w:r>
+        <w:rPr>
+          <w:rFonts w:hint="eastAsia" w:ascii="Times New Roman" w:hAnsi="Times New Roman" w:eastAsia="FangSong" w:cs="Times New Roman"/>
+        </w:rPr>
+        <w:t xml:space="preserve">的</w:t>
+      </w:r>
+      <w:r>
+        <w:rPr>
+          <w:rFonts w:ascii="Times New Roman" w:hAnsi="Times New Roman" w:eastAsia="Times New Roman" w:cs="Times New Roman"/>
+        </w:rPr>
+        <w:t xml:space="preserve"> Pauling </w:t>
+      </w:r>
+      <w:r>
+        <w:rPr>
+          <w:rFonts w:hint="eastAsia" w:ascii="Times New Roman" w:hAnsi="Times New Roman" w:eastAsia="FangSong" w:cs="Times New Roman"/>
+        </w:rPr>
+        <w:t xml:space="preserve">电负性分别为</w:t>
+      </w:r>
+      <w:r>
+        <w:rPr>
+          <w:rFonts w:ascii="Times New Roman" w:hAnsi="Times New Roman" w:eastAsia="Times New Roman" w:cs="Times New Roman"/>
+        </w:rPr>
+        <w:t xml:space="preserve"> 3.04 </w:t>
+      </w:r>
+      <w:r>
+        <w:rPr>
+          <w:rFonts w:hint="eastAsia" w:ascii="Times New Roman" w:hAnsi="Times New Roman" w:eastAsia="FangSong" w:cs="Times New Roman"/>
+        </w:rPr>
+        <w:t xml:space="preserve">和</w:t>
+      </w:r>
+      <w:r>
+        <w:rPr>
+          <w:rFonts w:ascii="Times New Roman" w:hAnsi="Times New Roman" w:eastAsia="Times New Roman" w:cs="Times New Roman"/>
+        </w:rPr>
+        <w:t xml:space="preserve"> 3.16。</w:t>
+      </w:r>
+    </w:p>
+    <w:p>
+      <w:pPr>
+        <w:spacing w:before="160" w:after="80"/>
+      </w:pPr>
+      <w:r>
+        <w:pict>
+          <v:rect style="width:0;height:1.5pt" o:hralign="center" o:hrstd="t" o:hr="t"/>
+        </w:pict>
+      </w:r>
+    </w:p>
+    <w:p>
+      <w:pPr>
+        <w:spacing w:before="160" w:after="80"/>
+      </w:pPr>
+      <w:r>
+        <w:pict>
+          <v:rect style="width:0;height:1.5pt" o:hralign="center" o:hrstd="t" o:hr="t"/>
+        </w:pict>
+      </w:r>
+    </w:p>
+    <w:bookmarkEnd w:id="11"/>
+    <w:bookmarkStart w:id="12" w:name="第4题"/>
+    <w:p>
+      <w:pPr>
+        <w:pStyle w:val="Heading3"/>
+        <w:spacing w:before="280" w:after="120"/>
+      </w:pPr>
+      <w:r>
+        <w:rPr>
+          <w:rFonts w:hint="eastAsia" w:ascii="Times New Roman" w:hAnsi="Times New Roman" w:eastAsia="SimHei" w:cs="Times New Roman"/>
+        </w:rPr>
+        <w:t>第</w:t>
+      </w:r>
+      <w:r>
+        <w:rPr>
+          <w:rFonts w:hint="eastAsia" w:ascii="Times New Roman" w:hAnsi="Times New Roman" w:eastAsia="Times New Roman" w:cs="Times New Roman"/>
+        </w:rPr>
+        <w:t>4</w:t>
+      </w:r>
+      <w:r>
+        <w:rPr>
+          <w:rFonts w:hint="eastAsia" w:ascii="Times New Roman" w:hAnsi="Times New Roman" w:eastAsia="SimHei" w:cs="Times New Roman"/>
+        </w:rPr>
+        <w:t>题</w:t>
+      </w:r>
+    </w:p>
+    <w:p>
+      <w:pPr>
+        <w:pStyle w:val="FirstParagraph"/>
+        <w:ind w:firstLine="420"/>
+      </w:pPr>
+      <w:r>
+        <w:rPr>
+          <w:rFonts w:hint="eastAsia" w:ascii="Times New Roman" w:hAnsi="Times New Roman" w:eastAsia="FangSong" w:cs="Times New Roman"/>
+        </w:rPr>
+        <w:t>金属钠形成离子时一般为</w:t>
+      </w:r>
+      <w:r>
+        <w:rPr>
+          <w:rFonts w:hint="eastAsia" w:ascii="Times New Roman" w:hAnsi="Times New Roman" w:eastAsia="Times New Roman" w:cs="Times New Roman"/>
+        </w:rPr>
+        <w:t>+1</w:t>
+      </w:r>
+      <w:r>
+        <w:rPr>
+          <w:rFonts w:hint="eastAsia" w:ascii="Times New Roman" w:hAnsi="Times New Roman" w:eastAsia="FangSong" w:cs="Times New Roman"/>
+        </w:rPr>
+        <w:t>价</w:t>
+      </w:r>
+      <w:r>
+        <w:rPr>
+          <w:rFonts w:hint="eastAsia" w:ascii="Times New Roman" w:hAnsi="Times New Roman" w:eastAsia="Times New Roman" w:cs="Times New Roman"/>
+        </w:rPr>
+        <w:t>，</w:t>
+      </w:r>
+      <w:r>
+        <w:rPr>
+          <w:rFonts w:hint="eastAsia" w:ascii="Times New Roman" w:hAnsi="Times New Roman" w:eastAsia="FangSong" w:cs="Times New Roman"/>
+        </w:rPr>
+        <w:t>而不是</w:t>
+      </w:r>
+      <w:r>
+        <w:rPr>
+          <w:rFonts w:hint="eastAsia" w:ascii="Times New Roman" w:hAnsi="Times New Roman" w:eastAsia="Times New Roman" w:cs="Times New Roman"/>
+        </w:rPr>
+        <w:t>+2</w:t>
+      </w:r>
+      <w:r>
+        <w:rPr>
+          <w:rFonts w:hint="eastAsia" w:ascii="Times New Roman" w:hAnsi="Times New Roman" w:eastAsia="FangSong" w:cs="Times New Roman"/>
+        </w:rPr>
+        <w:t>价的原因是</w:t>
+      </w:r>
+      <w:r>
+        <w:rPr>
+          <w:rFonts w:ascii="Times New Roman" w:hAnsi="Times New Roman" w:eastAsia="Times New Roman" w:cs="Times New Roman"/>
+        </w:rPr>
+        <w:t xml:space="preserve"> ( )</w:t>
+      </w:r>
+      <w:r>
+        <w:rPr>
+          <w:rFonts w:ascii="Times New Roman" w:hAnsi="Times New Roman" w:eastAsia="Times New Roman" w:cs="Times New Roman"/>
+        </w:rPr>
+        <w:t xml:space="preserve"> </w:t>
+      </w:r>
+      <w:r>
+        <w:rPr>
+          <w:rFonts w:hint="eastAsia" w:ascii="Times New Roman" w:hAnsi="Times New Roman" w:eastAsia="Times New Roman" w:cs="Times New Roman"/>
+        </w:rPr>
+        <w:t>A.</w:t>
+      </w:r>
+      <w:r>
+        <w:rPr>
+          <w:rFonts w:hint="eastAsia" w:ascii="Times New Roman" w:hAnsi="Times New Roman" w:eastAsia="FangSong" w:cs="Times New Roman"/>
+        </w:rPr>
+        <w:t>钠的第一电离能很大</w:t>
+      </w:r>
+      <w:r>
+        <w:rPr>
+          <w:rFonts w:ascii="Times New Roman" w:hAnsi="Times New Roman" w:eastAsia="Times New Roman" w:cs="Times New Roman"/>
+        </w:rPr>
+        <w:t xml:space="preserve"> </w:t>
+      </w:r>
+      <w:r>
+        <w:rPr>
+          <w:rFonts w:hint="eastAsia" w:ascii="Times New Roman" w:hAnsi="Times New Roman" w:eastAsia="Times New Roman" w:cs="Times New Roman"/>
+        </w:rPr>
+        <w:t>B.</w:t>
+      </w:r>
+      <w:r>
+        <w:rPr>
+          <w:rFonts w:hint="eastAsia" w:ascii="Times New Roman" w:hAnsi="Times New Roman" w:eastAsia="FangSong" w:cs="Times New Roman"/>
+        </w:rPr>
+        <w:t>钠的第二电离能很大</w:t>
+      </w:r>
+      <w:r>
+        <w:rPr>
+          <w:rFonts w:ascii="Times New Roman" w:hAnsi="Times New Roman" w:eastAsia="Times New Roman" w:cs="Times New Roman"/>
+        </w:rPr>
+        <w:t xml:space="preserve"> </w:t>
+      </w:r>
+      <w:r>
+        <w:rPr>
+          <w:rFonts w:hint="eastAsia" w:ascii="Times New Roman" w:hAnsi="Times New Roman" w:eastAsia="Times New Roman" w:cs="Times New Roman"/>
+        </w:rPr>
+        <w:t>C.</w:t>
+      </w:r>
+      <w:r>
+        <w:rPr>
+          <w:rFonts w:hint="eastAsia" w:ascii="Times New Roman" w:hAnsi="Times New Roman" w:eastAsia="FangSong" w:cs="Times New Roman"/>
+        </w:rPr>
+        <w:t>钠的电负性很小</w:t>
+      </w:r>
+      <w:r>
+        <w:rPr>
+          <w:rFonts w:ascii="Times New Roman" w:hAnsi="Times New Roman" w:eastAsia="Times New Roman" w:cs="Times New Roman"/>
+        </w:rPr>
+        <w:t xml:space="preserve"> </w:t>
+      </w:r>
+      <w:r>
+        <w:rPr>
+          <w:rFonts w:hint="eastAsia" w:ascii="Times New Roman" w:hAnsi="Times New Roman" w:eastAsia="Times New Roman" w:cs="Times New Roman"/>
+        </w:rPr>
+        <w:t>D.</w:t>
+      </w:r>
+      <w:r>
+        <w:rPr>
+          <w:rFonts w:hint="eastAsia" w:ascii="Times New Roman" w:hAnsi="Times New Roman" w:eastAsia="FangSong" w:cs="Times New Roman"/>
+        </w:rPr>
+        <w:t>钠的原子半径很大</w:t>
+      </w:r>
+    </w:p>
+    <w:p>
+      <w:pPr>
+        <w:spacing w:before="160" w:after="80"/>
+      </w:pPr>
+      <w:r>
+        <w:pict>
+          <v:rect style="width:0;height:1.5pt" o:hralign="center" o:hrstd="t" o:hr="t"/>
+        </w:pict>
+      </w:r>
+    </w:p>
+    <w:p>
+      <w:pPr>
+        <w:spacing w:before="160" w:after="80"/>
+      </w:pPr>
+      <w:r>
+        <w:pict>
+          <v:rect style="width:0;height:1.5pt" o:hralign="center" o:hrstd="t" o:hr="t"/>
+        </w:pict>
+      </w:r>
+    </w:p>
     <w:bookmarkEnd w:id="12"/>
     <w:bookmarkStart w:id="13" w:name="第5题"/>
     <w:p>
@@ -1509,6 +1497,7 @@
       <w:pPr>
         <w:pStyle w:val="FirstParagraph"/>
         <w:spacing w:after="80"/>
+        <w:ind w:firstLine="420"/>
       </w:pPr>
       <w:r>
         <w:rPr>
@@ -1522,15 +1511,16 @@
         <w:tblStyle w:val="Table"/>
         <w:tblW w:type="pct" w:w="5000"/>
         <w:tblLayout w:type="fixed"/>
+        <w:tblLook w:firstRow="1" w:lastRow="0" w:firstColumn="0" w:lastColumn="0" w:noHBand="0" w:noVBand="0" w:val="0020"/>
+        <w:jc w:val="center"/>
         <w:tblBorders>
-          <w:top w:val="single" w:sz="12" w:space="0" w:color="000000"/>
-          <w:left w:val="none" w:sz="0" w:space="0" w:color="auto"/>
-          <w:bottom w:val="single" w:sz="12" w:space="0" w:color="000000"/>
-          <w:right w:val="none" w:sz="0" w:space="0" w:color="auto"/>
-          <w:insideH w:val="none" w:sz="0" w:space="0" w:color="auto"/>
-          <w:insideV w:val="none" w:sz="0" w:space="0" w:color="auto"/>
+          <w:top w:val="single" w:sz="12" w:space="0" w:color="333333"/>
+          <w:bottom w:val="single" w:sz="12" w:space="0" w:color="333333"/>
+          <w:left w:val="none"/>
+          <w:right w:val="none"/>
+          <w:insideH w:val="none"/>
+          <w:insideV w:val="none"/>
         </w:tblBorders>
-        <w:tblLook w:firstRow="1" w:lastRow="0" w:firstColumn="0" w:lastColumn="0" w:noHBand="0" w:noVBand="0" w:val="0020"/>
       </w:tblPr>
       <w:tblGrid>
         <w:gridCol w:w="2640"/>
@@ -1544,7 +1534,7 @@
         <w:tc>
           <w:tcPr>
             <w:tcBorders>
-              <w:bottom w:val="single" w:sz="8" w:space="0" w:color="000000"/>
+              <w:bottom w:val="single" w:sz="6" w:space="0" w:color="333333"/>
             </w:tcBorders>
           </w:tcPr>
           <w:p>
@@ -1564,7 +1554,7 @@
         <w:tc>
           <w:tcPr>
             <w:tcBorders>
-              <w:bottom w:val="single" w:sz="8" w:space="0" w:color="000000"/>
+              <w:bottom w:val="single" w:sz="6" w:space="0" w:color="333333"/>
             </w:tcBorders>
           </w:tcPr>
           <w:p>
@@ -1584,7 +1574,7 @@
         <w:tc>
           <w:tcPr>
             <w:tcBorders>
-              <w:bottom w:val="single" w:sz="8" w:space="0" w:color="000000"/>
+              <w:bottom w:val="single" w:sz="6" w:space="0" w:color="333333"/>
             </w:tcBorders>
           </w:tcPr>
           <w:p>
@@ -2142,31 +2132,6 @@
     </w:tbl>
     <w:p>
       <w:pPr>
-        <w:spacing w:before="0" w:after="0"/>
-      </w:pPr>
-    </w:p>
-    <w:p>
-      <w:pPr>
-        <w:spacing w:before="0" w:after="0"/>
-      </w:pPr>
-    </w:p>
-    <w:p>
-      <w:pPr>
-        <w:spacing w:before="0" w:after="0"/>
-      </w:pPr>
-    </w:p>
-    <w:p>
-      <w:pPr>
-        <w:spacing w:before="0" w:after="0"/>
-      </w:pPr>
-    </w:p>
-    <w:p>
-      <w:pPr>
-        <w:spacing w:before="0" w:after="0"/>
-      </w:pPr>
-    </w:p>
-    <w:p>
-      <w:pPr>
         <w:spacing w:before="160" w:after="80"/>
       </w:pPr>
       <w:r>
@@ -2175,6 +2140,16 @@
         </w:pict>
       </w:r>
     </w:p>
+    <w:p>
+      <w:pPr>
+        <w:spacing w:before="160" w:after="80"/>
+      </w:pPr>
+      <w:r>
+        <w:pict>
+          <v:rect style="width:0;height:1.5pt" o:hralign="center" o:hrstd="t" o:hr="t"/>
+        </w:pict>
+      </w:r>
+    </w:p>
     <w:bookmarkEnd w:id="13"/>
     <w:bookmarkStart w:id="14" w:name="第6题"/>
     <w:p>
@@ -2204,8 +2179,7 @@
     <w:p>
       <w:pPr>
         <w:pStyle w:val="FirstParagraph"/>
-        <w:spacing w:before="0" w:after="0"/>
-        <w:ind w:left="480" w:hanging="480"/>
+        <w:ind w:firstLine="420"/>
       </w:pPr>
       <w:r>
         <w:rPr>
@@ -2405,13 +2379,6 @@
         </w:rPr>
         <w:t xml:space="preserve"> </w:t>
       </w:r>
-    </w:p>
-    <w:p>
-      <w:pPr>
-        <w:pStyle w:val="FirstParagraph"/>
-        <w:spacing w:before="0" w:after="0"/>
-        <w:ind w:left="480" w:hanging="480"/>
-      </w:pPr>
       <w:r>
         <w:rPr>
           <w:rFonts w:ascii="Times New Roman" w:hAnsi="Times New Roman" w:eastAsia="Times New Roman" w:cs="Times New Roman"/>
@@ -2450,13 +2417,6 @@
         </w:rPr>
         <w:t xml:space="preserve"> </w:t>
       </w:r>
-    </w:p>
-    <w:p>
-      <w:pPr>
-        <w:pStyle w:val="FirstParagraph"/>
-        <w:spacing w:before="0" w:after="0"/>
-        <w:ind w:left="480" w:hanging="480"/>
-      </w:pPr>
       <w:r>
         <w:rPr>
           <w:rFonts w:ascii="Times New Roman" w:hAnsi="Times New Roman" w:eastAsia="Times New Roman" w:cs="Times New Roman"/>
@@ -2487,13 +2447,6 @@
         </w:rPr>
         <w:t xml:space="preserve"> </w:t>
       </w:r>
-    </w:p>
-    <w:p>
-      <w:pPr>
-        <w:pStyle w:val="FirstParagraph"/>
-        <w:spacing w:before="0" w:after="0"/>
-        <w:ind w:left="480" w:hanging="480"/>
-      </w:pPr>
       <w:r>
         <w:rPr>
           <w:rFonts w:ascii="Times New Roman" w:hAnsi="Times New Roman" w:eastAsia="Times New Roman" w:cs="Times New Roman"/>
@@ -2532,13 +2485,6 @@
         </w:rPr>
         <w:t xml:space="preserve"> </w:t>
       </w:r>
-    </w:p>
-    <w:p>
-      <w:pPr>
-        <w:pStyle w:val="FirstParagraph"/>
-        <w:spacing w:before="0" w:after="0"/>
-        <w:ind w:left="480" w:hanging="480"/>
-      </w:pPr>
       <w:r>
         <w:rPr>
           <w:rFonts w:ascii="Times New Roman" w:hAnsi="Times New Roman" w:eastAsia="Times New Roman" w:cs="Times New Roman"/>
@@ -2609,16 +2555,6 @@
     </w:p>
     <w:p>
       <w:pPr>
-        <w:spacing w:before="0" w:after="0"/>
-      </w:pPr>
-    </w:p>
-    <w:p>
-      <w:pPr>
-        <w:spacing w:before="0" w:after="0"/>
-      </w:pPr>
-    </w:p>
-    <w:p>
-      <w:pPr>
         <w:spacing w:before="160" w:after="80"/>
       </w:pPr>
       <w:r>
@@ -2627,316 +2563,6 @@
         </w:pict>
       </w:r>
     </w:p>
-    <w:bookmarkEnd w:id="14"/>
-    <w:bookmarkStart w:id="15" w:name="第7题"/>
-    <w:p>
-      <w:pPr>
-        <w:pStyle w:val="Heading3"/>
-        <w:spacing w:before="280" w:after="120"/>
-      </w:pPr>
-      <w:r>
-        <w:rPr>
-          <w:rFonts w:hint="eastAsia" w:ascii="Times New Roman" w:hAnsi="Times New Roman" w:eastAsia="SimHei" w:cs="Times New Roman"/>
-        </w:rPr>
-        <w:t>第</w:t>
-      </w:r>
-      <w:r>
-        <w:rPr>
-          <w:rFonts w:hint="eastAsia" w:ascii="Times New Roman" w:hAnsi="Times New Roman" w:eastAsia="Times New Roman" w:cs="Times New Roman"/>
-        </w:rPr>
-        <w:t>7</w:t>
-      </w:r>
-      <w:r>
-        <w:rPr>
-          <w:rFonts w:hint="eastAsia" w:ascii="Times New Roman" w:hAnsi="Times New Roman" w:eastAsia="SimHei" w:cs="Times New Roman"/>
-        </w:rPr>
-        <w:t>题</w:t>
-      </w:r>
-    </w:p>
-    <w:p>
-      <w:pPr>
-        <w:pStyle w:val="FirstParagraph"/>
-      </w:pPr>
-      <w:r>
-        <w:rPr>
-          <w:rFonts w:hint="eastAsia" w:ascii="Times New Roman" w:hAnsi="Times New Roman" w:eastAsia="Times New Roman" w:cs="Times New Roman"/>
-        </w:rPr>
-        <w:t>(1)1941</w:t>
-      </w:r>
-      <w:r>
-        <w:rPr>
-          <w:rFonts w:hint="eastAsia" w:ascii="Times New Roman" w:hAnsi="Times New Roman" w:eastAsia="FangSong" w:cs="Times New Roman"/>
-        </w:rPr>
-        <w:t>年</w:t>
-      </w:r>
-      <w:r>
-        <w:rPr>
-          <w:rFonts w:ascii="Times New Roman" w:hAnsi="Times New Roman" w:eastAsia="Times New Roman" w:cs="Times New Roman"/>
-        </w:rPr>
-        <w:t xml:space="preserve"> Anderson </w:t>
-      </w:r>
-      <w:r>
-        <w:rPr>
-          <w:rFonts w:hint="eastAsia" w:ascii="Times New Roman" w:hAnsi="Times New Roman" w:eastAsia="FangSong" w:cs="Times New Roman"/>
-        </w:rPr>
-        <w:t>用中子轰击</w:t>
-      </w:r>
-      <w:r>
-        <w:rPr>
-          <w:rFonts w:hint="eastAsia" w:ascii="Times New Roman" w:hAnsi="Times New Roman" w:eastAsia="Times New Roman" w:cs="Times New Roman"/>
-          <w:vertAlign w:val="superscript"/>
-        </w:rPr>
-        <w:t>196</w:t>
-      </w:r>
-      <w:r>
-        <w:rPr>
-          <w:rFonts w:ascii="Times New Roman" w:hAnsi="Times New Roman" w:eastAsia="Times New Roman" w:cs="Times New Roman"/>
-        </w:rPr>
-        <w:t xml:space="preserve"> Hg </w:t>
-      </w:r>
-      <w:r>
-        <w:rPr>
-          <w:rFonts w:hint="eastAsia" w:ascii="Times New Roman" w:hAnsi="Times New Roman" w:eastAsia="FangSong" w:cs="Times New Roman"/>
-        </w:rPr>
-        <w:t>和</w:t>
-      </w:r>
-      <w:r>
-        <w:rPr>
-          <w:rFonts w:hint="eastAsia" w:ascii="Times New Roman" w:hAnsi="Times New Roman" w:eastAsia="Times New Roman" w:cs="Times New Roman"/>
-          <w:vertAlign w:val="superscript"/>
-        </w:rPr>
-        <w:t>198</w:t>
-      </w:r>
-      <w:r>
-        <w:rPr>
-          <w:rFonts w:ascii="Times New Roman" w:hAnsi="Times New Roman" w:eastAsia="Times New Roman" w:cs="Times New Roman"/>
-        </w:rPr>
-        <w:t xml:space="preserve"> Hg, </w:t>
-      </w:r>
-      <w:r>
-        <w:rPr>
-          <w:rFonts w:hint="eastAsia" w:ascii="Times New Roman" w:hAnsi="Times New Roman" w:eastAsia="FangSong" w:cs="Times New Roman"/>
-        </w:rPr>
-        <w:t>实现了把廉价的金属转变为金的梦想</w:t>
-      </w:r>
-      <w:r>
-        <w:rPr>
-          <w:rFonts w:hint="eastAsia" w:ascii="Times New Roman" w:hAnsi="Times New Roman" w:eastAsia="Times New Roman" w:cs="Times New Roman"/>
-        </w:rPr>
-        <w:t>,</w:t>
-      </w:r>
-      <w:r>
-        <w:rPr>
-          <w:rFonts w:ascii="Times New Roman" w:hAnsi="Times New Roman" w:eastAsia="Times New Roman" w:cs="Times New Roman"/>
-        </w:rPr>
-        <w:t xml:space="preserve"> </w:t>
-      </w:r>
-      <w:r>
-        <w:rPr>
-          <w:rFonts w:hint="eastAsia" w:ascii="Times New Roman" w:hAnsi="Times New Roman" w:eastAsia="FangSong" w:cs="Times New Roman"/>
-        </w:rPr>
-        <w:t>前者形成了稳定的</w:t>
-      </w:r>
-      <w:r>
-        <w:rPr>
-          <w:rFonts w:hint="eastAsia" w:ascii="Times New Roman" w:hAnsi="Times New Roman" w:eastAsia="Times New Roman" w:cs="Times New Roman"/>
-          <w:vertAlign w:val="superscript"/>
-        </w:rPr>
-        <w:t>197</w:t>
-      </w:r>
-      <w:r>
-        <w:rPr>
-          <w:rFonts w:ascii="Times New Roman" w:hAnsi="Times New Roman" w:eastAsia="Times New Roman" w:cs="Times New Roman"/>
-        </w:rPr>
-        <w:t xml:space="preserve"> Au, </w:t>
-      </w:r>
-      <w:r>
-        <w:rPr>
-          <w:rFonts w:hint="eastAsia" w:ascii="Times New Roman" w:hAnsi="Times New Roman" w:eastAsia="FangSong" w:cs="Times New Roman"/>
-        </w:rPr>
-        <w:t xml:space="preserve">后者形成的核发生</w:t>
-      </w:r>
-      <w:r>
-        <w:rPr>
-          <w:rFonts w:ascii="Times New Roman" w:hAnsi="Times New Roman" w:eastAsia="Times New Roman" w:cs="Times New Roman"/>
-        </w:rPr>
-        <w:t xml:space="preserve"> </w:t>
-      </w:r>
-      <m:oMath>
-        <m:r>
-          <m:t>β</m:t>
-        </m:r>
-      </m:oMath>
-      <w:r>
-        <w:rPr>
-          <w:rFonts w:ascii="Times New Roman" w:hAnsi="Times New Roman" w:eastAsia="Times New Roman" w:cs="Times New Roman"/>
-        </w:rPr>
-        <w:t xml:space="preserve"> </w:t>
-      </w:r>
-      <w:r>
-        <w:rPr>
-          <w:rFonts w:hint="eastAsia" w:ascii="Times New Roman" w:hAnsi="Times New Roman" w:eastAsia="FangSong" w:cs="Times New Roman"/>
-        </w:rPr>
-        <w:t>衰变后得到</w:t>
-      </w:r>
-      <w:r>
-        <w:rPr>
-          <w:rFonts w:hint="eastAsia" w:ascii="Times New Roman" w:hAnsi="Times New Roman" w:eastAsia="Times New Roman" w:cs="Times New Roman"/>
-          <w:vertAlign w:val="superscript"/>
-        </w:rPr>
-        <w:t>199</w:t>
-      </w:r>
-      <w:r>
-        <w:rPr>
-          <w:rFonts w:ascii="Times New Roman" w:hAnsi="Times New Roman" w:eastAsia="Times New Roman" w:cs="Times New Roman"/>
-        </w:rPr>
-        <w:t xml:space="preserve"> Hg, </w:t>
-      </w:r>
-      <w:r>
-        <w:rPr>
-          <w:rFonts w:hint="eastAsia" w:ascii="Times New Roman" w:hAnsi="Times New Roman" w:eastAsia="FangSong" w:cs="Times New Roman"/>
-        </w:rPr>
-        <w:t xml:space="preserve">写出以上</w:t>
-      </w:r>
-      <w:r>
-        <w:rPr>
-          <w:rFonts w:ascii="Times New Roman" w:hAnsi="Times New Roman" w:eastAsia="Times New Roman" w:cs="Times New Roman"/>
-        </w:rPr>
-        <w:t xml:space="preserve"> 3 </w:t>
-      </w:r>
-      <w:r>
-        <w:rPr>
-          <w:rFonts w:hint="eastAsia" w:ascii="Times New Roman" w:hAnsi="Times New Roman" w:eastAsia="FangSong" w:cs="Times New Roman"/>
-        </w:rPr>
-        <w:t>个反应式</w:t>
-      </w:r>
-      <w:r>
-        <w:rPr>
-          <w:rFonts w:hint="eastAsia" w:ascii="Times New Roman" w:hAnsi="Times New Roman" w:eastAsia="Times New Roman" w:cs="Times New Roman"/>
-        </w:rPr>
-        <w:t>。</w:t>
-      </w:r>
-    </w:p>
-    <w:p>
-      <w:pPr>
-        <w:pStyle w:val="BodyText"/>
-      </w:pPr>
-      <w:r>
-        <w:rPr>
-          <w:rFonts w:hint="eastAsia" w:ascii="Times New Roman" w:hAnsi="Times New Roman" w:eastAsia="Times New Roman" w:cs="Times New Roman"/>
-        </w:rPr>
-        <w:t>(2)</w:t>
-      </w:r>
-      <w:r>
-        <w:rPr>
-          <w:rFonts w:hint="eastAsia" w:ascii="Times New Roman" w:hAnsi="Times New Roman" w:eastAsia="FangSong" w:cs="Times New Roman"/>
-        </w:rPr>
-        <w:t>某金属能形成几种氧化物</w:t>
-      </w:r>
-      <w:r>
-        <w:rPr>
-          <w:rFonts w:hint="eastAsia" w:ascii="Times New Roman" w:hAnsi="Times New Roman" w:eastAsia="Times New Roman" w:cs="Times New Roman"/>
-        </w:rPr>
-        <w:t>，</w:t>
-      </w:r>
-      <w:r>
-        <w:rPr>
-          <w:rFonts w:hint="eastAsia" w:ascii="Times New Roman" w:hAnsi="Times New Roman" w:eastAsia="FangSong" w:cs="Times New Roman"/>
-        </w:rPr>
-        <w:t>它在其中一种氧化物中的氧化态为</w:t>
-      </w:r>
-      <w:r>
-        <w:rPr>
-          <w:rFonts w:hint="eastAsia" w:ascii="Times New Roman" w:hAnsi="Times New Roman" w:eastAsia="Times New Roman" w:cs="Times New Roman"/>
-        </w:rPr>
-        <w:t>“n”,</w:t>
-      </w:r>
-      <w:r>
-        <w:rPr>
-          <w:rFonts w:hint="eastAsia" w:ascii="Times New Roman" w:hAnsi="Times New Roman" w:eastAsia="FangSong" w:cs="Times New Roman"/>
-        </w:rPr>
-        <w:t>在另一种氧化物中为</w:t>
-      </w:r>
-      <w:r>
-        <w:rPr>
-          <w:rFonts w:hint="eastAsia" w:ascii="Times New Roman" w:hAnsi="Times New Roman" w:eastAsia="Times New Roman" w:cs="Times New Roman"/>
-        </w:rPr>
-        <w:t>“n+5”。</w:t>
-      </w:r>
-      <w:r>
-        <w:rPr>
-          <w:rFonts w:hint="eastAsia" w:ascii="Times New Roman" w:hAnsi="Times New Roman" w:eastAsia="FangSong" w:cs="Times New Roman"/>
-        </w:rPr>
-        <w:t>后者转化为前者时失</w:t>
-      </w:r>
-      <w:r>
-        <w:rPr>
-          <w:rFonts w:hint="eastAsia" w:ascii="Times New Roman" w:hAnsi="Times New Roman" w:eastAsia="Times New Roman" w:cs="Times New Roman"/>
-        </w:rPr>
-        <w:t>36.1%(</w:t>
-      </w:r>
-      <w:r>
-        <w:rPr>
-          <w:rFonts w:hint="eastAsia" w:ascii="Times New Roman" w:hAnsi="Times New Roman" w:eastAsia="FangSong" w:cs="Times New Roman"/>
-        </w:rPr>
-        <w:t>质量分数</w:t>
-      </w:r>
-      <w:r>
-        <w:rPr>
-          <w:rFonts w:hint="eastAsia" w:ascii="Times New Roman" w:hAnsi="Times New Roman" w:eastAsia="Times New Roman" w:cs="Times New Roman"/>
-        </w:rPr>
-        <w:t>)</w:t>
-      </w:r>
-      <w:r>
-        <w:rPr>
-          <w:rFonts w:hint="eastAsia" w:ascii="Times New Roman" w:hAnsi="Times New Roman" w:eastAsia="FangSong" w:cs="Times New Roman"/>
-        </w:rPr>
-        <w:t>的氧</w:t>
-      </w:r>
-      <w:r>
-        <w:rPr>
-          <w:rFonts w:hint="eastAsia" w:ascii="Times New Roman" w:hAnsi="Times New Roman" w:eastAsia="Times New Roman" w:cs="Times New Roman"/>
-        </w:rPr>
-        <w:t>。</w:t>
-      </w:r>
-      <w:r>
-        <w:rPr>
-          <w:rFonts w:hint="eastAsia" w:ascii="Times New Roman" w:hAnsi="Times New Roman" w:eastAsia="FangSong" w:cs="Times New Roman"/>
-        </w:rPr>
-        <w:t>确定金属种类及其氧化物</w:t>
-      </w:r>
-      <w:r>
-        <w:rPr>
-          <w:rFonts w:hint="eastAsia" w:ascii="Times New Roman" w:hAnsi="Times New Roman" w:eastAsia="Times New Roman" w:cs="Times New Roman"/>
-        </w:rPr>
-        <w:t>。</w:t>
-      </w:r>
-    </w:p>
-    <w:p>
-      <w:pPr>
-        <w:spacing w:before="0" w:after="0"/>
-      </w:pPr>
-    </w:p>
-    <w:p>
-      <w:pPr>
-        <w:spacing w:before="0" w:after="0"/>
-      </w:pPr>
-    </w:p>
-    <w:p>
-      <w:pPr>
-        <w:spacing w:before="0" w:after="0"/>
-      </w:pPr>
-    </w:p>
-    <w:p>
-      <w:pPr>
-        <w:spacing w:before="0" w:after="0"/>
-      </w:pPr>
-    </w:p>
-    <w:p>
-      <w:pPr>
-        <w:spacing w:before="0" w:after="0"/>
-      </w:pPr>
-    </w:p>
     <w:p>
       <w:pPr>
         <w:spacing w:before="160" w:after="80"/>
@@ -2947,6 +2573,313 @@
         </w:pict>
       </w:r>
     </w:p>
+    <w:bookmarkEnd w:id="14"/>
+    <w:bookmarkStart w:id="15" w:name="第7题"/>
+    <w:p>
+      <w:pPr>
+        <w:pStyle w:val="Heading3"/>
+        <w:spacing w:before="280" w:after="120"/>
+      </w:pPr>
+      <w:r>
+        <w:rPr>
+          <w:rFonts w:hint="eastAsia" w:ascii="Times New Roman" w:hAnsi="Times New Roman" w:eastAsia="SimHei" w:cs="Times New Roman"/>
+        </w:rPr>
+        <w:t>第</w:t>
+      </w:r>
+      <w:r>
+        <w:rPr>
+          <w:rFonts w:hint="eastAsia" w:ascii="Times New Roman" w:hAnsi="Times New Roman" w:eastAsia="Times New Roman" w:cs="Times New Roman"/>
+        </w:rPr>
+        <w:t>7</w:t>
+      </w:r>
+      <w:r>
+        <w:rPr>
+          <w:rFonts w:hint="eastAsia" w:ascii="Times New Roman" w:hAnsi="Times New Roman" w:eastAsia="SimHei" w:cs="Times New Roman"/>
+        </w:rPr>
+        <w:t>题</w:t>
+      </w:r>
+    </w:p>
+    <w:p>
+      <w:pPr>
+        <w:pStyle w:val="FirstParagraph"/>
+        <w:ind w:firstLine="420"/>
+      </w:pPr>
+      <w:r>
+        <w:rPr>
+          <w:rFonts w:hint="eastAsia" w:ascii="Times New Roman" w:hAnsi="Times New Roman" w:eastAsia="Times New Roman" w:cs="Times New Roman"/>
+        </w:rPr>
+        <w:t>(1)1941</w:t>
+      </w:r>
+      <w:r>
+        <w:rPr>
+          <w:rFonts w:hint="eastAsia" w:ascii="Times New Roman" w:hAnsi="Times New Roman" w:eastAsia="FangSong" w:cs="Times New Roman"/>
+        </w:rPr>
+        <w:t>年</w:t>
+      </w:r>
+      <w:r>
+        <w:rPr>
+          <w:rFonts w:ascii="Times New Roman" w:hAnsi="Times New Roman" w:eastAsia="Times New Roman" w:cs="Times New Roman"/>
+        </w:rPr>
+        <w:t xml:space="preserve"> Anderson </w:t>
+      </w:r>
+      <w:r>
+        <w:rPr>
+          <w:rFonts w:hint="eastAsia" w:ascii="Times New Roman" w:hAnsi="Times New Roman" w:eastAsia="FangSong" w:cs="Times New Roman"/>
+        </w:rPr>
+        <w:t>用中子轰击</w:t>
+      </w:r>
+      <w:r>
+        <w:rPr>
+          <w:rFonts w:hint="eastAsia" w:ascii="Times New Roman" w:hAnsi="Times New Roman" w:eastAsia="Times New Roman" w:cs="Times New Roman"/>
+          <w:vertAlign w:val="superscript"/>
+        </w:rPr>
+        <w:t>196</w:t>
+      </w:r>
+      <w:r>
+        <w:rPr>
+          <w:rFonts w:ascii="Times New Roman" w:hAnsi="Times New Roman" w:eastAsia="Times New Roman" w:cs="Times New Roman"/>
+        </w:rPr>
+        <w:t xml:space="preserve"> Hg </w:t>
+      </w:r>
+      <w:r>
+        <w:rPr>
+          <w:rFonts w:hint="eastAsia" w:ascii="Times New Roman" w:hAnsi="Times New Roman" w:eastAsia="FangSong" w:cs="Times New Roman"/>
+        </w:rPr>
+        <w:t>和</w:t>
+      </w:r>
+      <w:r>
+        <w:rPr>
+          <w:rFonts w:hint="eastAsia" w:ascii="Times New Roman" w:hAnsi="Times New Roman" w:eastAsia="Times New Roman" w:cs="Times New Roman"/>
+          <w:vertAlign w:val="superscript"/>
+        </w:rPr>
+        <w:t>198</w:t>
+      </w:r>
+      <w:r>
+        <w:rPr>
+          <w:rFonts w:ascii="Times New Roman" w:hAnsi="Times New Roman" w:eastAsia="Times New Roman" w:cs="Times New Roman"/>
+        </w:rPr>
+        <w:t xml:space="preserve"> Hg, </w:t>
+      </w:r>
+      <w:r>
+        <w:rPr>
+          <w:rFonts w:hint="eastAsia" w:ascii="Times New Roman" w:hAnsi="Times New Roman" w:eastAsia="FangSong" w:cs="Times New Roman"/>
+        </w:rPr>
+        <w:t>实现了把廉价的金属转变为金的梦想</w:t>
+      </w:r>
+      <w:r>
+        <w:rPr>
+          <w:rFonts w:hint="eastAsia" w:ascii="Times New Roman" w:hAnsi="Times New Roman" w:eastAsia="Times New Roman" w:cs="Times New Roman"/>
+        </w:rPr>
+        <w:t>,</w:t>
+      </w:r>
+      <w:r>
+        <w:rPr>
+          <w:rFonts w:ascii="Times New Roman" w:hAnsi="Times New Roman" w:eastAsia="Times New Roman" w:cs="Times New Roman"/>
+        </w:rPr>
+        <w:t xml:space="preserve"> </w:t>
+      </w:r>
+      <w:r>
+        <w:rPr>
+          <w:rFonts w:hint="eastAsia" w:ascii="Times New Roman" w:hAnsi="Times New Roman" w:eastAsia="FangSong" w:cs="Times New Roman"/>
+        </w:rPr>
+        <w:t>前者形成了稳定的</w:t>
+      </w:r>
+      <w:r>
+        <w:rPr>
+          <w:rFonts w:hint="eastAsia" w:ascii="Times New Roman" w:hAnsi="Times New Roman" w:eastAsia="Times New Roman" w:cs="Times New Roman"/>
+          <w:vertAlign w:val="superscript"/>
+        </w:rPr>
+        <w:t>197</w:t>
+      </w:r>
+      <w:r>
+        <w:rPr>
+          <w:rFonts w:ascii="Times New Roman" w:hAnsi="Times New Roman" w:eastAsia="Times New Roman" w:cs="Times New Roman"/>
+        </w:rPr>
+        <w:t xml:space="preserve"> Au, </w:t>
+      </w:r>
+      <w:r>
+        <w:rPr>
+          <w:rFonts w:hint="eastAsia" w:ascii="Times New Roman" w:hAnsi="Times New Roman" w:eastAsia="FangSong" w:cs="Times New Roman"/>
+        </w:rPr>
+        <w:t xml:space="preserve">后者形成的核发生</w:t>
+      </w:r>
+      <w:r>
+        <w:rPr>
+          <w:rFonts w:ascii="Times New Roman" w:hAnsi="Times New Roman" w:eastAsia="Times New Roman" w:cs="Times New Roman"/>
+        </w:rPr>
+        <w:t xml:space="preserve"> </w:t>
+      </w:r>
+      <m:oMath>
+        <m:r>
+          <m:t>β</m:t>
+        </m:r>
+      </m:oMath>
+      <w:r>
+        <w:rPr>
+          <w:rFonts w:ascii="Times New Roman" w:hAnsi="Times New Roman" w:eastAsia="Times New Roman" w:cs="Times New Roman"/>
+        </w:rPr>
+        <w:t xml:space="preserve"> </w:t>
+      </w:r>
+      <w:r>
+        <w:rPr>
+          <w:rFonts w:hint="eastAsia" w:ascii="Times New Roman" w:hAnsi="Times New Roman" w:eastAsia="FangSong" w:cs="Times New Roman"/>
+        </w:rPr>
+        <w:t>衰变后得到</w:t>
+      </w:r>
+      <w:r>
+        <w:rPr>
+          <w:rFonts w:hint="eastAsia" w:ascii="Times New Roman" w:hAnsi="Times New Roman" w:eastAsia="Times New Roman" w:cs="Times New Roman"/>
+          <w:vertAlign w:val="superscript"/>
+        </w:rPr>
+        <w:t>199</w:t>
+      </w:r>
+      <w:r>
+        <w:rPr>
+          <w:rFonts w:ascii="Times New Roman" w:hAnsi="Times New Roman" w:eastAsia="Times New Roman" w:cs="Times New Roman"/>
+        </w:rPr>
+        <w:t xml:space="preserve"> Hg, </w:t>
+      </w:r>
+      <w:r>
+        <w:rPr>
+          <w:rFonts w:hint="eastAsia" w:ascii="Times New Roman" w:hAnsi="Times New Roman" w:eastAsia="FangSong" w:cs="Times New Roman"/>
+        </w:rPr>
+        <w:t xml:space="preserve">写出以上</w:t>
+      </w:r>
+      <w:r>
+        <w:rPr>
+          <w:rFonts w:ascii="Times New Roman" w:hAnsi="Times New Roman" w:eastAsia="Times New Roman" w:cs="Times New Roman"/>
+        </w:rPr>
+        <w:t xml:space="preserve"> 3 </w:t>
+      </w:r>
+      <w:r>
+        <w:rPr>
+          <w:rFonts w:hint="eastAsia" w:ascii="Times New Roman" w:hAnsi="Times New Roman" w:eastAsia="FangSong" w:cs="Times New Roman"/>
+        </w:rPr>
+        <w:t>个反应式</w:t>
+      </w:r>
+      <w:r>
+        <w:rPr>
+          <w:rFonts w:hint="eastAsia" w:ascii="Times New Roman" w:hAnsi="Times New Roman" w:eastAsia="Times New Roman" w:cs="Times New Roman"/>
+        </w:rPr>
+        <w:t>。</w:t>
+      </w:r>
+    </w:p>
+    <w:p>
+      <w:pPr>
+        <w:pStyle w:val="BodyText"/>
+        <w:ind w:firstLine="420"/>
+      </w:pPr>
+      <w:r>
+        <w:rPr>
+          <w:rFonts w:hint="eastAsia" w:ascii="Times New Roman" w:hAnsi="Times New Roman" w:eastAsia="Times New Roman" w:cs="Times New Roman"/>
+        </w:rPr>
+        <w:t>(2)</w:t>
+      </w:r>
+      <w:r>
+        <w:rPr>
+          <w:rFonts w:hint="eastAsia" w:ascii="Times New Roman" w:hAnsi="Times New Roman" w:eastAsia="FangSong" w:cs="Times New Roman"/>
+        </w:rPr>
+        <w:t>某金属能形成几种氧化物</w:t>
+      </w:r>
+      <w:r>
+        <w:rPr>
+          <w:rFonts w:hint="eastAsia" w:ascii="Times New Roman" w:hAnsi="Times New Roman" w:eastAsia="Times New Roman" w:cs="Times New Roman"/>
+        </w:rPr>
+        <w:t>，</w:t>
+      </w:r>
+      <w:r>
+        <w:rPr>
+          <w:rFonts w:hint="eastAsia" w:ascii="Times New Roman" w:hAnsi="Times New Roman" w:eastAsia="FangSong" w:cs="Times New Roman"/>
+        </w:rPr>
+        <w:t>它在其中一种氧化物中的氧化态为</w:t>
+      </w:r>
+      <w:r>
+        <w:rPr>
+          <w:rFonts w:hint="eastAsia" w:ascii="Times New Roman" w:hAnsi="Times New Roman" w:eastAsia="Times New Roman" w:cs="Times New Roman"/>
+        </w:rPr>
+        <w:t>“n”,</w:t>
+      </w:r>
+      <w:r>
+        <w:rPr>
+          <w:rFonts w:hint="eastAsia" w:ascii="Times New Roman" w:hAnsi="Times New Roman" w:eastAsia="FangSong" w:cs="Times New Roman"/>
+        </w:rPr>
+        <w:t>在另一种氧化物中为</w:t>
+      </w:r>
+      <w:r>
+        <w:rPr>
+          <w:rFonts w:hint="eastAsia" w:ascii="Times New Roman" w:hAnsi="Times New Roman" w:eastAsia="Times New Roman" w:cs="Times New Roman"/>
+        </w:rPr>
+        <w:t>“n+5”。</w:t>
+      </w:r>
+      <w:r>
+        <w:rPr>
+          <w:rFonts w:hint="eastAsia" w:ascii="Times New Roman" w:hAnsi="Times New Roman" w:eastAsia="FangSong" w:cs="Times New Roman"/>
+        </w:rPr>
+        <w:t>后者转化为前者时失</w:t>
+      </w:r>
+      <w:r>
+        <w:rPr>
+          <w:rFonts w:hint="eastAsia" w:ascii="Times New Roman" w:hAnsi="Times New Roman" w:eastAsia="Times New Roman" w:cs="Times New Roman"/>
+        </w:rPr>
+        <w:t>36.1%(</w:t>
+      </w:r>
+      <w:r>
+        <w:rPr>
+          <w:rFonts w:hint="eastAsia" w:ascii="Times New Roman" w:hAnsi="Times New Roman" w:eastAsia="FangSong" w:cs="Times New Roman"/>
+        </w:rPr>
+        <w:t>质量分数</w:t>
+      </w:r>
+      <w:r>
+        <w:rPr>
+          <w:rFonts w:hint="eastAsia" w:ascii="Times New Roman" w:hAnsi="Times New Roman" w:eastAsia="Times New Roman" w:cs="Times New Roman"/>
+        </w:rPr>
+        <w:t>)</w:t>
+      </w:r>
+      <w:r>
+        <w:rPr>
+          <w:rFonts w:hint="eastAsia" w:ascii="Times New Roman" w:hAnsi="Times New Roman" w:eastAsia="FangSong" w:cs="Times New Roman"/>
+        </w:rPr>
+        <w:t>的氧</w:t>
+      </w:r>
+      <w:r>
+        <w:rPr>
+          <w:rFonts w:hint="eastAsia" w:ascii="Times New Roman" w:hAnsi="Times New Roman" w:eastAsia="Times New Roman" w:cs="Times New Roman"/>
+        </w:rPr>
+        <w:t>。</w:t>
+      </w:r>
+      <w:r>
+        <w:rPr>
+          <w:rFonts w:hint="eastAsia" w:ascii="Times New Roman" w:hAnsi="Times New Roman" w:eastAsia="FangSong" w:cs="Times New Roman"/>
+        </w:rPr>
+        <w:t>确定金属种类及其氧化物</w:t>
+      </w:r>
+      <w:r>
+        <w:rPr>
+          <w:rFonts w:hint="eastAsia" w:ascii="Times New Roman" w:hAnsi="Times New Roman" w:eastAsia="Times New Roman" w:cs="Times New Roman"/>
+        </w:rPr>
+        <w:t>。</w:t>
+      </w:r>
+    </w:p>
+    <w:p>
+      <w:pPr>
+        <w:spacing w:before="160" w:after="80"/>
+      </w:pPr>
+      <w:r>
+        <w:pict>
+          <v:rect style="width:0;height:1.5pt" o:hralign="center" o:hrstd="t" o:hr="t"/>
+        </w:pict>
+      </w:r>
+    </w:p>
+    <w:p>
+      <w:pPr>
+        <w:spacing w:before="160" w:after="80"/>
+      </w:pPr>
+      <w:r>
+        <w:pict>
+          <v:rect style="width:0;height:1.5pt" o:hralign="center" o:hrstd="t" o:hr="t"/>
+        </w:pict>
+      </w:r>
+    </w:p>
     <w:bookmarkEnd w:id="15"/>
     <w:bookmarkStart w:id="22" w:name="第8题"/>
     <w:p>
@@ -2976,7 +2909,7 @@
     <w:p>
       <w:pPr>
         <w:pStyle w:val="FirstParagraph"/>
-        <w:spacing w:before="0" w:after="0"/>
+        <w:ind w:firstLine="420"/>
       </w:pPr>
       <w:r>
         <w:rPr>
@@ -3132,6 +3065,7 @@
     <w:p>
       <w:pPr>
         <w:pStyle w:val="BodyText"/>
+        <w:ind w:firstLine="420"/>
       </w:pPr>
       <w:r>
         <w:rPr>
@@ -3179,6 +3113,7 @@
     <w:p>
       <w:pPr>
         <w:pStyle w:val="BodyText"/>
+        <w:ind w:firstLine="420"/>
       </w:pPr>
       <w:r>
         <w:rPr>
@@ -3254,6 +3189,7 @@
           <w:ilvl w:val="0"/>
           <w:numId w:val="1001"/>
         </w:numPr>
+        <w:ind w:firstLine="420"/>
       </w:pPr>
       <w:r>
         <w:rPr>
@@ -3343,6 +3279,7 @@
     <w:p>
       <w:pPr>
         <w:pStyle w:val="FirstParagraph"/>
+        <w:ind w:firstLine="420"/>
       </w:pPr>
       <w:r>
         <w:rPr>
@@ -3629,7 +3566,7 @@
         </w:rPr>
         <w:drawing>
           <wp:inline>
-            <wp:extent cx="3086100" cy="3008299"/>
+            <wp:extent cx="3086100" cy="3009900"/>
             <wp:effectExtent b="0" l="0" r="0" t="0"/>
             <wp:docPr descr="" title="" id="17" name="Picture"/>
             <a:graphic>
@@ -3650,7 +3587,7 @@
                   <pic:spPr bwMode="auto">
                     <a:xfrm>
                       <a:off x="0" y="0"/>
-                      <a:ext cx="3086100" cy="3008299"/>
+                      <a:ext cx="3086100" cy="3009900"/>
                     </a:xfrm>
                     <a:prstGeom prst="rect">
                       <a:avLst/>
@@ -3693,7 +3630,7 @@
         </w:rPr>
         <w:drawing>
           <wp:inline>
-            <wp:extent cx="1879600" cy="1733997"/>
+            <wp:extent cx="1879600" cy="1739900"/>
             <wp:effectExtent b="0" l="0" r="0" t="0"/>
             <wp:docPr descr="" title="" id="20" name="Picture"/>
             <a:graphic>
@@ -3714,7 +3651,7 @@
                   <pic:spPr bwMode="auto">
                     <a:xfrm>
                       <a:off x="0" y="0"/>
-                      <a:ext cx="1879600" cy="1733997"/>
+                      <a:ext cx="1879600" cy="1739900"/>
                     </a:xfrm>
                     <a:prstGeom prst="rect">
                       <a:avLst/>
@@ -3771,6 +3708,7 @@
     <w:p>
       <w:pPr>
         <w:pStyle w:val="BodyText"/>
+        <w:ind w:firstLine="420"/>
       </w:pPr>
       <w:r>
         <w:rPr>
@@ -3862,16 +3800,6 @@
     </w:p>
     <w:p>
       <w:pPr>
-        <w:spacing w:before="0" w:after="0"/>
-      </w:pPr>
-    </w:p>
-    <w:p>
-      <w:pPr>
-        <w:spacing w:before="0" w:after="0"/>
-      </w:pPr>
-    </w:p>
-    <w:p>
-      <w:pPr>
         <w:spacing w:before="160" w:after="80"/>
       </w:pPr>
       <w:r>
@@ -3880,6 +3808,16 @@
         </w:pict>
       </w:r>
     </w:p>
+    <w:p>
+      <w:pPr>
+        <w:spacing w:before="160" w:after="80"/>
+      </w:pPr>
+      <w:r>
+        <w:pict>
+          <v:rect style="width:0;height:1.5pt" o:hralign="center" o:hrstd="t" o:hr="t"/>
+        </w:pict>
+      </w:r>
+    </w:p>
     <w:bookmarkEnd w:id="22"/>
     <w:bookmarkStart w:id="23" w:name="第9题"/>
     <w:p>
@@ -3909,6 +3847,7 @@
     <w:p>
       <w:pPr>
         <w:pStyle w:val="FirstParagraph"/>
+        <w:ind w:firstLine="420"/>
       </w:pPr>
       <w:r>
         <w:rPr>
@@ -4343,8 +4282,7 @@
     <w:p>
       <w:pPr>
         <w:pStyle w:val="FirstParagraph"/>
-        <w:spacing w:before="0" w:after="0"/>
-        <w:ind w:left="480" w:hanging="480"/>
+        <w:ind w:firstLine="420"/>
       </w:pPr>
       <w:r>
         <w:rPr>
@@ -4479,15 +4417,17 @@
     </w:p>
     <w:p>
       <w:pPr>
-        <w:pStyle w:val="FirstParagraph"/>
-        <w:spacing w:before="0" w:after="0"/>
-        <w:ind w:left="480" w:hanging="480"/>
-      </w:pPr>
-      <w:r>
-        <w:rPr>
-          <w:rFonts w:hint="eastAsia" w:ascii="Times New Roman" w:hAnsi="Times New Roman" w:eastAsia="Times New Roman" w:cs="Times New Roman"/>
-        </w:rPr>
-        <w:t>A.</w:t>
+        <w:pStyle w:val="Compact"/>
+        <w:numPr>
+          <w:ilvl w:val="0"/>
+          <w:numId w:val="1002"/>
+        </w:numPr>
+      </w:pPr>
+      <w:r>
+        <w:rPr>
+          <w:rFonts w:ascii="Times New Roman" w:hAnsi="Times New Roman" w:eastAsia="Times New Roman" w:cs="Times New Roman"/>
+        </w:rPr>
+        <w:t xml:space="preserve">A.</w:t>
       </w:r>
       <w:r>
         <w:rPr>
@@ -4521,18 +4461,14 @@
           <m:t>⑤</m:t>
         </m:r>
       </m:oMath>
-      <w:r>
-        <w:rPr>
-          <w:rFonts w:ascii="Times New Roman" w:hAnsi="Times New Roman" w:eastAsia="Times New Roman" w:cs="Times New Roman"/>
-        </w:rPr>
-        <w:t xml:space="preserve"> </w:t>
-      </w:r>
-    </w:p>
-    <w:p>
-      <w:pPr>
-        <w:pStyle w:val="FirstParagraph"/>
-        <w:spacing w:before="0" w:after="0"/>
-        <w:ind w:left="480" w:hanging="480"/>
+    </w:p>
+    <w:p>
+      <w:pPr>
+        <w:pStyle w:val="Compact"/>
+        <w:numPr>
+          <w:ilvl w:val="0"/>
+          <w:numId w:val="1002"/>
+        </w:numPr>
       </w:pPr>
       <w:r>
         <w:rPr>
@@ -4572,18 +4508,14 @@
           <m:t>⑥</m:t>
         </m:r>
       </m:oMath>
-      <w:r>
-        <w:rPr>
-          <w:rFonts w:ascii="Times New Roman" w:hAnsi="Times New Roman" w:eastAsia="Times New Roman" w:cs="Times New Roman"/>
-        </w:rPr>
-        <w:t xml:space="preserve"> </w:t>
-      </w:r>
-    </w:p>
-    <w:p>
-      <w:pPr>
-        <w:pStyle w:val="FirstParagraph"/>
-        <w:spacing w:before="0" w:after="0"/>
-        <w:ind w:left="480" w:hanging="480"/>
+    </w:p>
+    <w:p>
+      <w:pPr>
+        <w:pStyle w:val="Compact"/>
+        <w:numPr>
+          <w:ilvl w:val="0"/>
+          <w:numId w:val="1002"/>
+        </w:numPr>
       </w:pPr>
       <w:r>
         <w:rPr>
@@ -4623,18 +4555,14 @@
           <m:t>⑥</m:t>
         </m:r>
       </m:oMath>
-      <w:r>
-        <w:rPr>
-          <w:rFonts w:ascii="Times New Roman" w:hAnsi="Times New Roman" w:eastAsia="Times New Roman" w:cs="Times New Roman"/>
-        </w:rPr>
-        <w:t xml:space="preserve"> </w:t>
-      </w:r>
-    </w:p>
-    <w:p>
-      <w:pPr>
-        <w:pStyle w:val="FirstParagraph"/>
-        <w:spacing w:before="0" w:after="0"/>
-        <w:ind w:left="480" w:hanging="480"/>
+    </w:p>
+    <w:p>
+      <w:pPr>
+        <w:pStyle w:val="Compact"/>
+        <w:numPr>
+          <w:ilvl w:val="0"/>
+          <w:numId w:val="1002"/>
+        </w:numPr>
       </w:pPr>
       <w:r>
         <w:rPr>
@@ -4677,16 +4605,6 @@
     </w:p>
     <w:p>
       <w:pPr>
-        <w:spacing w:before="0" w:after="0"/>
-      </w:pPr>
-    </w:p>
-    <w:p>
-      <w:pPr>
-        <w:spacing w:before="0" w:after="0"/>
-      </w:pPr>
-    </w:p>
-    <w:p>
-      <w:pPr>
         <w:spacing w:before="160" w:after="80"/>
       </w:pPr>
       <w:r>
@@ -4695,6 +4613,16 @@
         </w:pict>
       </w:r>
     </w:p>
+    <w:p>
+      <w:pPr>
+        <w:spacing w:before="160" w:after="80"/>
+      </w:pPr>
+      <w:r>
+        <w:pict>
+          <v:rect style="width:0;height:1.5pt" o:hralign="center" o:hrstd="t" o:hr="t"/>
+        </w:pict>
+      </w:r>
+    </w:p>
     <w:bookmarkEnd w:id="23"/>
     <w:bookmarkStart w:id="24" w:name="第10题"/>
     <w:p>
@@ -4724,8 +4652,7 @@
     <w:p>
       <w:pPr>
         <w:pStyle w:val="FirstParagraph"/>
-        <w:spacing w:before="0" w:after="0"/>
-        <w:ind w:left="480" w:hanging="480"/>
+        <w:ind w:firstLine="420"/>
       </w:pPr>
       <w:r>
         <w:rPr>
@@ -4760,13 +4687,15 @@
     </w:p>
     <w:p>
       <w:pPr>
-        <w:pStyle w:val="FirstParagraph"/>
-        <w:spacing w:before="0" w:after="0"/>
-        <w:ind w:left="480" w:hanging="480"/>
-      </w:pPr>
-      <w:r>
-        <w:rPr>
-          <w:rFonts w:hint="eastAsia" w:ascii="Times New Roman" w:hAnsi="Times New Roman" w:eastAsia="Times New Roman" w:cs="Times New Roman"/>
+        <w:pStyle w:val="Compact"/>
+        <w:numPr>
+          <w:ilvl w:val="0"/>
+          <w:numId w:val="1003"/>
+        </w:numPr>
+      </w:pPr>
+      <w:r>
+        <w:rPr>
+          <w:rFonts w:ascii="Times New Roman" w:hAnsi="Times New Roman" w:eastAsia="Times New Roman" w:cs="Times New Roman"/>
         </w:rPr>
         <w:t xml:space="preserve">A.</w:t>
       </w:r>
@@ -4846,18 +4775,14 @@
           <m:t>Q</m:t>
         </m:r>
       </m:oMath>
-      <w:r>
-        <w:rPr>
-          <w:rFonts w:ascii="Times New Roman" w:hAnsi="Times New Roman" w:eastAsia="Times New Roman" w:cs="Times New Roman"/>
-        </w:rPr>
-        <w:t xml:space="preserve"> </w:t>
-      </w:r>
-    </w:p>
-    <w:p>
-      <w:pPr>
-        <w:pStyle w:val="FirstParagraph"/>
-        <w:spacing w:before="0" w:after="0"/>
-        <w:ind w:left="480" w:hanging="480"/>
+    </w:p>
+    <w:p>
+      <w:pPr>
+        <w:pStyle w:val="Compact"/>
+        <w:numPr>
+          <w:ilvl w:val="0"/>
+          <w:numId w:val="1003"/>
+        </w:numPr>
       </w:pPr>
       <w:r>
         <w:rPr>
@@ -4943,18 +4868,14 @@
           <m:t>R</m:t>
         </m:r>
       </m:oMath>
-      <w:r>
-        <w:rPr>
-          <w:rFonts w:ascii="Times New Roman" w:hAnsi="Times New Roman" w:eastAsia="Times New Roman" w:cs="Times New Roman"/>
-        </w:rPr>
-        <w:t xml:space="preserve"> </w:t>
-      </w:r>
-    </w:p>
-    <w:p>
-      <w:pPr>
-        <w:pStyle w:val="FirstParagraph"/>
-        <w:spacing w:before="0" w:after="0"/>
-        <w:ind w:left="480" w:hanging="480"/>
+    </w:p>
+    <w:p>
+      <w:pPr>
+        <w:pStyle w:val="Compact"/>
+        <w:numPr>
+          <w:ilvl w:val="0"/>
+          <w:numId w:val="1003"/>
+        </w:numPr>
       </w:pPr>
       <w:r>
         <w:rPr>
@@ -5038,18 +4959,14 @@
           <m:t>S</m:t>
         </m:r>
       </m:oMath>
-      <w:r>
-        <w:rPr>
-          <w:rFonts w:ascii="Times New Roman" w:hAnsi="Times New Roman" w:eastAsia="Times New Roman" w:cs="Times New Roman"/>
-        </w:rPr>
-        <w:t xml:space="preserve"> </w:t>
-      </w:r>
-    </w:p>
-    <w:p>
-      <w:pPr>
-        <w:pStyle w:val="FirstParagraph"/>
-        <w:spacing w:before="0" w:after="0"/>
-        <w:ind w:left="480" w:hanging="480"/>
+    </w:p>
+    <w:p>
+      <w:pPr>
+        <w:pStyle w:val="Compact"/>
+        <w:numPr>
+          <w:ilvl w:val="0"/>
+          <w:numId w:val="1003"/>
+        </w:numPr>
       </w:pPr>
       <w:r>
         <w:rPr>
@@ -5224,16 +5141,6 @@
     </w:p>
     <w:p>
       <w:pPr>
-        <w:spacing w:before="0" w:after="0"/>
-      </w:pPr>
-    </w:p>
-    <w:p>
-      <w:pPr>
-        <w:spacing w:before="0" w:after="0"/>
-      </w:pPr>
-    </w:p>
-    <w:p>
-      <w:pPr>
         <w:spacing w:before="160" w:after="80"/>
       </w:pPr>
       <w:r>
@@ -5242,6 +5149,16 @@
         </w:pict>
       </w:r>
     </w:p>
+    <w:p>
+      <w:pPr>
+        <w:spacing w:before="160" w:after="80"/>
+      </w:pPr>
+      <w:r>
+        <w:pict>
+          <v:rect style="width:0;height:1.5pt" o:hralign="center" o:hrstd="t" o:hr="t"/>
+        </w:pict>
+      </w:r>
+    </w:p>
     <w:bookmarkEnd w:id="24"/>
     <w:bookmarkStart w:id="25" w:name="第11题"/>
     <w:p>
@@ -5271,8 +5188,7 @@
     <w:p>
       <w:pPr>
         <w:pStyle w:val="FirstParagraph"/>
-        <w:spacing w:before="0" w:after="0"/>
-        <w:ind w:left="480" w:hanging="480"/>
+        <w:ind w:firstLine="420"/>
       </w:pPr>
       <w:r>
         <w:rPr>
@@ -5322,18 +5238,11 @@
         </w:rPr>
         <w:t xml:space="preserve"> </w:t>
       </w:r>
-    </w:p>
-    <w:p>
-      <w:pPr>
-        <w:pStyle w:val="FirstParagraph"/>
-        <w:spacing w:before="0" w:after="0"/>
-        <w:ind w:left="480" w:hanging="480"/>
-      </w:pPr>
-      <w:r>
-        <w:rPr>
-          <w:rFonts w:ascii="Times New Roman" w:hAnsi="Times New Roman" w:eastAsia="Times New Roman" w:cs="Times New Roman"/>
-        </w:rPr>
-        <w:t xml:space="preserve">A. </w:t>
+      <w:r>
+        <w:rPr>
+          <w:rFonts w:ascii="Times New Roman" w:hAnsi="Times New Roman" w:eastAsia="Times New Roman" w:cs="Times New Roman"/>
+        </w:rPr>
+        <w:t xml:space="preserve">- A. </w:t>
       </w:r>
       <w:r>
         <w:rPr>
@@ -5418,20 +5327,19 @@
         <w:rPr>
           <w:rFonts w:ascii="Times New Roman" w:hAnsi="Times New Roman" w:eastAsia="Times New Roman" w:cs="Times New Roman"/>
         </w:rPr>
-        <w:t xml:space="preserve">) </w:t>
-      </w:r>
-    </w:p>
-    <w:p>
-      <w:pPr>
-        <w:pStyle w:val="FirstParagraph"/>
-        <w:spacing w:before="0" w:after="0"/>
-        <w:ind w:left="480" w:hanging="480"/>
-      </w:pPr>
-      <w:r>
-        <w:rPr>
-          <w:rFonts w:ascii="Times New Roman" w:hAnsi="Times New Roman" w:eastAsia="Times New Roman" w:cs="Times New Roman"/>
-        </w:rPr>
-        <w:t xml:space="preserve">B. </w:t>
+        <w:t xml:space="preserve">)</w:t>
+      </w:r>
+      <w:r>
+        <w:rPr>
+          <w:rFonts w:ascii="Times New Roman" w:hAnsi="Times New Roman" w:eastAsia="Times New Roman" w:cs="Times New Roman"/>
+        </w:rPr>
+        <w:t xml:space="preserve"> </w:t>
+      </w:r>
+      <w:r>
+        <w:rPr>
+          <w:rFonts w:ascii="Times New Roman" w:hAnsi="Times New Roman" w:eastAsia="Times New Roman" w:cs="Times New Roman"/>
+        </w:rPr>
+        <w:t xml:space="preserve">- B. </w:t>
       </w:r>
       <w:r>
         <w:rPr>
@@ -5501,20 +5409,19 @@
         <w:rPr>
           <w:rFonts w:ascii="Times New Roman" w:hAnsi="Times New Roman" w:eastAsia="Times New Roman" w:cs="Times New Roman"/>
         </w:rPr>
-        <w:t xml:space="preserve">) </w:t>
-      </w:r>
-    </w:p>
-    <w:p>
-      <w:pPr>
-        <w:pStyle w:val="FirstParagraph"/>
-        <w:spacing w:before="0" w:after="0"/>
-        <w:ind w:left="480" w:hanging="480"/>
-      </w:pPr>
-      <w:r>
-        <w:rPr>
-          <w:rFonts w:ascii="Times New Roman" w:hAnsi="Times New Roman" w:eastAsia="Times New Roman" w:cs="Times New Roman"/>
-        </w:rPr>
-        <w:t xml:space="preserve">C. </w:t>
+        <w:t xml:space="preserve">)</w:t>
+      </w:r>
+      <w:r>
+        <w:rPr>
+          <w:rFonts w:ascii="Times New Roman" w:hAnsi="Times New Roman" w:eastAsia="Times New Roman" w:cs="Times New Roman"/>
+        </w:rPr>
+        <w:t xml:space="preserve"> </w:t>
+      </w:r>
+      <w:r>
+        <w:rPr>
+          <w:rFonts w:ascii="Times New Roman" w:hAnsi="Times New Roman" w:eastAsia="Times New Roman" w:cs="Times New Roman"/>
+        </w:rPr>
+        <w:t xml:space="preserve">- C. </w:t>
       </w:r>
       <w:r>
         <w:rPr>
@@ -5584,20 +5491,19 @@
         <w:rPr>
           <w:rFonts w:ascii="Times New Roman" w:hAnsi="Times New Roman" w:eastAsia="Times New Roman" w:cs="Times New Roman"/>
         </w:rPr>
-        <w:t xml:space="preserve">) </w:t>
-      </w:r>
-    </w:p>
-    <w:p>
-      <w:pPr>
-        <w:pStyle w:val="FirstParagraph"/>
-        <w:spacing w:before="0" w:after="0"/>
-        <w:ind w:left="480" w:hanging="480"/>
-      </w:pPr>
-      <w:r>
-        <w:rPr>
-          <w:rFonts w:ascii="Times New Roman" w:hAnsi="Times New Roman" w:eastAsia="Times New Roman" w:cs="Times New Roman"/>
-        </w:rPr>
-        <w:t xml:space="preserve">D. </w:t>
+        <w:t xml:space="preserve">)</w:t>
+      </w:r>
+      <w:r>
+        <w:rPr>
+          <w:rFonts w:ascii="Times New Roman" w:hAnsi="Times New Roman" w:eastAsia="Times New Roman" w:cs="Times New Roman"/>
+        </w:rPr>
+        <w:t xml:space="preserve"> </w:t>
+      </w:r>
+      <w:r>
+        <w:rPr>
+          <w:rFonts w:ascii="Times New Roman" w:hAnsi="Times New Roman" w:eastAsia="Times New Roman" w:cs="Times New Roman"/>
+        </w:rPr>
+        <w:t xml:space="preserve">- D. </w:t>
       </w:r>
       <w:r>
         <w:rPr>
@@ -5696,16 +5602,6 @@
     </w:p>
     <w:p>
       <w:pPr>
-        <w:spacing w:before="0" w:after="0"/>
-      </w:pPr>
-    </w:p>
-    <w:p>
-      <w:pPr>
-        <w:spacing w:before="0" w:after="0"/>
-      </w:pPr>
-    </w:p>
-    <w:p>
-      <w:pPr>
         <w:spacing w:before="160" w:after="80"/>
       </w:pPr>
       <w:r>
@@ -5714,6 +5610,16 @@
         </w:pict>
       </w:r>
     </w:p>
+    <w:p>
+      <w:pPr>
+        <w:spacing w:before="160" w:after="80"/>
+      </w:pPr>
+      <w:r>
+        <w:pict>
+          <v:rect style="width:0;height:1.5pt" o:hralign="center" o:hrstd="t" o:hr="t"/>
+        </w:pict>
+      </w:r>
+    </w:p>
     <w:bookmarkEnd w:id="25"/>
     <w:bookmarkStart w:id="29" w:name="第12题"/>
     <w:p>
@@ -5743,8 +5649,7 @@
     <w:p>
       <w:pPr>
         <w:pStyle w:val="FirstParagraph"/>
-        <w:spacing w:before="0" w:after="0"/>
-        <w:ind w:left="480" w:hanging="480"/>
+        <w:ind w:firstLine="420"/>
       </w:pPr>
       <w:r>
         <w:rPr>
@@ -5824,63 +5729,23 @@
         </w:rPr>
         <w:t xml:space="preserve"> </w:t>
       </w:r>
-    </w:p>
-    <w:p>
-      <w:pPr>
-        <w:pStyle w:val="FirstParagraph"/>
-        <w:spacing w:before="0" w:after="0"/>
-        <w:ind w:left="480" w:hanging="480"/>
-      </w:pPr>
-      <w:r>
-        <w:rPr>
-          <w:rFonts w:ascii="Times New Roman" w:hAnsi="Times New Roman" w:eastAsia="Times New Roman" w:cs="Times New Roman"/>
-        </w:rPr>
-        <w:t xml:space="preserve">A.C </w:t>
-      </w:r>
-    </w:p>
-    <w:p>
-      <w:pPr>
-        <w:pStyle w:val="FirstParagraph"/>
-        <w:spacing w:before="0" w:after="0"/>
-        <w:ind w:left="480" w:hanging="480"/>
-      </w:pPr>
-      <w:r>
-        <w:rPr>
-          <w:rFonts w:ascii="Times New Roman" w:hAnsi="Times New Roman" w:eastAsia="Times New Roman" w:cs="Times New Roman"/>
-        </w:rPr>
-        <w:t xml:space="preserve">B.Na</w:t>
-      </w:r>
-      <w:r>
-        <w:rPr>
-          <w:rFonts w:ascii="Times New Roman" w:hAnsi="Times New Roman" w:eastAsia="Times New Roman" w:cs="Times New Roman"/>
-        </w:rPr>
-        <w:t xml:space="preserve"> </w:t>
-      </w:r>
-    </w:p>
-    <w:p>
-      <w:pPr>
-        <w:pStyle w:val="FirstParagraph"/>
-        <w:spacing w:before="0" w:after="0"/>
-        <w:ind w:left="480" w:hanging="480"/>
-      </w:pPr>
-      <w:r>
-        <w:rPr>
-          <w:rFonts w:ascii="Times New Roman" w:hAnsi="Times New Roman" w:eastAsia="Times New Roman" w:cs="Times New Roman"/>
-        </w:rPr>
-        <w:t xml:space="preserve">C.Ne </w:t>
-      </w:r>
-    </w:p>
-    <w:p>
-      <w:pPr>
-        <w:pStyle w:val="FirstParagraph"/>
-        <w:spacing w:before="0" w:after="0"/>
-        <w:ind w:left="480" w:hanging="480"/>
-      </w:pPr>
-      <w:r>
-        <w:rPr>
-          <w:rFonts w:ascii="Times New Roman" w:hAnsi="Times New Roman" w:eastAsia="Times New Roman" w:cs="Times New Roman"/>
-        </w:rPr>
-        <w:t xml:space="preserve">D.N</w:t>
+      <w:r>
+        <w:rPr>
+          <w:rFonts w:ascii="Times New Roman" w:hAnsi="Times New Roman" w:eastAsia="Times New Roman" w:cs="Times New Roman"/>
+        </w:rPr>
+        <w:t xml:space="preserve">A.C B.Na</w:t>
+      </w:r>
+      <w:r>
+        <w:rPr>
+          <w:rFonts w:ascii="Times New Roman" w:hAnsi="Times New Roman" w:eastAsia="Times New Roman" w:cs="Times New Roman"/>
+        </w:rPr>
+        <w:t xml:space="preserve"> </w:t>
+      </w:r>
+      <w:r>
+        <w:rPr>
+          <w:rFonts w:ascii="Times New Roman" w:hAnsi="Times New Roman" w:eastAsia="Times New Roman" w:cs="Times New Roman"/>
+        </w:rPr>
+        <w:t xml:space="preserve">C.Ne D.N</w:t>
       </w:r>
     </w:p>
     <w:p>
@@ -5937,16 +5802,6 @@
     </w:p>
     <w:p>
       <w:pPr>
-        <w:spacing w:before="0" w:after="0"/>
-      </w:pPr>
-    </w:p>
-    <w:p>
-      <w:pPr>
-        <w:spacing w:before="0" w:after="0"/>
-      </w:pPr>
-    </w:p>
-    <w:p>
-      <w:pPr>
         <w:spacing w:before="160" w:after="80"/>
       </w:pPr>
       <w:r>
@@ -5955,6 +5810,16 @@
         </w:pict>
       </w:r>
     </w:p>
+    <w:p>
+      <w:pPr>
+        <w:spacing w:before="160" w:after="80"/>
+      </w:pPr>
+      <w:r>
+        <w:pict>
+          <v:rect style="width:0;height:1.5pt" o:hralign="center" o:hrstd="t" o:hr="t"/>
+        </w:pict>
+      </w:r>
+    </w:p>
     <w:bookmarkEnd w:id="29"/>
     <w:bookmarkStart w:id="30" w:name="第13题"/>
     <w:p>
@@ -5984,7 +5849,7 @@
     <w:p>
       <w:pPr>
         <w:pStyle w:val="FirstParagraph"/>
-        <w:spacing w:before="0" w:after="0"/>
+        <w:ind w:firstLine="420"/>
       </w:pPr>
       <w:r>
         <w:rPr>
@@ -6020,8 +5885,7 @@
     <w:p>
       <w:pPr>
         <w:pStyle w:val="BodyText"/>
-        <w:spacing w:before="0" w:after="0"/>
-        <w:ind w:left="480" w:hanging="480"/>
+        <w:ind w:firstLine="420"/>
       </w:pPr>
       <m:oMath>
         <m:oMathPr>
@@ -6171,68 +6035,48 @@
         </w:rPr>
         <w:t xml:space="preserve"> </w:t>
       </w:r>
-    </w:p>
-    <w:p>
-      <w:pPr>
-        <w:pStyle w:val="BodyText"/>
-        <w:spacing w:before="0" w:after="0"/>
-        <w:ind w:left="480" w:hanging="480"/>
-      </w:pPr>
-      <w:r>
-        <w:rPr>
-          <w:rFonts w:ascii="Times New Roman" w:hAnsi="Times New Roman" w:eastAsia="Times New Roman" w:cs="Times New Roman"/>
-        </w:rPr>
-        <w:t xml:space="preserve">A. 38 </w:t>
-      </w:r>
-    </w:p>
-    <w:p>
-      <w:pPr>
-        <w:pStyle w:val="BodyText"/>
-        <w:spacing w:before="0" w:after="0"/>
-        <w:ind w:left="480" w:hanging="480"/>
-      </w:pPr>
-      <w:r>
-        <w:rPr>
-          <w:rFonts w:ascii="Times New Roman" w:hAnsi="Times New Roman" w:eastAsia="Times New Roman" w:cs="Times New Roman"/>
-        </w:rPr>
-        <w:t xml:space="preserve">B. 55 </w:t>
-      </w:r>
-    </w:p>
-    <w:p>
-      <w:pPr>
-        <w:pStyle w:val="BodyText"/>
-        <w:spacing w:before="0" w:after="0"/>
-        <w:ind w:left="480" w:hanging="480"/>
-      </w:pPr>
-      <w:r>
-        <w:rPr>
-          <w:rFonts w:ascii="Times New Roman" w:hAnsi="Times New Roman" w:eastAsia="Times New Roman" w:cs="Times New Roman"/>
-        </w:rPr>
-        <w:t xml:space="preserve">C. 100 </w:t>
-      </w:r>
-    </w:p>
-    <w:p>
-      <w:pPr>
-        <w:pStyle w:val="BodyText"/>
-        <w:spacing w:before="0" w:after="0"/>
-        <w:ind w:left="480" w:hanging="480"/>
-      </w:pPr>
-      <w:r>
-        <w:rPr>
-          <w:rFonts w:ascii="Times New Roman" w:hAnsi="Times New Roman" w:eastAsia="Times New Roman" w:cs="Times New Roman"/>
-        </w:rPr>
-        <w:t xml:space="preserve">D. 135</w:t>
-      </w:r>
-    </w:p>
-    <w:p>
-      <w:pPr>
-        <w:spacing w:before="0" w:after="0"/>
-      </w:pPr>
-    </w:p>
-    <w:p>
-      <w:pPr>
-        <w:spacing w:before="0" w:after="0"/>
-      </w:pPr>
+      <w:r>
+        <w:rPr>
+          <w:rFonts w:ascii="Times New Roman" w:hAnsi="Times New Roman" w:eastAsia="Times New Roman" w:cs="Times New Roman"/>
+        </w:rPr>
+        <w:t xml:space="preserve">- A. 38</w:t>
+      </w:r>
+      <w:r>
+        <w:rPr>
+          <w:rFonts w:ascii="Times New Roman" w:hAnsi="Times New Roman" w:eastAsia="Times New Roman" w:cs="Times New Roman"/>
+        </w:rPr>
+        <w:t xml:space="preserve"> </w:t>
+      </w:r>
+      <w:r>
+        <w:rPr>
+          <w:rFonts w:ascii="Times New Roman" w:hAnsi="Times New Roman" w:eastAsia="Times New Roman" w:cs="Times New Roman"/>
+        </w:rPr>
+        <w:t xml:space="preserve">- B. 55</w:t>
+      </w:r>
+      <w:r>
+        <w:rPr>
+          <w:rFonts w:ascii="Times New Roman" w:hAnsi="Times New Roman" w:eastAsia="Times New Roman" w:cs="Times New Roman"/>
+        </w:rPr>
+        <w:t xml:space="preserve"> </w:t>
+      </w:r>
+      <w:r>
+        <w:rPr>
+          <w:rFonts w:ascii="Times New Roman" w:hAnsi="Times New Roman" w:eastAsia="Times New Roman" w:cs="Times New Roman"/>
+        </w:rPr>
+        <w:t xml:space="preserve">- C. 100</w:t>
+      </w:r>
+      <w:r>
+        <w:rPr>
+          <w:rFonts w:ascii="Times New Roman" w:hAnsi="Times New Roman" w:eastAsia="Times New Roman" w:cs="Times New Roman"/>
+        </w:rPr>
+        <w:t xml:space="preserve"> </w:t>
+      </w:r>
+      <w:r>
+        <w:rPr>
+          <w:rFonts w:ascii="Times New Roman" w:hAnsi="Times New Roman" w:eastAsia="Times New Roman" w:cs="Times New Roman"/>
+        </w:rPr>
+        <w:t xml:space="preserve">- D. 135</w:t>
+      </w:r>
     </w:p>
     <w:p>
       <w:pPr>
@@ -6244,347 +6088,6 @@
         </w:pict>
       </w:r>
     </w:p>
-    <w:bookmarkEnd w:id="30"/>
-    <w:bookmarkStart w:id="31" w:name="第14题"/>
-    <w:p>
-      <w:pPr>
-        <w:pStyle w:val="Heading3"/>
-        <w:spacing w:before="280" w:after="120"/>
-      </w:pPr>
-      <w:r>
-        <w:rPr>
-          <w:rFonts w:hint="eastAsia" w:ascii="Times New Roman" w:hAnsi="Times New Roman" w:eastAsia="SimHei" w:cs="Times New Roman"/>
-        </w:rPr>
-        <w:t>第</w:t>
-      </w:r>
-      <w:r>
-        <w:rPr>
-          <w:rFonts w:hint="eastAsia" w:ascii="Times New Roman" w:hAnsi="Times New Roman" w:eastAsia="Times New Roman" w:cs="Times New Roman"/>
-        </w:rPr>
-        <w:t>14</w:t>
-      </w:r>
-      <w:r>
-        <w:rPr>
-          <w:rFonts w:hint="eastAsia" w:ascii="Times New Roman" w:hAnsi="Times New Roman" w:eastAsia="SimHei" w:cs="Times New Roman"/>
-        </w:rPr>
-        <w:t>题</w:t>
-      </w:r>
-    </w:p>
-    <w:p>
-      <w:pPr>
-        <w:pStyle w:val="FirstParagraph"/>
-        <w:spacing w:before="0" w:after="0"/>
-        <w:ind w:left="480" w:hanging="480"/>
-      </w:pPr>
-      <w:r>
-        <w:rPr>
-          <w:rFonts w:hint="eastAsia" w:ascii="Times New Roman" w:hAnsi="Times New Roman" w:eastAsia="FangSong" w:cs="Times New Roman"/>
-        </w:rPr>
-        <w:t>在周期表主族元素中</w:t>
-      </w:r>
-      <w:r>
-        <w:rPr>
-          <w:rFonts w:hint="eastAsia" w:ascii="Times New Roman" w:hAnsi="Times New Roman" w:eastAsia="Times New Roman" w:cs="Times New Roman"/>
-        </w:rPr>
-        <w:t>，</w:t>
-      </w:r>
-      <w:r>
-        <w:rPr>
-          <w:rFonts w:hint="eastAsia" w:ascii="Times New Roman" w:hAnsi="Times New Roman" w:eastAsia="FangSong" w:cs="Times New Roman"/>
-        </w:rPr>
-        <w:t>甲元素与乙</w:t>
-      </w:r>
-      <w:r>
-        <w:rPr>
-          <w:rFonts w:hint="eastAsia" w:ascii="Times New Roman" w:hAnsi="Times New Roman" w:eastAsia="Times New Roman" w:cs="Times New Roman"/>
-        </w:rPr>
-        <w:t>、</w:t>
-      </w:r>
-      <w:r>
-        <w:rPr>
-          <w:rFonts w:hint="eastAsia" w:ascii="Times New Roman" w:hAnsi="Times New Roman" w:eastAsia="FangSong" w:cs="Times New Roman"/>
-        </w:rPr>
-        <w:t>丙</w:t>
-      </w:r>
-      <w:r>
-        <w:rPr>
-          <w:rFonts w:hint="eastAsia" w:ascii="Times New Roman" w:hAnsi="Times New Roman" w:eastAsia="Times New Roman" w:cs="Times New Roman"/>
-        </w:rPr>
-        <w:t>、</w:t>
-      </w:r>
-      <w:r>
-        <w:rPr>
-          <w:rFonts w:hint="eastAsia" w:ascii="Times New Roman" w:hAnsi="Times New Roman" w:eastAsia="FangSong" w:cs="Times New Roman"/>
-        </w:rPr>
-        <w:t>丁三元素紧密相邻</w:t>
-      </w:r>
-      <w:r>
-        <w:rPr>
-          <w:rFonts w:hint="eastAsia" w:ascii="Times New Roman" w:hAnsi="Times New Roman" w:eastAsia="Times New Roman" w:cs="Times New Roman"/>
-        </w:rPr>
-        <w:t>。</w:t>
-      </w:r>
-      <w:r>
-        <w:rPr>
-          <w:rFonts w:hint="eastAsia" w:ascii="Times New Roman" w:hAnsi="Times New Roman" w:eastAsia="FangSong" w:cs="Times New Roman"/>
-        </w:rPr>
-        <w:t>甲</w:t>
-      </w:r>
-      <w:r>
-        <w:rPr>
-          <w:rFonts w:hint="eastAsia" w:ascii="Times New Roman" w:hAnsi="Times New Roman" w:eastAsia="Times New Roman" w:cs="Times New Roman"/>
-        </w:rPr>
-        <w:t>、</w:t>
-      </w:r>
-      <w:r>
-        <w:rPr>
-          <w:rFonts w:hint="eastAsia" w:ascii="Times New Roman" w:hAnsi="Times New Roman" w:eastAsia="FangSong" w:cs="Times New Roman"/>
-        </w:rPr>
-        <w:t>乙的原子序数之和等于丙的原子序数</w:t>
-      </w:r>
-      <w:r>
-        <w:rPr>
-          <w:rFonts w:hint="eastAsia" w:ascii="Times New Roman" w:hAnsi="Times New Roman" w:eastAsia="Times New Roman" w:cs="Times New Roman"/>
-        </w:rPr>
-        <w:t>；</w:t>
-      </w:r>
-      <w:r>
-        <w:rPr>
-          <w:rFonts w:hint="eastAsia" w:ascii="Times New Roman" w:hAnsi="Times New Roman" w:eastAsia="FangSong" w:cs="Times New Roman"/>
-        </w:rPr>
-        <w:t>这四种元素原子的最外层电子数之和为</w:t>
-      </w:r>
-      <w:r>
-        <w:rPr>
-          <w:rFonts w:ascii="Times New Roman" w:hAnsi="Times New Roman" w:eastAsia="Times New Roman" w:cs="Times New Roman"/>
-        </w:rPr>
-        <w:t xml:space="preserve"> </w:t>
-      </w:r>
-      <w:r>
-        <w:rPr>
-          <w:rFonts w:hint="eastAsia" w:ascii="Times New Roman" w:hAnsi="Times New Roman" w:eastAsia="Times New Roman" w:cs="Times New Roman"/>
-        </w:rPr>
-        <w:t>20。</w:t>
-      </w:r>
-      <w:r>
-        <w:rPr>
-          <w:rFonts w:hint="eastAsia" w:ascii="Times New Roman" w:hAnsi="Times New Roman" w:eastAsia="FangSong" w:cs="Times New Roman"/>
-        </w:rPr>
-        <w:t>下列判断中正确的是</w:t>
-      </w:r>
-      <w:r>
-        <w:rPr>
-          <w:rFonts w:hint="eastAsia" w:ascii="Times New Roman" w:hAnsi="Times New Roman" w:eastAsia="Times New Roman" w:cs="Times New Roman"/>
-        </w:rPr>
-        <w:t>（）</w:t>
-      </w:r>
-      <w:r>
-        <w:rPr>
-          <w:rFonts w:ascii="Times New Roman" w:hAnsi="Times New Roman" w:eastAsia="Times New Roman" w:cs="Times New Roman"/>
-        </w:rPr>
-        <w:t xml:space="preserve"> </w:t>
-      </w:r>
-    </w:p>
-    <w:p>
-      <w:pPr>
-        <w:pStyle w:val="FirstParagraph"/>
-        <w:spacing w:before="0" w:after="0"/>
-        <w:ind w:left="480" w:hanging="480"/>
-      </w:pPr>
-      <w:r>
-        <w:rPr>
-          <w:rFonts w:ascii="Times New Roman" w:hAnsi="Times New Roman" w:eastAsia="Times New Roman" w:cs="Times New Roman"/>
-        </w:rPr>
-        <w:t xml:space="preserve">A. </w:t>
-      </w:r>
-      <w:r>
-        <w:rPr>
-          <w:rFonts w:hint="eastAsia" w:ascii="Times New Roman" w:hAnsi="Times New Roman" w:eastAsia="FangSong" w:cs="Times New Roman"/>
-        </w:rPr>
-        <w:t>原子半径</w:t>
-      </w:r>
-      <w:r>
-        <w:rPr>
-          <w:rFonts w:hint="eastAsia" w:ascii="Times New Roman" w:hAnsi="Times New Roman" w:eastAsia="Times New Roman" w:cs="Times New Roman"/>
-        </w:rPr>
-        <w:t>：</w:t>
-      </w:r>
-      <w:r>
-        <w:rPr>
-          <w:rFonts w:hint="eastAsia" w:ascii="Times New Roman" w:hAnsi="Times New Roman" w:eastAsia="FangSong" w:cs="Times New Roman"/>
-        </w:rPr>
-        <w:t>丙</w:t>
-      </w:r>
-      <w:r>
-        <w:rPr>
-          <w:rFonts w:hint="eastAsia" w:ascii="Times New Roman" w:hAnsi="Times New Roman" w:eastAsia="Times New Roman" w:cs="Times New Roman"/>
-        </w:rPr>
-        <w:t>＞</w:t>
-      </w:r>
-      <w:r>
-        <w:rPr>
-          <w:rFonts w:hint="eastAsia" w:ascii="Times New Roman" w:hAnsi="Times New Roman" w:eastAsia="FangSong" w:cs="Times New Roman"/>
-        </w:rPr>
-        <w:t>乙</w:t>
-      </w:r>
-      <w:r>
-        <w:rPr>
-          <w:rFonts w:hint="eastAsia" w:ascii="Times New Roman" w:hAnsi="Times New Roman" w:eastAsia="Times New Roman" w:cs="Times New Roman"/>
-        </w:rPr>
-        <w:t>＞</w:t>
-      </w:r>
-      <w:r>
-        <w:rPr>
-          <w:rFonts w:hint="eastAsia" w:ascii="Times New Roman" w:hAnsi="Times New Roman" w:eastAsia="FangSong" w:cs="Times New Roman"/>
-        </w:rPr>
-        <w:t>甲</w:t>
-      </w:r>
-      <w:r>
-        <w:rPr>
-          <w:rFonts w:hint="eastAsia" w:ascii="Times New Roman" w:hAnsi="Times New Roman" w:eastAsia="Times New Roman" w:cs="Times New Roman"/>
-        </w:rPr>
-        <w:t>＞</w:t>
-      </w:r>
-      <w:r>
-        <w:rPr>
-          <w:rFonts w:hint="eastAsia" w:ascii="Times New Roman" w:hAnsi="Times New Roman" w:eastAsia="FangSong" w:cs="Times New Roman"/>
-        </w:rPr>
-        <w:t>丁</w:t>
-      </w:r>
-      <w:r>
-        <w:rPr>
-          <w:rFonts w:ascii="Times New Roman" w:hAnsi="Times New Roman" w:eastAsia="Times New Roman" w:cs="Times New Roman"/>
-        </w:rPr>
-        <w:t xml:space="preserve"> </w:t>
-      </w:r>
-    </w:p>
-    <w:p>
-      <w:pPr>
-        <w:pStyle w:val="FirstParagraph"/>
-        <w:spacing w:before="0" w:after="0"/>
-        <w:ind w:left="480" w:hanging="480"/>
-      </w:pPr>
-      <w:r>
-        <w:rPr>
-          <w:rFonts w:ascii="Times New Roman" w:hAnsi="Times New Roman" w:eastAsia="Times New Roman" w:cs="Times New Roman"/>
-        </w:rPr>
-        <w:t xml:space="preserve">B. </w:t>
-      </w:r>
-      <w:r>
-        <w:rPr>
-          <w:rFonts w:hint="eastAsia" w:ascii="Times New Roman" w:hAnsi="Times New Roman" w:eastAsia="FangSong" w:cs="Times New Roman"/>
-        </w:rPr>
-        <w:t xml:space="preserve">乙和甲或乙和丁所能形成的化合物都是大气污染物</w:t>
-      </w:r>
-      <w:r>
-        <w:rPr>
-          <w:rFonts w:ascii="Times New Roman" w:hAnsi="Times New Roman" w:eastAsia="Times New Roman" w:cs="Times New Roman"/>
-        </w:rPr>
-        <w:t xml:space="preserve"> </w:t>
-      </w:r>
-    </w:p>
-    <w:p>
-      <w:pPr>
-        <w:pStyle w:val="FirstParagraph"/>
-        <w:spacing w:before="0" w:after="0"/>
-        <w:ind w:left="480" w:hanging="480"/>
-      </w:pPr>
-      <w:r>
-        <w:rPr>
-          <w:rFonts w:ascii="Times New Roman" w:hAnsi="Times New Roman" w:eastAsia="Times New Roman" w:cs="Times New Roman"/>
-        </w:rPr>
-        <w:t xml:space="preserve">C. </w:t>
-      </w:r>
-      <w:r>
-        <w:rPr>
-          <w:rFonts w:hint="eastAsia" w:ascii="Times New Roman" w:hAnsi="Times New Roman" w:eastAsia="FangSong" w:cs="Times New Roman"/>
-        </w:rPr>
-        <w:t>气态氢化物的稳定性</w:t>
-      </w:r>
-      <w:r>
-        <w:rPr>
-          <w:rFonts w:hint="eastAsia" w:ascii="Times New Roman" w:hAnsi="Times New Roman" w:eastAsia="Times New Roman" w:cs="Times New Roman"/>
-        </w:rPr>
-        <w:t>：</w:t>
-      </w:r>
-      <w:r>
-        <w:rPr>
-          <w:rFonts w:hint="eastAsia" w:ascii="Times New Roman" w:hAnsi="Times New Roman" w:eastAsia="FangSong" w:cs="Times New Roman"/>
-        </w:rPr>
-        <w:t>甲</w:t>
-      </w:r>
-      <w:r>
-        <w:rPr>
-          <w:rFonts w:hint="eastAsia" w:ascii="Times New Roman" w:hAnsi="Times New Roman" w:eastAsia="Times New Roman" w:cs="Times New Roman"/>
-        </w:rPr>
-        <w:t>＞</w:t>
-      </w:r>
-      <w:r>
-        <w:rPr>
-          <w:rFonts w:hint="eastAsia" w:ascii="Times New Roman" w:hAnsi="Times New Roman" w:eastAsia="FangSong" w:cs="Times New Roman"/>
-        </w:rPr>
-        <w:t>丙</w:t>
-      </w:r>
-      <w:r>
-        <w:rPr>
-          <w:rFonts w:ascii="Times New Roman" w:hAnsi="Times New Roman" w:eastAsia="Times New Roman" w:cs="Times New Roman"/>
-        </w:rPr>
-        <w:t xml:space="preserve"> </w:t>
-      </w:r>
-    </w:p>
-    <w:p>
-      <w:pPr>
-        <w:pStyle w:val="FirstParagraph"/>
-        <w:spacing w:before="0" w:after="0"/>
-        <w:ind w:left="480" w:hanging="480"/>
-      </w:pPr>
-      <w:r>
-        <w:rPr>
-          <w:rFonts w:ascii="Times New Roman" w:hAnsi="Times New Roman" w:eastAsia="Times New Roman" w:cs="Times New Roman"/>
-        </w:rPr>
-        <w:t xml:space="preserve">D. </w:t>
-      </w:r>
-      <w:r>
-        <w:rPr>
-          <w:rFonts w:hint="eastAsia" w:ascii="Times New Roman" w:hAnsi="Times New Roman" w:eastAsia="FangSong" w:cs="Times New Roman"/>
-        </w:rPr>
-        <w:t>最高价氧化物对应水化物的酸性</w:t>
-      </w:r>
-      <w:r>
-        <w:rPr>
-          <w:rFonts w:hint="eastAsia" w:ascii="Times New Roman" w:hAnsi="Times New Roman" w:eastAsia="Times New Roman" w:cs="Times New Roman"/>
-        </w:rPr>
-        <w:t>：</w:t>
-      </w:r>
-      <w:r>
-        <w:rPr>
-          <w:rFonts w:hint="eastAsia" w:ascii="Times New Roman" w:hAnsi="Times New Roman" w:eastAsia="FangSong" w:cs="Times New Roman"/>
-        </w:rPr>
-        <w:t>丁</w:t>
-      </w:r>
-      <w:r>
-        <w:rPr>
-          <w:rFonts w:hint="eastAsia" w:ascii="Times New Roman" w:hAnsi="Times New Roman" w:eastAsia="Times New Roman" w:cs="Times New Roman"/>
-        </w:rPr>
-        <w:t>＞</w:t>
-      </w:r>
-      <w:r>
-        <w:rPr>
-          <w:rFonts w:hint="eastAsia" w:ascii="Times New Roman" w:hAnsi="Times New Roman" w:eastAsia="FangSong" w:cs="Times New Roman"/>
-        </w:rPr>
-        <w:t>甲</w:t>
-      </w:r>
-    </w:p>
-    <w:p>
-      <w:pPr>
-        <w:spacing w:before="0" w:after="0"/>
-      </w:pPr>
-    </w:p>
-    <w:p>
-      <w:pPr>
-        <w:spacing w:before="0" w:after="0"/>
-      </w:pPr>
-    </w:p>
     <w:p>
       <w:pPr>
         <w:spacing w:before="160" w:after="80"/>
@@ -6595,6 +6098,328 @@
         </w:pict>
       </w:r>
     </w:p>
+    <w:bookmarkEnd w:id="30"/>
+    <w:bookmarkStart w:id="31" w:name="第14题"/>
+    <w:p>
+      <w:pPr>
+        <w:pStyle w:val="Heading3"/>
+        <w:spacing w:before="280" w:after="120"/>
+      </w:pPr>
+      <w:r>
+        <w:rPr>
+          <w:rFonts w:hint="eastAsia" w:ascii="Times New Roman" w:hAnsi="Times New Roman" w:eastAsia="SimHei" w:cs="Times New Roman"/>
+        </w:rPr>
+        <w:t>第</w:t>
+      </w:r>
+      <w:r>
+        <w:rPr>
+          <w:rFonts w:hint="eastAsia" w:ascii="Times New Roman" w:hAnsi="Times New Roman" w:eastAsia="Times New Roman" w:cs="Times New Roman"/>
+        </w:rPr>
+        <w:t>14</w:t>
+      </w:r>
+      <w:r>
+        <w:rPr>
+          <w:rFonts w:hint="eastAsia" w:ascii="Times New Roman" w:hAnsi="Times New Roman" w:eastAsia="SimHei" w:cs="Times New Roman"/>
+        </w:rPr>
+        <w:t>题</w:t>
+      </w:r>
+    </w:p>
+    <w:p>
+      <w:pPr>
+        <w:pStyle w:val="FirstParagraph"/>
+        <w:ind w:firstLine="420"/>
+      </w:pPr>
+      <w:r>
+        <w:rPr>
+          <w:rFonts w:hint="eastAsia" w:ascii="Times New Roman" w:hAnsi="Times New Roman" w:eastAsia="FangSong" w:cs="Times New Roman"/>
+        </w:rPr>
+        <w:t>在周期表主族元素中</w:t>
+      </w:r>
+      <w:r>
+        <w:rPr>
+          <w:rFonts w:hint="eastAsia" w:ascii="Times New Roman" w:hAnsi="Times New Roman" w:eastAsia="Times New Roman" w:cs="Times New Roman"/>
+        </w:rPr>
+        <w:t>，</w:t>
+      </w:r>
+      <w:r>
+        <w:rPr>
+          <w:rFonts w:hint="eastAsia" w:ascii="Times New Roman" w:hAnsi="Times New Roman" w:eastAsia="FangSong" w:cs="Times New Roman"/>
+        </w:rPr>
+        <w:t>甲元素与乙</w:t>
+      </w:r>
+      <w:r>
+        <w:rPr>
+          <w:rFonts w:hint="eastAsia" w:ascii="Times New Roman" w:hAnsi="Times New Roman" w:eastAsia="Times New Roman" w:cs="Times New Roman"/>
+        </w:rPr>
+        <w:t>、</w:t>
+      </w:r>
+      <w:r>
+        <w:rPr>
+          <w:rFonts w:hint="eastAsia" w:ascii="Times New Roman" w:hAnsi="Times New Roman" w:eastAsia="FangSong" w:cs="Times New Roman"/>
+        </w:rPr>
+        <w:t>丙</w:t>
+      </w:r>
+      <w:r>
+        <w:rPr>
+          <w:rFonts w:hint="eastAsia" w:ascii="Times New Roman" w:hAnsi="Times New Roman" w:eastAsia="Times New Roman" w:cs="Times New Roman"/>
+        </w:rPr>
+        <w:t>、</w:t>
+      </w:r>
+      <w:r>
+        <w:rPr>
+          <w:rFonts w:hint="eastAsia" w:ascii="Times New Roman" w:hAnsi="Times New Roman" w:eastAsia="FangSong" w:cs="Times New Roman"/>
+        </w:rPr>
+        <w:t>丁三元素紧密相邻</w:t>
+      </w:r>
+      <w:r>
+        <w:rPr>
+          <w:rFonts w:hint="eastAsia" w:ascii="Times New Roman" w:hAnsi="Times New Roman" w:eastAsia="Times New Roman" w:cs="Times New Roman"/>
+        </w:rPr>
+        <w:t>。</w:t>
+      </w:r>
+      <w:r>
+        <w:rPr>
+          <w:rFonts w:hint="eastAsia" w:ascii="Times New Roman" w:hAnsi="Times New Roman" w:eastAsia="FangSong" w:cs="Times New Roman"/>
+        </w:rPr>
+        <w:t>甲</w:t>
+      </w:r>
+      <w:r>
+        <w:rPr>
+          <w:rFonts w:hint="eastAsia" w:ascii="Times New Roman" w:hAnsi="Times New Roman" w:eastAsia="Times New Roman" w:cs="Times New Roman"/>
+        </w:rPr>
+        <w:t>、</w:t>
+      </w:r>
+      <w:r>
+        <w:rPr>
+          <w:rFonts w:hint="eastAsia" w:ascii="Times New Roman" w:hAnsi="Times New Roman" w:eastAsia="FangSong" w:cs="Times New Roman"/>
+        </w:rPr>
+        <w:t>乙的原子序数之和等于丙的原子序数</w:t>
+      </w:r>
+      <w:r>
+        <w:rPr>
+          <w:rFonts w:hint="eastAsia" w:ascii="Times New Roman" w:hAnsi="Times New Roman" w:eastAsia="Times New Roman" w:cs="Times New Roman"/>
+        </w:rPr>
+        <w:t>；</w:t>
+      </w:r>
+      <w:r>
+        <w:rPr>
+          <w:rFonts w:hint="eastAsia" w:ascii="Times New Roman" w:hAnsi="Times New Roman" w:eastAsia="FangSong" w:cs="Times New Roman"/>
+        </w:rPr>
+        <w:t>这四种元素原子的最外层电子数之和为</w:t>
+      </w:r>
+      <w:r>
+        <w:rPr>
+          <w:rFonts w:ascii="Times New Roman" w:hAnsi="Times New Roman" w:eastAsia="Times New Roman" w:cs="Times New Roman"/>
+        </w:rPr>
+        <w:t xml:space="preserve"> </w:t>
+      </w:r>
+      <w:r>
+        <w:rPr>
+          <w:rFonts w:hint="eastAsia" w:ascii="Times New Roman" w:hAnsi="Times New Roman" w:eastAsia="Times New Roman" w:cs="Times New Roman"/>
+        </w:rPr>
+        <w:t>20。</w:t>
+      </w:r>
+      <w:r>
+        <w:rPr>
+          <w:rFonts w:hint="eastAsia" w:ascii="Times New Roman" w:hAnsi="Times New Roman" w:eastAsia="FangSong" w:cs="Times New Roman"/>
+        </w:rPr>
+        <w:t>下列判断中正确的是</w:t>
+      </w:r>
+      <w:r>
+        <w:rPr>
+          <w:rFonts w:hint="eastAsia" w:ascii="Times New Roman" w:hAnsi="Times New Roman" w:eastAsia="Times New Roman" w:cs="Times New Roman"/>
+        </w:rPr>
+        <w:t>（）</w:t>
+      </w:r>
+      <w:r>
+        <w:rPr>
+          <w:rFonts w:ascii="Times New Roman" w:hAnsi="Times New Roman" w:eastAsia="Times New Roman" w:cs="Times New Roman"/>
+        </w:rPr>
+        <w:t xml:space="preserve"> </w:t>
+      </w:r>
+      <w:r>
+        <w:rPr>
+          <w:rFonts w:ascii="Times New Roman" w:hAnsi="Times New Roman" w:eastAsia="Times New Roman" w:cs="Times New Roman"/>
+        </w:rPr>
+        <w:t xml:space="preserve">A. </w:t>
+      </w:r>
+      <w:r>
+        <w:rPr>
+          <w:rFonts w:hint="eastAsia" w:ascii="Times New Roman" w:hAnsi="Times New Roman" w:eastAsia="FangSong" w:cs="Times New Roman"/>
+        </w:rPr>
+        <w:t>原子半径</w:t>
+      </w:r>
+      <w:r>
+        <w:rPr>
+          <w:rFonts w:hint="eastAsia" w:ascii="Times New Roman" w:hAnsi="Times New Roman" w:eastAsia="Times New Roman" w:cs="Times New Roman"/>
+        </w:rPr>
+        <w:t>：</w:t>
+      </w:r>
+      <w:r>
+        <w:rPr>
+          <w:rFonts w:hint="eastAsia" w:ascii="Times New Roman" w:hAnsi="Times New Roman" w:eastAsia="FangSong" w:cs="Times New Roman"/>
+        </w:rPr>
+        <w:t>丙</w:t>
+      </w:r>
+      <w:r>
+        <w:rPr>
+          <w:rFonts w:hint="eastAsia" w:ascii="Times New Roman" w:hAnsi="Times New Roman" w:eastAsia="Times New Roman" w:cs="Times New Roman"/>
+        </w:rPr>
+        <w:t>＞</w:t>
+      </w:r>
+      <w:r>
+        <w:rPr>
+          <w:rFonts w:hint="eastAsia" w:ascii="Times New Roman" w:hAnsi="Times New Roman" w:eastAsia="FangSong" w:cs="Times New Roman"/>
+        </w:rPr>
+        <w:t>乙</w:t>
+      </w:r>
+      <w:r>
+        <w:rPr>
+          <w:rFonts w:hint="eastAsia" w:ascii="Times New Roman" w:hAnsi="Times New Roman" w:eastAsia="Times New Roman" w:cs="Times New Roman"/>
+        </w:rPr>
+        <w:t>＞</w:t>
+      </w:r>
+      <w:r>
+        <w:rPr>
+          <w:rFonts w:hint="eastAsia" w:ascii="Times New Roman" w:hAnsi="Times New Roman" w:eastAsia="FangSong" w:cs="Times New Roman"/>
+        </w:rPr>
+        <w:t>甲</w:t>
+      </w:r>
+      <w:r>
+        <w:rPr>
+          <w:rFonts w:hint="eastAsia" w:ascii="Times New Roman" w:hAnsi="Times New Roman" w:eastAsia="Times New Roman" w:cs="Times New Roman"/>
+        </w:rPr>
+        <w:t>＞</w:t>
+      </w:r>
+      <w:r>
+        <w:rPr>
+          <w:rFonts w:hint="eastAsia" w:ascii="Times New Roman" w:hAnsi="Times New Roman" w:eastAsia="FangSong" w:cs="Times New Roman"/>
+        </w:rPr>
+        <w:t>丁</w:t>
+      </w:r>
+      <w:r>
+        <w:rPr>
+          <w:rFonts w:ascii="Times New Roman" w:hAnsi="Times New Roman" w:eastAsia="Times New Roman" w:cs="Times New Roman"/>
+        </w:rPr>
+        <w:t xml:space="preserve"> </w:t>
+      </w:r>
+      <w:r>
+        <w:rPr>
+          <w:rFonts w:ascii="Times New Roman" w:hAnsi="Times New Roman" w:eastAsia="Times New Roman" w:cs="Times New Roman"/>
+        </w:rPr>
+        <w:t xml:space="preserve">B. </w:t>
+      </w:r>
+      <w:r>
+        <w:rPr>
+          <w:rFonts w:hint="eastAsia" w:ascii="Times New Roman" w:hAnsi="Times New Roman" w:eastAsia="FangSong" w:cs="Times New Roman"/>
+        </w:rPr>
+        <w:t xml:space="preserve">乙和甲或乙和丁所能形成的化合物都是大气污染物</w:t>
+      </w:r>
+      <w:r>
+        <w:rPr>
+          <w:rFonts w:ascii="Times New Roman" w:hAnsi="Times New Roman" w:eastAsia="Times New Roman" w:cs="Times New Roman"/>
+        </w:rPr>
+        <w:t xml:space="preserve"> </w:t>
+      </w:r>
+      <w:r>
+        <w:rPr>
+          <w:rFonts w:ascii="Times New Roman" w:hAnsi="Times New Roman" w:eastAsia="Times New Roman" w:cs="Times New Roman"/>
+        </w:rPr>
+        <w:t xml:space="preserve">C. </w:t>
+      </w:r>
+      <w:r>
+        <w:rPr>
+          <w:rFonts w:hint="eastAsia" w:ascii="Times New Roman" w:hAnsi="Times New Roman" w:eastAsia="FangSong" w:cs="Times New Roman"/>
+        </w:rPr>
+        <w:t>气态氢化物的稳定性</w:t>
+      </w:r>
+      <w:r>
+        <w:rPr>
+          <w:rFonts w:hint="eastAsia" w:ascii="Times New Roman" w:hAnsi="Times New Roman" w:eastAsia="Times New Roman" w:cs="Times New Roman"/>
+        </w:rPr>
+        <w:t>：</w:t>
+      </w:r>
+      <w:r>
+        <w:rPr>
+          <w:rFonts w:hint="eastAsia" w:ascii="Times New Roman" w:hAnsi="Times New Roman" w:eastAsia="FangSong" w:cs="Times New Roman"/>
+        </w:rPr>
+        <w:t>甲</w:t>
+      </w:r>
+      <w:r>
+        <w:rPr>
+          <w:rFonts w:hint="eastAsia" w:ascii="Times New Roman" w:hAnsi="Times New Roman" w:eastAsia="Times New Roman" w:cs="Times New Roman"/>
+        </w:rPr>
+        <w:t>＞</w:t>
+      </w:r>
+      <w:r>
+        <w:rPr>
+          <w:rFonts w:hint="eastAsia" w:ascii="Times New Roman" w:hAnsi="Times New Roman" w:eastAsia="FangSong" w:cs="Times New Roman"/>
+        </w:rPr>
+        <w:t>丙</w:t>
+      </w:r>
+      <w:r>
+        <w:rPr>
+          <w:rFonts w:ascii="Times New Roman" w:hAnsi="Times New Roman" w:eastAsia="Times New Roman" w:cs="Times New Roman"/>
+        </w:rPr>
+        <w:t xml:space="preserve"> </w:t>
+      </w:r>
+      <w:r>
+        <w:rPr>
+          <w:rFonts w:ascii="Times New Roman" w:hAnsi="Times New Roman" w:eastAsia="Times New Roman" w:cs="Times New Roman"/>
+        </w:rPr>
+        <w:t xml:space="preserve">D. </w:t>
+      </w:r>
+      <w:r>
+        <w:rPr>
+          <w:rFonts w:hint="eastAsia" w:ascii="Times New Roman" w:hAnsi="Times New Roman" w:eastAsia="FangSong" w:cs="Times New Roman"/>
+        </w:rPr>
+        <w:t>最高价氧化物对应水化物的酸性</w:t>
+      </w:r>
+      <w:r>
+        <w:rPr>
+          <w:rFonts w:hint="eastAsia" w:ascii="Times New Roman" w:hAnsi="Times New Roman" w:eastAsia="Times New Roman" w:cs="Times New Roman"/>
+        </w:rPr>
+        <w:t>：</w:t>
+      </w:r>
+      <w:r>
+        <w:rPr>
+          <w:rFonts w:hint="eastAsia" w:ascii="Times New Roman" w:hAnsi="Times New Roman" w:eastAsia="FangSong" w:cs="Times New Roman"/>
+        </w:rPr>
+        <w:t>丁</w:t>
+      </w:r>
+      <w:r>
+        <w:rPr>
+          <w:rFonts w:hint="eastAsia" w:ascii="Times New Roman" w:hAnsi="Times New Roman" w:eastAsia="Times New Roman" w:cs="Times New Roman"/>
+        </w:rPr>
+        <w:t>＞</w:t>
+      </w:r>
+      <w:r>
+        <w:rPr>
+          <w:rFonts w:hint="eastAsia" w:ascii="Times New Roman" w:hAnsi="Times New Roman" w:eastAsia="FangSong" w:cs="Times New Roman"/>
+        </w:rPr>
+        <w:t>甲</w:t>
+      </w:r>
+    </w:p>
+    <w:p>
+      <w:pPr>
+        <w:spacing w:before="160" w:after="80"/>
+      </w:pPr>
+      <w:r>
+        <w:pict>
+          <v:rect style="width:0;height:1.5pt" o:hralign="center" o:hrstd="t" o:hr="t"/>
+        </w:pict>
+      </w:r>
+    </w:p>
+    <w:p>
+      <w:pPr>
+        <w:spacing w:before="160" w:after="80"/>
+      </w:pPr>
+      <w:r>
+        <w:pict>
+          <v:rect style="width:0;height:1.5pt" o:hralign="center" o:hrstd="t" o:hr="t"/>
+        </w:pict>
+      </w:r>
+    </w:p>
     <w:bookmarkEnd w:id="31"/>
     <w:bookmarkStart w:id="32" w:name="第15题"/>
     <w:p>
@@ -6624,8 +6449,7 @@
     <w:p>
       <w:pPr>
         <w:pStyle w:val="FirstParagraph"/>
-        <w:spacing w:before="0" w:after="0"/>
-        <w:ind w:left="480" w:hanging="480"/>
+        <w:ind w:firstLine="420"/>
       </w:pPr>
       <w:r>
         <w:rPr>
@@ -6716,18 +6540,11 @@
         </w:rPr>
         <w:t xml:space="preserve"> </w:t>
       </w:r>
-    </w:p>
-    <w:p>
-      <w:pPr>
-        <w:pStyle w:val="FirstParagraph"/>
-        <w:spacing w:before="0" w:after="0"/>
-        <w:ind w:left="480" w:hanging="480"/>
-      </w:pPr>
-      <w:r>
-        <w:rPr>
-          <w:rFonts w:ascii="Times New Roman" w:hAnsi="Times New Roman" w:eastAsia="Times New Roman" w:cs="Times New Roman"/>
-        </w:rPr>
-        <w:t xml:space="preserve">A.</w:t>
+      <w:r>
+        <w:rPr>
+          <w:rFonts w:ascii="Times New Roman" w:hAnsi="Times New Roman" w:eastAsia="Times New Roman" w:cs="Times New Roman"/>
+        </w:rPr>
+        <w:t xml:space="preserve">- A.</w:t>
       </w:r>
       <w:r>
         <w:rPr>
@@ -6799,18 +6616,11 @@
         </w:rPr>
         <w:t xml:space="preserve"> </w:t>
       </w:r>
-    </w:p>
-    <w:p>
-      <w:pPr>
-        <w:pStyle w:val="FirstParagraph"/>
-        <w:spacing w:before="0" w:after="0"/>
-        <w:ind w:left="480" w:hanging="480"/>
-      </w:pPr>
-      <w:r>
-        <w:rPr>
-          <w:rFonts w:ascii="Times New Roman" w:hAnsi="Times New Roman" w:eastAsia="Times New Roman" w:cs="Times New Roman"/>
-        </w:rPr>
-        <w:t xml:space="preserve">B.</w:t>
+      <w:r>
+        <w:rPr>
+          <w:rFonts w:ascii="Times New Roman" w:hAnsi="Times New Roman" w:eastAsia="Times New Roman" w:cs="Times New Roman"/>
+        </w:rPr>
+        <w:t xml:space="preserve">- B.</w:t>
       </w:r>
       <w:r>
         <w:rPr>
@@ -6882,18 +6692,11 @@
         </w:rPr>
         <w:t xml:space="preserve"> </w:t>
       </w:r>
-    </w:p>
-    <w:p>
-      <w:pPr>
-        <w:pStyle w:val="FirstParagraph"/>
-        <w:spacing w:before="0" w:after="0"/>
-        <w:ind w:left="480" w:hanging="480"/>
-      </w:pPr>
-      <w:r>
-        <w:rPr>
-          <w:rFonts w:ascii="Times New Roman" w:hAnsi="Times New Roman" w:eastAsia="Times New Roman" w:cs="Times New Roman"/>
-        </w:rPr>
-        <w:t xml:space="preserve">C.</w:t>
+      <w:r>
+        <w:rPr>
+          <w:rFonts w:ascii="Times New Roman" w:hAnsi="Times New Roman" w:eastAsia="Times New Roman" w:cs="Times New Roman"/>
+        </w:rPr>
+        <w:t xml:space="preserve">- C.</w:t>
       </w:r>
       <w:r>
         <w:rPr>
@@ -6965,18 +6768,11 @@
         </w:rPr>
         <w:t xml:space="preserve"> </w:t>
       </w:r>
-    </w:p>
-    <w:p>
-      <w:pPr>
-        <w:pStyle w:val="FirstParagraph"/>
-        <w:spacing w:before="0" w:after="0"/>
-        <w:ind w:left="480" w:hanging="480"/>
-      </w:pPr>
-      <w:r>
-        <w:rPr>
-          <w:rFonts w:ascii="Times New Roman" w:hAnsi="Times New Roman" w:eastAsia="Times New Roman" w:cs="Times New Roman"/>
-        </w:rPr>
-        <w:t xml:space="preserve">D.</w:t>
+      <w:r>
+        <w:rPr>
+          <w:rFonts w:ascii="Times New Roman" w:hAnsi="Times New Roman" w:eastAsia="Times New Roman" w:cs="Times New Roman"/>
+        </w:rPr>
+        <w:t xml:space="preserve">- D.</w:t>
       </w:r>
       <w:r>
         <w:rPr>
@@ -7045,16 +6841,6 @@
     </w:p>
     <w:p>
       <w:pPr>
-        <w:spacing w:before="0" w:after="0"/>
-      </w:pPr>
-    </w:p>
-    <w:p>
-      <w:pPr>
-        <w:spacing w:before="0" w:after="0"/>
-      </w:pPr>
-    </w:p>
-    <w:p>
-      <w:pPr>
         <w:spacing w:before="160" w:after="80"/>
       </w:pPr>
       <w:r>
@@ -7063,176 +6849,6 @@
         </w:pict>
       </w:r>
     </w:p>
-    <w:bookmarkEnd w:id="32"/>
-    <w:bookmarkStart w:id="33" w:name="第16题"/>
-    <w:p>
-      <w:pPr>
-        <w:pStyle w:val="Heading3"/>
-        <w:spacing w:before="280" w:after="120"/>
-      </w:pPr>
-      <w:r>
-        <w:rPr>
-          <w:rFonts w:hint="eastAsia" w:ascii="Times New Roman" w:hAnsi="Times New Roman" w:eastAsia="SimHei" w:cs="Times New Roman"/>
-        </w:rPr>
-        <w:t>第</w:t>
-      </w:r>
-      <w:r>
-        <w:rPr>
-          <w:rFonts w:hint="eastAsia" w:ascii="Times New Roman" w:hAnsi="Times New Roman" w:eastAsia="Times New Roman" w:cs="Times New Roman"/>
-        </w:rPr>
-        <w:t>16</w:t>
-      </w:r>
-      <w:r>
-        <w:rPr>
-          <w:rFonts w:hint="eastAsia" w:ascii="Times New Roman" w:hAnsi="Times New Roman" w:eastAsia="SimHei" w:cs="Times New Roman"/>
-        </w:rPr>
-        <w:t>题</w:t>
-      </w:r>
-    </w:p>
-    <w:p>
-      <w:pPr>
-        <w:pStyle w:val="FirstParagraph"/>
-      </w:pPr>
-      <w:r>
-        <w:rPr>
-          <w:rFonts w:hint="eastAsia" w:ascii="Times New Roman" w:hAnsi="Times New Roman" w:eastAsia="FangSong" w:cs="Times New Roman"/>
-        </w:rPr>
-        <w:t xml:space="preserve">量子力学的一个轨道</w:t>
-      </w:r>
-      <w:r>
-        <w:rPr>
-          <w:rFonts w:ascii="Times New Roman" w:hAnsi="Times New Roman" w:eastAsia="Times New Roman" w:cs="Times New Roman"/>
-        </w:rPr>
-        <w:t xml:space="preserve"> </w:t>
-      </w:r>
-      <w:r>
-        <w:rPr>
-          <w:rFonts w:ascii="Times New Roman" w:hAnsi="Times New Roman" w:eastAsia="Times New Roman" w:cs="Times New Roman"/>
-        </w:rPr>
-        <w:t xml:space="preserve">A. </w:t>
-      </w:r>
-      <w:r>
-        <w:rPr>
-          <w:rFonts w:hint="eastAsia" w:ascii="Times New Roman" w:hAnsi="Times New Roman" w:eastAsia="FangSong" w:cs="Times New Roman"/>
-        </w:rPr>
-        <w:t xml:space="preserve">与玻尔理论中的原子轨道等同</w:t>
-      </w:r>
-      <w:r>
-        <w:rPr>
-          <w:rFonts w:ascii="Times New Roman" w:hAnsi="Times New Roman" w:eastAsia="Times New Roman" w:cs="Times New Roman"/>
-        </w:rPr>
-        <w:t xml:space="preserve"> </w:t>
-      </w:r>
-      <w:r>
-        <w:rPr>
-          <w:rFonts w:ascii="Times New Roman" w:hAnsi="Times New Roman" w:eastAsia="Times New Roman" w:cs="Times New Roman"/>
-        </w:rPr>
-        <w:t xml:space="preserve">B. </w:t>
-      </w:r>
-      <w:r>
-        <w:rPr>
-          <w:rFonts w:hint="eastAsia" w:ascii="Times New Roman" w:hAnsi="Times New Roman" w:eastAsia="FangSong" w:cs="Times New Roman"/>
-        </w:rPr>
-        <w:t xml:space="preserve">指</w:t>
-      </w:r>
-      <w:r>
-        <w:rPr>
-          <w:rFonts w:ascii="Times New Roman" w:hAnsi="Times New Roman" w:eastAsia="Times New Roman" w:cs="Times New Roman"/>
-        </w:rPr>
-        <w:t xml:space="preserve"> n </w:t>
-      </w:r>
-      <w:r>
-        <w:rPr>
-          <w:rFonts w:hint="eastAsia" w:ascii="Times New Roman" w:hAnsi="Times New Roman" w:eastAsia="FangSong" w:cs="Times New Roman"/>
-        </w:rPr>
-        <w:t xml:space="preserve">具有一定数值时的一个波函数</w:t>
-      </w:r>
-      <w:r>
-        <w:rPr>
-          <w:rFonts w:ascii="Times New Roman" w:hAnsi="Times New Roman" w:eastAsia="Times New Roman" w:cs="Times New Roman"/>
-        </w:rPr>
-        <w:t xml:space="preserve"> </w:t>
-      </w:r>
-      <w:r>
-        <w:rPr>
-          <w:rFonts w:ascii="Times New Roman" w:hAnsi="Times New Roman" w:eastAsia="Times New Roman" w:cs="Times New Roman"/>
-        </w:rPr>
-        <w:t xml:space="preserve">C. </w:t>
-      </w:r>
-      <w:r>
-        <w:rPr>
-          <w:rFonts w:hint="eastAsia" w:ascii="Times New Roman" w:hAnsi="Times New Roman" w:eastAsia="FangSong" w:cs="Times New Roman"/>
-        </w:rPr>
-        <w:t xml:space="preserve">指</w:t>
-      </w:r>
-      <w:r>
-        <w:rPr>
-          <w:rFonts w:ascii="Times New Roman" w:hAnsi="Times New Roman" w:eastAsia="Times New Roman" w:cs="Times New Roman"/>
-        </w:rPr>
-        <w:t xml:space="preserve"> n, l </w:t>
-      </w:r>
-      <w:r>
-        <w:rPr>
-          <w:rFonts w:hint="eastAsia" w:ascii="Times New Roman" w:hAnsi="Times New Roman" w:eastAsia="FangSong" w:cs="Times New Roman"/>
-        </w:rPr>
-        <w:t xml:space="preserve">具有一定数值时的一个波函数</w:t>
-      </w:r>
-      <w:r>
-        <w:rPr>
-          <w:rFonts w:ascii="Times New Roman" w:hAnsi="Times New Roman" w:eastAsia="Times New Roman" w:cs="Times New Roman"/>
-        </w:rPr>
-        <w:t xml:space="preserve"> </w:t>
-      </w:r>
-      <w:r>
-        <w:rPr>
-          <w:rFonts w:ascii="Times New Roman" w:hAnsi="Times New Roman" w:eastAsia="Times New Roman" w:cs="Times New Roman"/>
-        </w:rPr>
-        <w:t xml:space="preserve">D. </w:t>
-      </w:r>
-      <w:r>
-        <w:rPr>
-          <w:rFonts w:hint="eastAsia" w:ascii="Times New Roman" w:hAnsi="Times New Roman" w:eastAsia="FangSong" w:cs="Times New Roman"/>
-        </w:rPr>
-        <w:t xml:space="preserve">指</w:t>
-      </w:r>
-      <w:r>
-        <w:rPr>
-          <w:rFonts w:ascii="Times New Roman" w:hAnsi="Times New Roman" w:eastAsia="Times New Roman" w:cs="Times New Roman"/>
-        </w:rPr>
-        <w:t xml:space="preserve"> n, l, m </w:t>
-      </w:r>
-      <w:r>
-        <w:rPr>
-          <w:rFonts w:hint="eastAsia" w:ascii="Times New Roman" w:hAnsi="Times New Roman" w:eastAsia="FangSong" w:cs="Times New Roman"/>
-        </w:rPr>
-        <w:t xml:space="preserve">三个量子数具有一定数值时的一个波函数</w:t>
-      </w:r>
-    </w:p>
-    <w:p>
-      <w:pPr>
-        <w:spacing w:before="0" w:after="0"/>
-      </w:pPr>
-    </w:p>
-    <w:p>
-      <w:pPr>
-        <w:spacing w:before="0" w:after="0"/>
-      </w:pPr>
-    </w:p>
-    <w:p>
-      <w:pPr>
-        <w:spacing w:before="0" w:after="0"/>
-      </w:pPr>
-    </w:p>
-    <w:p>
-      <w:pPr>
-        <w:spacing w:before="0" w:after="0"/>
-      </w:pPr>
-    </w:p>
-    <w:p>
-      <w:pPr>
-        <w:spacing w:before="0" w:after="0"/>
-      </w:pPr>
-    </w:p>
     <w:p>
       <w:pPr>
         <w:spacing w:before="160" w:after="80"/>
@@ -7243,8 +6859,8 @@
         </w:pict>
       </w:r>
     </w:p>
-    <w:bookmarkEnd w:id="33"/>
-    <w:bookmarkStart w:id="34" w:name="第17题"/>
+    <w:bookmarkEnd w:id="32"/>
+    <w:bookmarkStart w:id="33" w:name="第16题"/>
     <w:p>
       <w:pPr>
         <w:pStyle w:val="Heading3"/>
@@ -7260,7 +6876,7 @@
         <w:rPr>
           <w:rFonts w:hint="eastAsia" w:ascii="Times New Roman" w:hAnsi="Times New Roman" w:eastAsia="Times New Roman" w:cs="Times New Roman"/>
         </w:rPr>
-        <w:t>17</w:t>
+        <w:t>16</w:t>
       </w:r>
       <w:r>
         <w:rPr>
@@ -7272,101 +6888,122 @@
     <w:p>
       <w:pPr>
         <w:pStyle w:val="FirstParagraph"/>
-        <w:spacing w:before="0" w:after="0"/>
-        <w:ind w:left="480" w:hanging="480"/>
-      </w:pPr>
-      <w:r>
-        <w:rPr>
-          <w:rFonts w:hint="eastAsia" w:ascii="Times New Roman" w:hAnsi="Times New Roman" w:eastAsia="FangSong" w:cs="Times New Roman"/>
-        </w:rPr>
-        <w:t>下列各种元素的原子序数中</w:t>
-      </w:r>
-      <w:r>
-        <w:rPr>
-          <w:rFonts w:hint="eastAsia" w:ascii="Times New Roman" w:hAnsi="Times New Roman" w:eastAsia="Times New Roman" w:cs="Times New Roman"/>
-        </w:rPr>
-        <w:t>，</w:t>
-      </w:r>
-      <w:r>
-        <w:rPr>
-          <w:rFonts w:hint="eastAsia" w:ascii="Times New Roman" w:hAnsi="Times New Roman" w:eastAsia="FangSong" w:cs="Times New Roman"/>
-        </w:rPr>
-        <w:t>其原子最外层电子数最多的是</w:t>
-      </w:r>
-      <w:r>
-        <w:rPr>
-          <w:rFonts w:ascii="Times New Roman" w:hAnsi="Times New Roman" w:eastAsia="Times New Roman" w:cs="Times New Roman"/>
-        </w:rPr>
-        <w:t xml:space="preserve"> ( )</w:t>
-      </w:r>
-      <w:r>
-        <w:rPr>
-          <w:rFonts w:ascii="Times New Roman" w:hAnsi="Times New Roman" w:eastAsia="Times New Roman" w:cs="Times New Roman"/>
-        </w:rPr>
-        <w:t xml:space="preserve"> </w:t>
-      </w:r>
-    </w:p>
-    <w:p>
-      <w:pPr>
-        <w:pStyle w:val="FirstParagraph"/>
-        <w:spacing w:before="0" w:after="0"/>
-        <w:ind w:left="480" w:hanging="480"/>
-      </w:pPr>
-      <w:r>
-        <w:rPr>
-          <w:rFonts w:ascii="Times New Roman" w:hAnsi="Times New Roman" w:eastAsia="Times New Roman" w:cs="Times New Roman"/>
-        </w:rPr>
-        <w:t xml:space="preserve">A. 2 </w:t>
-      </w:r>
-    </w:p>
-    <w:p>
-      <w:pPr>
-        <w:pStyle w:val="FirstParagraph"/>
-        <w:spacing w:before="0" w:after="0"/>
-        <w:ind w:left="480" w:hanging="480"/>
-      </w:pPr>
-      <w:r>
-        <w:rPr>
-          <w:rFonts w:ascii="Times New Roman" w:hAnsi="Times New Roman" w:eastAsia="Times New Roman" w:cs="Times New Roman"/>
-        </w:rPr>
-        <w:t xml:space="preserve">B. 15 </w:t>
-      </w:r>
-    </w:p>
-    <w:p>
-      <w:pPr>
-        <w:pStyle w:val="FirstParagraph"/>
-        <w:spacing w:before="0" w:after="0"/>
-        <w:ind w:left="480" w:hanging="480"/>
-      </w:pPr>
-      <w:r>
-        <w:rPr>
-          <w:rFonts w:ascii="Times New Roman" w:hAnsi="Times New Roman" w:eastAsia="Times New Roman" w:cs="Times New Roman"/>
-        </w:rPr>
-        <w:t xml:space="preserve">C. 38 </w:t>
-      </w:r>
-    </w:p>
-    <w:p>
-      <w:pPr>
-        <w:pStyle w:val="FirstParagraph"/>
-        <w:spacing w:before="0" w:after="0"/>
-        <w:ind w:left="480" w:hanging="480"/>
-      </w:pPr>
-      <w:r>
-        <w:rPr>
-          <w:rFonts w:ascii="Times New Roman" w:hAnsi="Times New Roman" w:eastAsia="Times New Roman" w:cs="Times New Roman"/>
-        </w:rPr>
-        <w:t xml:space="preserve">D. 42</w:t>
-      </w:r>
-    </w:p>
-    <w:p>
-      <w:pPr>
-        <w:spacing w:before="0" w:after="0"/>
-      </w:pPr>
-    </w:p>
-    <w:p>
-      <w:pPr>
-        <w:spacing w:before="0" w:after="0"/>
-      </w:pPr>
+        <w:ind w:firstLine="420"/>
+      </w:pPr>
+      <w:r>
+        <w:rPr>
+          <w:rFonts w:hint="eastAsia" w:ascii="Times New Roman" w:hAnsi="Times New Roman" w:eastAsia="FangSong" w:cs="Times New Roman"/>
+        </w:rPr>
+        <w:t xml:space="preserve">量子力学的一个轨道</w:t>
+      </w:r>
+      <w:r>
+        <w:rPr>
+          <w:rFonts w:ascii="Times New Roman" w:hAnsi="Times New Roman" w:eastAsia="Times New Roman" w:cs="Times New Roman"/>
+        </w:rPr>
+        <w:t xml:space="preserve"> </w:t>
+      </w:r>
+      <w:r>
+        <w:rPr>
+          <w:rFonts w:ascii="Times New Roman" w:hAnsi="Times New Roman" w:eastAsia="Times New Roman" w:cs="Times New Roman"/>
+        </w:rPr>
+        <w:t xml:space="preserve">A. </w:t>
+      </w:r>
+      <w:r>
+        <w:rPr>
+          <w:rFonts w:hint="eastAsia" w:ascii="Times New Roman" w:hAnsi="Times New Roman" w:eastAsia="FangSong" w:cs="Times New Roman"/>
+        </w:rPr>
+        <w:t xml:space="preserve">与玻尔理论中的原子轨道等同</w:t>
+      </w:r>
+      <w:r>
+        <w:rPr>
+          <w:rFonts w:ascii="Times New Roman" w:hAnsi="Times New Roman" w:eastAsia="Times New Roman" w:cs="Times New Roman"/>
+        </w:rPr>
+        <w:t xml:space="preserve"> </w:t>
+      </w:r>
+      <w:r>
+        <w:rPr>
+          <w:rFonts w:ascii="Times New Roman" w:hAnsi="Times New Roman" w:eastAsia="Times New Roman" w:cs="Times New Roman"/>
+        </w:rPr>
+        <w:t xml:space="preserve">B. </w:t>
+      </w:r>
+      <w:r>
+        <w:rPr>
+          <w:rFonts w:hint="eastAsia" w:ascii="Times New Roman" w:hAnsi="Times New Roman" w:eastAsia="FangSong" w:cs="Times New Roman"/>
+        </w:rPr>
+        <w:t xml:space="preserve">指</w:t>
+      </w:r>
+      <w:r>
+        <w:rPr>
+          <w:rFonts w:ascii="Times New Roman" w:hAnsi="Times New Roman" w:eastAsia="Times New Roman" w:cs="Times New Roman"/>
+        </w:rPr>
+        <w:t xml:space="preserve"> n </w:t>
+      </w:r>
+      <w:r>
+        <w:rPr>
+          <w:rFonts w:hint="eastAsia" w:ascii="Times New Roman" w:hAnsi="Times New Roman" w:eastAsia="FangSong" w:cs="Times New Roman"/>
+        </w:rPr>
+        <w:t xml:space="preserve">具有一定数值时的一个波函数</w:t>
+      </w:r>
+      <w:r>
+        <w:rPr>
+          <w:rFonts w:ascii="Times New Roman" w:hAnsi="Times New Roman" w:eastAsia="Times New Roman" w:cs="Times New Roman"/>
+        </w:rPr>
+        <w:t xml:space="preserve"> </w:t>
+      </w:r>
+      <w:r>
+        <w:rPr>
+          <w:rFonts w:ascii="Times New Roman" w:hAnsi="Times New Roman" w:eastAsia="Times New Roman" w:cs="Times New Roman"/>
+        </w:rPr>
+        <w:t xml:space="preserve">C. </w:t>
+      </w:r>
+      <w:r>
+        <w:rPr>
+          <w:rFonts w:hint="eastAsia" w:ascii="Times New Roman" w:hAnsi="Times New Roman" w:eastAsia="FangSong" w:cs="Times New Roman"/>
+        </w:rPr>
+        <w:t xml:space="preserve">指</w:t>
+      </w:r>
+      <w:r>
+        <w:rPr>
+          <w:rFonts w:ascii="Times New Roman" w:hAnsi="Times New Roman" w:eastAsia="Times New Roman" w:cs="Times New Roman"/>
+        </w:rPr>
+        <w:t xml:space="preserve"> n, l </w:t>
+      </w:r>
+      <w:r>
+        <w:rPr>
+          <w:rFonts w:hint="eastAsia" w:ascii="Times New Roman" w:hAnsi="Times New Roman" w:eastAsia="FangSong" w:cs="Times New Roman"/>
+        </w:rPr>
+        <w:t xml:space="preserve">具有一定数值时的一个波函数</w:t>
+      </w:r>
+      <w:r>
+        <w:rPr>
+          <w:rFonts w:ascii="Times New Roman" w:hAnsi="Times New Roman" w:eastAsia="Times New Roman" w:cs="Times New Roman"/>
+        </w:rPr>
+        <w:t xml:space="preserve"> </w:t>
+      </w:r>
+      <w:r>
+        <w:rPr>
+          <w:rFonts w:ascii="Times New Roman" w:hAnsi="Times New Roman" w:eastAsia="Times New Roman" w:cs="Times New Roman"/>
+        </w:rPr>
+        <w:t xml:space="preserve">D. </w:t>
+      </w:r>
+      <w:r>
+        <w:rPr>
+          <w:rFonts w:hint="eastAsia" w:ascii="Times New Roman" w:hAnsi="Times New Roman" w:eastAsia="FangSong" w:cs="Times New Roman"/>
+        </w:rPr>
+        <w:t xml:space="preserve">指</w:t>
+      </w:r>
+      <w:r>
+        <w:rPr>
+          <w:rFonts w:ascii="Times New Roman" w:hAnsi="Times New Roman" w:eastAsia="Times New Roman" w:cs="Times New Roman"/>
+        </w:rPr>
+        <w:t xml:space="preserve"> n, l, m </w:t>
+      </w:r>
+      <w:r>
+        <w:rPr>
+          <w:rFonts w:hint="eastAsia" w:ascii="Times New Roman" w:hAnsi="Times New Roman" w:eastAsia="FangSong" w:cs="Times New Roman"/>
+        </w:rPr>
+        <w:t xml:space="preserve">三个量子数具有一定数值时的一个波函数</w:t>
+      </w:r>
     </w:p>
     <w:p>
       <w:pPr>
@@ -7378,6 +7015,140 @@
         </w:pict>
       </w:r>
     </w:p>
+    <w:p>
+      <w:pPr>
+        <w:spacing w:before="160" w:after="80"/>
+      </w:pPr>
+      <w:r>
+        <w:pict>
+          <v:rect style="width:0;height:1.5pt" o:hralign="center" o:hrstd="t" o:hr="t"/>
+        </w:pict>
+      </w:r>
+    </w:p>
+    <w:bookmarkEnd w:id="33"/>
+    <w:bookmarkStart w:id="34" w:name="第17题"/>
+    <w:p>
+      <w:pPr>
+        <w:pStyle w:val="Heading3"/>
+        <w:spacing w:before="280" w:after="120"/>
+      </w:pPr>
+      <w:r>
+        <w:rPr>
+          <w:rFonts w:hint="eastAsia" w:ascii="Times New Roman" w:hAnsi="Times New Roman" w:eastAsia="SimHei" w:cs="Times New Roman"/>
+        </w:rPr>
+        <w:t>第</w:t>
+      </w:r>
+      <w:r>
+        <w:rPr>
+          <w:rFonts w:hint="eastAsia" w:ascii="Times New Roman" w:hAnsi="Times New Roman" w:eastAsia="Times New Roman" w:cs="Times New Roman"/>
+        </w:rPr>
+        <w:t>17</w:t>
+      </w:r>
+      <w:r>
+        <w:rPr>
+          <w:rFonts w:hint="eastAsia" w:ascii="Times New Roman" w:hAnsi="Times New Roman" w:eastAsia="SimHei" w:cs="Times New Roman"/>
+        </w:rPr>
+        <w:t>题</w:t>
+      </w:r>
+    </w:p>
+    <w:p>
+      <w:pPr>
+        <w:pStyle w:val="FirstParagraph"/>
+        <w:ind w:firstLine="420"/>
+      </w:pPr>
+      <w:r>
+        <w:rPr>
+          <w:rFonts w:hint="eastAsia" w:ascii="Times New Roman" w:hAnsi="Times New Roman" w:eastAsia="FangSong" w:cs="Times New Roman"/>
+        </w:rPr>
+        <w:t>下列各种元素的原子序数中</w:t>
+      </w:r>
+      <w:r>
+        <w:rPr>
+          <w:rFonts w:hint="eastAsia" w:ascii="Times New Roman" w:hAnsi="Times New Roman" w:eastAsia="Times New Roman" w:cs="Times New Roman"/>
+        </w:rPr>
+        <w:t>，</w:t>
+      </w:r>
+      <w:r>
+        <w:rPr>
+          <w:rFonts w:hint="eastAsia" w:ascii="Times New Roman" w:hAnsi="Times New Roman" w:eastAsia="FangSong" w:cs="Times New Roman"/>
+        </w:rPr>
+        <w:t>其原子最外层电子数最多的是</w:t>
+      </w:r>
+      <w:r>
+        <w:rPr>
+          <w:rFonts w:ascii="Times New Roman" w:hAnsi="Times New Roman" w:eastAsia="Times New Roman" w:cs="Times New Roman"/>
+        </w:rPr>
+        <w:t xml:space="preserve"> ( )</w:t>
+      </w:r>
+      <w:r>
+        <w:rPr>
+          <w:rFonts w:ascii="Times New Roman" w:hAnsi="Times New Roman" w:eastAsia="Times New Roman" w:cs="Times New Roman"/>
+        </w:rPr>
+        <w:t xml:space="preserve"> </w:t>
+      </w:r>
+      <w:r>
+        <w:rPr>
+          <w:rFonts w:ascii="Times New Roman" w:hAnsi="Times New Roman" w:eastAsia="Times New Roman" w:cs="Times New Roman"/>
+        </w:rPr>
+        <w:t xml:space="preserve">- A. 2</w:t>
+      </w:r>
+      <w:r>
+        <w:rPr>
+          <w:rFonts w:ascii="Times New Roman" w:hAnsi="Times New Roman" w:eastAsia="Times New Roman" w:cs="Times New Roman"/>
+        </w:rPr>
+        <w:t xml:space="preserve"> </w:t>
+      </w:r>
+      <w:r>
+        <w:rPr>
+          <w:rFonts w:ascii="Times New Roman" w:hAnsi="Times New Roman" w:eastAsia="Times New Roman" w:cs="Times New Roman"/>
+        </w:rPr>
+        <w:t xml:space="preserve">- B. 15</w:t>
+      </w:r>
+      <w:r>
+        <w:rPr>
+          <w:rFonts w:ascii="Times New Roman" w:hAnsi="Times New Roman" w:eastAsia="Times New Roman" w:cs="Times New Roman"/>
+        </w:rPr>
+        <w:t xml:space="preserve"> </w:t>
+      </w:r>
+      <w:r>
+        <w:rPr>
+          <w:rFonts w:ascii="Times New Roman" w:hAnsi="Times New Roman" w:eastAsia="Times New Roman" w:cs="Times New Roman"/>
+        </w:rPr>
+        <w:t xml:space="preserve">- C. 38</w:t>
+      </w:r>
+      <w:r>
+        <w:rPr>
+          <w:rFonts w:ascii="Times New Roman" w:hAnsi="Times New Roman" w:eastAsia="Times New Roman" w:cs="Times New Roman"/>
+        </w:rPr>
+        <w:t xml:space="preserve"> </w:t>
+      </w:r>
+      <w:r>
+        <w:rPr>
+          <w:rFonts w:ascii="Times New Roman" w:hAnsi="Times New Roman" w:eastAsia="Times New Roman" w:cs="Times New Roman"/>
+        </w:rPr>
+        <w:t xml:space="preserve">- D. 42</w:t>
+      </w:r>
+    </w:p>
+    <w:p>
+      <w:pPr>
+        <w:spacing w:before="160" w:after="80"/>
+      </w:pPr>
+      <w:r>
+        <w:pict>
+          <v:rect style="width:0;height:1.5pt" o:hralign="center" o:hrstd="t" o:hr="t"/>
+        </w:pict>
+      </w:r>
+    </w:p>
+    <w:p>
+      <w:pPr>
+        <w:spacing w:before="160" w:after="80"/>
+      </w:pPr>
+      <w:r>
+        <w:pict>
+          <v:rect style="width:0;height:1.5pt" o:hralign="center" o:hrstd="t" o:hr="t"/>
+        </w:pict>
+      </w:r>
+    </w:p>
     <w:bookmarkEnd w:id="34"/>
     <w:bookmarkStart w:id="35" w:name="第18题"/>
     <w:p>
@@ -7407,8 +7178,7 @@
     <w:p>
       <w:pPr>
         <w:pStyle w:val="FirstParagraph"/>
-        <w:spacing w:before="0" w:after="0"/>
-        <w:ind w:left="480" w:hanging="480"/>
+        <w:ind w:firstLine="420"/>
       </w:pPr>
       <w:r>
         <w:rPr>
@@ -7583,63 +7353,54 @@
         </w:rPr>
         <w:t xml:space="preserve"> </w:t>
       </w:r>
-    </w:p>
-    <w:p>
-      <w:pPr>
-        <w:pStyle w:val="FirstParagraph"/>
-        <w:spacing w:before="0" w:after="0"/>
-        <w:ind w:left="480" w:hanging="480"/>
-      </w:pPr>
-      <w:r>
-        <w:rPr>
-          <w:rFonts w:ascii="Times New Roman" w:hAnsi="Times New Roman" w:eastAsia="Times New Roman" w:cs="Times New Roman"/>
-        </w:rPr>
-        <w:t xml:space="preserve">A. 5、10、15 </w:t>
-      </w:r>
-    </w:p>
-    <w:p>
-      <w:pPr>
-        <w:pStyle w:val="FirstParagraph"/>
-        <w:spacing w:before="0" w:after="0"/>
-        <w:ind w:left="480" w:hanging="480"/>
-      </w:pPr>
-      <w:r>
-        <w:rPr>
-          <w:rFonts w:ascii="Times New Roman" w:hAnsi="Times New Roman" w:eastAsia="Times New Roman" w:cs="Times New Roman"/>
-        </w:rPr>
-        <w:t xml:space="preserve">B. 8、18、18 </w:t>
-      </w:r>
-    </w:p>
-    <w:p>
-      <w:pPr>
-        <w:pStyle w:val="FirstParagraph"/>
-        <w:spacing w:before="0" w:after="0"/>
-        <w:ind w:left="480" w:hanging="480"/>
-      </w:pPr>
-      <w:r>
-        <w:rPr>
-          <w:rFonts w:ascii="Times New Roman" w:hAnsi="Times New Roman" w:eastAsia="Times New Roman" w:cs="Times New Roman"/>
-        </w:rPr>
-        <w:t xml:space="preserve">C. 8、10、15 </w:t>
-      </w:r>
-    </w:p>
-    <w:p>
-      <w:pPr>
-        <w:pStyle w:val="FirstParagraph"/>
-        <w:spacing w:before="0" w:after="0"/>
-        <w:ind w:left="480" w:hanging="480"/>
-      </w:pPr>
-      <w:r>
-        <w:rPr>
-          <w:rFonts w:ascii="Times New Roman" w:hAnsi="Times New Roman" w:eastAsia="Times New Roman" w:cs="Times New Roman"/>
-        </w:rPr>
-        <w:t xml:space="preserve">D. 9、10、15</w:t>
+      <w:r>
+        <w:rPr>
+          <w:rFonts w:ascii="Times New Roman" w:hAnsi="Times New Roman" w:eastAsia="Times New Roman" w:cs="Times New Roman"/>
+        </w:rPr>
+        <w:t xml:space="preserve">- A. 5、10、15</w:t>
+      </w:r>
+      <w:r>
+        <w:rPr>
+          <w:rFonts w:ascii="Times New Roman" w:hAnsi="Times New Roman" w:eastAsia="Times New Roman" w:cs="Times New Roman"/>
+        </w:rPr>
+        <w:t xml:space="preserve"> </w:t>
+      </w:r>
+      <w:r>
+        <w:rPr>
+          <w:rFonts w:ascii="Times New Roman" w:hAnsi="Times New Roman" w:eastAsia="Times New Roman" w:cs="Times New Roman"/>
+        </w:rPr>
+        <w:t xml:space="preserve">- B. 8、18、18</w:t>
+      </w:r>
+      <w:r>
+        <w:rPr>
+          <w:rFonts w:ascii="Times New Roman" w:hAnsi="Times New Roman" w:eastAsia="Times New Roman" w:cs="Times New Roman"/>
+        </w:rPr>
+        <w:t xml:space="preserve"> </w:t>
+      </w:r>
+      <w:r>
+        <w:rPr>
+          <w:rFonts w:ascii="Times New Roman" w:hAnsi="Times New Roman" w:eastAsia="Times New Roman" w:cs="Times New Roman"/>
+        </w:rPr>
+        <w:t xml:space="preserve">- C. 8、10、15</w:t>
+      </w:r>
+      <w:r>
+        <w:rPr>
+          <w:rFonts w:ascii="Times New Roman" w:hAnsi="Times New Roman" w:eastAsia="Times New Roman" w:cs="Times New Roman"/>
+        </w:rPr>
+        <w:t xml:space="preserve"> </w:t>
+      </w:r>
+      <w:r>
+        <w:rPr>
+          <w:rFonts w:ascii="Times New Roman" w:hAnsi="Times New Roman" w:eastAsia="Times New Roman" w:cs="Times New Roman"/>
+        </w:rPr>
+        <w:t xml:space="preserve">- D. 9、10、15</w:t>
       </w:r>
     </w:p>
     <w:p>
       <w:pPr>
         <w:pStyle w:val="BodyText"/>
         <w:spacing w:after="80"/>
+        <w:ind w:firstLine="420"/>
       </w:pPr>
       <w:r>
         <w:rPr>
@@ -7682,15 +7443,16 @@
       <w:tblPr>
         <w:tblStyle w:val="Table"/>
         <w:tblW w:type="auto" w:w="0"/>
+        <w:tblLook w:firstRow="1" w:lastRow="0" w:firstColumn="0" w:lastColumn="0" w:noHBand="0" w:noVBand="0" w:val="0020"/>
+        <w:jc w:val="center"/>
         <w:tblBorders>
-          <w:top w:val="single" w:sz="12" w:space="0" w:color="000000"/>
-          <w:left w:val="none" w:sz="0" w:space="0" w:color="auto"/>
-          <w:bottom w:val="single" w:sz="12" w:space="0" w:color="000000"/>
-          <w:right w:val="none" w:sz="0" w:space="0" w:color="auto"/>
-          <w:insideH w:val="none" w:sz="0" w:space="0" w:color="auto"/>
-          <w:insideV w:val="none" w:sz="0" w:space="0" w:color="auto"/>
+          <w:top w:val="single" w:sz="12" w:space="0" w:color="333333"/>
+          <w:bottom w:val="single" w:sz="12" w:space="0" w:color="333333"/>
+          <w:left w:val="none"/>
+          <w:right w:val="none"/>
+          <w:insideH w:val="none"/>
+          <w:insideV w:val="none"/>
         </w:tblBorders>
-        <w:tblLook w:firstRow="1" w:lastRow="0" w:firstColumn="0" w:lastColumn="0" w:noHBand="0" w:noVBand="0" w:val="0020"/>
       </w:tblPr>
       <w:tblGrid>
         <w:gridCol w:w="1584"/>
@@ -7706,7 +7468,7 @@
         <w:tc>
           <w:tcPr>
             <w:tcBorders>
-              <w:bottom w:val="single" w:sz="8" w:space="0" w:color="000000"/>
+              <w:bottom w:val="single" w:sz="6" w:space="0" w:color="333333"/>
             </w:tcBorders>
           </w:tcPr>
           <w:p>
@@ -7726,7 +7488,7 @@
         <w:tc>
           <w:tcPr>
             <w:tcBorders>
-              <w:bottom w:val="single" w:sz="8" w:space="0" w:color="000000"/>
+              <w:bottom w:val="single" w:sz="6" w:space="0" w:color="333333"/>
             </w:tcBorders>
           </w:tcPr>
           <w:p>
@@ -7760,7 +7522,7 @@
         <w:tc>
           <w:tcPr>
             <w:tcBorders>
-              <w:bottom w:val="single" w:sz="8" w:space="0" w:color="000000"/>
+              <w:bottom w:val="single" w:sz="6" w:space="0" w:color="333333"/>
             </w:tcBorders>
           </w:tcPr>
           <w:p>
@@ -7794,7 +7556,7 @@
         <w:tc>
           <w:tcPr>
             <w:tcBorders>
-              <w:bottom w:val="single" w:sz="8" w:space="0" w:color="000000"/>
+              <w:bottom w:val="single" w:sz="6" w:space="0" w:color="333333"/>
             </w:tcBorders>
           </w:tcPr>
           <w:p>
@@ -7828,7 +7590,7 @@
         <w:tc>
           <w:tcPr>
             <w:tcBorders>
-              <w:bottom w:val="single" w:sz="8" w:space="0" w:color="000000"/>
+              <w:bottom w:val="single" w:sz="6" w:space="0" w:color="333333"/>
             </w:tcBorders>
           </w:tcPr>
           <w:p>
@@ -8248,16 +8010,6 @@
     </w:tbl>
     <w:p>
       <w:pPr>
-        <w:spacing w:before="0" w:after="0"/>
-      </w:pPr>
-    </w:p>
-    <w:p>
-      <w:pPr>
-        <w:spacing w:before="0" w:after="0"/>
-      </w:pPr>
-    </w:p>
-    <w:p>
-      <w:pPr>
         <w:spacing w:before="160" w:after="80"/>
       </w:pPr>
       <w:r>
@@ -8266,197 +8018,6 @@
         </w:pict>
       </w:r>
     </w:p>
-    <w:bookmarkEnd w:id="35"/>
-    <w:bookmarkStart w:id="36" w:name="第19题"/>
-    <w:p>
-      <w:pPr>
-        <w:pStyle w:val="Heading3"/>
-        <w:spacing w:before="280" w:after="120"/>
-      </w:pPr>
-      <w:r>
-        <w:rPr>
-          <w:rFonts w:hint="eastAsia" w:ascii="Times New Roman" w:hAnsi="Times New Roman" w:eastAsia="SimHei" w:cs="Times New Roman"/>
-        </w:rPr>
-        <w:t>第</w:t>
-      </w:r>
-      <w:r>
-        <w:rPr>
-          <w:rFonts w:hint="eastAsia" w:ascii="Times New Roman" w:hAnsi="Times New Roman" w:eastAsia="Times New Roman" w:cs="Times New Roman"/>
-        </w:rPr>
-        <w:t>19</w:t>
-      </w:r>
-      <w:r>
-        <w:rPr>
-          <w:rFonts w:hint="eastAsia" w:ascii="Times New Roman" w:hAnsi="Times New Roman" w:eastAsia="SimHei" w:cs="Times New Roman"/>
-        </w:rPr>
-        <w:t>题</w:t>
-      </w:r>
-    </w:p>
-    <w:p>
-      <w:pPr>
-        <w:pStyle w:val="FirstParagraph"/>
-        <w:spacing w:before="0" w:after="0"/>
-        <w:ind w:left="480" w:hanging="480"/>
-      </w:pPr>
-      <w:r>
-        <w:rPr>
-          <w:rFonts w:hint="eastAsia" w:ascii="Times New Roman" w:hAnsi="Times New Roman" w:eastAsia="FangSong" w:cs="Times New Roman"/>
-        </w:rPr>
-        <w:t>在周期表中</w:t>
-      </w:r>
-      <w:r>
-        <w:rPr>
-          <w:rFonts w:hint="eastAsia" w:ascii="Times New Roman" w:hAnsi="Times New Roman" w:eastAsia="Times New Roman" w:cs="Times New Roman"/>
-        </w:rPr>
-        <w:t>,</w:t>
-      </w:r>
-      <w:r>
-        <w:rPr>
-          <w:rFonts w:ascii="Times New Roman" w:hAnsi="Times New Roman" w:eastAsia="Times New Roman" w:cs="Times New Roman"/>
-        </w:rPr>
-        <w:t xml:space="preserve"> </w:t>
-      </w:r>
-      <w:r>
-        <w:rPr>
-          <w:rFonts w:hint="eastAsia" w:ascii="Times New Roman" w:hAnsi="Times New Roman" w:eastAsia="FangSong" w:cs="Times New Roman"/>
-        </w:rPr>
-        <w:t xml:space="preserve">最可能处于同一族的是</w:t>
-      </w:r>
-      <w:r>
-        <w:rPr>
-          <w:rFonts w:ascii="Times New Roman" w:hAnsi="Times New Roman" w:eastAsia="Times New Roman" w:cs="Times New Roman"/>
-        </w:rPr>
-        <w:t xml:space="preserve"> ( )</w:t>
-      </w:r>
-      <w:r>
-        <w:rPr>
-          <w:rFonts w:ascii="Times New Roman" w:hAnsi="Times New Roman" w:eastAsia="Times New Roman" w:cs="Times New Roman"/>
-        </w:rPr>
-        <w:t xml:space="preserve"> </w:t>
-      </w:r>
-    </w:p>
-    <w:p>
-      <w:pPr>
-        <w:pStyle w:val="FirstParagraph"/>
-        <w:spacing w:before="0" w:after="0"/>
-        <w:ind w:left="480" w:hanging="480"/>
-      </w:pPr>
-      <w:r>
-        <w:rPr>
-          <w:rFonts w:ascii="Times New Roman" w:hAnsi="Times New Roman" w:eastAsia="Times New Roman" w:cs="Times New Roman"/>
-        </w:rPr>
-        <w:t xml:space="preserve">A. Q </w:t>
-      </w:r>
-      <w:r>
-        <w:rPr>
-          <w:rFonts w:hint="eastAsia" w:ascii="Times New Roman" w:hAnsi="Times New Roman" w:eastAsia="FangSong" w:cs="Times New Roman"/>
-        </w:rPr>
-        <w:t xml:space="preserve">和</w:t>
-      </w:r>
-      <w:r>
-        <w:rPr>
-          <w:rFonts w:ascii="Times New Roman" w:hAnsi="Times New Roman" w:eastAsia="Times New Roman" w:cs="Times New Roman"/>
-        </w:rPr>
-        <w:t xml:space="preserve"> R </w:t>
-      </w:r>
-    </w:p>
-    <w:p>
-      <w:pPr>
-        <w:pStyle w:val="FirstParagraph"/>
-        <w:spacing w:before="0" w:after="0"/>
-        <w:ind w:left="480" w:hanging="480"/>
-      </w:pPr>
-      <w:r>
-        <w:rPr>
-          <w:rFonts w:ascii="Times New Roman" w:hAnsi="Times New Roman" w:eastAsia="Times New Roman" w:cs="Times New Roman"/>
-        </w:rPr>
-        <w:t xml:space="preserve">B. S </w:t>
-      </w:r>
-      <w:r>
-        <w:rPr>
-          <w:rFonts w:hint="eastAsia" w:ascii="Times New Roman" w:hAnsi="Times New Roman" w:eastAsia="FangSong" w:cs="Times New Roman"/>
-        </w:rPr>
-        <w:t xml:space="preserve">和</w:t>
-      </w:r>
-      <w:r>
-        <w:rPr>
-          <w:rFonts w:ascii="Times New Roman" w:hAnsi="Times New Roman" w:eastAsia="Times New Roman" w:cs="Times New Roman"/>
-        </w:rPr>
-        <w:t xml:space="preserve"> T </w:t>
-      </w:r>
-    </w:p>
-    <w:p>
-      <w:pPr>
-        <w:pStyle w:val="FirstParagraph"/>
-        <w:spacing w:before="0" w:after="0"/>
-        <w:ind w:left="480" w:hanging="480"/>
-      </w:pPr>
-      <w:r>
-        <w:rPr>
-          <w:rFonts w:ascii="Times New Roman" w:hAnsi="Times New Roman" w:eastAsia="Times New Roman" w:cs="Times New Roman"/>
-        </w:rPr>
-        <w:t xml:space="preserve">C. T </w:t>
-      </w:r>
-      <w:r>
-        <w:rPr>
-          <w:rFonts w:hint="eastAsia" w:ascii="Times New Roman" w:hAnsi="Times New Roman" w:eastAsia="FangSong" w:cs="Times New Roman"/>
-        </w:rPr>
-        <w:t xml:space="preserve">和</w:t>
-      </w:r>
-      <w:r>
-        <w:rPr>
-          <w:rFonts w:ascii="Times New Roman" w:hAnsi="Times New Roman" w:eastAsia="Times New Roman" w:cs="Times New Roman"/>
-        </w:rPr>
-        <w:t xml:space="preserve"> U </w:t>
-      </w:r>
-    </w:p>
-    <w:p>
-      <w:pPr>
-        <w:pStyle w:val="FirstParagraph"/>
-        <w:spacing w:before="0" w:after="0"/>
-        <w:ind w:left="480" w:hanging="480"/>
-      </w:pPr>
-      <w:r>
-        <w:rPr>
-          <w:rFonts w:ascii="Times New Roman" w:hAnsi="Times New Roman" w:eastAsia="Times New Roman" w:cs="Times New Roman"/>
-        </w:rPr>
-        <w:t xml:space="preserve">D. R </w:t>
-      </w:r>
-      <w:r>
-        <w:rPr>
-          <w:rFonts w:hint="eastAsia" w:ascii="Times New Roman" w:hAnsi="Times New Roman" w:eastAsia="FangSong" w:cs="Times New Roman"/>
-        </w:rPr>
-        <w:t xml:space="preserve">和</w:t>
-      </w:r>
-      <w:r>
-        <w:rPr>
-          <w:rFonts w:ascii="Times New Roman" w:hAnsi="Times New Roman" w:eastAsia="Times New Roman" w:cs="Times New Roman"/>
-        </w:rPr>
-        <w:t xml:space="preserve"> T E. R </w:t>
-      </w:r>
-      <w:r>
-        <w:rPr>
-          <w:rFonts w:hint="eastAsia" w:ascii="Times New Roman" w:hAnsi="Times New Roman" w:eastAsia="FangSong" w:cs="Times New Roman"/>
-        </w:rPr>
-        <w:t xml:space="preserve">和</w:t>
-      </w:r>
-      <w:r>
-        <w:rPr>
-          <w:rFonts w:ascii="Times New Roman" w:hAnsi="Times New Roman" w:eastAsia="Times New Roman" w:cs="Times New Roman"/>
-        </w:rPr>
-        <w:t xml:space="preserve"> U</w:t>
-      </w:r>
-    </w:p>
-    <w:p>
-      <w:pPr>
-        <w:spacing w:before="0" w:after="0"/>
-      </w:pPr>
-    </w:p>
-    <w:p>
-      <w:pPr>
-        <w:spacing w:before="0" w:after="0"/>
-      </w:pPr>
-    </w:p>
     <w:p>
       <w:pPr>
         <w:spacing w:before="160" w:after="80"/>
@@ -8467,6 +8028,196 @@
         </w:pict>
       </w:r>
     </w:p>
+    <w:bookmarkEnd w:id="35"/>
+    <w:bookmarkStart w:id="36" w:name="第19题"/>
+    <w:p>
+      <w:pPr>
+        <w:pStyle w:val="Heading3"/>
+        <w:spacing w:before="280" w:after="120"/>
+      </w:pPr>
+      <w:r>
+        <w:rPr>
+          <w:rFonts w:hint="eastAsia" w:ascii="Times New Roman" w:hAnsi="Times New Roman" w:eastAsia="SimHei" w:cs="Times New Roman"/>
+        </w:rPr>
+        <w:t>第</w:t>
+      </w:r>
+      <w:r>
+        <w:rPr>
+          <w:rFonts w:hint="eastAsia" w:ascii="Times New Roman" w:hAnsi="Times New Roman" w:eastAsia="Times New Roman" w:cs="Times New Roman"/>
+        </w:rPr>
+        <w:t>19</w:t>
+      </w:r>
+      <w:r>
+        <w:rPr>
+          <w:rFonts w:hint="eastAsia" w:ascii="Times New Roman" w:hAnsi="Times New Roman" w:eastAsia="SimHei" w:cs="Times New Roman"/>
+        </w:rPr>
+        <w:t>题</w:t>
+      </w:r>
+    </w:p>
+    <w:p>
+      <w:pPr>
+        <w:pStyle w:val="FirstParagraph"/>
+        <w:ind w:firstLine="420"/>
+      </w:pPr>
+      <w:r>
+        <w:rPr>
+          <w:rFonts w:hint="eastAsia" w:ascii="Times New Roman" w:hAnsi="Times New Roman" w:eastAsia="FangSong" w:cs="Times New Roman"/>
+        </w:rPr>
+        <w:t>在周期表中</w:t>
+      </w:r>
+      <w:r>
+        <w:rPr>
+          <w:rFonts w:hint="eastAsia" w:ascii="Times New Roman" w:hAnsi="Times New Roman" w:eastAsia="Times New Roman" w:cs="Times New Roman"/>
+        </w:rPr>
+        <w:t>,</w:t>
+      </w:r>
+      <w:r>
+        <w:rPr>
+          <w:rFonts w:ascii="Times New Roman" w:hAnsi="Times New Roman" w:eastAsia="Times New Roman" w:cs="Times New Roman"/>
+        </w:rPr>
+        <w:t xml:space="preserve"> </w:t>
+      </w:r>
+      <w:r>
+        <w:rPr>
+          <w:rFonts w:hint="eastAsia" w:ascii="Times New Roman" w:hAnsi="Times New Roman" w:eastAsia="FangSong" w:cs="Times New Roman"/>
+        </w:rPr>
+        <w:t xml:space="preserve">最可能处于同一族的是</w:t>
+      </w:r>
+      <w:r>
+        <w:rPr>
+          <w:rFonts w:ascii="Times New Roman" w:hAnsi="Times New Roman" w:eastAsia="Times New Roman" w:cs="Times New Roman"/>
+        </w:rPr>
+        <w:t xml:space="preserve"> ( )</w:t>
+      </w:r>
+      <w:r>
+        <w:rPr>
+          <w:rFonts w:ascii="Times New Roman" w:hAnsi="Times New Roman" w:eastAsia="Times New Roman" w:cs="Times New Roman"/>
+        </w:rPr>
+        <w:t xml:space="preserve"> </w:t>
+      </w:r>
+      <w:r>
+        <w:rPr>
+          <w:rFonts w:ascii="Times New Roman" w:hAnsi="Times New Roman" w:eastAsia="Times New Roman" w:cs="Times New Roman"/>
+        </w:rPr>
+        <w:t xml:space="preserve">- A. Q </w:t>
+      </w:r>
+      <w:r>
+        <w:rPr>
+          <w:rFonts w:hint="eastAsia" w:ascii="Times New Roman" w:hAnsi="Times New Roman" w:eastAsia="FangSong" w:cs="Times New Roman"/>
+        </w:rPr>
+        <w:t xml:space="preserve">和</w:t>
+      </w:r>
+      <w:r>
+        <w:rPr>
+          <w:rFonts w:ascii="Times New Roman" w:hAnsi="Times New Roman" w:eastAsia="Times New Roman" w:cs="Times New Roman"/>
+        </w:rPr>
+        <w:t xml:space="preserve"> R</w:t>
+      </w:r>
+      <w:r>
+        <w:rPr>
+          <w:rFonts w:ascii="Times New Roman" w:hAnsi="Times New Roman" w:eastAsia="Times New Roman" w:cs="Times New Roman"/>
+        </w:rPr>
+        <w:t xml:space="preserve"> </w:t>
+      </w:r>
+      <w:r>
+        <w:rPr>
+          <w:rFonts w:ascii="Times New Roman" w:hAnsi="Times New Roman" w:eastAsia="Times New Roman" w:cs="Times New Roman"/>
+        </w:rPr>
+        <w:t xml:space="preserve">- B. S </w:t>
+      </w:r>
+      <w:r>
+        <w:rPr>
+          <w:rFonts w:hint="eastAsia" w:ascii="Times New Roman" w:hAnsi="Times New Roman" w:eastAsia="FangSong" w:cs="Times New Roman"/>
+        </w:rPr>
+        <w:t xml:space="preserve">和</w:t>
+      </w:r>
+      <w:r>
+        <w:rPr>
+          <w:rFonts w:ascii="Times New Roman" w:hAnsi="Times New Roman" w:eastAsia="Times New Roman" w:cs="Times New Roman"/>
+        </w:rPr>
+        <w:t xml:space="preserve"> T</w:t>
+      </w:r>
+      <w:r>
+        <w:rPr>
+          <w:rFonts w:ascii="Times New Roman" w:hAnsi="Times New Roman" w:eastAsia="Times New Roman" w:cs="Times New Roman"/>
+        </w:rPr>
+        <w:t xml:space="preserve"> </w:t>
+      </w:r>
+      <w:r>
+        <w:rPr>
+          <w:rFonts w:ascii="Times New Roman" w:hAnsi="Times New Roman" w:eastAsia="Times New Roman" w:cs="Times New Roman"/>
+        </w:rPr>
+        <w:t xml:space="preserve">- C. T </w:t>
+      </w:r>
+      <w:r>
+        <w:rPr>
+          <w:rFonts w:hint="eastAsia" w:ascii="Times New Roman" w:hAnsi="Times New Roman" w:eastAsia="FangSong" w:cs="Times New Roman"/>
+        </w:rPr>
+        <w:t xml:space="preserve">和</w:t>
+      </w:r>
+      <w:r>
+        <w:rPr>
+          <w:rFonts w:ascii="Times New Roman" w:hAnsi="Times New Roman" w:eastAsia="Times New Roman" w:cs="Times New Roman"/>
+        </w:rPr>
+        <w:t xml:space="preserve"> U</w:t>
+      </w:r>
+      <w:r>
+        <w:rPr>
+          <w:rFonts w:ascii="Times New Roman" w:hAnsi="Times New Roman" w:eastAsia="Times New Roman" w:cs="Times New Roman"/>
+        </w:rPr>
+        <w:t xml:space="preserve"> </w:t>
+      </w:r>
+      <w:r>
+        <w:rPr>
+          <w:rFonts w:ascii="Times New Roman" w:hAnsi="Times New Roman" w:eastAsia="Times New Roman" w:cs="Times New Roman"/>
+        </w:rPr>
+        <w:t xml:space="preserve">- D. R </w:t>
+      </w:r>
+      <w:r>
+        <w:rPr>
+          <w:rFonts w:hint="eastAsia" w:ascii="Times New Roman" w:hAnsi="Times New Roman" w:eastAsia="FangSong" w:cs="Times New Roman"/>
+        </w:rPr>
+        <w:t xml:space="preserve">和</w:t>
+      </w:r>
+      <w:r>
+        <w:rPr>
+          <w:rFonts w:ascii="Times New Roman" w:hAnsi="Times New Roman" w:eastAsia="Times New Roman" w:cs="Times New Roman"/>
+        </w:rPr>
+        <w:t xml:space="preserve"> T E. R </w:t>
+      </w:r>
+      <w:r>
+        <w:rPr>
+          <w:rFonts w:hint="eastAsia" w:ascii="Times New Roman" w:hAnsi="Times New Roman" w:eastAsia="FangSong" w:cs="Times New Roman"/>
+        </w:rPr>
+        <w:t xml:space="preserve">和</w:t>
+      </w:r>
+      <w:r>
+        <w:rPr>
+          <w:rFonts w:ascii="Times New Roman" w:hAnsi="Times New Roman" w:eastAsia="Times New Roman" w:cs="Times New Roman"/>
+        </w:rPr>
+        <w:t xml:space="preserve"> U</w:t>
+      </w:r>
+    </w:p>
+    <w:p>
+      <w:pPr>
+        <w:spacing w:before="160" w:after="80"/>
+      </w:pPr>
+      <w:r>
+        <w:pict>
+          <v:rect style="width:0;height:1.5pt" o:hralign="center" o:hrstd="t" o:hr="t"/>
+        </w:pict>
+      </w:r>
+    </w:p>
+    <w:p>
+      <w:pPr>
+        <w:spacing w:before="160" w:after="80"/>
+      </w:pPr>
+      <w:r>
+        <w:pict>
+          <v:rect style="width:0;height:1.5pt" o:hralign="center" o:hrstd="t" o:hr="t"/>
+        </w:pict>
+      </w:r>
+    </w:p>
     <w:bookmarkEnd w:id="36"/>
     <w:bookmarkStart w:id="37" w:name="第20题"/>
     <w:p>
@@ -8496,6 +8247,7 @@
     <w:p>
       <w:pPr>
         <w:pStyle w:val="FirstParagraph"/>
+        <w:ind w:firstLine="420"/>
       </w:pPr>
       <w:r>
         <w:rPr>
@@ -8631,8 +8383,9 @@
         <w:pStyle w:val="Compact"/>
         <w:numPr>
           <w:ilvl w:val="0"/>
-          <w:numId w:val="1002"/>
+          <w:numId w:val="1004"/>
         </w:numPr>
+        <w:ind w:firstLine="420"/>
       </w:pPr>
       <w:r>
         <w:rPr>
@@ -8658,8 +8411,9 @@
         <w:pStyle w:val="Compact"/>
         <w:numPr>
           <w:ilvl w:val="0"/>
-          <w:numId w:val="1002"/>
+          <w:numId w:val="1004"/>
         </w:numPr>
+        <w:ind w:firstLine="420"/>
       </w:pPr>
       <w:r>
         <w:rPr>
@@ -8735,8 +8489,9 @@
         <w:pStyle w:val="Compact"/>
         <w:numPr>
           <w:ilvl w:val="0"/>
-          <w:numId w:val="1002"/>
+          <w:numId w:val="1004"/>
         </w:numPr>
+        <w:ind w:firstLine="420"/>
       </w:pPr>
       <w:r>
         <w:rPr>
@@ -8750,8 +8505,9 @@
         <w:pStyle w:val="Compact"/>
         <w:numPr>
           <w:ilvl w:val="0"/>
-          <w:numId w:val="1002"/>
+          <w:numId w:val="1004"/>
         </w:numPr>
+        <w:ind w:firstLine="420"/>
       </w:pPr>
       <w:r>
         <w:rPr>
@@ -8873,31 +8629,6 @@
         </w:rPr>
         <w:t xml:space="preserve">的颜色来源</w:t>
       </w:r>
-    </w:p>
-    <w:p>
-      <w:pPr>
-        <w:spacing w:before="0" w:after="0"/>
-      </w:pPr>
-    </w:p>
-    <w:p>
-      <w:pPr>
-        <w:spacing w:before="0" w:after="0"/>
-      </w:pPr>
-    </w:p>
-    <w:p>
-      <w:pPr>
-        <w:spacing w:before="0" w:after="0"/>
-      </w:pPr>
-    </w:p>
-    <w:p>
-      <w:pPr>
-        <w:spacing w:before="0" w:after="0"/>
-      </w:pPr>
-    </w:p>
-    <w:p>
-      <w:pPr>
-        <w:spacing w:before="0" w:after="0"/>
-      </w:pPr>
     </w:p>
     <w:p>
       <w:pPr>
@@ -8909,6 +8640,16 @@
         </w:pict>
       </w:r>
     </w:p>
+    <w:p>
+      <w:pPr>
+        <w:spacing w:before="160" w:after="80"/>
+      </w:pPr>
+      <w:r>
+        <w:pict>
+          <v:rect style="width:0;height:1.5pt" o:hralign="center" o:hrstd="t" o:hr="t"/>
+        </w:pict>
+      </w:r>
+    </w:p>
     <w:bookmarkEnd w:id="37"/>
     <w:bookmarkStart w:id="38" w:name="第21题"/>
     <w:p>
@@ -8938,6 +8679,7 @@
     <w:p>
       <w:pPr>
         <w:pStyle w:val="FirstParagraph"/>
+        <w:ind w:firstLine="420"/>
       </w:pPr>
       <w:r>
         <w:rPr>
@@ -9633,6 +9375,7 @@
     <w:p>
       <w:pPr>
         <w:pStyle w:val="BodyText"/>
+        <w:ind w:firstLine="420"/>
       </w:pPr>
       <w:r>
         <w:rPr>
@@ -9819,6 +9562,7 @@
     <w:p>
       <w:pPr>
         <w:pStyle w:val="BodyText"/>
+        <w:ind w:firstLine="420"/>
       </w:pPr>
       <w:r>
         <w:rPr>
@@ -9826,7 +9570,7 @@
           <w:b/>
           <w:bCs/>
         </w:rPr>
-        <w:t xml:space="preserve">7-1</w:t>
+        <w:t xml:space="preserve">(1)</w:t>
       </w:r>
       <w:r>
         <w:rPr>
@@ -9886,6 +9630,7 @@
     <w:p>
       <w:pPr>
         <w:pStyle w:val="BodyText"/>
+        <w:ind w:firstLine="420"/>
       </w:pPr>
       <w:r>
         <w:rPr>
@@ -9893,7 +9638,7 @@
           <w:b/>
           <w:bCs/>
         </w:rPr>
-        <w:t xml:space="preserve">7-2</w:t>
+        <w:t xml:space="preserve">(2)</w:t>
       </w:r>
       <w:r>
         <w:rPr>
@@ -9941,6 +9686,7 @@
     <w:p>
       <w:pPr>
         <w:pStyle w:val="BodyText"/>
+        <w:ind w:firstLine="420"/>
       </w:pPr>
       <w:r>
         <w:rPr>
@@ -9948,7 +9694,7 @@
           <w:b/>
           <w:bCs/>
         </w:rPr>
-        <w:t xml:space="preserve">7-3</w:t>
+        <w:t xml:space="preserve">(3)</w:t>
       </w:r>
       <w:r>
         <w:rPr>
@@ -9996,6 +9742,7 @@
     <w:p>
       <w:pPr>
         <w:pStyle w:val="BodyText"/>
+        <w:ind w:firstLine="420"/>
       </w:pPr>
       <w:r>
         <w:rPr>
@@ -10003,7 +9750,7 @@
           <w:b/>
           <w:bCs/>
         </w:rPr>
-        <w:t xml:space="preserve">7-4</w:t>
+        <w:t xml:space="preserve">(4)</w:t>
       </w:r>
       <w:r>
         <w:rPr>
@@ -10075,6 +9822,7 @@
     <w:p>
       <w:pPr>
         <w:pStyle w:val="BodyText"/>
+        <w:ind w:firstLine="420"/>
       </w:pPr>
       <w:r>
         <w:rPr>
@@ -10082,7 +9830,7 @@
           <w:b/>
           <w:bCs/>
         </w:rPr>
-        <w:t xml:space="preserve">7-5</w:t>
+        <w:t xml:space="preserve">(5)</w:t>
       </w:r>
       <w:r>
         <w:rPr>
@@ -10203,46 +9951,6 @@
     </w:p>
     <w:p>
       <w:pPr>
-        <w:spacing w:before="0" w:after="0"/>
-      </w:pPr>
-    </w:p>
-    <w:p>
-      <w:pPr>
-        <w:spacing w:before="0" w:after="0"/>
-      </w:pPr>
-    </w:p>
-    <w:p>
-      <w:pPr>
-        <w:spacing w:before="0" w:after="0"/>
-      </w:pPr>
-    </w:p>
-    <w:p>
-      <w:pPr>
-        <w:spacing w:before="0" w:after="0"/>
-      </w:pPr>
-    </w:p>
-    <w:p>
-      <w:pPr>
-        <w:spacing w:before="0" w:after="0"/>
-      </w:pPr>
-    </w:p>
-    <w:p>
-      <w:pPr>
-        <w:spacing w:before="0" w:after="0"/>
-      </w:pPr>
-    </w:p>
-    <w:p>
-      <w:pPr>
-        <w:spacing w:before="0" w:after="0"/>
-      </w:pPr>
-    </w:p>
-    <w:p>
-      <w:pPr>
-        <w:spacing w:before="0" w:after="0"/>
-      </w:pPr>
-    </w:p>
-    <w:p>
-      <w:pPr>
         <w:spacing w:before="160" w:after="80"/>
       </w:pPr>
       <w:r>
@@ -10251,6 +9959,16 @@
         </w:pict>
       </w:r>
     </w:p>
+    <w:p>
+      <w:pPr>
+        <w:spacing w:before="160" w:after="80"/>
+      </w:pPr>
+      <w:r>
+        <w:pict>
+          <v:rect style="width:0;height:1.5pt" o:hralign="center" o:hrstd="t" o:hr="t"/>
+        </w:pict>
+      </w:r>
+    </w:p>
     <w:bookmarkEnd w:id="38"/>
     <w:bookmarkStart w:id="42" w:name="第22题"/>
     <w:p>
@@ -10280,6 +9998,7 @@
     <w:p>
       <w:pPr>
         <w:pStyle w:val="FirstParagraph"/>
+        <w:ind w:firstLine="420"/>
       </w:pPr>
       <w:r>
         <w:rPr>
@@ -10309,6 +10028,7 @@
     <w:p>
       <w:pPr>
         <w:pStyle w:val="BodyText"/>
+        <w:ind w:firstLine="420"/>
       </w:pPr>
       <w:r>
         <w:rPr>
@@ -10316,7 +10036,7 @@
           <w:b/>
           <w:bCs/>
         </w:rPr>
-        <w:t xml:space="preserve">9-1</w:t>
+        <w:t xml:space="preserve">(1)</w:t>
       </w:r>
       <w:r>
         <w:rPr>
@@ -10708,6 +10428,7 @@
     <w:p>
       <w:pPr>
         <w:pStyle w:val="BodyText"/>
+        <w:ind w:firstLine="420"/>
       </w:pPr>
       <w:r>
         <w:rPr>
@@ -10715,7 +10436,7 @@
           <w:b/>
           <w:bCs/>
         </w:rPr>
-        <w:t xml:space="preserve">9-2</w:t>
+        <w:t xml:space="preserve">(2)</w:t>
       </w:r>
       <w:r>
         <w:rPr>
@@ -10866,7 +10587,7 @@
         </w:rPr>
         <w:drawing>
           <wp:inline>
-            <wp:extent cx="1765385" cy="1800000"/>
+            <wp:extent cx="1800000" cy="1800000"/>
             <wp:effectExtent b="0" l="0" r="0" t="0"/>
             <wp:docPr descr="" title="" id="40" name="Picture"/>
             <a:graphic>
@@ -10887,7 +10608,7 @@
                   <pic:spPr bwMode="auto">
                     <a:xfrm>
                       <a:off x="0" y="0"/>
-                      <a:ext cx="1765385" cy="1800000"/>
+                      <a:ext cx="1800000" cy="1800000"/>
                     </a:xfrm>
                     <a:prstGeom prst="rect">
                       <a:avLst/>
@@ -10909,6 +10630,7 @@
     <w:p>
       <w:pPr>
         <w:pStyle w:val="BodyText"/>
+        <w:ind w:firstLine="420"/>
       </w:pPr>
       <w:r>
         <w:rPr>
@@ -10916,7 +10638,7 @@
           <w:b/>
           <w:bCs/>
         </w:rPr>
-        <w:t xml:space="preserve">9-3</w:t>
+        <w:t xml:space="preserve">(3)</w:t>
       </w:r>
       <w:r>
         <w:rPr>
@@ -11222,6 +10944,7 @@
     <w:p>
       <w:pPr>
         <w:pStyle w:val="BodyText"/>
+        <w:ind w:firstLine="420"/>
       </w:pPr>
       <w:r>
         <w:rPr>
@@ -11229,7 +10952,7 @@
           <w:b/>
           <w:bCs/>
         </w:rPr>
-        <w:t xml:space="preserve">9-4</w:t>
+        <w:t xml:space="preserve">(4)</w:t>
       </w:r>
       <w:r>
         <w:rPr>
@@ -11358,46 +11081,6 @@
     </w:p>
     <w:p>
       <w:pPr>
-        <w:spacing w:before="0" w:after="0"/>
-      </w:pPr>
-    </w:p>
-    <w:p>
-      <w:pPr>
-        <w:spacing w:before="0" w:after="0"/>
-      </w:pPr>
-    </w:p>
-    <w:p>
-      <w:pPr>
-        <w:spacing w:before="0" w:after="0"/>
-      </w:pPr>
-    </w:p>
-    <w:p>
-      <w:pPr>
-        <w:spacing w:before="0" w:after="0"/>
-      </w:pPr>
-    </w:p>
-    <w:p>
-      <w:pPr>
-        <w:spacing w:before="0" w:after="0"/>
-      </w:pPr>
-    </w:p>
-    <w:p>
-      <w:pPr>
-        <w:spacing w:before="0" w:after="0"/>
-      </w:pPr>
-    </w:p>
-    <w:p>
-      <w:pPr>
-        <w:spacing w:before="0" w:after="0"/>
-      </w:pPr>
-    </w:p>
-    <w:p>
-      <w:pPr>
-        <w:spacing w:before="0" w:after="0"/>
-      </w:pPr>
-    </w:p>
-    <w:p>
-      <w:pPr>
         <w:spacing w:before="160" w:after="80"/>
       </w:pPr>
       <w:r>
@@ -11406,6 +11089,16 @@
         </w:pict>
       </w:r>
     </w:p>
+    <w:p>
+      <w:pPr>
+        <w:spacing w:before="160" w:after="80"/>
+      </w:pPr>
+      <w:r>
+        <w:pict>
+          <v:rect style="width:0;height:1.5pt" o:hralign="center" o:hrstd="t" o:hr="t"/>
+        </w:pict>
+      </w:r>
+    </w:p>
     <w:bookmarkEnd w:id="42"/>
     <w:bookmarkStart w:id="46" w:name="第23题"/>
     <w:p>
@@ -11435,6 +11128,7 @@
     <w:p>
       <w:pPr>
         <w:pStyle w:val="FirstParagraph"/>
+        <w:ind w:firstLine="420"/>
       </w:pPr>
       <w:r>
         <w:rPr>
@@ -11922,6 +11616,7 @@
     <w:p>
       <w:pPr>
         <w:pStyle w:val="BodyText"/>
+        <w:ind w:firstLine="420"/>
       </w:pPr>
       <w:r>
         <w:rPr>
@@ -11929,7 +11624,7 @@
           <w:b/>
           <w:bCs/>
         </w:rPr>
-        <w:t xml:space="preserve">10-1</w:t>
+        <w:t xml:space="preserve">(1)</w:t>
       </w:r>
       <w:r>
         <w:rPr>
@@ -11953,6 +11648,7 @@
     <w:p>
       <w:pPr>
         <w:pStyle w:val="BodyText"/>
+        <w:ind w:firstLine="420"/>
       </w:pPr>
       <w:r>
         <w:rPr>
@@ -11960,7 +11656,7 @@
           <w:b/>
           <w:bCs/>
         </w:rPr>
-        <w:t xml:space="preserve">10-2</w:t>
+        <w:t xml:space="preserve">(2)</w:t>
       </w:r>
       <w:r>
         <w:rPr>
@@ -12060,6 +11756,7 @@
     <w:p>
       <w:pPr>
         <w:pStyle w:val="BodyText"/>
+        <w:ind w:firstLine="420"/>
       </w:pPr>
       <w:r>
         <w:rPr>
@@ -12067,7 +11764,7 @@
           <w:b/>
           <w:bCs/>
         </w:rPr>
-        <w:t xml:space="preserve">10-3</w:t>
+        <w:t xml:space="preserve">(3)</w:t>
       </w:r>
       <w:r>
         <w:rPr>
@@ -12230,6 +11927,7 @@
     <w:p>
       <w:pPr>
         <w:pStyle w:val="BodyText"/>
+        <w:ind w:firstLine="420"/>
       </w:pPr>
       <w:r>
         <w:rPr>
@@ -12237,7 +11935,7 @@
           <w:b/>
           <w:bCs/>
         </w:rPr>
-        <w:t xml:space="preserve">10-4</w:t>
+        <w:t xml:space="preserve">(4)</w:t>
       </w:r>
       <w:r>
         <w:rPr>
@@ -12434,7 +12132,7 @@
         </w:rPr>
         <w:drawing>
           <wp:inline>
-            <wp:extent cx="1800000" cy="3319266"/>
+            <wp:extent cx="1800000" cy="3375000"/>
             <wp:effectExtent b="0" l="0" r="0" t="0"/>
             <wp:docPr descr="" title="" id="44" name="Picture"/>
             <a:graphic>
@@ -12455,7 +12153,7 @@
                   <pic:spPr bwMode="auto">
                     <a:xfrm>
                       <a:off x="0" y="0"/>
-                      <a:ext cx="1800000" cy="3319266"/>
+                      <a:ext cx="1800000" cy="3375000"/>
                     </a:xfrm>
                     <a:prstGeom prst="rect">
                       <a:avLst/>
@@ -12476,31 +12174,6 @@
     </w:p>
     <w:p>
       <w:pPr>
-        <w:spacing w:before="0" w:after="0"/>
-      </w:pPr>
-    </w:p>
-    <w:p>
-      <w:pPr>
-        <w:spacing w:before="0" w:after="0"/>
-      </w:pPr>
-    </w:p>
-    <w:p>
-      <w:pPr>
-        <w:spacing w:before="0" w:after="0"/>
-      </w:pPr>
-    </w:p>
-    <w:p>
-      <w:pPr>
-        <w:spacing w:before="0" w:after="0"/>
-      </w:pPr>
-    </w:p>
-    <w:p>
-      <w:pPr>
-        <w:spacing w:before="0" w:after="0"/>
-      </w:pPr>
-    </w:p>
-    <w:p>
-      <w:pPr>
         <w:spacing w:before="160" w:after="80"/>
       </w:pPr>
       <w:r>
@@ -12509,6 +12182,16 @@
         </w:pict>
       </w:r>
     </w:p>
+    <w:p>
+      <w:pPr>
+        <w:spacing w:before="160" w:after="80"/>
+      </w:pPr>
+      <w:r>
+        <w:pict>
+          <v:rect style="width:0;height:1.5pt" o:hralign="center" o:hrstd="t" o:hr="t"/>
+        </w:pict>
+      </w:r>
+    </w:p>
     <w:bookmarkEnd w:id="46"/>
     <w:bookmarkStart w:id="47" w:name="第24题"/>
     <w:p>
@@ -12538,6 +12221,7 @@
     <w:p>
       <w:pPr>
         <w:pStyle w:val="FirstParagraph"/>
+        <w:ind w:firstLine="420"/>
       </w:pPr>
       <w:r>
         <w:rPr>
@@ -12616,6 +12300,7 @@
       <w:pPr>
         <w:pStyle w:val="BodyText"/>
         <w:spacing w:after="80"/>
+        <w:ind w:firstLine="420"/>
       </w:pPr>
       <w:r>
         <w:rPr>
@@ -12803,15 +12488,16 @@
       <w:tblPr>
         <w:tblStyle w:val="Table"/>
         <w:tblW w:type="auto" w:w="0"/>
+        <w:tblLook w:firstRow="1" w:lastRow="0" w:firstColumn="0" w:lastColumn="0" w:noHBand="0" w:noVBand="0" w:val="0020"/>
+        <w:jc w:val="center"/>
         <w:tblBorders>
-          <w:top w:val="single" w:sz="12" w:space="0" w:color="000000"/>
-          <w:left w:val="none" w:sz="0" w:space="0" w:color="auto"/>
-          <w:bottom w:val="single" w:sz="12" w:space="0" w:color="000000"/>
-          <w:right w:val="none" w:sz="0" w:space="0" w:color="auto"/>
-          <w:insideH w:val="none" w:sz="0" w:space="0" w:color="auto"/>
-          <w:insideV w:val="none" w:sz="0" w:space="0" w:color="auto"/>
+          <w:top w:val="single" w:sz="12" w:space="0" w:color="333333"/>
+          <w:bottom w:val="single" w:sz="12" w:space="0" w:color="333333"/>
+          <w:left w:val="none"/>
+          <w:right w:val="none"/>
+          <w:insideH w:val="none"/>
+          <w:insideV w:val="none"/>
         </w:tblBorders>
-        <w:tblLook w:firstRow="1" w:lastRow="0" w:firstColumn="0" w:lastColumn="0" w:noHBand="0" w:noVBand="0" w:val="0020"/>
       </w:tblPr>
       <w:tblGrid>
         <w:gridCol w:w="3960"/>
@@ -12824,7 +12510,7 @@
         <w:tc>
           <w:tcPr>
             <w:tcBorders>
-              <w:bottom w:val="single" w:sz="8" w:space="0" w:color="000000"/>
+              <w:bottom w:val="single" w:sz="6" w:space="0" w:color="333333"/>
             </w:tcBorders>
           </w:tcPr>
           <w:p>
@@ -12851,7 +12537,7 @@
         <w:tc>
           <w:tcPr>
             <w:tcBorders>
-              <w:bottom w:val="single" w:sz="8" w:space="0" w:color="000000"/>
+              <w:bottom w:val="single" w:sz="6" w:space="0" w:color="333333"/>
             </w:tcBorders>
           </w:tcPr>
           <w:p>
@@ -12945,6 +12631,7 @@
       <w:pPr>
         <w:pStyle w:val="BodyText"/>
         <w:spacing w:before="120"/>
+        <w:ind w:firstLine="420"/>
       </w:pPr>
       <w:r>
         <w:rPr>
@@ -12952,7 +12639,7 @@
           <w:b/>
           <w:bCs/>
         </w:rPr>
-        <w:t xml:space="preserve">8-1</w:t>
+        <w:t xml:space="preserve">(1)</w:t>
       </w:r>
       <w:r>
         <w:rPr>
@@ -13000,6 +12687,7 @@
     <w:p>
       <w:pPr>
         <w:pStyle w:val="BodyText"/>
+        <w:ind w:firstLine="420"/>
       </w:pPr>
       <w:r>
         <w:rPr>
@@ -13007,7 +12695,7 @@
           <w:b/>
           <w:bCs/>
         </w:rPr>
-        <w:t xml:space="preserve">8-2</w:t>
+        <w:t xml:space="preserve">(2)</w:t>
       </w:r>
       <w:r>
         <w:rPr>
@@ -13079,6 +12767,7 @@
     <w:p>
       <w:pPr>
         <w:pStyle w:val="BodyText"/>
+        <w:ind w:firstLine="420"/>
       </w:pPr>
       <w:r>
         <w:rPr>
@@ -13304,6 +12993,7 @@
     <w:p>
       <w:pPr>
         <w:pStyle w:val="BodyText"/>
+        <w:ind w:firstLine="420"/>
       </w:pPr>
       <w:r>
         <w:rPr>
@@ -13311,7 +13001,7 @@
           <w:b/>
           <w:bCs/>
         </w:rPr>
-        <w:t xml:space="preserve">8-3</w:t>
+        <w:t xml:space="preserve">(3)</w:t>
       </w:r>
       <w:r>
         <w:rPr>
@@ -13395,6 +13085,7 @@
     <w:p>
       <w:pPr>
         <w:pStyle w:val="BodyText"/>
+        <w:ind w:firstLine="420"/>
       </w:pPr>
       <w:r>
         <w:rPr>
@@ -13402,7 +13093,7 @@
           <w:b/>
           <w:bCs/>
         </w:rPr>
-        <w:t xml:space="preserve">8-4</w:t>
+        <w:t xml:space="preserve">(4)</w:t>
       </w:r>
       <w:r>
         <w:rPr>
@@ -13488,6 +13179,7 @@
     <w:p>
       <w:pPr>
         <w:pStyle w:val="BodyText"/>
+        <w:ind w:firstLine="420"/>
       </w:pPr>
       <w:r>
         <w:rPr>
@@ -13495,7 +13187,7 @@
           <w:b/>
           <w:bCs/>
         </w:rPr>
-        <w:t xml:space="preserve">8-5</w:t>
+        <w:t xml:space="preserve">(5)</w:t>
       </w:r>
       <w:r>
         <w:rPr>
@@ -13551,46 +13243,6 @@
         </w:rPr>
         <w:t>。</w:t>
       </w:r>
-    </w:p>
-    <w:p>
-      <w:pPr>
-        <w:spacing w:before="0" w:after="0"/>
-      </w:pPr>
-    </w:p>
-    <w:p>
-      <w:pPr>
-        <w:spacing w:before="0" w:after="0"/>
-      </w:pPr>
-    </w:p>
-    <w:p>
-      <w:pPr>
-        <w:spacing w:before="0" w:after="0"/>
-      </w:pPr>
-    </w:p>
-    <w:p>
-      <w:pPr>
-        <w:spacing w:before="0" w:after="0"/>
-      </w:pPr>
-    </w:p>
-    <w:p>
-      <w:pPr>
-        <w:spacing w:before="0" w:after="0"/>
-      </w:pPr>
-    </w:p>
-    <w:p>
-      <w:pPr>
-        <w:spacing w:before="0" w:after="0"/>
-      </w:pPr>
-    </w:p>
-    <w:p>
-      <w:pPr>
-        <w:spacing w:before="0" w:after="0"/>
-      </w:pPr>
-    </w:p>
-    <w:p>
-      <w:pPr>
-        <w:spacing w:before="0" w:after="0"/>
-      </w:pPr>
     </w:p>
     <w:p>
       <w:pPr>
@@ -13602,6 +13254,16 @@
         </w:pict>
       </w:r>
     </w:p>
+    <w:p>
+      <w:pPr>
+        <w:spacing w:before="160" w:after="80"/>
+      </w:pPr>
+      <w:r>
+        <w:pict>
+          <v:rect style="width:0;height:1.5pt" o:hralign="center" o:hrstd="t" o:hr="t"/>
+        </w:pict>
+      </w:r>
+    </w:p>
     <w:bookmarkEnd w:id="47"/>
     <w:bookmarkStart w:id="48" w:name="第25题"/>
     <w:p>
@@ -13631,6 +13293,7 @@
     <w:p>
       <w:pPr>
         <w:pStyle w:val="FirstParagraph"/>
+        <w:ind w:firstLine="420"/>
       </w:pPr>
       <w:r>
         <w:rPr>
@@ -13672,6 +13335,7 @@
     <w:p>
       <w:pPr>
         <w:pStyle w:val="BodyText"/>
+        <w:ind w:firstLine="420"/>
       </w:pPr>
       <w:r>
         <w:rPr>
@@ -13679,7 +13343,7 @@
           <w:b/>
           <w:bCs/>
         </w:rPr>
-        <w:t xml:space="preserve">5-1</w:t>
+        <w:t xml:space="preserve">(1)</w:t>
       </w:r>
       <w:r>
         <w:rPr>
@@ -13793,6 +13457,7 @@
     <w:p>
       <w:pPr>
         <w:pStyle w:val="BodyText"/>
+        <w:ind w:firstLine="420"/>
       </w:pPr>
       <w:r>
         <w:rPr>
@@ -13800,7 +13465,7 @@
           <w:b/>
           <w:bCs/>
         </w:rPr>
-        <w:t xml:space="preserve">5-2</w:t>
+        <w:t xml:space="preserve">(2)</w:t>
       </w:r>
       <w:r>
         <w:rPr>
@@ -14010,6 +13675,7 @@
     <w:p>
       <w:pPr>
         <w:pStyle w:val="BodyText"/>
+        <w:ind w:firstLine="420"/>
       </w:pPr>
       <w:r>
         <w:rPr>
@@ -14017,7 +13683,7 @@
           <w:b/>
           <w:bCs/>
         </w:rPr>
-        <w:t xml:space="preserve">5-3</w:t>
+        <w:t xml:space="preserve">(3)</w:t>
       </w:r>
       <w:r>
         <w:rPr>
@@ -14165,6 +13831,7 @@
     <w:p>
       <w:pPr>
         <w:pStyle w:val="BodyText"/>
+        <w:ind w:firstLine="420"/>
       </w:pPr>
       <w:r>
         <w:rPr>
@@ -14172,7 +13839,7 @@
           <w:b/>
           <w:bCs/>
         </w:rPr>
-        <w:t xml:space="preserve">5-4</w:t>
+        <w:t xml:space="preserve">(4)</w:t>
       </w:r>
       <w:r>
         <w:rPr>
@@ -14299,46 +13966,6 @@
     </w:p>
     <w:p>
       <w:pPr>
-        <w:spacing w:before="0" w:after="0"/>
-      </w:pPr>
-    </w:p>
-    <w:p>
-      <w:pPr>
-        <w:spacing w:before="0" w:after="0"/>
-      </w:pPr>
-    </w:p>
-    <w:p>
-      <w:pPr>
-        <w:spacing w:before="0" w:after="0"/>
-      </w:pPr>
-    </w:p>
-    <w:p>
-      <w:pPr>
-        <w:spacing w:before="0" w:after="0"/>
-      </w:pPr>
-    </w:p>
-    <w:p>
-      <w:pPr>
-        <w:spacing w:before="0" w:after="0"/>
-      </w:pPr>
-    </w:p>
-    <w:p>
-      <w:pPr>
-        <w:spacing w:before="0" w:after="0"/>
-      </w:pPr>
-    </w:p>
-    <w:p>
-      <w:pPr>
-        <w:spacing w:before="0" w:after="0"/>
-      </w:pPr>
-    </w:p>
-    <w:p>
-      <w:pPr>
-        <w:spacing w:before="0" w:after="0"/>
-      </w:pPr>
-    </w:p>
-    <w:p>
-      <w:pPr>
         <w:spacing w:before="160" w:after="80"/>
       </w:pPr>
       <w:r>
@@ -14347,6 +13974,16 @@
         </w:pict>
       </w:r>
     </w:p>
+    <w:p>
+      <w:pPr>
+        <w:spacing w:before="160" w:after="80"/>
+      </w:pPr>
+      <w:r>
+        <w:pict>
+          <v:rect style="width:0;height:1.5pt" o:hralign="center" o:hrstd="t" o:hr="t"/>
+        </w:pict>
+      </w:r>
+    </w:p>
     <w:bookmarkEnd w:id="48"/>
     <w:bookmarkStart w:id="49" w:name="第26题"/>
     <w:p>
@@ -14376,6 +14013,7 @@
     <w:p>
       <w:pPr>
         <w:pStyle w:val="FirstParagraph"/>
+        <w:ind w:firstLine="420"/>
       </w:pPr>
       <w:r>
         <w:rPr>
@@ -14707,14 +14345,12 @@
     </w:p>
     <w:p>
       <w:pPr>
-        <w:pStyle w:val="BodyText"/>
-      </w:pPr>
-      <w:r>
-        <w:rPr>
-          <w:rFonts w:ascii="Times New Roman" w:hAnsi="Times New Roman" w:eastAsia="Times New Roman" w:cs="Times New Roman"/>
-        </w:rPr>
-        <w:t xml:space="preserve">1-1 </w:t>
-      </w:r>
+        <w:numPr>
+          <w:ilvl w:val="0"/>
+          <w:numId w:val="1005"/>
+        </w:numPr>
+        <w:ind w:firstLine="420"/>
+      </w:pPr>
       <w:r>
         <w:rPr>
           <w:rFonts w:hint="eastAsia" w:ascii="Times New Roman" w:hAnsi="Times New Roman" w:eastAsia="FangSong" w:cs="Times New Roman"/>
@@ -14730,14 +14366,12 @@
     </w:p>
     <w:p>
       <w:pPr>
-        <w:pStyle w:val="BodyText"/>
-      </w:pPr>
-      <w:r>
-        <w:rPr>
-          <w:rFonts w:ascii="Times New Roman" w:hAnsi="Times New Roman" w:eastAsia="Times New Roman" w:cs="Times New Roman"/>
-        </w:rPr>
-        <w:t xml:space="preserve">1-2 </w:t>
-      </w:r>
+        <w:numPr>
+          <w:ilvl w:val="0"/>
+          <w:numId w:val="1005"/>
+        </w:numPr>
+        <w:ind w:firstLine="420"/>
+      </w:pPr>
       <w:r>
         <w:rPr>
           <w:rFonts w:hint="eastAsia" w:ascii="Times New Roman" w:hAnsi="Times New Roman" w:eastAsia="FangSong" w:cs="Times New Roman"/>
@@ -14765,14 +14399,12 @@
     </w:p>
     <w:p>
       <w:pPr>
-        <w:pStyle w:val="BodyText"/>
-      </w:pPr>
-      <w:r>
-        <w:rPr>
-          <w:rFonts w:ascii="Times New Roman" w:hAnsi="Times New Roman" w:eastAsia="Times New Roman" w:cs="Times New Roman"/>
-        </w:rPr>
-        <w:t xml:space="preserve">1-3 </w:t>
-      </w:r>
+        <w:numPr>
+          <w:ilvl w:val="0"/>
+          <w:numId w:val="1005"/>
+        </w:numPr>
+        <w:ind w:firstLine="420"/>
+      </w:pPr>
       <w:r>
         <w:rPr>
           <w:rFonts w:hint="eastAsia" w:ascii="Times New Roman" w:hAnsi="Times New Roman" w:eastAsia="FangSong" w:cs="Times New Roman"/>
@@ -14785,31 +14417,6 @@
         </w:rPr>
         <w:t>？</w:t>
       </w:r>
-    </w:p>
-    <w:p>
-      <w:pPr>
-        <w:spacing w:before="0" w:after="0"/>
-      </w:pPr>
-    </w:p>
-    <w:p>
-      <w:pPr>
-        <w:spacing w:before="0" w:after="0"/>
-      </w:pPr>
-    </w:p>
-    <w:p>
-      <w:pPr>
-        <w:spacing w:before="0" w:after="0"/>
-      </w:pPr>
-    </w:p>
-    <w:p>
-      <w:pPr>
-        <w:spacing w:before="0" w:after="0"/>
-      </w:pPr>
-    </w:p>
-    <w:p>
-      <w:pPr>
-        <w:spacing w:before="0" w:after="0"/>
-      </w:pPr>
     </w:p>
     <w:p>
       <w:pPr>
@@ -14821,6 +14428,16 @@
         </w:pict>
       </w:r>
     </w:p>
+    <w:p>
+      <w:pPr>
+        <w:spacing w:before="160" w:after="80"/>
+      </w:pPr>
+      <w:r>
+        <w:pict>
+          <v:rect style="width:0;height:1.5pt" o:hralign="center" o:hrstd="t" o:hr="t"/>
+        </w:pict>
+      </w:r>
+    </w:p>
     <w:bookmarkEnd w:id="49"/>
     <w:bookmarkStart w:id="50" w:name="第27题"/>
     <w:p>
@@ -14850,6 +14467,7 @@
     <w:p>
       <w:pPr>
         <w:pStyle w:val="FirstParagraph"/>
+        <w:ind w:firstLine="420"/>
       </w:pPr>
       <w:r>
         <w:rPr>
@@ -14867,6 +14485,7 @@
     <w:p>
       <w:pPr>
         <w:pStyle w:val="BodyText"/>
+        <w:ind w:firstLine="420"/>
       </w:pPr>
       <w:r>
         <w:rPr>
@@ -14874,7 +14493,7 @@
           <w:b/>
           <w:bCs/>
         </w:rPr>
-        <w:t xml:space="preserve">3-1</w:t>
+        <w:t xml:space="preserve">(1)</w:t>
       </w:r>
       <w:r>
         <w:rPr>
@@ -14910,6 +14529,7 @@
     <w:p>
       <w:pPr>
         <w:pStyle w:val="BodyText"/>
+        <w:ind w:firstLine="420"/>
       </w:pPr>
       <w:r>
         <w:rPr>
@@ -14917,7 +14537,7 @@
           <w:b/>
           <w:bCs/>
         </w:rPr>
-        <w:t xml:space="preserve">3-2</w:t>
+        <w:t xml:space="preserve">(2)</w:t>
       </w:r>
       <w:r>
         <w:rPr>
@@ -14942,8 +14562,9 @@
       <w:pPr>
         <w:numPr>
           <w:ilvl w:val="0"/>
-          <w:numId w:val="1003"/>
+          <w:numId w:val="1006"/>
         </w:numPr>
+        <w:ind w:firstLine="420"/>
       </w:pPr>
       <w:r>
         <w:rPr>
@@ -14962,8 +14583,9 @@
       <w:pPr>
         <w:numPr>
           <w:ilvl w:val="0"/>
-          <w:numId w:val="1003"/>
+          <w:numId w:val="1006"/>
         </w:numPr>
+        <w:ind w:firstLine="420"/>
       </w:pPr>
       <w:r>
         <w:rPr>
@@ -15074,8 +14696,9 @@
       <w:pPr>
         <w:numPr>
           <w:ilvl w:val="0"/>
-          <w:numId w:val="1003"/>
+          <w:numId w:val="1006"/>
         </w:numPr>
+        <w:ind w:firstLine="420"/>
       </w:pPr>
       <w:r>
         <w:rPr>
@@ -15101,31 +14724,6 @@
         </w:rPr>
         <w:t>。</w:t>
       </w:r>
-    </w:p>
-    <w:p>
-      <w:pPr>
-        <w:spacing w:before="0" w:after="0"/>
-      </w:pPr>
-    </w:p>
-    <w:p>
-      <w:pPr>
-        <w:spacing w:before="0" w:after="0"/>
-      </w:pPr>
-    </w:p>
-    <w:p>
-      <w:pPr>
-        <w:spacing w:before="0" w:after="0"/>
-      </w:pPr>
-    </w:p>
-    <w:p>
-      <w:pPr>
-        <w:spacing w:before="0" w:after="0"/>
-      </w:pPr>
-    </w:p>
-    <w:p>
-      <w:pPr>
-        <w:spacing w:before="0" w:after="0"/>
-      </w:pPr>
     </w:p>
     <w:p>
       <w:pPr>
@@ -15137,6 +14735,16 @@
         </w:pict>
       </w:r>
     </w:p>
+    <w:p>
+      <w:pPr>
+        <w:spacing w:before="160" w:after="80"/>
+      </w:pPr>
+      <w:r>
+        <w:pict>
+          <v:rect style="width:0;height:1.5pt" o:hralign="center" o:hrstd="t" o:hr="t"/>
+        </w:pict>
+      </w:r>
+    </w:p>
     <w:bookmarkEnd w:id="50"/>
     <w:bookmarkStart w:id="51" w:name="第28题"/>
     <w:p>
@@ -15167,6 +14775,7 @@
       <w:pPr>
         <w:pStyle w:val="FirstParagraph"/>
         <w:spacing w:after="80"/>
+        <w:ind w:firstLine="420"/>
       </w:pPr>
       <w:r>
         <w:rPr>
@@ -15174,7 +14783,7 @@
           <w:b/>
           <w:bCs/>
         </w:rPr>
-        <w:t xml:space="preserve">6-1</w:t>
+        <w:t xml:space="preserve">(1)</w:t>
       </w:r>
       <w:r>
         <w:rPr>
@@ -15319,15 +14928,16 @@
       <w:tblPr>
         <w:tblStyle w:val="Table"/>
         <w:tblW w:type="auto" w:w="0"/>
+        <w:tblLook w:firstRow="1" w:lastRow="0" w:firstColumn="0" w:lastColumn="0" w:noHBand="0" w:noVBand="0" w:val="0020"/>
+        <w:jc w:val="center"/>
         <w:tblBorders>
-          <w:top w:val="single" w:sz="12" w:space="0" w:color="000000"/>
-          <w:left w:val="none" w:sz="0" w:space="0" w:color="auto"/>
-          <w:bottom w:val="single" w:sz="12" w:space="0" w:color="000000"/>
-          <w:right w:val="none" w:sz="0" w:space="0" w:color="auto"/>
-          <w:insideH w:val="none" w:sz="0" w:space="0" w:color="auto"/>
-          <w:insideV w:val="none" w:sz="0" w:space="0" w:color="auto"/>
+          <w:top w:val="single" w:sz="12" w:space="0" w:color="333333"/>
+          <w:bottom w:val="single" w:sz="12" w:space="0" w:color="333333"/>
+          <w:left w:val="none"/>
+          <w:right w:val="none"/>
+          <w:insideH w:val="none"/>
+          <w:insideV w:val="none"/>
         </w:tblBorders>
-        <w:tblLook w:firstRow="1" w:lastRow="0" w:firstColumn="0" w:lastColumn="0" w:noHBand="0" w:noVBand="0" w:val="0020"/>
       </w:tblPr>
       <w:tblGrid>
         <w:gridCol w:w="2640"/>
@@ -15341,7 +14951,7 @@
         <w:tc>
           <w:tcPr>
             <w:tcBorders>
-              <w:bottom w:val="single" w:sz="8" w:space="0" w:color="000000"/>
+              <w:bottom w:val="single" w:sz="6" w:space="0" w:color="333333"/>
             </w:tcBorders>
           </w:tcPr>
           <w:p>
@@ -15361,7 +14971,7 @@
         <w:tc>
           <w:tcPr>
             <w:tcBorders>
-              <w:bottom w:val="single" w:sz="8" w:space="0" w:color="000000"/>
+              <w:bottom w:val="single" w:sz="6" w:space="0" w:color="333333"/>
             </w:tcBorders>
           </w:tcPr>
           <w:p>
@@ -15388,7 +14998,7 @@
         <w:tc>
           <w:tcPr>
             <w:tcBorders>
-              <w:bottom w:val="single" w:sz="8" w:space="0" w:color="000000"/>
+              <w:bottom w:val="single" w:sz="6" w:space="0" w:color="333333"/>
             </w:tcBorders>
           </w:tcPr>
           <w:p>
@@ -15614,6 +15224,7 @@
       <w:pPr>
         <w:pStyle w:val="BodyText"/>
         <w:spacing w:before="120"/>
+        <w:ind w:firstLine="420"/>
       </w:pPr>
       <w:r>
         <w:rPr>
@@ -15621,7 +15232,7 @@
           <w:b/>
           <w:bCs/>
         </w:rPr>
-        <w:t xml:space="preserve">6-2</w:t>
+        <w:t xml:space="preserve">(2)</w:t>
       </w:r>
       <w:r>
         <w:rPr>
@@ -15971,6 +15582,7 @@
     <w:p>
       <w:pPr>
         <w:pStyle w:val="BodyText"/>
+        <w:ind w:firstLine="420"/>
       </w:pPr>
       <w:r>
         <w:rPr>
@@ -15978,7 +15590,7 @@
           <w:b/>
           <w:bCs/>
         </w:rPr>
-        <w:t xml:space="preserve">6-3</w:t>
+        <w:t xml:space="preserve">(3)</w:t>
       </w:r>
       <w:r>
         <w:rPr>
@@ -16217,31 +15829,6 @@
     </w:p>
     <w:p>
       <w:pPr>
-        <w:spacing w:before="0" w:after="0"/>
-      </w:pPr>
-    </w:p>
-    <w:p>
-      <w:pPr>
-        <w:spacing w:before="0" w:after="0"/>
-      </w:pPr>
-    </w:p>
-    <w:p>
-      <w:pPr>
-        <w:spacing w:before="0" w:after="0"/>
-      </w:pPr>
-    </w:p>
-    <w:p>
-      <w:pPr>
-        <w:spacing w:before="0" w:after="0"/>
-      </w:pPr>
-    </w:p>
-    <w:p>
-      <w:pPr>
-        <w:spacing w:before="0" w:after="0"/>
-      </w:pPr>
-    </w:p>
-    <w:p>
-      <w:pPr>
         <w:spacing w:before="160" w:after="80"/>
       </w:pPr>
       <w:r>
@@ -16250,6 +15837,16 @@
         </w:pict>
       </w:r>
     </w:p>
+    <w:p>
+      <w:pPr>
+        <w:spacing w:before="160" w:after="80"/>
+      </w:pPr>
+      <w:r>
+        <w:pict>
+          <v:rect style="width:0;height:1.5pt" o:hralign="center" o:hrstd="t" o:hr="t"/>
+        </w:pict>
+      </w:r>
+    </w:p>
     <w:bookmarkEnd w:id="51"/>
     <w:bookmarkStart w:id="52" w:name="第29题"/>
     <w:p>
@@ -16279,6 +15876,7 @@
     <w:p>
       <w:pPr>
         <w:pStyle w:val="FirstParagraph"/>
+        <w:ind w:firstLine="420"/>
       </w:pPr>
       <w:r>
         <w:rPr>
@@ -16296,6 +15894,7 @@
     <w:p>
       <w:pPr>
         <w:pStyle w:val="BodyText"/>
+        <w:ind w:firstLine="420"/>
       </w:pPr>
       <w:r>
         <w:rPr>
@@ -16303,7 +15902,7 @@
           <w:b/>
           <w:bCs/>
         </w:rPr>
-        <w:t xml:space="preserve">8-1</w:t>
+        <w:t xml:space="preserve">(1)</w:t>
       </w:r>
       <w:r>
         <w:rPr>
@@ -16499,6 +16098,7 @@
     <w:p>
       <w:pPr>
         <w:pStyle w:val="BodyText"/>
+        <w:ind w:firstLine="420"/>
       </w:pPr>
       <w:r>
         <w:rPr>
@@ -16506,7 +16106,7 @@
           <w:b/>
           <w:bCs/>
         </w:rPr>
-        <w:t xml:space="preserve">8-2</w:t>
+        <w:t xml:space="preserve">(2)</w:t>
       </w:r>
       <w:r>
         <w:rPr>
@@ -16542,6 +16142,7 @@
     <w:p>
       <w:pPr>
         <w:pStyle w:val="BodyText"/>
+        <w:ind w:firstLine="420"/>
       </w:pPr>
       <w:r>
         <w:rPr>
@@ -16549,7 +16150,7 @@
           <w:b/>
           <w:bCs/>
         </w:rPr>
-        <w:t xml:space="preserve">8-3</w:t>
+        <w:t xml:space="preserve">(3)</w:t>
       </w:r>
       <w:r>
         <w:rPr>
@@ -16763,6 +16364,7 @@
     <w:p>
       <w:pPr>
         <w:pStyle w:val="BodyText"/>
+        <w:ind w:firstLine="420"/>
       </w:pPr>
       <w:r>
         <w:rPr>
@@ -16770,7 +16372,7 @@
           <w:b/>
           <w:bCs/>
         </w:rPr>
-        <w:t xml:space="preserve">8-4</w:t>
+        <w:t xml:space="preserve">(4)</w:t>
       </w:r>
       <w:r>
         <w:rPr>
@@ -16918,6 +16520,7 @@
     <w:p>
       <w:pPr>
         <w:pStyle w:val="BodyText"/>
+        <w:ind w:firstLine="420"/>
       </w:pPr>
       <w:r>
         <w:rPr>
@@ -16925,7 +16528,7 @@
           <w:b/>
           <w:bCs/>
         </w:rPr>
-        <w:t xml:space="preserve">8-5</w:t>
+        <w:t xml:space="preserve">(5)</w:t>
       </w:r>
       <w:r>
         <w:rPr>
@@ -16961,6 +16564,7 @@
     <w:p>
       <w:pPr>
         <w:pStyle w:val="BodyText"/>
+        <w:ind w:firstLine="420"/>
       </w:pPr>
       <w:r>
         <w:rPr>
@@ -16968,7 +16572,7 @@
           <w:b/>
           <w:bCs/>
         </w:rPr>
-        <w:t xml:space="preserve">8-6</w:t>
+        <w:t xml:space="preserve">(6)</w:t>
       </w:r>
       <w:r>
         <w:rPr>
@@ -17078,46 +16682,6 @@
         </w:rPr>
         <w:t>。</w:t>
       </w:r>
-    </w:p>
-    <w:p>
-      <w:pPr>
-        <w:spacing w:before="0" w:after="0"/>
-      </w:pPr>
-    </w:p>
-    <w:p>
-      <w:pPr>
-        <w:spacing w:before="0" w:after="0"/>
-      </w:pPr>
-    </w:p>
-    <w:p>
-      <w:pPr>
-        <w:spacing w:before="0" w:after="0"/>
-      </w:pPr>
-    </w:p>
-    <w:p>
-      <w:pPr>
-        <w:spacing w:before="0" w:after="0"/>
-      </w:pPr>
-    </w:p>
-    <w:p>
-      <w:pPr>
-        <w:spacing w:before="0" w:after="0"/>
-      </w:pPr>
-    </w:p>
-    <w:p>
-      <w:pPr>
-        <w:spacing w:before="0" w:after="0"/>
-      </w:pPr>
-    </w:p>
-    <w:p>
-      <w:pPr>
-        <w:spacing w:before="0" w:after="0"/>
-      </w:pPr>
-    </w:p>
-    <w:p>
-      <w:pPr>
-        <w:spacing w:before="0" w:after="0"/>
-      </w:pPr>
     </w:p>
     <w:p>
       <w:pPr>
@@ -17129,6 +16693,16 @@
         </w:pict>
       </w:r>
     </w:p>
+    <w:p>
+      <w:pPr>
+        <w:spacing w:before="160" w:after="80"/>
+      </w:pPr>
+      <w:r>
+        <w:pict>
+          <v:rect style="width:0;height:1.5pt" o:hralign="center" o:hrstd="t" o:hr="t"/>
+        </w:pict>
+      </w:r>
+    </w:p>
     <w:bookmarkEnd w:id="52"/>
     <w:bookmarkStart w:id="53" w:name="第30题"/>
     <w:p>
@@ -17157,20 +16731,12 @@
     </w:p>
     <w:p>
       <w:pPr>
-        <w:pStyle w:val="FirstParagraph"/>
-      </w:pPr>
-      <w:r>
-        <w:rPr>
-          <w:rFonts w:ascii="Times New Roman" w:hAnsi="Times New Roman" w:eastAsia="Times New Roman" w:cs="Times New Roman"/>
-        </w:rPr>
-        <w:t xml:space="preserve">8-1</w:t>
-      </w:r>
-      <w:r>
-        <w:rPr>
-          <w:rFonts w:ascii="Times New Roman" w:hAnsi="Times New Roman" w:eastAsia="Times New Roman" w:cs="Times New Roman"/>
-        </w:rPr>
-        <w:t xml:space="preserve"> </w:t>
-      </w:r>
+        <w:numPr>
+          <w:ilvl w:val="0"/>
+          <w:numId w:val="1007"/>
+        </w:numPr>
+        <w:ind w:firstLine="420"/>
+      </w:pPr>
       <m:oMath>
         <m:sSub>
           <m:e>
@@ -17361,14 +16927,12 @@
     </w:p>
     <w:p>
       <w:pPr>
-        <w:pStyle w:val="BodyText"/>
-      </w:pPr>
-      <w:r>
-        <w:rPr>
-          <w:rFonts w:ascii="Times New Roman" w:hAnsi="Times New Roman" w:eastAsia="Times New Roman" w:cs="Times New Roman"/>
-        </w:rPr>
-        <w:t xml:space="preserve">8-2 </w:t>
-      </w:r>
+        <w:numPr>
+          <w:ilvl w:val="0"/>
+          <w:numId w:val="1007"/>
+        </w:numPr>
+        <w:ind w:firstLine="420"/>
+      </w:pPr>
       <w:r>
         <w:rPr>
           <w:rFonts w:hint="eastAsia" w:ascii="Times New Roman" w:hAnsi="Times New Roman" w:eastAsia="FangSong" w:cs="Times New Roman"/>
@@ -17396,14 +16960,12 @@
     </w:p>
     <w:p>
       <w:pPr>
-        <w:pStyle w:val="BodyText"/>
-      </w:pPr>
-      <w:r>
-        <w:rPr>
-          <w:rFonts w:ascii="Times New Roman" w:hAnsi="Times New Roman" w:eastAsia="Times New Roman" w:cs="Times New Roman"/>
-        </w:rPr>
-        <w:t xml:space="preserve">8-3 </w:t>
-      </w:r>
+        <w:numPr>
+          <w:ilvl w:val="0"/>
+          <w:numId w:val="1007"/>
+        </w:numPr>
+        <w:ind w:firstLine="420"/>
+      </w:pPr>
       <w:r>
         <w:rPr>
           <w:rFonts w:hint="eastAsia" w:ascii="Times New Roman" w:hAnsi="Times New Roman" w:eastAsia="FangSong" w:cs="Times New Roman"/>
@@ -17789,31 +17351,6 @@
     </w:p>
     <w:p>
       <w:pPr>
-        <w:spacing w:before="0" w:after="0"/>
-      </w:pPr>
-    </w:p>
-    <w:p>
-      <w:pPr>
-        <w:spacing w:before="0" w:after="0"/>
-      </w:pPr>
-    </w:p>
-    <w:p>
-      <w:pPr>
-        <w:spacing w:before="0" w:after="0"/>
-      </w:pPr>
-    </w:p>
-    <w:p>
-      <w:pPr>
-        <w:spacing w:before="0" w:after="0"/>
-      </w:pPr>
-    </w:p>
-    <w:p>
-      <w:pPr>
-        <w:spacing w:before="0" w:after="0"/>
-      </w:pPr>
-    </w:p>
-    <w:p>
-      <w:pPr>
         <w:spacing w:before="160" w:after="80"/>
       </w:pPr>
       <w:r>
@@ -17822,6 +17359,16 @@
         </w:pict>
       </w:r>
     </w:p>
+    <w:p>
+      <w:pPr>
+        <w:spacing w:before="160" w:after="80"/>
+      </w:pPr>
+      <w:r>
+        <w:pict>
+          <v:rect style="width:0;height:1.5pt" o:hralign="center" o:hrstd="t" o:hr="t"/>
+        </w:pict>
+      </w:r>
+    </w:p>
     <w:bookmarkEnd w:id="53"/>
     <w:bookmarkStart w:id="54" w:name="第31题"/>
     <w:p>
@@ -17851,6 +17398,7 @@
     <w:p>
       <w:pPr>
         <w:pStyle w:val="FirstParagraph"/>
+        <w:ind w:firstLine="420"/>
       </w:pPr>
       <w:r>
         <w:rPr>
@@ -17876,7 +17424,7 @@
         <m:sSup>
           <m:e>
             <m:r>
-              <m:t xml:space="preserve"> </m:t>
+              <m:t>​</m:t>
             </m:r>
           </m:e>
           <m:sup>
@@ -17928,7 +17476,7 @@
         <m:sSup>
           <m:e>
             <m:r>
-              <m:t xml:space="preserve"> </m:t>
+              <m:t>​</m:t>
             </m:r>
           </m:e>
           <m:sup>
@@ -17992,7 +17540,7 @@
         <m:sSup>
           <m:e>
             <m:r>
-              <m:t xml:space="preserve"> </m:t>
+              <m:t>​</m:t>
             </m:r>
           </m:e>
           <m:sup>
@@ -18056,7 +17604,7 @@
         <m:sSup>
           <m:e>
             <m:r>
-              <m:t xml:space="preserve"> </m:t>
+              <m:t>​</m:t>
             </m:r>
           </m:e>
           <m:sup>
@@ -18108,7 +17656,7 @@
         <m:sSup>
           <m:e>
             <m:r>
-              <m:t xml:space="preserve"> </m:t>
+              <m:t>​</m:t>
             </m:r>
           </m:e>
           <m:sup>
@@ -18172,7 +17720,7 @@
         <m:sSup>
           <m:e>
             <m:r>
-              <m:t xml:space="preserve"> </m:t>
+              <m:t>​</m:t>
             </m:r>
           </m:e>
           <m:sup>
@@ -18219,7 +17767,7 @@
           <m:sSup>
             <m:e>
               <m:r>
-                <m:t xml:space="preserve"> </m:t>
+                <m:t>​</m:t>
               </m:r>
             </m:e>
             <m:sup>
@@ -18297,7 +17845,7 @@
           <m:sSup>
             <m:e>
               <m:r>
-                <m:t xml:space="preserve"> </m:t>
+                <m:t>​</m:t>
               </m:r>
             </m:e>
             <m:sup>
@@ -18375,7 +17923,7 @@
           <m:sSup>
             <m:e>
               <m:r>
-                <m:t xml:space="preserve"> </m:t>
+                <m:t>​</m:t>
               </m:r>
             </m:e>
             <m:sup>
@@ -18453,7 +18001,7 @@
           <m:sSup>
             <m:e>
               <m:r>
-                <m:t xml:space="preserve"> </m:t>
+                <m:t>​</m:t>
               </m:r>
             </m:e>
             <m:sup>
@@ -18480,6 +18028,7 @@
     <w:p>
       <w:pPr>
         <w:pStyle w:val="FirstParagraph"/>
+        <w:ind w:firstLine="420"/>
       </w:pPr>
       <w:r>
         <w:rPr>
@@ -18505,7 +18054,7 @@
         <m:sSup>
           <m:e>
             <m:r>
-              <m:t xml:space="preserve"> </m:t>
+              <m:t>​</m:t>
             </m:r>
           </m:e>
           <m:sup>
@@ -18557,7 +18106,7 @@
         <m:sSup>
           <m:e>
             <m:r>
-              <m:t xml:space="preserve"> </m:t>
+              <m:t>​</m:t>
             </m:r>
           </m:e>
           <m:sup>
@@ -18621,7 +18170,7 @@
         <m:sSup>
           <m:e>
             <m:r>
-              <m:t xml:space="preserve"> </m:t>
+              <m:t>​</m:t>
             </m:r>
           </m:e>
           <m:sup>
@@ -18673,7 +18222,7 @@
         <m:sSup>
           <m:e>
             <m:r>
-              <m:t xml:space="preserve"> </m:t>
+              <m:t>​</m:t>
             </m:r>
           </m:e>
           <m:sup>
@@ -18766,6 +18315,7 @@
     <w:p>
       <w:pPr>
         <w:pStyle w:val="BodyText"/>
+        <w:ind w:firstLine="420"/>
       </w:pPr>
       <w:r>
         <w:rPr>
@@ -18773,7 +18323,7 @@
           <w:b/>
           <w:bCs/>
         </w:rPr>
-        <w:t xml:space="preserve">1-1</w:t>
+        <w:t xml:space="preserve">(1)</w:t>
       </w:r>
       <w:r>
         <w:rPr>
@@ -18805,7 +18355,7 @@
         <m:sSup>
           <m:e>
             <m:r>
-              <m:t xml:space="preserve"> </m:t>
+              <m:t>​</m:t>
             </m:r>
           </m:e>
           <m:sup>
@@ -18849,6 +18399,7 @@
     <w:p>
       <w:pPr>
         <w:pStyle w:val="BodyText"/>
+        <w:ind w:firstLine="420"/>
       </w:pPr>
       <w:r>
         <w:rPr>
@@ -18856,7 +18407,7 @@
           <w:b/>
           <w:bCs/>
         </w:rPr>
-        <w:t xml:space="preserve">1-2</w:t>
+        <w:t xml:space="preserve">(2)</w:t>
       </w:r>
       <w:r>
         <w:rPr>
@@ -18888,7 +18439,7 @@
         <m:sSup>
           <m:e>
             <m:r>
-              <m:t xml:space="preserve"> </m:t>
+              <m:t>​</m:t>
             </m:r>
           </m:e>
           <m:sup>
@@ -18932,6 +18483,7 @@
     <w:p>
       <w:pPr>
         <w:pStyle w:val="BodyText"/>
+        <w:ind w:firstLine="420"/>
       </w:pPr>
       <w:r>
         <w:rPr>
@@ -18939,7 +18491,7 @@
           <w:b/>
           <w:bCs/>
         </w:rPr>
-        <w:t xml:space="preserve">1-3</w:t>
+        <w:t xml:space="preserve">(3)</w:t>
       </w:r>
       <w:r>
         <w:rPr>
@@ -18983,7 +18535,7 @@
         <m:sSup>
           <m:e>
             <m:r>
-              <m:t xml:space="preserve"> </m:t>
+              <m:t>​</m:t>
             </m:r>
           </m:e>
           <m:sup>
@@ -19047,7 +18599,7 @@
         <m:sSup>
           <m:e>
             <m:r>
-              <m:t xml:space="preserve"> </m:t>
+              <m:t>​</m:t>
             </m:r>
           </m:e>
           <m:sup>
@@ -19102,46 +18654,6 @@
     </w:p>
     <w:p>
       <w:pPr>
-        <w:spacing w:before="0" w:after="0"/>
-      </w:pPr>
-    </w:p>
-    <w:p>
-      <w:pPr>
-        <w:spacing w:before="0" w:after="0"/>
-      </w:pPr>
-    </w:p>
-    <w:p>
-      <w:pPr>
-        <w:spacing w:before="0" w:after="0"/>
-      </w:pPr>
-    </w:p>
-    <w:p>
-      <w:pPr>
-        <w:spacing w:before="0" w:after="0"/>
-      </w:pPr>
-    </w:p>
-    <w:p>
-      <w:pPr>
-        <w:spacing w:before="0" w:after="0"/>
-      </w:pPr>
-    </w:p>
-    <w:p>
-      <w:pPr>
-        <w:spacing w:before="0" w:after="0"/>
-      </w:pPr>
-    </w:p>
-    <w:p>
-      <w:pPr>
-        <w:spacing w:before="0" w:after="0"/>
-      </w:pPr>
-    </w:p>
-    <w:p>
-      <w:pPr>
-        <w:spacing w:before="0" w:after="0"/>
-      </w:pPr>
-    </w:p>
-    <w:p>
-      <w:pPr>
         <w:spacing w:before="160" w:after="80"/>
       </w:pPr>
       <w:r>
@@ -19150,6 +18662,16 @@
         </w:pict>
       </w:r>
     </w:p>
+    <w:p>
+      <w:pPr>
+        <w:spacing w:before="160" w:after="80"/>
+      </w:pPr>
+      <w:r>
+        <w:pict>
+          <v:rect style="width:0;height:1.5pt" o:hralign="center" o:hrstd="t" o:hr="t"/>
+        </w:pict>
+      </w:r>
+    </w:p>
     <w:bookmarkEnd w:id="54"/>
     <w:bookmarkStart w:id="55" w:name="第32题"/>
     <w:p>
@@ -19180,6 +18702,7 @@
       <w:pPr>
         <w:pStyle w:val="FirstParagraph"/>
         <w:spacing w:after="80"/>
+        <w:ind w:firstLine="420"/>
       </w:pPr>
       <w:r>
         <w:rPr>
@@ -19253,15 +18776,16 @@
       <w:tblPr>
         <w:tblStyle w:val="Table"/>
         <w:tblW w:type="auto" w:w="0"/>
+        <w:tblLook w:firstRow="1" w:lastRow="0" w:firstColumn="0" w:lastColumn="0" w:noHBand="0" w:noVBand="0" w:val="0020"/>
+        <w:jc w:val="center"/>
         <w:tblBorders>
-          <w:top w:val="single" w:sz="12" w:space="0" w:color="000000"/>
-          <w:left w:val="none" w:sz="0" w:space="0" w:color="auto"/>
-          <w:bottom w:val="single" w:sz="12" w:space="0" w:color="000000"/>
-          <w:right w:val="none" w:sz="0" w:space="0" w:color="auto"/>
-          <w:insideH w:val="none" w:sz="0" w:space="0" w:color="auto"/>
-          <w:insideV w:val="none" w:sz="0" w:space="0" w:color="auto"/>
+          <w:top w:val="single" w:sz="12" w:space="0" w:color="333333"/>
+          <w:bottom w:val="single" w:sz="12" w:space="0" w:color="333333"/>
+          <w:left w:val="none"/>
+          <w:right w:val="none"/>
+          <w:insideH w:val="none"/>
+          <w:insideV w:val="none"/>
         </w:tblBorders>
-        <w:tblLook w:firstRow="1" w:lastRow="0" w:firstColumn="0" w:lastColumn="0" w:noHBand="0" w:noVBand="0" w:val="0020"/>
       </w:tblPr>
       <w:tblGrid>
         <w:gridCol w:w="1131"/>
@@ -19279,7 +18803,7 @@
         <w:tc>
           <w:tcPr>
             <w:tcBorders>
-              <w:bottom w:val="single" w:sz="8" w:space="0" w:color="000000"/>
+              <w:bottom w:val="single" w:sz="6" w:space="0" w:color="333333"/>
             </w:tcBorders>
           </w:tcPr>
           <w:p>
@@ -19299,7 +18823,7 @@
         <w:tc>
           <w:tcPr>
             <w:tcBorders>
-              <w:bottom w:val="single" w:sz="8" w:space="0" w:color="000000"/>
+              <w:bottom w:val="single" w:sz="6" w:space="0" w:color="333333"/>
             </w:tcBorders>
           </w:tcPr>
           <w:p>
@@ -19333,7 +18857,7 @@
         <w:tc>
           <w:tcPr>
             <w:tcBorders>
-              <w:bottom w:val="single" w:sz="8" w:space="0" w:color="000000"/>
+              <w:bottom w:val="single" w:sz="6" w:space="0" w:color="333333"/>
             </w:tcBorders>
           </w:tcPr>
           <w:p>
@@ -19367,7 +18891,7 @@
         <w:tc>
           <w:tcPr>
             <w:tcBorders>
-              <w:bottom w:val="single" w:sz="8" w:space="0" w:color="000000"/>
+              <w:bottom w:val="single" w:sz="6" w:space="0" w:color="333333"/>
             </w:tcBorders>
           </w:tcPr>
           <w:p>
@@ -19401,7 +18925,7 @@
         <w:tc>
           <w:tcPr>
             <w:tcBorders>
-              <w:bottom w:val="single" w:sz="8" w:space="0" w:color="000000"/>
+              <w:bottom w:val="single" w:sz="6" w:space="0" w:color="333333"/>
             </w:tcBorders>
           </w:tcPr>
           <w:p>
@@ -19435,7 +18959,7 @@
         <w:tc>
           <w:tcPr>
             <w:tcBorders>
-              <w:bottom w:val="single" w:sz="8" w:space="0" w:color="000000"/>
+              <w:bottom w:val="single" w:sz="6" w:space="0" w:color="333333"/>
             </w:tcBorders>
           </w:tcPr>
           <w:p>
@@ -19469,7 +18993,7 @@
         <w:tc>
           <w:tcPr>
             <w:tcBorders>
-              <w:bottom w:val="single" w:sz="8" w:space="0" w:color="000000"/>
+              <w:bottom w:val="single" w:sz="6" w:space="0" w:color="333333"/>
             </w:tcBorders>
           </w:tcPr>
           <w:p>
@@ -20383,15 +19907,13 @@
     </w:tbl>
     <w:p>
       <w:pPr>
-        <w:pStyle w:val="BodyText"/>
+        <w:numPr>
+          <w:ilvl w:val="0"/>
+          <w:numId w:val="1008"/>
+        </w:numPr>
         <w:spacing w:before="120"/>
-      </w:pPr>
-      <w:r>
-        <w:rPr>
-          <w:rFonts w:ascii="Times New Roman" w:hAnsi="Times New Roman" w:eastAsia="Times New Roman" w:cs="Times New Roman"/>
-        </w:rPr>
-        <w:t xml:space="preserve">10-1 </w:t>
-      </w:r>
+        <w:ind w:firstLine="420"/>
+      </w:pPr>
       <w:r>
         <w:rPr>
           <w:rFonts w:hint="eastAsia" w:ascii="Times New Roman" w:hAnsi="Times New Roman" w:eastAsia="FangSong" w:cs="Times New Roman"/>
@@ -20419,14 +19941,12 @@
     </w:p>
     <w:p>
       <w:pPr>
-        <w:pStyle w:val="BodyText"/>
-      </w:pPr>
-      <w:r>
-        <w:rPr>
-          <w:rFonts w:ascii="Times New Roman" w:hAnsi="Times New Roman" w:eastAsia="Times New Roman" w:cs="Times New Roman"/>
-        </w:rPr>
-        <w:t xml:space="preserve">10-2 </w:t>
-      </w:r>
+        <w:numPr>
+          <w:ilvl w:val="0"/>
+          <w:numId w:val="1008"/>
+        </w:numPr>
+        <w:ind w:firstLine="420"/>
+      </w:pPr>
       <w:r>
         <w:rPr>
           <w:rFonts w:hint="eastAsia" w:ascii="Times New Roman" w:hAnsi="Times New Roman" w:eastAsia="FangSong" w:cs="Times New Roman"/>
@@ -20463,46 +19983,6 @@
         </w:rPr>
         <w:t>。</w:t>
       </w:r>
-    </w:p>
-    <w:p>
-      <w:pPr>
-        <w:spacing w:before="0" w:after="0"/>
-      </w:pPr>
-    </w:p>
-    <w:p>
-      <w:pPr>
-        <w:spacing w:before="0" w:after="0"/>
-      </w:pPr>
-    </w:p>
-    <w:p>
-      <w:pPr>
-        <w:spacing w:before="0" w:after="0"/>
-      </w:pPr>
-    </w:p>
-    <w:p>
-      <w:pPr>
-        <w:spacing w:before="0" w:after="0"/>
-      </w:pPr>
-    </w:p>
-    <w:p>
-      <w:pPr>
-        <w:spacing w:before="0" w:after="0"/>
-      </w:pPr>
-    </w:p>
-    <w:p>
-      <w:pPr>
-        <w:spacing w:before="0" w:after="0"/>
-      </w:pPr>
-    </w:p>
-    <w:p>
-      <w:pPr>
-        <w:spacing w:before="0" w:after="0"/>
-      </w:pPr>
-    </w:p>
-    <w:p>
-      <w:pPr>
-        <w:spacing w:before="0" w:after="0"/>
-      </w:pPr>
     </w:p>
     <w:p>
       <w:pPr>
@@ -20514,6 +19994,16 @@
         </w:pict>
       </w:r>
     </w:p>
+    <w:p>
+      <w:pPr>
+        <w:spacing w:before="160" w:after="80"/>
+      </w:pPr>
+      <w:r>
+        <w:pict>
+          <v:rect style="width:0;height:1.5pt" o:hralign="center" o:hrstd="t" o:hr="t"/>
+        </w:pict>
+      </w:r>
+    </w:p>
     <w:bookmarkEnd w:id="55"/>
     <w:bookmarkStart w:id="56" w:name="第33题"/>
     <w:p>
@@ -20542,15 +20032,14 @@
     </w:p>
     <w:p>
       <w:pPr>
-        <w:pStyle w:val="FirstParagraph"/>
+        <w:pStyle w:val="Compact"/>
+        <w:numPr>
+          <w:ilvl w:val="0"/>
+          <w:numId w:val="1009"/>
+        </w:numPr>
         <w:spacing w:after="80"/>
-      </w:pPr>
-      <w:r>
-        <w:rPr>
-          <w:rFonts w:ascii="Times New Roman" w:hAnsi="Times New Roman" w:eastAsia="Times New Roman" w:cs="Times New Roman"/>
-        </w:rPr>
-        <w:t xml:space="preserve">4-1 </w:t>
-      </w:r>
+        <w:ind w:firstLine="420"/>
+      </w:pPr>
       <w:r>
         <w:rPr>
           <w:rFonts w:hint="eastAsia" w:ascii="Times New Roman" w:hAnsi="Times New Roman" w:eastAsia="FangSong" w:cs="Times New Roman"/>
@@ -20843,15 +20332,16 @@
       <w:tblPr>
         <w:tblStyle w:val="Table"/>
         <w:tblW w:type="auto" w:w="0"/>
+        <w:tblLook w:firstRow="1" w:lastRow="0" w:firstColumn="0" w:lastColumn="0" w:noHBand="0" w:noVBand="0" w:val="0020"/>
+        <w:jc w:val="center"/>
         <w:tblBorders>
-          <w:top w:val="single" w:sz="12" w:space="0" w:color="000000"/>
-          <w:left w:val="none" w:sz="0" w:space="0" w:color="auto"/>
-          <w:bottom w:val="single" w:sz="12" w:space="0" w:color="000000"/>
-          <w:right w:val="none" w:sz="0" w:space="0" w:color="auto"/>
-          <w:insideH w:val="none" w:sz="0" w:space="0" w:color="auto"/>
-          <w:insideV w:val="none" w:sz="0" w:space="0" w:color="auto"/>
+          <w:top w:val="single" w:sz="12" w:space="0" w:color="333333"/>
+          <w:bottom w:val="single" w:sz="12" w:space="0" w:color="333333"/>
+          <w:left w:val="none"/>
+          <w:right w:val="none"/>
+          <w:insideH w:val="none"/>
+          <w:insideV w:val="none"/>
         </w:tblBorders>
-        <w:tblLook w:firstRow="1" w:lastRow="0" w:firstColumn="0" w:lastColumn="0" w:noHBand="0" w:noVBand="0" w:val="0020"/>
       </w:tblPr>
       <w:tblGrid>
         <w:gridCol w:w="1131"/>
@@ -20869,7 +20359,7 @@
         <w:tc>
           <w:tcPr>
             <w:tcBorders>
-              <w:bottom w:val="single" w:sz="8" w:space="0" w:color="000000"/>
+              <w:bottom w:val="single" w:sz="6" w:space="0" w:color="333333"/>
             </w:tcBorders>
           </w:tcPr>
           <w:p>
@@ -20889,7 +20379,7 @@
         <w:tc>
           <w:tcPr>
             <w:tcBorders>
-              <w:bottom w:val="single" w:sz="8" w:space="0" w:color="000000"/>
+              <w:bottom w:val="single" w:sz="6" w:space="0" w:color="333333"/>
             </w:tcBorders>
           </w:tcPr>
           <w:p>
@@ -20909,7 +20399,7 @@
         <w:tc>
           <w:tcPr>
             <w:tcBorders>
-              <w:bottom w:val="single" w:sz="8" w:space="0" w:color="000000"/>
+              <w:bottom w:val="single" w:sz="6" w:space="0" w:color="333333"/>
             </w:tcBorders>
           </w:tcPr>
           <w:p>
@@ -20929,7 +20419,7 @@
         <w:tc>
           <w:tcPr>
             <w:tcBorders>
-              <w:bottom w:val="single" w:sz="8" w:space="0" w:color="000000"/>
+              <w:bottom w:val="single" w:sz="6" w:space="0" w:color="333333"/>
             </w:tcBorders>
           </w:tcPr>
           <w:p>
@@ -20949,7 +20439,7 @@
         <w:tc>
           <w:tcPr>
             <w:tcBorders>
-              <w:bottom w:val="single" w:sz="8" w:space="0" w:color="000000"/>
+              <w:bottom w:val="single" w:sz="6" w:space="0" w:color="333333"/>
             </w:tcBorders>
           </w:tcPr>
           <w:p>
@@ -20969,7 +20459,7 @@
         <w:tc>
           <w:tcPr>
             <w:tcBorders>
-              <w:bottom w:val="single" w:sz="8" w:space="0" w:color="000000"/>
+              <w:bottom w:val="single" w:sz="6" w:space="0" w:color="333333"/>
             </w:tcBorders>
           </w:tcPr>
           <w:p>
@@ -20989,7 +20479,7 @@
         <w:tc>
           <w:tcPr>
             <w:tcBorders>
-              <w:bottom w:val="single" w:sz="8" w:space="0" w:color="000000"/>
+              <w:bottom w:val="single" w:sz="6" w:space="0" w:color="333333"/>
             </w:tcBorders>
           </w:tcPr>
           <w:p>
@@ -21117,21 +20607,14 @@
     </w:tbl>
     <w:p>
       <w:pPr>
-        <w:pStyle w:val="BodyText"/>
+        <w:pStyle w:val="Compact"/>
+        <w:numPr>
+          <w:ilvl w:val="0"/>
+          <w:numId w:val="1010"/>
+        </w:numPr>
         <w:spacing w:before="120"/>
-      </w:pPr>
-      <w:r>
-        <w:rPr>
-          <w:rFonts w:ascii="Times New Roman" w:hAnsi="Times New Roman" w:eastAsia="Times New Roman" w:cs="Times New Roman"/>
-        </w:rPr>
-        <w:t xml:space="preserve">4-2</w:t>
-      </w:r>
-      <w:r>
-        <w:rPr>
-          <w:rFonts w:ascii="Times New Roman" w:hAnsi="Times New Roman" w:eastAsia="Times New Roman" w:cs="Times New Roman"/>
-        </w:rPr>
-        <w:t xml:space="preserve"> </w:t>
-      </w:r>
+        <w:ind w:firstLine="420"/>
+      </w:pPr>
       <m:oMath>
         <m:oMathPr>
           <m:ctrlPr>
@@ -21254,31 +20737,6 @@
     </w:p>
     <w:p>
       <w:pPr>
-        <w:spacing w:before="0" w:after="0"/>
-      </w:pPr>
-    </w:p>
-    <w:p>
-      <w:pPr>
-        <w:spacing w:before="0" w:after="0"/>
-      </w:pPr>
-    </w:p>
-    <w:p>
-      <w:pPr>
-        <w:spacing w:before="0" w:after="0"/>
-      </w:pPr>
-    </w:p>
-    <w:p>
-      <w:pPr>
-        <w:spacing w:before="0" w:after="0"/>
-      </w:pPr>
-    </w:p>
-    <w:p>
-      <w:pPr>
-        <w:spacing w:before="0" w:after="0"/>
-      </w:pPr>
-    </w:p>
-    <w:p>
-      <w:pPr>
         <w:spacing w:before="160" w:after="80"/>
       </w:pPr>
       <w:r>
@@ -21287,216 +20745,6 @@
         </w:pict>
       </w:r>
     </w:p>
-    <w:bookmarkEnd w:id="56"/>
-    <w:bookmarkStart w:id="57" w:name="第34题"/>
-    <w:p>
-      <w:pPr>
-        <w:pStyle w:val="Heading3"/>
-        <w:spacing w:before="280" w:after="120"/>
-      </w:pPr>
-      <w:r>
-        <w:rPr>
-          <w:rFonts w:hint="eastAsia" w:ascii="Times New Roman" w:hAnsi="Times New Roman" w:eastAsia="SimHei" w:cs="Times New Roman"/>
-        </w:rPr>
-        <w:t>第</w:t>
-      </w:r>
-      <w:r>
-        <w:rPr>
-          <w:rFonts w:hint="eastAsia" w:ascii="Times New Roman" w:hAnsi="Times New Roman" w:eastAsia="Times New Roman" w:cs="Times New Roman"/>
-        </w:rPr>
-        <w:t>34</w:t>
-      </w:r>
-      <w:r>
-        <w:rPr>
-          <w:rFonts w:hint="eastAsia" w:ascii="Times New Roman" w:hAnsi="Times New Roman" w:eastAsia="SimHei" w:cs="Times New Roman"/>
-        </w:rPr>
-        <w:t>题</w:t>
-      </w:r>
-    </w:p>
-    <w:p>
-      <w:pPr>
-        <w:pStyle w:val="FirstParagraph"/>
-      </w:pPr>
-      <w:r>
-        <w:rPr>
-          <w:rFonts w:hint="eastAsia" w:ascii="Times New Roman" w:hAnsi="Times New Roman" w:eastAsia="FangSong" w:cs="Times New Roman"/>
-        </w:rPr>
-        <w:t>热核爆炸是用裂变弹</w:t>
-      </w:r>
-      <w:r>
-        <w:rPr>
-          <w:rFonts w:hint="eastAsia" w:ascii="Times New Roman" w:hAnsi="Times New Roman" w:eastAsia="Times New Roman" w:cs="Times New Roman"/>
-        </w:rPr>
-        <w:t>（</w:t>
-      </w:r>
-      <w:r>
-        <w:rPr>
-          <w:rFonts w:hint="eastAsia" w:ascii="Times New Roman" w:hAnsi="Times New Roman" w:eastAsia="FangSong" w:cs="Times New Roman"/>
-        </w:rPr>
-        <w:t>如钚弹</w:t>
-      </w:r>
-      <w:r>
-        <w:rPr>
-          <w:rFonts w:hint="eastAsia" w:ascii="Times New Roman" w:hAnsi="Times New Roman" w:eastAsia="Times New Roman" w:cs="Times New Roman"/>
-        </w:rPr>
-        <w:t>）</w:t>
-      </w:r>
-      <w:r>
-        <w:rPr>
-          <w:rFonts w:hint="eastAsia" w:ascii="Times New Roman" w:hAnsi="Times New Roman" w:eastAsia="FangSong" w:cs="Times New Roman"/>
-        </w:rPr>
-        <w:t>激发</w:t>
-      </w:r>
-      <w:r>
-        <w:rPr>
-          <w:rFonts w:ascii="Times New Roman" w:hAnsi="Times New Roman" w:eastAsia="Times New Roman" w:cs="Times New Roman"/>
-        </w:rPr>
-        <w:t xml:space="preserve"> D—T </w:t>
-      </w:r>
-      <w:r>
-        <w:rPr>
-          <w:rFonts w:hint="eastAsia" w:ascii="Times New Roman" w:hAnsi="Times New Roman" w:eastAsia="FangSong" w:cs="Times New Roman"/>
-        </w:rPr>
-        <w:t>混合物发生聚变反应</w:t>
-      </w:r>
-      <w:r>
-        <w:rPr>
-          <w:rFonts w:hint="eastAsia" w:ascii="Times New Roman" w:hAnsi="Times New Roman" w:eastAsia="Times New Roman" w:cs="Times New Roman"/>
-        </w:rPr>
-        <w:t>。</w:t>
-      </w:r>
-    </w:p>
-    <w:p>
-      <w:pPr>
-        <w:pStyle w:val="BodyText"/>
-      </w:pPr>
-      <w:r>
-        <w:rPr>
-          <w:rFonts w:ascii="Times New Roman" w:hAnsi="Times New Roman" w:eastAsia="Times New Roman" w:cs="Times New Roman"/>
-        </w:rPr>
-        <w:t xml:space="preserve">9-1 </w:t>
-      </w:r>
-      <w:r>
-        <w:rPr>
-          <w:rFonts w:hint="eastAsia" w:ascii="Times New Roman" w:hAnsi="Times New Roman" w:eastAsia="FangSong" w:cs="Times New Roman"/>
-        </w:rPr>
-        <w:t>按书写要求写出核反应方程式</w:t>
-      </w:r>
-      <w:r>
-        <w:rPr>
-          <w:rFonts w:hint="eastAsia" w:ascii="Times New Roman" w:hAnsi="Times New Roman" w:eastAsia="Times New Roman" w:cs="Times New Roman"/>
-        </w:rPr>
-        <w:t>：____。</w:t>
-      </w:r>
-    </w:p>
-    <w:p>
-      <w:pPr>
-        <w:pStyle w:val="BodyText"/>
-      </w:pPr>
-      <w:r>
-        <w:rPr>
-          <w:rFonts w:ascii="Times New Roman" w:hAnsi="Times New Roman" w:eastAsia="Times New Roman" w:cs="Times New Roman"/>
-        </w:rPr>
-        <w:t xml:space="preserve">9-2 </w:t>
-      </w:r>
-      <w:r>
-        <w:rPr>
-          <w:rFonts w:hint="eastAsia" w:ascii="Times New Roman" w:hAnsi="Times New Roman" w:eastAsia="FangSong" w:cs="Times New Roman"/>
-        </w:rPr>
-        <w:t xml:space="preserve">氢原子有</w:t>
-      </w:r>
-      <w:r>
-        <w:rPr>
-          <w:rFonts w:ascii="Times New Roman" w:hAnsi="Times New Roman" w:eastAsia="Times New Roman" w:cs="Times New Roman"/>
-        </w:rPr>
-        <w:t xml:space="preserve"> 2 </w:t>
-      </w:r>
-      <w:r>
-        <w:rPr>
-          <w:rFonts w:hint="eastAsia" w:ascii="Times New Roman" w:hAnsi="Times New Roman" w:eastAsia="FangSong" w:cs="Times New Roman"/>
-        </w:rPr>
-        <w:t>种变体</w:t>
-      </w:r>
-      <w:r>
-        <w:rPr>
-          <w:rFonts w:hint="eastAsia" w:ascii="Times New Roman" w:hAnsi="Times New Roman" w:eastAsia="Times New Roman" w:cs="Times New Roman"/>
-        </w:rPr>
-        <w:t>，</w:t>
-      </w:r>
-      <w:r>
-        <w:rPr>
-          <w:rFonts w:hint="eastAsia" w:ascii="Times New Roman" w:hAnsi="Times New Roman" w:eastAsia="FangSong" w:cs="Times New Roman"/>
-        </w:rPr>
-        <w:t>即正氢和仲氢</w:t>
-      </w:r>
-      <w:r>
-        <w:rPr>
-          <w:rFonts w:hint="eastAsia" w:ascii="Times New Roman" w:hAnsi="Times New Roman" w:eastAsia="Times New Roman" w:cs="Times New Roman"/>
-        </w:rPr>
-        <w:t>，</w:t>
-      </w:r>
-      <w:r>
-        <w:rPr>
-          <w:rFonts w:hint="eastAsia" w:ascii="Times New Roman" w:hAnsi="Times New Roman" w:eastAsia="FangSong" w:cs="Times New Roman"/>
-        </w:rPr>
-        <w:t>区别在于核的自旋量子数不同</w:t>
-      </w:r>
-      <w:r>
-        <w:rPr>
-          <w:rFonts w:hint="eastAsia" w:ascii="Times New Roman" w:hAnsi="Times New Roman" w:eastAsia="Times New Roman" w:cs="Times New Roman"/>
-        </w:rPr>
-        <w:t>，</w:t>
-      </w:r>
-      <w:r>
-        <w:rPr>
-          <w:rFonts w:hint="eastAsia" w:ascii="Times New Roman" w:hAnsi="Times New Roman" w:eastAsia="FangSong" w:cs="Times New Roman"/>
-        </w:rPr>
-        <w:t>现已知顺磁物质可以催化仲氢转变为正氢</w:t>
-      </w:r>
-      <w:r>
-        <w:rPr>
-          <w:rFonts w:hint="eastAsia" w:ascii="Times New Roman" w:hAnsi="Times New Roman" w:eastAsia="Times New Roman" w:cs="Times New Roman"/>
-        </w:rPr>
-        <w:t>。</w:t>
-      </w:r>
-      <w:r>
-        <w:rPr>
-          <w:rFonts w:hint="eastAsia" w:ascii="Times New Roman" w:hAnsi="Times New Roman" w:eastAsia="FangSong" w:cs="Times New Roman"/>
-        </w:rPr>
-        <w:t>试写出催化机理</w:t>
-      </w:r>
-      <w:r>
-        <w:rPr>
-          <w:rFonts w:hint="eastAsia" w:ascii="Times New Roman" w:hAnsi="Times New Roman" w:eastAsia="Times New Roman" w:cs="Times New Roman"/>
-        </w:rPr>
-        <w:t>：____。</w:t>
-      </w:r>
-    </w:p>
-    <w:p>
-      <w:pPr>
-        <w:spacing w:before="0" w:after="0"/>
-      </w:pPr>
-    </w:p>
-    <w:p>
-      <w:pPr>
-        <w:spacing w:before="0" w:after="0"/>
-      </w:pPr>
-    </w:p>
-    <w:p>
-      <w:pPr>
-        <w:spacing w:before="0" w:after="0"/>
-      </w:pPr>
-    </w:p>
-    <w:p>
-      <w:pPr>
-        <w:spacing w:before="0" w:after="0"/>
-      </w:pPr>
-    </w:p>
-    <w:p>
-      <w:pPr>
-        <w:spacing w:before="0" w:after="0"/>
-      </w:pPr>
-    </w:p>
     <w:p>
       <w:pPr>
         <w:spacing w:before="160" w:after="80"/>
@@ -21507,8 +20755,8 @@
         </w:pict>
       </w:r>
     </w:p>
-    <w:bookmarkEnd w:id="57"/>
-    <w:bookmarkStart w:id="58" w:name="第35题"/>
+    <w:bookmarkEnd w:id="56"/>
+    <w:bookmarkStart w:id="57" w:name="第34题"/>
     <w:p>
       <w:pPr>
         <w:pStyle w:val="Heading3"/>
@@ -21524,7 +20772,7 @@
         <w:rPr>
           <w:rFonts w:hint="eastAsia" w:ascii="Times New Roman" w:hAnsi="Times New Roman" w:eastAsia="Times New Roman" w:cs="Times New Roman"/>
         </w:rPr>
-        <w:t>35</w:t>
+        <w:t>34</w:t>
       </w:r>
       <w:r>
         <w:rPr>
@@ -21536,54 +20784,13 @@
     <w:p>
       <w:pPr>
         <w:pStyle w:val="FirstParagraph"/>
-      </w:pPr>
-      <w:r>
-        <w:rPr>
-          <w:rFonts w:hint="eastAsia" w:ascii="Times New Roman" w:hAnsi="Times New Roman" w:eastAsia="FangSong" w:cs="Times New Roman"/>
-        </w:rPr>
-        <w:t xml:space="preserve">某</w:t>
-      </w:r>
-      <w:r>
-        <w:rPr>
-          <w:rFonts w:ascii="Times New Roman" w:hAnsi="Times New Roman" w:eastAsia="Times New Roman" w:cs="Times New Roman"/>
-        </w:rPr>
-        <w:t xml:space="preserve"> AB </w:t>
-      </w:r>
-      <w:r>
-        <w:rPr>
-          <w:rFonts w:hint="eastAsia" w:ascii="Times New Roman" w:hAnsi="Times New Roman" w:eastAsia="FangSong" w:cs="Times New Roman"/>
-        </w:rPr>
-        <w:t xml:space="preserve">型离子化合物</w:t>
-      </w:r>
-      <w:r>
-        <w:rPr>
-          <w:rFonts w:ascii="Times New Roman" w:hAnsi="Times New Roman" w:eastAsia="Times New Roman" w:cs="Times New Roman"/>
-        </w:rPr>
-        <w:t xml:space="preserve"> </w:t>
-      </w:r>
-      <w:r>
-        <w:rPr>
-          <w:rFonts w:hint="eastAsia" w:ascii="Times New Roman" w:hAnsi="Times New Roman" w:eastAsia="Times New Roman" w:cs="Times New Roman"/>
-        </w:rPr>
-        <w:t>M，</w:t>
-      </w:r>
-      <w:r>
-        <w:rPr>
-          <w:rFonts w:hint="eastAsia" w:ascii="Times New Roman" w:hAnsi="Times New Roman" w:eastAsia="FangSong" w:cs="Times New Roman"/>
-        </w:rPr>
-        <w:t>溶于王水与硝酸按</w:t>
-      </w:r>
-      <w:r>
-        <w:rPr>
-          <w:rFonts w:ascii="Times New Roman" w:hAnsi="Times New Roman" w:eastAsia="Times New Roman" w:cs="Times New Roman"/>
-        </w:rPr>
-        <w:t xml:space="preserve"> 3:4 </w:t>
-      </w:r>
-      <w:r>
-        <w:rPr>
-          <w:rFonts w:hint="eastAsia" w:ascii="Times New Roman" w:hAnsi="Times New Roman" w:eastAsia="FangSong" w:cs="Times New Roman"/>
-        </w:rPr>
-        <w:t>反应</w:t>
+        <w:ind w:firstLine="420"/>
+      </w:pPr>
+      <w:r>
+        <w:rPr>
+          <w:rFonts w:hint="eastAsia" w:ascii="Times New Roman" w:hAnsi="Times New Roman" w:eastAsia="FangSong" w:cs="Times New Roman"/>
+        </w:rPr>
+        <w:t>热核爆炸是用裂变弹</w:t>
       </w:r>
       <w:r>
         <w:rPr>
@@ -21595,25 +20802,31 @@
         <w:rPr>
           <w:rFonts w:hint="eastAsia" w:ascii="Times New Roman" w:hAnsi="Times New Roman" w:eastAsia="FangSong" w:cs="Times New Roman"/>
         </w:rPr>
-        <w:t>假设生成气体全为</w:t>
-      </w:r>
-      <w:r>
-        <w:rPr>
-          <w:rFonts w:ascii="Times New Roman" w:hAnsi="Times New Roman" w:eastAsia="Times New Roman" w:cs="Times New Roman"/>
-        </w:rPr>
-        <w:t xml:space="preserve"> </w:t>
-      </w:r>
-      <w:r>
-        <w:rPr>
-          <w:rFonts w:hint="eastAsia" w:ascii="Times New Roman" w:hAnsi="Times New Roman" w:eastAsia="Times New Roman" w:cs="Times New Roman"/>
-        </w:rPr>
-        <w:t>NO），</w:t>
-      </w:r>
-      <w:r>
-        <w:rPr>
-          <w:rFonts w:hint="eastAsia" w:ascii="Times New Roman" w:hAnsi="Times New Roman" w:eastAsia="FangSong" w:cs="Times New Roman"/>
-        </w:rPr>
-        <w:t>并可分离一反磁性一元酸</w:t>
+        <w:t>如钚弹</w:t>
+      </w:r>
+      <w:r>
+        <w:rPr>
+          <w:rFonts w:hint="eastAsia" w:ascii="Times New Roman" w:hAnsi="Times New Roman" w:eastAsia="Times New Roman" w:cs="Times New Roman"/>
+        </w:rPr>
+        <w:t>）</w:t>
+      </w:r>
+      <w:r>
+        <w:rPr>
+          <w:rFonts w:hint="eastAsia" w:ascii="Times New Roman" w:hAnsi="Times New Roman" w:eastAsia="FangSong" w:cs="Times New Roman"/>
+        </w:rPr>
+        <w:t>激发</w:t>
+      </w:r>
+      <w:r>
+        <w:rPr>
+          <w:rFonts w:ascii="Times New Roman" w:hAnsi="Times New Roman" w:eastAsia="Times New Roman" w:cs="Times New Roman"/>
+        </w:rPr>
+        <w:t xml:space="preserve"> D—T </w:t>
+      </w:r>
+      <w:r>
+        <w:rPr>
+          <w:rFonts w:hint="eastAsia" w:ascii="Times New Roman" w:hAnsi="Times New Roman" w:eastAsia="FangSong" w:cs="Times New Roman"/>
+        </w:rPr>
+        <w:t>混合物发生聚变反应</w:t>
       </w:r>
       <w:r>
         <w:rPr>
@@ -21621,88 +20834,89 @@
         </w:rPr>
         <w:t>。</w:t>
       </w:r>
-      <w:r>
-        <w:rPr>
-          <w:rFonts w:hint="eastAsia" w:ascii="Times New Roman" w:hAnsi="Times New Roman" w:eastAsia="FangSong" w:cs="Times New Roman"/>
-        </w:rPr>
-        <w:t>已知</w:t>
-      </w:r>
-      <w:r>
-        <w:rPr>
-          <w:rFonts w:ascii="Times New Roman" w:hAnsi="Times New Roman" w:eastAsia="Times New Roman" w:cs="Times New Roman"/>
-        </w:rPr>
-        <w:t xml:space="preserve"> M </w:t>
-      </w:r>
-      <w:r>
-        <w:rPr>
-          <w:rFonts w:hint="eastAsia" w:ascii="Times New Roman" w:hAnsi="Times New Roman" w:eastAsia="FangSong" w:cs="Times New Roman"/>
-        </w:rPr>
-        <w:t>中两元素在同一周期</w:t>
-      </w:r>
-      <w:r>
-        <w:rPr>
-          <w:rFonts w:hint="eastAsia" w:ascii="Times New Roman" w:hAnsi="Times New Roman" w:eastAsia="Times New Roman" w:cs="Times New Roman"/>
-        </w:rPr>
-        <w:t>，M</w:t>
-      </w:r>
-      <w:r>
-        <w:rPr>
-          <w:rFonts w:ascii="Times New Roman" w:hAnsi="Times New Roman" w:eastAsia="Times New Roman" w:cs="Times New Roman"/>
-        </w:rPr>
-        <w:t xml:space="preserve"> </w:t>
-      </w:r>
-      <w:r>
-        <w:rPr>
-          <w:rFonts w:hint="eastAsia" w:ascii="Times New Roman" w:hAnsi="Times New Roman" w:eastAsia="FangSong" w:cs="Times New Roman"/>
-        </w:rPr>
-        <w:t xml:space="preserve">的阴离子显</w:t>
-      </w:r>
-      <w:r>
-        <w:rPr>
-          <w:rFonts w:ascii="Times New Roman" w:hAnsi="Times New Roman" w:eastAsia="Times New Roman" w:cs="Times New Roman"/>
-        </w:rPr>
-        <w:t xml:space="preserve"> −1 </w:t>
-      </w:r>
-      <w:r>
-        <w:rPr>
-          <w:rFonts w:hint="eastAsia" w:ascii="Times New Roman" w:hAnsi="Times New Roman" w:eastAsia="FangSong" w:cs="Times New Roman"/>
-        </w:rPr>
-        <w:t>价并具有稳定的闭壳层结构</w:t>
-      </w:r>
-      <w:r>
-        <w:rPr>
-          <w:rFonts w:hint="eastAsia" w:ascii="Times New Roman" w:hAnsi="Times New Roman" w:eastAsia="Times New Roman" w:cs="Times New Roman"/>
-        </w:rPr>
-        <w:t>：</w:t>
-      </w:r>
-    </w:p>
-    <w:p>
-      <w:pPr>
-        <w:pStyle w:val="BodyText"/>
-      </w:pPr>
-      <w:r>
-        <w:rPr>
-          <w:rFonts w:ascii="Times New Roman" w:hAnsi="Times New Roman" w:eastAsia="Times New Roman" w:cs="Times New Roman"/>
-        </w:rPr>
-        <w:t xml:space="preserve">6-1 </w:t>
-      </w:r>
-      <w:r>
-        <w:rPr>
-          <w:rFonts w:hint="eastAsia" w:ascii="Times New Roman" w:hAnsi="Times New Roman" w:eastAsia="FangSong" w:cs="Times New Roman"/>
-        </w:rPr>
-        <w:t xml:space="preserve">求</w:t>
-      </w:r>
-      <w:r>
-        <w:rPr>
-          <w:rFonts w:ascii="Times New Roman" w:hAnsi="Times New Roman" w:eastAsia="Times New Roman" w:cs="Times New Roman"/>
-        </w:rPr>
-        <w:t xml:space="preserve"> M </w:t>
-      </w:r>
-      <w:r>
-        <w:rPr>
-          <w:rFonts w:hint="eastAsia" w:ascii="Times New Roman" w:hAnsi="Times New Roman" w:eastAsia="FangSong" w:cs="Times New Roman"/>
-        </w:rPr>
-        <w:t>的化学式</w:t>
+    </w:p>
+    <w:p>
+      <w:pPr>
+        <w:numPr>
+          <w:ilvl w:val="0"/>
+          <w:numId w:val="1011"/>
+        </w:numPr>
+        <w:ind w:firstLine="420"/>
+      </w:pPr>
+      <w:r>
+        <w:rPr>
+          <w:rFonts w:hint="eastAsia" w:ascii="Times New Roman" w:hAnsi="Times New Roman" w:eastAsia="FangSong" w:cs="Times New Roman"/>
+        </w:rPr>
+        <w:t>按书写要求写出核反应方程式</w:t>
+      </w:r>
+      <w:r>
+        <w:rPr>
+          <w:rFonts w:hint="eastAsia" w:ascii="Times New Roman" w:hAnsi="Times New Roman" w:eastAsia="Times New Roman" w:cs="Times New Roman"/>
+        </w:rPr>
+        <w:t>：____。</w:t>
+      </w:r>
+    </w:p>
+    <w:p>
+      <w:pPr>
+        <w:numPr>
+          <w:ilvl w:val="0"/>
+          <w:numId w:val="1011"/>
+        </w:numPr>
+        <w:ind w:firstLine="420"/>
+      </w:pPr>
+      <w:r>
+        <w:rPr>
+          <w:rFonts w:hint="eastAsia" w:ascii="Times New Roman" w:hAnsi="Times New Roman" w:eastAsia="FangSong" w:cs="Times New Roman"/>
+        </w:rPr>
+        <w:t xml:space="preserve">氢原子有</w:t>
+      </w:r>
+      <w:r>
+        <w:rPr>
+          <w:rFonts w:ascii="Times New Roman" w:hAnsi="Times New Roman" w:eastAsia="Times New Roman" w:cs="Times New Roman"/>
+        </w:rPr>
+        <w:t xml:space="preserve"> 2 </w:t>
+      </w:r>
+      <w:r>
+        <w:rPr>
+          <w:rFonts w:hint="eastAsia" w:ascii="Times New Roman" w:hAnsi="Times New Roman" w:eastAsia="FangSong" w:cs="Times New Roman"/>
+        </w:rPr>
+        <w:t>种变体</w:t>
+      </w:r>
+      <w:r>
+        <w:rPr>
+          <w:rFonts w:hint="eastAsia" w:ascii="Times New Roman" w:hAnsi="Times New Roman" w:eastAsia="Times New Roman" w:cs="Times New Roman"/>
+        </w:rPr>
+        <w:t>，</w:t>
+      </w:r>
+      <w:r>
+        <w:rPr>
+          <w:rFonts w:hint="eastAsia" w:ascii="Times New Roman" w:hAnsi="Times New Roman" w:eastAsia="FangSong" w:cs="Times New Roman"/>
+        </w:rPr>
+        <w:t>即正氢和仲氢</w:t>
+      </w:r>
+      <w:r>
+        <w:rPr>
+          <w:rFonts w:hint="eastAsia" w:ascii="Times New Roman" w:hAnsi="Times New Roman" w:eastAsia="Times New Roman" w:cs="Times New Roman"/>
+        </w:rPr>
+        <w:t>，</w:t>
+      </w:r>
+      <w:r>
+        <w:rPr>
+          <w:rFonts w:hint="eastAsia" w:ascii="Times New Roman" w:hAnsi="Times New Roman" w:eastAsia="FangSong" w:cs="Times New Roman"/>
+        </w:rPr>
+        <w:t>区别在于核的自旋量子数不同</w:t>
+      </w:r>
+      <w:r>
+        <w:rPr>
+          <w:rFonts w:hint="eastAsia" w:ascii="Times New Roman" w:hAnsi="Times New Roman" w:eastAsia="Times New Roman" w:cs="Times New Roman"/>
+        </w:rPr>
+        <w:t>，</w:t>
+      </w:r>
+      <w:r>
+        <w:rPr>
+          <w:rFonts w:hint="eastAsia" w:ascii="Times New Roman" w:hAnsi="Times New Roman" w:eastAsia="FangSong" w:cs="Times New Roman"/>
+        </w:rPr>
+        <w:t>现已知顺磁物质可以催化仲氢转变为正氢</w:t>
       </w:r>
       <w:r>
         <w:rPr>
@@ -21710,101 +20924,18 @@
         </w:rPr>
         <w:t>。</w:t>
       </w:r>
-    </w:p>
-    <w:p>
-      <w:pPr>
-        <w:pStyle w:val="BodyText"/>
-      </w:pPr>
-      <w:r>
-        <w:rPr>
-          <w:rFonts w:ascii="Times New Roman" w:hAnsi="Times New Roman" w:eastAsia="Times New Roman" w:cs="Times New Roman"/>
-        </w:rPr>
-        <w:t xml:space="preserve">6-2 </w:t>
-      </w:r>
-      <w:r>
-        <w:rPr>
-          <w:rFonts w:hint="eastAsia" w:ascii="Times New Roman" w:hAnsi="Times New Roman" w:eastAsia="FangSong" w:cs="Times New Roman"/>
-        </w:rPr>
-        <w:t>为何阴离子可以稳定存在</w:t>
-      </w:r>
-      <w:r>
-        <w:rPr>
-          <w:rFonts w:hint="eastAsia" w:ascii="Times New Roman" w:hAnsi="Times New Roman" w:eastAsia="Times New Roman" w:cs="Times New Roman"/>
-        </w:rPr>
-        <w:t>。</w:t>
-      </w:r>
-    </w:p>
-    <w:p>
-      <w:pPr>
-        <w:pStyle w:val="BodyText"/>
-      </w:pPr>
-      <w:r>
-        <w:rPr>
-          <w:rFonts w:ascii="Times New Roman" w:hAnsi="Times New Roman" w:eastAsia="Times New Roman" w:cs="Times New Roman"/>
-        </w:rPr>
-        <w:t xml:space="preserve">6-3 </w:t>
-      </w:r>
-      <w:r>
-        <w:rPr>
-          <w:rFonts w:hint="eastAsia" w:ascii="Times New Roman" w:hAnsi="Times New Roman" w:eastAsia="FangSong" w:cs="Times New Roman"/>
-        </w:rPr>
-        <w:t>将两元素的单质分别做成形状相同的笼并压缩</w:t>
-      </w:r>
-      <w:r>
-        <w:rPr>
-          <w:rFonts w:hint="eastAsia" w:ascii="Times New Roman" w:hAnsi="Times New Roman" w:eastAsia="Times New Roman" w:cs="Times New Roman"/>
-        </w:rPr>
-        <w:t>，</w:t>
-      </w:r>
-      <w:r>
-        <w:rPr>
-          <w:rFonts w:hint="eastAsia" w:ascii="Times New Roman" w:hAnsi="Times New Roman" w:eastAsia="FangSong" w:cs="Times New Roman"/>
-        </w:rPr>
-        <w:t>两者形变能力相差很大</w:t>
-      </w:r>
-      <w:r>
-        <w:rPr>
-          <w:rFonts w:hint="eastAsia" w:ascii="Times New Roman" w:hAnsi="Times New Roman" w:eastAsia="Times New Roman" w:cs="Times New Roman"/>
-        </w:rPr>
-        <w:t>，</w:t>
-      </w:r>
-      <w:r>
-        <w:rPr>
-          <w:rFonts w:hint="eastAsia" w:ascii="Times New Roman" w:hAnsi="Times New Roman" w:eastAsia="FangSong" w:cs="Times New Roman"/>
-        </w:rPr>
-        <w:t>解释原因</w:t>
-      </w:r>
-      <w:r>
-        <w:rPr>
-          <w:rFonts w:hint="eastAsia" w:ascii="Times New Roman" w:hAnsi="Times New Roman" w:eastAsia="Times New Roman" w:cs="Times New Roman"/>
-        </w:rPr>
-        <w:t>。</w:t>
-      </w:r>
-    </w:p>
-    <w:p>
-      <w:pPr>
-        <w:spacing w:before="0" w:after="0"/>
-      </w:pPr>
-    </w:p>
-    <w:p>
-      <w:pPr>
-        <w:spacing w:before="0" w:after="0"/>
-      </w:pPr>
-    </w:p>
-    <w:p>
-      <w:pPr>
-        <w:spacing w:before="0" w:after="0"/>
-      </w:pPr>
-    </w:p>
-    <w:p>
-      <w:pPr>
-        <w:spacing w:before="0" w:after="0"/>
-      </w:pPr>
-    </w:p>
-    <w:p>
-      <w:pPr>
-        <w:spacing w:before="0" w:after="0"/>
-      </w:pPr>
+      <w:r>
+        <w:rPr>
+          <w:rFonts w:hint="eastAsia" w:ascii="Times New Roman" w:hAnsi="Times New Roman" w:eastAsia="FangSong" w:cs="Times New Roman"/>
+        </w:rPr>
+        <w:t>试写出催化机理</w:t>
+      </w:r>
+      <w:r>
+        <w:rPr>
+          <w:rFonts w:hint="eastAsia" w:ascii="Times New Roman" w:hAnsi="Times New Roman" w:eastAsia="Times New Roman" w:cs="Times New Roman"/>
+        </w:rPr>
+        <w:t>：____。</w:t>
+      </w:r>
     </w:p>
     <w:p>
       <w:pPr>
@@ -21816,6 +20947,305 @@
         </w:pict>
       </w:r>
     </w:p>
+    <w:p>
+      <w:pPr>
+        <w:spacing w:before="160" w:after="80"/>
+      </w:pPr>
+      <w:r>
+        <w:pict>
+          <v:rect style="width:0;height:1.5pt" o:hralign="center" o:hrstd="t" o:hr="t"/>
+        </w:pict>
+      </w:r>
+    </w:p>
+    <w:bookmarkEnd w:id="57"/>
+    <w:bookmarkStart w:id="58" w:name="第35题"/>
+    <w:p>
+      <w:pPr>
+        <w:pStyle w:val="Heading3"/>
+        <w:spacing w:before="280" w:after="120"/>
+      </w:pPr>
+      <w:r>
+        <w:rPr>
+          <w:rFonts w:hint="eastAsia" w:ascii="Times New Roman" w:hAnsi="Times New Roman" w:eastAsia="SimHei" w:cs="Times New Roman"/>
+        </w:rPr>
+        <w:t>第</w:t>
+      </w:r>
+      <w:r>
+        <w:rPr>
+          <w:rFonts w:hint="eastAsia" w:ascii="Times New Roman" w:hAnsi="Times New Roman" w:eastAsia="Times New Roman" w:cs="Times New Roman"/>
+        </w:rPr>
+        <w:t>35</w:t>
+      </w:r>
+      <w:r>
+        <w:rPr>
+          <w:rFonts w:hint="eastAsia" w:ascii="Times New Roman" w:hAnsi="Times New Roman" w:eastAsia="SimHei" w:cs="Times New Roman"/>
+        </w:rPr>
+        <w:t>题</w:t>
+      </w:r>
+    </w:p>
+    <w:p>
+      <w:pPr>
+        <w:pStyle w:val="FirstParagraph"/>
+        <w:ind w:firstLine="420"/>
+      </w:pPr>
+      <w:r>
+        <w:rPr>
+          <w:rFonts w:hint="eastAsia" w:ascii="Times New Roman" w:hAnsi="Times New Roman" w:eastAsia="FangSong" w:cs="Times New Roman"/>
+        </w:rPr>
+        <w:t xml:space="preserve">某</w:t>
+      </w:r>
+      <w:r>
+        <w:rPr>
+          <w:rFonts w:ascii="Times New Roman" w:hAnsi="Times New Roman" w:eastAsia="Times New Roman" w:cs="Times New Roman"/>
+        </w:rPr>
+        <w:t xml:space="preserve"> AB </w:t>
+      </w:r>
+      <w:r>
+        <w:rPr>
+          <w:rFonts w:hint="eastAsia" w:ascii="Times New Roman" w:hAnsi="Times New Roman" w:eastAsia="FangSong" w:cs="Times New Roman"/>
+        </w:rPr>
+        <w:t xml:space="preserve">型离子化合物</w:t>
+      </w:r>
+      <w:r>
+        <w:rPr>
+          <w:rFonts w:ascii="Times New Roman" w:hAnsi="Times New Roman" w:eastAsia="Times New Roman" w:cs="Times New Roman"/>
+        </w:rPr>
+        <w:t xml:space="preserve"> </w:t>
+      </w:r>
+      <w:r>
+        <w:rPr>
+          <w:rFonts w:hint="eastAsia" w:ascii="Times New Roman" w:hAnsi="Times New Roman" w:eastAsia="Times New Roman" w:cs="Times New Roman"/>
+        </w:rPr>
+        <w:t>M，</w:t>
+      </w:r>
+      <w:r>
+        <w:rPr>
+          <w:rFonts w:hint="eastAsia" w:ascii="Times New Roman" w:hAnsi="Times New Roman" w:eastAsia="FangSong" w:cs="Times New Roman"/>
+        </w:rPr>
+        <w:t>溶于王水与硝酸按</w:t>
+      </w:r>
+      <w:r>
+        <w:rPr>
+          <w:rFonts w:ascii="Times New Roman" w:hAnsi="Times New Roman" w:eastAsia="Times New Roman" w:cs="Times New Roman"/>
+        </w:rPr>
+        <w:t xml:space="preserve"> 3:4 </w:t>
+      </w:r>
+      <w:r>
+        <w:rPr>
+          <w:rFonts w:hint="eastAsia" w:ascii="Times New Roman" w:hAnsi="Times New Roman" w:eastAsia="FangSong" w:cs="Times New Roman"/>
+        </w:rPr>
+        <w:t>反应</w:t>
+      </w:r>
+      <w:r>
+        <w:rPr>
+          <w:rFonts w:hint="eastAsia" w:ascii="Times New Roman" w:hAnsi="Times New Roman" w:eastAsia="Times New Roman" w:cs="Times New Roman"/>
+        </w:rPr>
+        <w:t>（</w:t>
+      </w:r>
+      <w:r>
+        <w:rPr>
+          <w:rFonts w:hint="eastAsia" w:ascii="Times New Roman" w:hAnsi="Times New Roman" w:eastAsia="FangSong" w:cs="Times New Roman"/>
+        </w:rPr>
+        <w:t>假设生成气体全为</w:t>
+      </w:r>
+      <w:r>
+        <w:rPr>
+          <w:rFonts w:ascii="Times New Roman" w:hAnsi="Times New Roman" w:eastAsia="Times New Roman" w:cs="Times New Roman"/>
+        </w:rPr>
+        <w:t xml:space="preserve"> </w:t>
+      </w:r>
+      <w:r>
+        <w:rPr>
+          <w:rFonts w:hint="eastAsia" w:ascii="Times New Roman" w:hAnsi="Times New Roman" w:eastAsia="Times New Roman" w:cs="Times New Roman"/>
+        </w:rPr>
+        <w:t>NO），</w:t>
+      </w:r>
+      <w:r>
+        <w:rPr>
+          <w:rFonts w:hint="eastAsia" w:ascii="Times New Roman" w:hAnsi="Times New Roman" w:eastAsia="FangSong" w:cs="Times New Roman"/>
+        </w:rPr>
+        <w:t>并可分离一反磁性一元酸</w:t>
+      </w:r>
+      <w:r>
+        <w:rPr>
+          <w:rFonts w:hint="eastAsia" w:ascii="Times New Roman" w:hAnsi="Times New Roman" w:eastAsia="Times New Roman" w:cs="Times New Roman"/>
+        </w:rPr>
+        <w:t>。</w:t>
+      </w:r>
+      <w:r>
+        <w:rPr>
+          <w:rFonts w:hint="eastAsia" w:ascii="Times New Roman" w:hAnsi="Times New Roman" w:eastAsia="FangSong" w:cs="Times New Roman"/>
+        </w:rPr>
+        <w:t>已知</w:t>
+      </w:r>
+      <w:r>
+        <w:rPr>
+          <w:rFonts w:ascii="Times New Roman" w:hAnsi="Times New Roman" w:eastAsia="Times New Roman" w:cs="Times New Roman"/>
+        </w:rPr>
+        <w:t xml:space="preserve"> M </w:t>
+      </w:r>
+      <w:r>
+        <w:rPr>
+          <w:rFonts w:hint="eastAsia" w:ascii="Times New Roman" w:hAnsi="Times New Roman" w:eastAsia="FangSong" w:cs="Times New Roman"/>
+        </w:rPr>
+        <w:t>中两元素在同一周期</w:t>
+      </w:r>
+      <w:r>
+        <w:rPr>
+          <w:rFonts w:hint="eastAsia" w:ascii="Times New Roman" w:hAnsi="Times New Roman" w:eastAsia="Times New Roman" w:cs="Times New Roman"/>
+        </w:rPr>
+        <w:t>，M</w:t>
+      </w:r>
+      <w:r>
+        <w:rPr>
+          <w:rFonts w:ascii="Times New Roman" w:hAnsi="Times New Roman" w:eastAsia="Times New Roman" w:cs="Times New Roman"/>
+        </w:rPr>
+        <w:t xml:space="preserve"> </w:t>
+      </w:r>
+      <w:r>
+        <w:rPr>
+          <w:rFonts w:hint="eastAsia" w:ascii="Times New Roman" w:hAnsi="Times New Roman" w:eastAsia="FangSong" w:cs="Times New Roman"/>
+        </w:rPr>
+        <w:t xml:space="preserve">的阴离子显</w:t>
+      </w:r>
+      <w:r>
+        <w:rPr>
+          <w:rFonts w:ascii="Times New Roman" w:hAnsi="Times New Roman" w:eastAsia="Times New Roman" w:cs="Times New Roman"/>
+        </w:rPr>
+        <w:t xml:space="preserve"> −1 </w:t>
+      </w:r>
+      <w:r>
+        <w:rPr>
+          <w:rFonts w:hint="eastAsia" w:ascii="Times New Roman" w:hAnsi="Times New Roman" w:eastAsia="FangSong" w:cs="Times New Roman"/>
+        </w:rPr>
+        <w:t>价并具有稳定的闭壳层结构</w:t>
+      </w:r>
+      <w:r>
+        <w:rPr>
+          <w:rFonts w:hint="eastAsia" w:ascii="Times New Roman" w:hAnsi="Times New Roman" w:eastAsia="Times New Roman" w:cs="Times New Roman"/>
+        </w:rPr>
+        <w:t>：</w:t>
+      </w:r>
+    </w:p>
+    <w:p>
+      <w:pPr>
+        <w:numPr>
+          <w:ilvl w:val="0"/>
+          <w:numId w:val="1012"/>
+        </w:numPr>
+        <w:ind w:firstLine="420"/>
+      </w:pPr>
+      <w:r>
+        <w:rPr>
+          <w:rFonts w:hint="eastAsia" w:ascii="Times New Roman" w:hAnsi="Times New Roman" w:eastAsia="FangSong" w:cs="Times New Roman"/>
+        </w:rPr>
+        <w:t xml:space="preserve">求</w:t>
+      </w:r>
+      <w:r>
+        <w:rPr>
+          <w:rFonts w:ascii="Times New Roman" w:hAnsi="Times New Roman" w:eastAsia="Times New Roman" w:cs="Times New Roman"/>
+        </w:rPr>
+        <w:t xml:space="preserve"> M </w:t>
+      </w:r>
+      <w:r>
+        <w:rPr>
+          <w:rFonts w:hint="eastAsia" w:ascii="Times New Roman" w:hAnsi="Times New Roman" w:eastAsia="FangSong" w:cs="Times New Roman"/>
+        </w:rPr>
+        <w:t>的化学式</w:t>
+      </w:r>
+      <w:r>
+        <w:rPr>
+          <w:rFonts w:hint="eastAsia" w:ascii="Times New Roman" w:hAnsi="Times New Roman" w:eastAsia="Times New Roman" w:cs="Times New Roman"/>
+        </w:rPr>
+        <w:t>。</w:t>
+      </w:r>
+    </w:p>
+    <w:p>
+      <w:pPr>
+        <w:numPr>
+          <w:ilvl w:val="0"/>
+          <w:numId w:val="1012"/>
+        </w:numPr>
+        <w:ind w:firstLine="420"/>
+      </w:pPr>
+      <w:r>
+        <w:rPr>
+          <w:rFonts w:hint="eastAsia" w:ascii="Times New Roman" w:hAnsi="Times New Roman" w:eastAsia="FangSong" w:cs="Times New Roman"/>
+        </w:rPr>
+        <w:t>为何阴离子可以稳定存在</w:t>
+      </w:r>
+      <w:r>
+        <w:rPr>
+          <w:rFonts w:hint="eastAsia" w:ascii="Times New Roman" w:hAnsi="Times New Roman" w:eastAsia="Times New Roman" w:cs="Times New Roman"/>
+        </w:rPr>
+        <w:t>。</w:t>
+      </w:r>
+    </w:p>
+    <w:p>
+      <w:pPr>
+        <w:numPr>
+          <w:ilvl w:val="0"/>
+          <w:numId w:val="1012"/>
+        </w:numPr>
+        <w:ind w:firstLine="420"/>
+      </w:pPr>
+      <w:r>
+        <w:rPr>
+          <w:rFonts w:hint="eastAsia" w:ascii="Times New Roman" w:hAnsi="Times New Roman" w:eastAsia="FangSong" w:cs="Times New Roman"/>
+        </w:rPr>
+        <w:t>将两元素的单质分别做成形状相同的笼并压缩</w:t>
+      </w:r>
+      <w:r>
+        <w:rPr>
+          <w:rFonts w:hint="eastAsia" w:ascii="Times New Roman" w:hAnsi="Times New Roman" w:eastAsia="Times New Roman" w:cs="Times New Roman"/>
+        </w:rPr>
+        <w:t>，</w:t>
+      </w:r>
+      <w:r>
+        <w:rPr>
+          <w:rFonts w:hint="eastAsia" w:ascii="Times New Roman" w:hAnsi="Times New Roman" w:eastAsia="FangSong" w:cs="Times New Roman"/>
+        </w:rPr>
+        <w:t>两者形变能力相差很大</w:t>
+      </w:r>
+      <w:r>
+        <w:rPr>
+          <w:rFonts w:hint="eastAsia" w:ascii="Times New Roman" w:hAnsi="Times New Roman" w:eastAsia="Times New Roman" w:cs="Times New Roman"/>
+        </w:rPr>
+        <w:t>，</w:t>
+      </w:r>
+      <w:r>
+        <w:rPr>
+          <w:rFonts w:hint="eastAsia" w:ascii="Times New Roman" w:hAnsi="Times New Roman" w:eastAsia="FangSong" w:cs="Times New Roman"/>
+        </w:rPr>
+        <w:t>解释原因</w:t>
+      </w:r>
+      <w:r>
+        <w:rPr>
+          <w:rFonts w:hint="eastAsia" w:ascii="Times New Roman" w:hAnsi="Times New Roman" w:eastAsia="Times New Roman" w:cs="Times New Roman"/>
+        </w:rPr>
+        <w:t>。</w:t>
+      </w:r>
+    </w:p>
+    <w:p>
+      <w:pPr>
+        <w:spacing w:before="160" w:after="80"/>
+      </w:pPr>
+      <w:r>
+        <w:pict>
+          <v:rect style="width:0;height:1.5pt" o:hralign="center" o:hrstd="t" o:hr="t"/>
+        </w:pict>
+      </w:r>
+    </w:p>
+    <w:p>
+      <w:pPr>
+        <w:spacing w:before="160" w:after="80"/>
+      </w:pPr>
+      <w:r>
+        <w:pict>
+          <v:rect style="width:0;height:1.5pt" o:hralign="center" o:hrstd="t" o:hr="t"/>
+        </w:pict>
+      </w:r>
+    </w:p>
     <w:bookmarkEnd w:id="58"/>
     <w:bookmarkStart w:id="59" w:name="第36题"/>
     <w:p>
@@ -21845,6 +21275,7 @@
     <w:p>
       <w:pPr>
         <w:pStyle w:val="FirstParagraph"/>
+        <w:ind w:firstLine="420"/>
       </w:pPr>
       <w:r>
         <w:rPr>
@@ -21878,7 +21309,7 @@
             <m:sSubSup>
               <m:e>
                 <m:r>
-                  <m:t xml:space="preserve"> </m:t>
+                  <m:t>​</m:t>
                 </m:r>
               </m:e>
               <m:sub>
@@ -21969,7 +21400,7 @@
             <m:sSubSup>
               <m:e>
                 <m:r>
-                  <m:t xml:space="preserve"> </m:t>
+                  <m:t>​</m:t>
                 </m:r>
               </m:e>
               <m:sub>
@@ -22109,14 +21540,12 @@
     </w:p>
     <w:p>
       <w:pPr>
-        <w:pStyle w:val="BodyText"/>
-      </w:pPr>
-      <w:r>
-        <w:rPr>
-          <w:rFonts w:ascii="Times New Roman" w:hAnsi="Times New Roman" w:eastAsia="Times New Roman" w:cs="Times New Roman"/>
-        </w:rPr>
-        <w:t xml:space="preserve">5-1 </w:t>
-      </w:r>
+        <w:numPr>
+          <w:ilvl w:val="0"/>
+          <w:numId w:val="1013"/>
+        </w:numPr>
+        <w:ind w:firstLine="420"/>
+      </w:pPr>
       <w:r>
         <w:rPr>
           <w:rFonts w:hint="eastAsia" w:ascii="Times New Roman" w:hAnsi="Times New Roman" w:eastAsia="FangSong" w:cs="Times New Roman"/>
@@ -22132,14 +21561,12 @@
     </w:p>
     <w:p>
       <w:pPr>
-        <w:pStyle w:val="BodyText"/>
-      </w:pPr>
-      <w:r>
-        <w:rPr>
-          <w:rFonts w:ascii="Times New Roman" w:hAnsi="Times New Roman" w:eastAsia="Times New Roman" w:cs="Times New Roman"/>
-        </w:rPr>
-        <w:t xml:space="preserve">5-2 </w:t>
-      </w:r>
+        <w:numPr>
+          <w:ilvl w:val="0"/>
+          <w:numId w:val="1013"/>
+        </w:numPr>
+        <w:ind w:firstLine="420"/>
+      </w:pPr>
       <w:r>
         <w:rPr>
           <w:rFonts w:hint="eastAsia" w:ascii="Times New Roman" w:hAnsi="Times New Roman" w:eastAsia="FangSong" w:cs="Times New Roman"/>
@@ -22172,7 +21599,7 @@
             <m:sSubSup>
               <m:e>
                 <m:r>
-                  <m:t xml:space="preserve"> </m:t>
+                  <m:t>​</m:t>
                 </m:r>
               </m:e>
               <m:sub>
@@ -22234,14 +21661,12 @@
     </w:p>
     <w:p>
       <w:pPr>
-        <w:pStyle w:val="BodyText"/>
-      </w:pPr>
-      <w:r>
-        <w:rPr>
-          <w:rFonts w:ascii="Times New Roman" w:hAnsi="Times New Roman" w:eastAsia="Times New Roman" w:cs="Times New Roman"/>
-        </w:rPr>
-        <w:t xml:space="preserve">5-3 </w:t>
-      </w:r>
+        <w:numPr>
+          <w:ilvl w:val="0"/>
+          <w:numId w:val="1013"/>
+        </w:numPr>
+        <w:ind w:firstLine="420"/>
+      </w:pPr>
       <w:r>
         <w:rPr>
           <w:rFonts w:hint="eastAsia" w:ascii="Times New Roman" w:hAnsi="Times New Roman" w:eastAsia="FangSong" w:cs="Times New Roman"/>
@@ -22322,31 +21747,6 @@
     </w:p>
     <w:p>
       <w:pPr>
-        <w:spacing w:before="0" w:after="0"/>
-      </w:pPr>
-    </w:p>
-    <w:p>
-      <w:pPr>
-        <w:spacing w:before="0" w:after="0"/>
-      </w:pPr>
-    </w:p>
-    <w:p>
-      <w:pPr>
-        <w:spacing w:before="0" w:after="0"/>
-      </w:pPr>
-    </w:p>
-    <w:p>
-      <w:pPr>
-        <w:spacing w:before="0" w:after="0"/>
-      </w:pPr>
-    </w:p>
-    <w:p>
-      <w:pPr>
-        <w:spacing w:before="0" w:after="0"/>
-      </w:pPr>
-    </w:p>
-    <w:p>
-      <w:pPr>
         <w:spacing w:before="160" w:after="80"/>
       </w:pPr>
       <w:r>
@@ -22355,6 +21755,16 @@
         </w:pict>
       </w:r>
     </w:p>
+    <w:p>
+      <w:pPr>
+        <w:spacing w:before="160" w:after="80"/>
+      </w:pPr>
+      <w:r>
+        <w:pict>
+          <v:rect style="width:0;height:1.5pt" o:hralign="center" o:hrstd="t" o:hr="t"/>
+        </w:pict>
+      </w:r>
+    </w:p>
     <w:bookmarkEnd w:id="59"/>
     <w:bookmarkStart w:id="60" w:name="第37题"/>
     <w:p>
@@ -22383,14 +21793,12 @@
     </w:p>
     <w:p>
       <w:pPr>
-        <w:pStyle w:val="FirstParagraph"/>
-      </w:pPr>
-      <w:r>
-        <w:rPr>
-          <w:rFonts w:ascii="Times New Roman" w:hAnsi="Times New Roman" w:eastAsia="Times New Roman" w:cs="Times New Roman"/>
-        </w:rPr>
-        <w:t xml:space="preserve">2-1 </w:t>
-      </w:r>
+        <w:numPr>
+          <w:ilvl w:val="0"/>
+          <w:numId w:val="1014"/>
+        </w:numPr>
+        <w:ind w:firstLine="420"/>
+      </w:pPr>
       <w:r>
         <w:rPr>
           <w:rFonts w:hint="eastAsia" w:ascii="Times New Roman" w:hAnsi="Times New Roman" w:eastAsia="FangSong" w:cs="Times New Roman"/>
@@ -22443,7 +21851,7 @@
         <m:sSup>
           <m:e>
             <m:r>
-              <m:t xml:space="preserve"> </m:t>
+              <m:t>​</m:t>
             </m:r>
           </m:e>
           <m:sup>
@@ -22564,14 +21972,12 @@
     </w:p>
     <w:p>
       <w:pPr>
-        <w:pStyle w:val="BodyText"/>
-      </w:pPr>
-      <w:r>
-        <w:rPr>
-          <w:rFonts w:ascii="Times New Roman" w:hAnsi="Times New Roman" w:eastAsia="Times New Roman" w:cs="Times New Roman"/>
-        </w:rPr>
-        <w:t xml:space="preserve">2-2 </w:t>
-      </w:r>
+        <w:numPr>
+          <w:ilvl w:val="0"/>
+          <w:numId w:val="1014"/>
+        </w:numPr>
+        <w:ind w:firstLine="420"/>
+      </w:pPr>
       <w:r>
         <w:rPr>
           <w:rFonts w:hint="eastAsia" w:ascii="Times New Roman" w:hAnsi="Times New Roman" w:eastAsia="FangSong" w:cs="Times New Roman"/>
@@ -22993,21 +22399,13 @@
     </w:p>
     <w:p>
       <w:pPr>
-        <w:pStyle w:val="BodyText"/>
+        <w:numPr>
+          <w:ilvl w:val="0"/>
+          <w:numId w:val="1014"/>
+        </w:numPr>
         <w:spacing w:after="80"/>
-      </w:pPr>
-      <w:r>
-        <w:rPr>
-          <w:rFonts w:ascii="Times New Roman" w:hAnsi="Times New Roman" w:eastAsia="Times New Roman" w:cs="Times New Roman"/>
-        </w:rPr>
-        <w:t xml:space="preserve">2-3</w:t>
-      </w:r>
-      <w:r>
-        <w:rPr>
-          <w:rFonts w:ascii="Times New Roman" w:hAnsi="Times New Roman" w:eastAsia="Times New Roman" w:cs="Times New Roman"/>
-        </w:rPr>
-        <w:t xml:space="preserve"> </w:t>
-      </w:r>
+        <w:ind w:firstLine="420"/>
+      </w:pPr>
       <m:oMath>
         <m:sSub>
           <m:e>
@@ -23104,15 +22502,16 @@
       <w:tblPr>
         <w:tblStyle w:val="Table"/>
         <w:tblW w:type="auto" w:w="0"/>
+        <w:tblLook w:firstRow="1" w:lastRow="0" w:firstColumn="0" w:lastColumn="0" w:noHBand="0" w:noVBand="0" w:val="0020"/>
+        <w:jc w:val="center"/>
         <w:tblBorders>
-          <w:top w:val="single" w:sz="12" w:space="0" w:color="000000"/>
-          <w:left w:val="none" w:sz="0" w:space="0" w:color="auto"/>
-          <w:bottom w:val="single" w:sz="12" w:space="0" w:color="000000"/>
-          <w:right w:val="none" w:sz="0" w:space="0" w:color="auto"/>
-          <w:insideH w:val="none" w:sz="0" w:space="0" w:color="auto"/>
-          <w:insideV w:val="none" w:sz="0" w:space="0" w:color="auto"/>
+          <w:top w:val="single" w:sz="12" w:space="0" w:color="333333"/>
+          <w:bottom w:val="single" w:sz="12" w:space="0" w:color="333333"/>
+          <w:left w:val="none"/>
+          <w:right w:val="none"/>
+          <w:insideH w:val="none"/>
+          <w:insideV w:val="none"/>
         </w:tblBorders>
-        <w:tblLook w:firstRow="1" w:lastRow="0" w:firstColumn="0" w:lastColumn="0" w:noHBand="0" w:noVBand="0" w:val="0020"/>
       </w:tblPr>
       <w:tblGrid>
         <w:gridCol w:w="1980"/>
@@ -23127,7 +22526,7 @@
         <w:tc>
           <w:tcPr>
             <w:tcBorders>
-              <w:bottom w:val="single" w:sz="8" w:space="0" w:color="000000"/>
+              <w:bottom w:val="single" w:sz="6" w:space="0" w:color="333333"/>
             </w:tcBorders>
           </w:tcPr>
           <w:p>
@@ -23140,7 +22539,7 @@
         <w:tc>
           <w:tcPr>
             <w:tcBorders>
-              <w:bottom w:val="single" w:sz="8" w:space="0" w:color="000000"/>
+              <w:bottom w:val="single" w:sz="6" w:space="0" w:color="333333"/>
             </w:tcBorders>
           </w:tcPr>
           <w:p>
@@ -23167,7 +22566,7 @@
         <w:tc>
           <w:tcPr>
             <w:tcBorders>
-              <w:bottom w:val="single" w:sz="8" w:space="0" w:color="000000"/>
+              <w:bottom w:val="single" w:sz="6" w:space="0" w:color="333333"/>
             </w:tcBorders>
           </w:tcPr>
           <w:p>
@@ -23194,7 +22593,7 @@
         <w:tc>
           <w:tcPr>
             <w:tcBorders>
-              <w:bottom w:val="single" w:sz="8" w:space="0" w:color="000000"/>
+              <w:bottom w:val="single" w:sz="6" w:space="0" w:color="333333"/>
             </w:tcBorders>
           </w:tcPr>
           <w:p>
@@ -23396,6 +22795,7 @@
       <w:pPr>
         <w:pStyle w:val="BodyText"/>
         <w:spacing w:before="120"/>
+        <w:ind w:firstLine="420"/>
       </w:pPr>
       <m:oMath>
         <m:sSub>
@@ -23503,14 +22903,13 @@
     </w:p>
     <w:p>
       <w:pPr>
-        <w:pStyle w:val="BodyText"/>
-      </w:pPr>
-      <w:r>
-        <w:rPr>
-          <w:rFonts w:ascii="Times New Roman" w:hAnsi="Times New Roman" w:eastAsia="Times New Roman" w:cs="Times New Roman"/>
-        </w:rPr>
-        <w:t xml:space="preserve">2-4 </w:t>
-      </w:r>
+        <w:pStyle w:val="Compact"/>
+        <w:numPr>
+          <w:ilvl w:val="0"/>
+          <w:numId w:val="1015"/>
+        </w:numPr>
+        <w:ind w:firstLine="420"/>
+      </w:pPr>
       <w:r>
         <w:rPr>
           <w:rFonts w:hint="eastAsia" w:ascii="Times New Roman" w:hAnsi="Times New Roman" w:eastAsia="FangSong" w:cs="Times New Roman"/>
@@ -23559,7 +22958,7 @@
         <m:sSup>
           <m:e>
             <m:r>
-              <m:t xml:space="preserve"> </m:t>
+              <m:t>​</m:t>
             </m:r>
           </m:e>
           <m:sup>
@@ -23611,7 +23010,7 @@
         <m:sSup>
           <m:e>
             <m:r>
-              <m:t xml:space="preserve"> </m:t>
+              <m:t>​</m:t>
             </m:r>
           </m:e>
           <m:sup>
@@ -23675,7 +23074,7 @@
         <m:sSup>
           <m:e>
             <m:r>
-              <m:t xml:space="preserve"> </m:t>
+              <m:t>​</m:t>
             </m:r>
           </m:e>
           <m:sup>
@@ -23727,7 +23126,7 @@
         <m:sSup>
           <m:e>
             <m:r>
-              <m:t xml:space="preserve"> </m:t>
+              <m:t>​</m:t>
             </m:r>
           </m:e>
           <m:sup>
@@ -23782,46 +23181,6 @@
     </w:p>
     <w:p>
       <w:pPr>
-        <w:spacing w:before="0" w:after="0"/>
-      </w:pPr>
-    </w:p>
-    <w:p>
-      <w:pPr>
-        <w:spacing w:before="0" w:after="0"/>
-      </w:pPr>
-    </w:p>
-    <w:p>
-      <w:pPr>
-        <w:spacing w:before="0" w:after="0"/>
-      </w:pPr>
-    </w:p>
-    <w:p>
-      <w:pPr>
-        <w:spacing w:before="0" w:after="0"/>
-      </w:pPr>
-    </w:p>
-    <w:p>
-      <w:pPr>
-        <w:spacing w:before="0" w:after="0"/>
-      </w:pPr>
-    </w:p>
-    <w:p>
-      <w:pPr>
-        <w:spacing w:before="0" w:after="0"/>
-      </w:pPr>
-    </w:p>
-    <w:p>
-      <w:pPr>
-        <w:spacing w:before="0" w:after="0"/>
-      </w:pPr>
-    </w:p>
-    <w:p>
-      <w:pPr>
-        <w:spacing w:before="0" w:after="0"/>
-      </w:pPr>
-    </w:p>
-    <w:p>
-      <w:pPr>
         <w:spacing w:before="160" w:after="80"/>
       </w:pPr>
       <w:r>
@@ -23830,6 +23189,16 @@
         </w:pict>
       </w:r>
     </w:p>
+    <w:p>
+      <w:pPr>
+        <w:spacing w:before="160" w:after="80"/>
+      </w:pPr>
+      <w:r>
+        <w:pict>
+          <v:rect style="width:0;height:1.5pt" o:hralign="center" o:hrstd="t" o:hr="t"/>
+        </w:pict>
+      </w:r>
+    </w:p>
     <w:bookmarkEnd w:id="60"/>
     <w:bookmarkStart w:id="64" w:name="第38题"/>
     <w:p>
@@ -23859,6 +23228,7 @@
     <w:p>
       <w:pPr>
         <w:pStyle w:val="FirstParagraph"/>
+        <w:ind w:firstLine="420"/>
       </w:pPr>
       <w:r>
         <w:rPr>
@@ -23926,9 +23296,10 @@
         <w:pStyle w:val="Compact"/>
         <w:numPr>
           <w:ilvl w:val="0"/>
-          <w:numId w:val="1004"/>
+          <w:numId w:val="1016"/>
         </w:numPr>
         <w:spacing w:after="80"/>
+        <w:ind w:firstLine="420"/>
       </w:pPr>
       <w:r>
         <w:rPr>
@@ -23959,15 +23330,16 @@
       <w:tblPr>
         <w:tblStyle w:val="Table"/>
         <w:tblW w:type="auto" w:w="0"/>
+        <w:tblLook w:firstRow="1" w:lastRow="0" w:firstColumn="0" w:lastColumn="0" w:noHBand="0" w:noVBand="0" w:val="0020"/>
+        <w:jc w:val="center"/>
         <w:tblBorders>
-          <w:top w:val="single" w:sz="12" w:space="0" w:color="000000"/>
-          <w:left w:val="none" w:sz="0" w:space="0" w:color="auto"/>
-          <w:bottom w:val="single" w:sz="12" w:space="0" w:color="000000"/>
-          <w:right w:val="none" w:sz="0" w:space="0" w:color="auto"/>
-          <w:insideH w:val="none" w:sz="0" w:space="0" w:color="auto"/>
-          <w:insideV w:val="none" w:sz="0" w:space="0" w:color="auto"/>
+          <w:top w:val="single" w:sz="12" w:space="0" w:color="333333"/>
+          <w:bottom w:val="single" w:sz="12" w:space="0" w:color="333333"/>
+          <w:left w:val="none"/>
+          <w:right w:val="none"/>
+          <w:insideH w:val="none"/>
+          <w:insideV w:val="none"/>
         </w:tblBorders>
-        <w:tblLook w:firstRow="1" w:lastRow="0" w:firstColumn="0" w:lastColumn="0" w:noHBand="0" w:noVBand="0" w:val="0020"/>
       </w:tblPr>
       <w:tblGrid>
         <w:gridCol w:w="1980"/>
@@ -23982,7 +23354,7 @@
         <w:tc>
           <w:tcPr>
             <w:tcBorders>
-              <w:bottom w:val="single" w:sz="8" w:space="0" w:color="000000"/>
+              <w:bottom w:val="single" w:sz="6" w:space="0" w:color="333333"/>
             </w:tcBorders>
           </w:tcPr>
           <w:p>
@@ -24002,7 +23374,7 @@
         <w:tc>
           <w:tcPr>
             <w:tcBorders>
-              <w:bottom w:val="single" w:sz="8" w:space="0" w:color="000000"/>
+              <w:bottom w:val="single" w:sz="6" w:space="0" w:color="333333"/>
             </w:tcBorders>
           </w:tcPr>
           <w:p>
@@ -24015,7 +23387,7 @@
         <w:tc>
           <w:tcPr>
             <w:tcBorders>
-              <w:bottom w:val="single" w:sz="8" w:space="0" w:color="000000"/>
+              <w:bottom w:val="single" w:sz="6" w:space="0" w:color="333333"/>
             </w:tcBorders>
           </w:tcPr>
           <w:p>
@@ -24028,7 +23400,7 @@
         <w:tc>
           <w:tcPr>
             <w:tcBorders>
-              <w:bottom w:val="single" w:sz="8" w:space="0" w:color="000000"/>
+              <w:bottom w:val="single" w:sz="6" w:space="0" w:color="333333"/>
             </w:tcBorders>
           </w:tcPr>
           <w:p>
@@ -24094,6 +23466,7 @@
       <w:pPr>
         <w:pStyle w:val="BodyText"/>
         <w:spacing w:before="120"/>
+        <w:ind w:firstLine="420"/>
       </w:pPr>
       <w:r>
         <w:rPr>
@@ -24179,8 +23552,9 @@
         <w:pStyle w:val="Compact"/>
         <w:numPr>
           <w:ilvl w:val="0"/>
-          <w:numId w:val="1005"/>
+          <w:numId w:val="1017"/>
         </w:numPr>
+        <w:ind w:firstLine="420"/>
       </w:pPr>
       <w:r>
         <w:rPr>
@@ -24478,6 +23852,7 @@
     <w:p>
       <w:pPr>
         <w:pStyle w:val="FirstParagraph"/>
+        <w:ind w:firstLine="420"/>
       </w:pPr>
       <w:r>
         <w:rPr>
@@ -24507,6 +23882,7 @@
     <w:p>
       <w:pPr>
         <w:pStyle w:val="BodyText"/>
+        <w:ind w:firstLine="420"/>
       </w:pPr>
       <w:r>
         <w:rPr>
@@ -24635,8 +24011,9 @@
         <w:pStyle w:val="Compact"/>
         <w:numPr>
           <w:ilvl w:val="0"/>
-          <w:numId w:val="1006"/>
+          <w:numId w:val="1018"/>
         </w:numPr>
+        <w:ind w:firstLine="420"/>
       </w:pPr>
       <w:r>
         <w:rPr>
@@ -24687,7 +24064,7 @@
         </w:rPr>
         <w:drawing>
           <wp:inline>
-            <wp:extent cx="3589159" cy="693904"/>
+            <wp:extent cx="3600000" cy="693904"/>
             <wp:effectExtent b="0" l="0" r="0" t="0"/>
             <wp:docPr descr="" title="" id="62" name="Picture"/>
             <a:graphic>
@@ -24708,7 +24085,7 @@
                   <pic:spPr bwMode="auto">
                     <a:xfrm>
                       <a:off x="0" y="0"/>
-                      <a:ext cx="3589159" cy="693904"/>
+                      <a:ext cx="3600000" cy="693904"/>
                     </a:xfrm>
                     <a:prstGeom prst="rect">
                       <a:avLst/>
@@ -24730,6 +24107,7 @@
     <w:p>
       <w:pPr>
         <w:pStyle w:val="BodyText"/>
+        <w:ind w:firstLine="420"/>
       </w:pPr>
       <w:r>
         <w:rPr>
@@ -24789,6 +24167,7 @@
     <w:p>
       <w:pPr>
         <w:pStyle w:val="BodyText"/>
+        <w:ind w:firstLine="420"/>
       </w:pPr>
       <w:r>
         <w:rPr>
@@ -24890,6 +24269,7 @@
     <w:p>
       <w:pPr>
         <w:pStyle w:val="BodyText"/>
+        <w:ind w:firstLine="420"/>
       </w:pPr>
       <w:r>
         <w:rPr>
@@ -24975,46 +24355,6 @@
         </w:rPr>
         <w:t>：____。</w:t>
       </w:r>
-    </w:p>
-    <w:p>
-      <w:pPr>
-        <w:spacing w:before="0" w:after="0"/>
-      </w:pPr>
-    </w:p>
-    <w:p>
-      <w:pPr>
-        <w:spacing w:before="0" w:after="0"/>
-      </w:pPr>
-    </w:p>
-    <w:p>
-      <w:pPr>
-        <w:spacing w:before="0" w:after="0"/>
-      </w:pPr>
-    </w:p>
-    <w:p>
-      <w:pPr>
-        <w:spacing w:before="0" w:after="0"/>
-      </w:pPr>
-    </w:p>
-    <w:p>
-      <w:pPr>
-        <w:spacing w:before="0" w:after="0"/>
-      </w:pPr>
-    </w:p>
-    <w:p>
-      <w:pPr>
-        <w:spacing w:before="0" w:after="0"/>
-      </w:pPr>
-    </w:p>
-    <w:p>
-      <w:pPr>
-        <w:spacing w:before="0" w:after="0"/>
-      </w:pPr>
-    </w:p>
-    <w:p>
-      <w:pPr>
-        <w:spacing w:before="0" w:after="0"/>
-      </w:pPr>
     </w:p>
     <w:p>
       <w:pPr>
@@ -25026,6 +24366,16 @@
         </w:pict>
       </w:r>
     </w:p>
+    <w:p>
+      <w:pPr>
+        <w:spacing w:before="160" w:after="80"/>
+      </w:pPr>
+      <w:r>
+        <w:pict>
+          <v:rect style="width:0;height:1.5pt" o:hralign="center" o:hrstd="t" o:hr="t"/>
+        </w:pict>
+      </w:r>
+    </w:p>
     <w:bookmarkEnd w:id="64"/>
     <w:bookmarkStart w:id="68" w:name="第39题"/>
     <w:p>
@@ -25055,6 +24405,7 @@
     <w:p>
       <w:pPr>
         <w:pStyle w:val="FirstParagraph"/>
+        <w:ind w:firstLine="420"/>
       </w:pPr>
       <w:r>
         <w:rPr>
@@ -25169,8 +24520,9 @@
       <w:pPr>
         <w:numPr>
           <w:ilvl w:val="0"/>
-          <w:numId w:val="1007"/>
+          <w:numId w:val="1019"/>
         </w:numPr>
+        <w:ind w:firstLine="420"/>
       </w:pPr>
       <w:r>
         <w:rPr>
@@ -25213,8 +24565,9 @@
       <w:pPr>
         <w:numPr>
           <w:ilvl w:val="0"/>
-          <w:numId w:val="1007"/>
+          <w:numId w:val="1019"/>
         </w:numPr>
+        <w:ind w:firstLine="420"/>
       </w:pPr>
       <w:r>
         <w:rPr>
@@ -25341,8 +24694,9 @@
       <w:pPr>
         <w:numPr>
           <w:ilvl w:val="0"/>
-          <w:numId w:val="1007"/>
+          <w:numId w:val="1019"/>
         </w:numPr>
+        <w:ind w:firstLine="420"/>
       </w:pPr>
       <w:r>
         <w:rPr>
@@ -25385,8 +24739,9 @@
       <w:pPr>
         <w:numPr>
           <w:ilvl w:val="0"/>
-          <w:numId w:val="1007"/>
+          <w:numId w:val="1019"/>
         </w:numPr>
+        <w:ind w:firstLine="420"/>
       </w:pPr>
       <w:r>
         <w:rPr>
@@ -25472,8 +24827,9 @@
         <w:pStyle w:val="Compact"/>
         <w:numPr>
           <w:ilvl w:val="0"/>
-          <w:numId w:val="1008"/>
+          <w:numId w:val="1020"/>
         </w:numPr>
+        <w:ind w:firstLine="420"/>
       </w:pPr>
       <w:r>
         <w:rPr>
@@ -25497,6 +24853,7 @@
     <w:p>
       <w:pPr>
         <w:pStyle w:val="FirstParagraph"/>
+        <w:ind w:firstLine="420"/>
       </w:pPr>
       <w:r>
         <w:rPr>
@@ -25553,7 +24910,7 @@
         </w:rPr>
         <w:drawing>
           <wp:inline>
-            <wp:extent cx="3600000" cy="2482759"/>
+            <wp:extent cx="3600000" cy="2541984"/>
             <wp:effectExtent b="0" l="0" r="0" t="0"/>
             <wp:docPr descr="" title="" id="66" name="Picture"/>
             <a:graphic>
@@ -25574,7 +24931,7 @@
                   <pic:spPr bwMode="auto">
                     <a:xfrm>
                       <a:off x="0" y="0"/>
-                      <a:ext cx="3600000" cy="2482759"/>
+                      <a:ext cx="3600000" cy="2541984"/>
                     </a:xfrm>
                     <a:prstGeom prst="rect">
                       <a:avLst/>
@@ -25596,6 +24953,7 @@
     <w:p>
       <w:pPr>
         <w:pStyle w:val="BodyText"/>
+        <w:ind w:firstLine="420"/>
       </w:pPr>
       <w:r>
         <w:rPr>
@@ -25655,6 +25013,7 @@
     <w:p>
       <w:pPr>
         <w:pStyle w:val="BodyText"/>
+        <w:ind w:firstLine="420"/>
       </w:pPr>
       <w:r>
         <w:rPr>
@@ -25721,46 +25080,6 @@
     </w:p>
     <w:p>
       <w:pPr>
-        <w:spacing w:before="0" w:after="0"/>
-      </w:pPr>
-    </w:p>
-    <w:p>
-      <w:pPr>
-        <w:spacing w:before="0" w:after="0"/>
-      </w:pPr>
-    </w:p>
-    <w:p>
-      <w:pPr>
-        <w:spacing w:before="0" w:after="0"/>
-      </w:pPr>
-    </w:p>
-    <w:p>
-      <w:pPr>
-        <w:spacing w:before="0" w:after="0"/>
-      </w:pPr>
-    </w:p>
-    <w:p>
-      <w:pPr>
-        <w:spacing w:before="0" w:after="0"/>
-      </w:pPr>
-    </w:p>
-    <w:p>
-      <w:pPr>
-        <w:spacing w:before="0" w:after="0"/>
-      </w:pPr>
-    </w:p>
-    <w:p>
-      <w:pPr>
-        <w:spacing w:before="0" w:after="0"/>
-      </w:pPr>
-    </w:p>
-    <w:p>
-      <w:pPr>
-        <w:spacing w:before="0" w:after="0"/>
-      </w:pPr>
-    </w:p>
-    <w:p>
-      <w:pPr>
         <w:spacing w:before="160" w:after="80"/>
       </w:pPr>
       <w:r>
@@ -25769,6 +25088,16 @@
         </w:pict>
       </w:r>
     </w:p>
+    <w:p>
+      <w:pPr>
+        <w:spacing w:before="160" w:after="80"/>
+      </w:pPr>
+      <w:r>
+        <w:pict>
+          <v:rect style="width:0;height:1.5pt" o:hralign="center" o:hrstd="t" o:hr="t"/>
+        </w:pict>
+      </w:r>
+    </w:p>
     <w:bookmarkEnd w:id="68"/>
     <w:bookmarkStart w:id="69" w:name="第40题"/>
     <w:p>
@@ -25798,6 +25127,7 @@
     <w:p>
       <w:pPr>
         <w:pStyle w:val="FirstParagraph"/>
+        <w:ind w:firstLine="420"/>
       </w:pPr>
       <w:r>
         <w:rPr>
@@ -26043,28 +25373,13 @@
     </w:p>
     <w:p>
       <w:pPr>
-        <w:spacing w:before="0" w:after="0"/>
-      </w:pPr>
-    </w:p>
-    <w:p>
-      <w:pPr>
-        <w:spacing w:before="0" w:after="0"/>
-      </w:pPr>
-    </w:p>
-    <w:p>
-      <w:pPr>
-        <w:spacing w:before="0" w:after="0"/>
-      </w:pPr>
-    </w:p>
-    <w:p>
-      <w:pPr>
-        <w:spacing w:before="0" w:after="0"/>
-      </w:pPr>
-    </w:p>
-    <w:p>
-      <w:pPr>
-        <w:spacing w:before="0" w:after="0"/>
-      </w:pPr>
+        <w:spacing w:before="160" w:after="80"/>
+      </w:pPr>
+      <w:r>
+        <w:pict>
+          <v:rect style="width:0;height:1.5pt" o:hralign="center" o:hrstd="t" o:hr="t"/>
+        </w:pict>
+      </w:r>
     </w:p>
     <w:p>
       <w:pPr>
@@ -26312,6 +25627,109 @@
       </w:pPr>
     </w:lvl>
   </w:abstractNum>
+  <w:abstractNum w:abstractNumId="991">
+    <w:nsid w:val="0000A991"/>
+    <w:multiLevelType w:val="multilevel"/>
+    <w:lvl w:ilvl="0">
+      <w:numFmt w:val="bullet"/>
+      <w:lvlText w:val=""/>
+      <w:lvlJc w:val="left"/>
+      <w:pPr>
+        <w:ind w:left="720" w:hanging="360"/>
+      </w:pPr>
+      <w:rPr>
+        <w:rFonts w:ascii="Symbol" w:hAnsi="Symbol" w:cs="Symbol" w:hint="default"/>
+      </w:rPr>
+    </w:lvl>
+    <w:lvl w:ilvl="1">
+      <w:numFmt w:val="bullet"/>
+      <w:lvlText w:val="o"/>
+      <w:lvlJc w:val="left"/>
+      <w:pPr>
+        <w:ind w:left="1440" w:hanging="360"/>
+      </w:pPr>
+      <w:rPr>
+        <w:rFonts w:ascii="Courier New" w:hAnsi="Courier New" w:cs="Courier New" w:hint="default"/>
+      </w:rPr>
+    </w:lvl>
+    <w:lvl w:ilvl="2">
+      <w:numFmt w:val="bullet"/>
+      <w:lvlText w:val=""/>
+      <w:lvlJc w:val="left"/>
+      <w:pPr>
+        <w:ind w:left="2160" w:hanging="360"/>
+      </w:pPr>
+      <w:rPr>
+        <w:rFonts w:ascii="Wingdings" w:hAnsi="Wingdings" w:cs="Wingdings" w:hint="default"/>
+      </w:rPr>
+    </w:lvl>
+    <w:lvl w:ilvl="3">
+      <w:numFmt w:val="bullet"/>
+      <w:lvlText w:val=""/>
+      <w:lvlJc w:val="left"/>
+      <w:pPr>
+        <w:ind w:left="2880" w:hanging="360"/>
+      </w:pPr>
+      <w:rPr>
+        <w:rFonts w:ascii="Symbol" w:hAnsi="Symbol" w:cs="Symbol" w:hint="default"/>
+      </w:rPr>
+    </w:lvl>
+    <w:lvl w:ilvl="4">
+      <w:numFmt w:val="bullet"/>
+      <w:lvlText w:val="o"/>
+      <w:lvlJc w:val="left"/>
+      <w:pPr>
+        <w:ind w:left="3600" w:hanging="360"/>
+      </w:pPr>
+      <w:rPr>
+        <w:rFonts w:ascii="Courier New" w:hAnsi="Courier New" w:cs="Courier New" w:hint="default"/>
+      </w:rPr>
+    </w:lvl>
+    <w:lvl w:ilvl="5">
+      <w:numFmt w:val="bullet"/>
+      <w:lvlText w:val=""/>
+      <w:lvlJc w:val="left"/>
+      <w:pPr>
+        <w:ind w:left="4320" w:hanging="360"/>
+      </w:pPr>
+      <w:rPr>
+        <w:rFonts w:ascii="Wingdings" w:hAnsi="Wingdings" w:cs="Wingdings" w:hint="default"/>
+      </w:rPr>
+    </w:lvl>
+    <w:lvl w:ilvl="6">
+      <w:numFmt w:val="bullet"/>
+      <w:lvlText w:val=""/>
+      <w:lvlJc w:val="left"/>
+      <w:pPr>
+        <w:ind w:left="5040" w:hanging="360"/>
+      </w:pPr>
+      <w:rPr>
+        <w:rFonts w:ascii="Symbol" w:hAnsi="Symbol" w:cs="Symbol" w:hint="default"/>
+      </w:rPr>
+    </w:lvl>
+    <w:lvl w:ilvl="7">
+      <w:numFmt w:val="bullet"/>
+      <w:lvlText w:val="o"/>
+      <w:lvlJc w:val="left"/>
+      <w:pPr>
+        <w:ind w:left="5760" w:hanging="360"/>
+      </w:pPr>
+      <w:rPr>
+        <w:rFonts w:ascii="Courier New" w:hAnsi="Courier New" w:cs="Courier New" w:hint="default"/>
+      </w:rPr>
+    </w:lvl>
+    <w:lvl w:ilvl="8">
+      <w:numFmt w:val="bullet"/>
+      <w:lvlText w:val=""/>
+      <w:lvlJc w:val="left"/>
+      <w:pPr>
+        <w:ind w:left="6480" w:hanging="360"/>
+      </w:pPr>
+      <w:rPr>
+        <w:rFonts w:ascii="Wingdings" w:hAnsi="Wingdings" w:cs="Wingdings" w:hint="default"/>
+      </w:rPr>
+    </w:lvl>
+  </w:abstractNum>
   <w:abstractNum w:abstractNumId="99731">
     <w:nsid w:val="00A99731"/>
     <w:multiLevelType w:val="multilevel"/>
@@ -26559,6 +25977,91 @@
     </w:lvl>
     <w:lvl w:ilvl="8">
       <w:start w:val="2"/>
+      <w:numFmt w:val="decimal"/>
+      <w:lvlText w:val="(%9)"/>
+      <w:lvlJc w:val="left"/>
+      <w:pPr>
+        <w:ind w:left="6480" w:hanging="360"/>
+      </w:pPr>
+    </w:lvl>
+  </w:abstractNum>
+  <w:abstractNum w:abstractNumId="99434">
+    <w:nsid w:val="00A99434"/>
+    <w:multiLevelType w:val="multilevel"/>
+    <w:lvl w:ilvl="0">
+      <w:start w:val="4"/>
+      <w:numFmt w:val="decimal"/>
+      <w:lvlText w:val="(%1)"/>
+      <w:lvlJc w:val="left"/>
+      <w:pPr>
+        <w:ind w:left="720" w:hanging="360"/>
+      </w:pPr>
+    </w:lvl>
+    <w:lvl w:ilvl="1">
+      <w:start w:val="4"/>
+      <w:numFmt w:val="decimal"/>
+      <w:lvlText w:val="(%2)"/>
+      <w:lvlJc w:val="left"/>
+      <w:pPr>
+        <w:ind w:left="1440" w:hanging="360"/>
+      </w:pPr>
+    </w:lvl>
+    <w:lvl w:ilvl="2">
+      <w:start w:val="4"/>
+      <w:numFmt w:val="decimal"/>
+      <w:lvlText w:val="(%3)"/>
+      <w:lvlJc w:val="left"/>
+      <w:pPr>
+        <w:ind w:left="2160" w:hanging="360"/>
+      </w:pPr>
+    </w:lvl>
+    <w:lvl w:ilvl="3">
+      <w:start w:val="4"/>
+      <w:numFmt w:val="decimal"/>
+      <w:lvlText w:val="(%4)"/>
+      <w:lvlJc w:val="left"/>
+      <w:pPr>
+        <w:ind w:left="2880" w:hanging="360"/>
+      </w:pPr>
+    </w:lvl>
+    <w:lvl w:ilvl="4">
+      <w:start w:val="4"/>
+      <w:numFmt w:val="decimal"/>
+      <w:lvlText w:val="(%5)"/>
+      <w:lvlJc w:val="left"/>
+      <w:pPr>
+        <w:ind w:left="3600" w:hanging="360"/>
+      </w:pPr>
+    </w:lvl>
+    <w:lvl w:ilvl="5">
+      <w:start w:val="4"/>
+      <w:numFmt w:val="decimal"/>
+      <w:lvlText w:val="(%6)"/>
+      <w:lvlJc w:val="left"/>
+      <w:pPr>
+        <w:ind w:left="4320" w:hanging="360"/>
+      </w:pPr>
+    </w:lvl>
+    <w:lvl w:ilvl="6">
+      <w:start w:val="4"/>
+      <w:numFmt w:val="decimal"/>
+      <w:lvlText w:val="(%7)"/>
+      <w:lvlJc w:val="left"/>
+      <w:pPr>
+        <w:ind w:left="5040" w:hanging="360"/>
+      </w:pPr>
+    </w:lvl>
+    <w:lvl w:ilvl="7">
+      <w:start w:val="4"/>
+      <w:numFmt w:val="decimal"/>
+      <w:lvlText w:val="(%8)"/>
+      <w:lvlJc w:val="left"/>
+      <w:pPr>
+        <w:ind w:left="5760" w:hanging="360"/>
+      </w:pPr>
+    </w:lvl>
+    <w:lvl w:ilvl="8">
+      <w:start w:val="4"/>
       <w:numFmt w:val="decimal"/>
       <w:lvlText w:val="(%9)"/>
       <w:lvlJc w:val="left"/>
@@ -26686,6 +26189,12 @@
     </w:lvlOverride>
   </w:num>
   <w:num w:numId="1002">
+    <w:abstractNumId w:val="991"/>
+  </w:num>
+  <w:num w:numId="1003">
+    <w:abstractNumId w:val="991"/>
+  </w:num>
+  <w:num w:numId="1004">
     <w:abstractNumId w:val="99731"/>
     <w:lvlOverride w:ilvl="0">
       <w:startOverride w:val="1"/>
@@ -26715,7 +26224,7 @@
       <w:startOverride w:val="1"/>
     </w:lvlOverride>
   </w:num>
-  <w:num w:numId="1003">
+  <w:num w:numId="1005">
     <w:abstractNumId w:val="99431"/>
     <w:lvlOverride w:ilvl="0">
       <w:startOverride w:val="1"/>
@@ -26745,7 +26254,7 @@
       <w:startOverride w:val="1"/>
     </w:lvlOverride>
   </w:num>
-  <w:num w:numId="1004">
+  <w:num w:numId="1006">
     <w:abstractNumId w:val="99431"/>
     <w:lvlOverride w:ilvl="0">
       <w:startOverride w:val="1"/>
@@ -26773,66 +26282,6 @@
     </w:lvlOverride>
     <w:lvlOverride w:ilvl="8">
       <w:startOverride w:val="1"/>
-    </w:lvlOverride>
-  </w:num>
-  <w:num w:numId="1005">
-    <w:abstractNumId w:val="99432"/>
-    <w:lvlOverride w:ilvl="0">
-      <w:startOverride w:val="2"/>
-    </w:lvlOverride>
-    <w:lvlOverride w:ilvl="1">
-      <w:startOverride w:val="2"/>
-    </w:lvlOverride>
-    <w:lvlOverride w:ilvl="2">
-      <w:startOverride w:val="2"/>
-    </w:lvlOverride>
-    <w:lvlOverride w:ilvl="3">
-      <w:startOverride w:val="2"/>
-    </w:lvlOverride>
-    <w:lvlOverride w:ilvl="4">
-      <w:startOverride w:val="2"/>
-    </w:lvlOverride>
-    <w:lvlOverride w:ilvl="5">
-      <w:startOverride w:val="2"/>
-    </w:lvlOverride>
-    <w:lvlOverride w:ilvl="6">
-      <w:startOverride w:val="2"/>
-    </w:lvlOverride>
-    <w:lvlOverride w:ilvl="7">
-      <w:startOverride w:val="2"/>
-    </w:lvlOverride>
-    <w:lvlOverride w:ilvl="8">
-      <w:startOverride w:val="2"/>
-    </w:lvlOverride>
-  </w:num>
-  <w:num w:numId="1006">
-    <w:abstractNumId w:val="99433"/>
-    <w:lvlOverride w:ilvl="0">
-      <w:startOverride w:val="3"/>
-    </w:lvlOverride>
-    <w:lvlOverride w:ilvl="1">
-      <w:startOverride w:val="3"/>
-    </w:lvlOverride>
-    <w:lvlOverride w:ilvl="2">
-      <w:startOverride w:val="3"/>
-    </w:lvlOverride>
-    <w:lvlOverride w:ilvl="3">
-      <w:startOverride w:val="3"/>
-    </w:lvlOverride>
-    <w:lvlOverride w:ilvl="4">
-      <w:startOverride w:val="3"/>
-    </w:lvlOverride>
-    <w:lvlOverride w:ilvl="5">
-      <w:startOverride w:val="3"/>
-    </w:lvlOverride>
-    <w:lvlOverride w:ilvl="6">
-      <w:startOverride w:val="3"/>
-    </w:lvlOverride>
-    <w:lvlOverride w:ilvl="7">
-      <w:startOverride w:val="3"/>
-    </w:lvlOverride>
-    <w:lvlOverride w:ilvl="8">
-      <w:startOverride w:val="3"/>
     </w:lvlOverride>
   </w:num>
   <w:num w:numId="1007">
@@ -26866,6 +26315,366 @@
     </w:lvlOverride>
   </w:num>
   <w:num w:numId="1008">
+    <w:abstractNumId w:val="99431"/>
+    <w:lvlOverride w:ilvl="0">
+      <w:startOverride w:val="1"/>
+    </w:lvlOverride>
+    <w:lvlOverride w:ilvl="1">
+      <w:startOverride w:val="1"/>
+    </w:lvlOverride>
+    <w:lvlOverride w:ilvl="2">
+      <w:startOverride w:val="1"/>
+    </w:lvlOverride>
+    <w:lvlOverride w:ilvl="3">
+      <w:startOverride w:val="1"/>
+    </w:lvlOverride>
+    <w:lvlOverride w:ilvl="4">
+      <w:startOverride w:val="1"/>
+    </w:lvlOverride>
+    <w:lvlOverride w:ilvl="5">
+      <w:startOverride w:val="1"/>
+    </w:lvlOverride>
+    <w:lvlOverride w:ilvl="6">
+      <w:startOverride w:val="1"/>
+    </w:lvlOverride>
+    <w:lvlOverride w:ilvl="7">
+      <w:startOverride w:val="1"/>
+    </w:lvlOverride>
+    <w:lvlOverride w:ilvl="8">
+      <w:startOverride w:val="1"/>
+    </w:lvlOverride>
+  </w:num>
+  <w:num w:numId="1009">
+    <w:abstractNumId w:val="99431"/>
+    <w:lvlOverride w:ilvl="0">
+      <w:startOverride w:val="1"/>
+    </w:lvlOverride>
+    <w:lvlOverride w:ilvl="1">
+      <w:startOverride w:val="1"/>
+    </w:lvlOverride>
+    <w:lvlOverride w:ilvl="2">
+      <w:startOverride w:val="1"/>
+    </w:lvlOverride>
+    <w:lvlOverride w:ilvl="3">
+      <w:startOverride w:val="1"/>
+    </w:lvlOverride>
+    <w:lvlOverride w:ilvl="4">
+      <w:startOverride w:val="1"/>
+    </w:lvlOverride>
+    <w:lvlOverride w:ilvl="5">
+      <w:startOverride w:val="1"/>
+    </w:lvlOverride>
+    <w:lvlOverride w:ilvl="6">
+      <w:startOverride w:val="1"/>
+    </w:lvlOverride>
+    <w:lvlOverride w:ilvl="7">
+      <w:startOverride w:val="1"/>
+    </w:lvlOverride>
+    <w:lvlOverride w:ilvl="8">
+      <w:startOverride w:val="1"/>
+    </w:lvlOverride>
+  </w:num>
+  <w:num w:numId="1010">
+    <w:abstractNumId w:val="99432"/>
+    <w:lvlOverride w:ilvl="0">
+      <w:startOverride w:val="2"/>
+    </w:lvlOverride>
+    <w:lvlOverride w:ilvl="1">
+      <w:startOverride w:val="2"/>
+    </w:lvlOverride>
+    <w:lvlOverride w:ilvl="2">
+      <w:startOverride w:val="2"/>
+    </w:lvlOverride>
+    <w:lvlOverride w:ilvl="3">
+      <w:startOverride w:val="2"/>
+    </w:lvlOverride>
+    <w:lvlOverride w:ilvl="4">
+      <w:startOverride w:val="2"/>
+    </w:lvlOverride>
+    <w:lvlOverride w:ilvl="5">
+      <w:startOverride w:val="2"/>
+    </w:lvlOverride>
+    <w:lvlOverride w:ilvl="6">
+      <w:startOverride w:val="2"/>
+    </w:lvlOverride>
+    <w:lvlOverride w:ilvl="7">
+      <w:startOverride w:val="2"/>
+    </w:lvlOverride>
+    <w:lvlOverride w:ilvl="8">
+      <w:startOverride w:val="2"/>
+    </w:lvlOverride>
+  </w:num>
+  <w:num w:numId="1011">
+    <w:abstractNumId w:val="99431"/>
+    <w:lvlOverride w:ilvl="0">
+      <w:startOverride w:val="1"/>
+    </w:lvlOverride>
+    <w:lvlOverride w:ilvl="1">
+      <w:startOverride w:val="1"/>
+    </w:lvlOverride>
+    <w:lvlOverride w:ilvl="2">
+      <w:startOverride w:val="1"/>
+    </w:lvlOverride>
+    <w:lvlOverride w:ilvl="3">
+      <w:startOverride w:val="1"/>
+    </w:lvlOverride>
+    <w:lvlOverride w:ilvl="4">
+      <w:startOverride w:val="1"/>
+    </w:lvlOverride>
+    <w:lvlOverride w:ilvl="5">
+      <w:startOverride w:val="1"/>
+    </w:lvlOverride>
+    <w:lvlOverride w:ilvl="6">
+      <w:startOverride w:val="1"/>
+    </w:lvlOverride>
+    <w:lvlOverride w:ilvl="7">
+      <w:startOverride w:val="1"/>
+    </w:lvlOverride>
+    <w:lvlOverride w:ilvl="8">
+      <w:startOverride w:val="1"/>
+    </w:lvlOverride>
+  </w:num>
+  <w:num w:numId="1012">
+    <w:abstractNumId w:val="99431"/>
+    <w:lvlOverride w:ilvl="0">
+      <w:startOverride w:val="1"/>
+    </w:lvlOverride>
+    <w:lvlOverride w:ilvl="1">
+      <w:startOverride w:val="1"/>
+    </w:lvlOverride>
+    <w:lvlOverride w:ilvl="2">
+      <w:startOverride w:val="1"/>
+    </w:lvlOverride>
+    <w:lvlOverride w:ilvl="3">
+      <w:startOverride w:val="1"/>
+    </w:lvlOverride>
+    <w:lvlOverride w:ilvl="4">
+      <w:startOverride w:val="1"/>
+    </w:lvlOverride>
+    <w:lvlOverride w:ilvl="5">
+      <w:startOverride w:val="1"/>
+    </w:lvlOverride>
+    <w:lvlOverride w:ilvl="6">
+      <w:startOverride w:val="1"/>
+    </w:lvlOverride>
+    <w:lvlOverride w:ilvl="7">
+      <w:startOverride w:val="1"/>
+    </w:lvlOverride>
+    <w:lvlOverride w:ilvl="8">
+      <w:startOverride w:val="1"/>
+    </w:lvlOverride>
+  </w:num>
+  <w:num w:numId="1013">
+    <w:abstractNumId w:val="99431"/>
+    <w:lvlOverride w:ilvl="0">
+      <w:startOverride w:val="1"/>
+    </w:lvlOverride>
+    <w:lvlOverride w:ilvl="1">
+      <w:startOverride w:val="1"/>
+    </w:lvlOverride>
+    <w:lvlOverride w:ilvl="2">
+      <w:startOverride w:val="1"/>
+    </w:lvlOverride>
+    <w:lvlOverride w:ilvl="3">
+      <w:startOverride w:val="1"/>
+    </w:lvlOverride>
+    <w:lvlOverride w:ilvl="4">
+      <w:startOverride w:val="1"/>
+    </w:lvlOverride>
+    <w:lvlOverride w:ilvl="5">
+      <w:startOverride w:val="1"/>
+    </w:lvlOverride>
+    <w:lvlOverride w:ilvl="6">
+      <w:startOverride w:val="1"/>
+    </w:lvlOverride>
+    <w:lvlOverride w:ilvl="7">
+      <w:startOverride w:val="1"/>
+    </w:lvlOverride>
+    <w:lvlOverride w:ilvl="8">
+      <w:startOverride w:val="1"/>
+    </w:lvlOverride>
+  </w:num>
+  <w:num w:numId="1014">
+    <w:abstractNumId w:val="99431"/>
+    <w:lvlOverride w:ilvl="0">
+      <w:startOverride w:val="1"/>
+    </w:lvlOverride>
+    <w:lvlOverride w:ilvl="1">
+      <w:startOverride w:val="1"/>
+    </w:lvlOverride>
+    <w:lvlOverride w:ilvl="2">
+      <w:startOverride w:val="1"/>
+    </w:lvlOverride>
+    <w:lvlOverride w:ilvl="3">
+      <w:startOverride w:val="1"/>
+    </w:lvlOverride>
+    <w:lvlOverride w:ilvl="4">
+      <w:startOverride w:val="1"/>
+    </w:lvlOverride>
+    <w:lvlOverride w:ilvl="5">
+      <w:startOverride w:val="1"/>
+    </w:lvlOverride>
+    <w:lvlOverride w:ilvl="6">
+      <w:startOverride w:val="1"/>
+    </w:lvlOverride>
+    <w:lvlOverride w:ilvl="7">
+      <w:startOverride w:val="1"/>
+    </w:lvlOverride>
+    <w:lvlOverride w:ilvl="8">
+      <w:startOverride w:val="1"/>
+    </w:lvlOverride>
+  </w:num>
+  <w:num w:numId="1015">
+    <w:abstractNumId w:val="99434"/>
+    <w:lvlOverride w:ilvl="0">
+      <w:startOverride w:val="4"/>
+    </w:lvlOverride>
+    <w:lvlOverride w:ilvl="1">
+      <w:startOverride w:val="4"/>
+    </w:lvlOverride>
+    <w:lvlOverride w:ilvl="2">
+      <w:startOverride w:val="4"/>
+    </w:lvlOverride>
+    <w:lvlOverride w:ilvl="3">
+      <w:startOverride w:val="4"/>
+    </w:lvlOverride>
+    <w:lvlOverride w:ilvl="4">
+      <w:startOverride w:val="4"/>
+    </w:lvlOverride>
+    <w:lvlOverride w:ilvl="5">
+      <w:startOverride w:val="4"/>
+    </w:lvlOverride>
+    <w:lvlOverride w:ilvl="6">
+      <w:startOverride w:val="4"/>
+    </w:lvlOverride>
+    <w:lvlOverride w:ilvl="7">
+      <w:startOverride w:val="4"/>
+    </w:lvlOverride>
+    <w:lvlOverride w:ilvl="8">
+      <w:startOverride w:val="4"/>
+    </w:lvlOverride>
+  </w:num>
+  <w:num w:numId="1016">
+    <w:abstractNumId w:val="99431"/>
+    <w:lvlOverride w:ilvl="0">
+      <w:startOverride w:val="1"/>
+    </w:lvlOverride>
+    <w:lvlOverride w:ilvl="1">
+      <w:startOverride w:val="1"/>
+    </w:lvlOverride>
+    <w:lvlOverride w:ilvl="2">
+      <w:startOverride w:val="1"/>
+    </w:lvlOverride>
+    <w:lvlOverride w:ilvl="3">
+      <w:startOverride w:val="1"/>
+    </w:lvlOverride>
+    <w:lvlOverride w:ilvl="4">
+      <w:startOverride w:val="1"/>
+    </w:lvlOverride>
+    <w:lvlOverride w:ilvl="5">
+      <w:startOverride w:val="1"/>
+    </w:lvlOverride>
+    <w:lvlOverride w:ilvl="6">
+      <w:startOverride w:val="1"/>
+    </w:lvlOverride>
+    <w:lvlOverride w:ilvl="7">
+      <w:startOverride w:val="1"/>
+    </w:lvlOverride>
+    <w:lvlOverride w:ilvl="8">
+      <w:startOverride w:val="1"/>
+    </w:lvlOverride>
+  </w:num>
+  <w:num w:numId="1017">
+    <w:abstractNumId w:val="99432"/>
+    <w:lvlOverride w:ilvl="0">
+      <w:startOverride w:val="2"/>
+    </w:lvlOverride>
+    <w:lvlOverride w:ilvl="1">
+      <w:startOverride w:val="2"/>
+    </w:lvlOverride>
+    <w:lvlOverride w:ilvl="2">
+      <w:startOverride w:val="2"/>
+    </w:lvlOverride>
+    <w:lvlOverride w:ilvl="3">
+      <w:startOverride w:val="2"/>
+    </w:lvlOverride>
+    <w:lvlOverride w:ilvl="4">
+      <w:startOverride w:val="2"/>
+    </w:lvlOverride>
+    <w:lvlOverride w:ilvl="5">
+      <w:startOverride w:val="2"/>
+    </w:lvlOverride>
+    <w:lvlOverride w:ilvl="6">
+      <w:startOverride w:val="2"/>
+    </w:lvlOverride>
+    <w:lvlOverride w:ilvl="7">
+      <w:startOverride w:val="2"/>
+    </w:lvlOverride>
+    <w:lvlOverride w:ilvl="8">
+      <w:startOverride w:val="2"/>
+    </w:lvlOverride>
+  </w:num>
+  <w:num w:numId="1018">
+    <w:abstractNumId w:val="99433"/>
+    <w:lvlOverride w:ilvl="0">
+      <w:startOverride w:val="3"/>
+    </w:lvlOverride>
+    <w:lvlOverride w:ilvl="1">
+      <w:startOverride w:val="3"/>
+    </w:lvlOverride>
+    <w:lvlOverride w:ilvl="2">
+      <w:startOverride w:val="3"/>
+    </w:lvlOverride>
+    <w:lvlOverride w:ilvl="3">
+      <w:startOverride w:val="3"/>
+    </w:lvlOverride>
+    <w:lvlOverride w:ilvl="4">
+      <w:startOverride w:val="3"/>
+    </w:lvlOverride>
+    <w:lvlOverride w:ilvl="5">
+      <w:startOverride w:val="3"/>
+    </w:lvlOverride>
+    <w:lvlOverride w:ilvl="6">
+      <w:startOverride w:val="3"/>
+    </w:lvlOverride>
+    <w:lvlOverride w:ilvl="7">
+      <w:startOverride w:val="3"/>
+    </w:lvlOverride>
+    <w:lvlOverride w:ilvl="8">
+      <w:startOverride w:val="3"/>
+    </w:lvlOverride>
+  </w:num>
+  <w:num w:numId="1019">
+    <w:abstractNumId w:val="99431"/>
+    <w:lvlOverride w:ilvl="0">
+      <w:startOverride w:val="1"/>
+    </w:lvlOverride>
+    <w:lvlOverride w:ilvl="1">
+      <w:startOverride w:val="1"/>
+    </w:lvlOverride>
+    <w:lvlOverride w:ilvl="2">
+      <w:startOverride w:val="1"/>
+    </w:lvlOverride>
+    <w:lvlOverride w:ilvl="3">
+      <w:startOverride w:val="1"/>
+    </w:lvlOverride>
+    <w:lvlOverride w:ilvl="4">
+      <w:startOverride w:val="1"/>
+    </w:lvlOverride>
+    <w:lvlOverride w:ilvl="5">
+      <w:startOverride w:val="1"/>
+    </w:lvlOverride>
+    <w:lvlOverride w:ilvl="6">
+      <w:startOverride w:val="1"/>
+    </w:lvlOverride>
+    <w:lvlOverride w:ilvl="7">
+      <w:startOverride w:val="1"/>
+    </w:lvlOverride>
+    <w:lvlOverride w:ilvl="8">
+      <w:startOverride w:val="1"/>
+    </w:lvlOverride>
+  </w:num>
+  <w:num w:numId="1020">
     <w:abstractNumId w:val="99631"/>
     <w:lvlOverride w:ilvl="0">
       <w:startOverride w:val="1"/>
@@ -26973,7 +26782,7 @@
     <ns0:rPr>
       <ns0:rFonts ns0:ascii="Times New Roman" ns0:cs="Times New Roman" ns0:eastAsia="SimHei" ns0:hAnsi="Times New Roman"/>
       <ns0:b/>
-      <ns0:color ns0:val="000000"/>
+      <ns0:color ns0:val="17324D"/>
       <ns0:sz ns0:val="44"/>
       <ns0:szCs ns0:val="56"/>
     </ns0:rPr>
@@ -27115,7 +26924,7 @@
     <ns0:rPr>
       <ns0:rFonts ns0:ascii="Times New Roman" ns0:cs="Times New Roman" ns0:eastAsia="SimHei" ns0:hAnsi="Times New Roman"/>
       <ns0:b/>
-      <ns0:color ns0:val="000000"/>
+      <ns0:color ns0:val="17324D"/>
       <ns0:sz ns0:val="32"/>
       <ns0:szCs ns0:val="40"/>
     </ns0:rPr>
@@ -27139,7 +26948,7 @@
     <ns0:rPr>
       <ns0:rFonts ns0:ascii="Times New Roman" ns0:cs="Times New Roman" ns0:eastAsia="SimHei" ns0:hAnsi="Times New Roman"/>
       <ns0:b/>
-      <ns0:color ns0:val="000000"/>
+      <ns0:color ns0:val="17324D"/>
       <ns0:sz ns0:val="28"/>
       <ns0:szCs ns0:val="32"/>
     </ns0:rPr>
@@ -27163,7 +26972,7 @@
     <ns0:rPr>
       <ns0:rFonts ns0:ascii="Times New Roman" ns0:cs="Times New Roman" ns0:eastAsia="SimHei" ns0:hAnsi="Times New Roman"/>
       <ns0:b/>
-      <ns0:color ns0:val="000000"/>
+      <ns0:color ns0:val="17324D"/>
       <ns0:sz ns0:val="25"/>
       <ns0:szCs ns0:val="28"/>
     </ns0:rPr>

--- a/00-首页/题组Word/第一轮·竞赛教材版/第一轮结构·1-原子结构（学生版）.docx
+++ b/00-首页/题组Word/第一轮·竞赛教材版/第一轮结构·1-原子结构（学生版）.docx
@@ -1283,6 +1283,711 @@
         <w:pict>
           <v:rect style="width:0;height:1.5pt" o:hralign="center" o:hrstd="t" o:hr="t"/>
         </w:pict>
+      </w:r>
+    </w:p>
+    <w:p>
+      <w:pPr>
+        <w:pStyle w:val="Compact"/>
+        <w:numPr>
+          <w:ilvl w:val="0"/>
+          <w:numId w:val="1001"/>
+        </w:numPr>
+        <w:ind w:firstLine="420"/>
+      </w:pPr>
+      <w:r>
+        <w:rPr>
+          <w:rFonts w:hint="eastAsia" w:ascii="Times New Roman" w:hAnsi="Times New Roman" w:eastAsia="FangSong" w:cs="Times New Roman"/>
+        </w:rPr>
+        <w:t xml:space="preserve">根据</w:t>
+      </w:r>
+      <w:r>
+        <w:rPr>
+          <w:rFonts w:ascii="Times New Roman" w:hAnsi="Times New Roman" w:eastAsia="Times New Roman" w:cs="Times New Roman"/>
+        </w:rPr>
+        <w:t xml:space="preserve"> Pauling </w:t>
+      </w:r>
+      <w:r>
+        <w:rPr>
+          <w:rFonts w:hint="eastAsia" w:ascii="Times New Roman" w:hAnsi="Times New Roman" w:eastAsia="FangSong" w:cs="Times New Roman"/>
+        </w:rPr>
+        <w:t>电负性判断</w:t>
+      </w:r>
+      <w:r>
+        <w:rPr>
+          <w:rFonts w:hint="eastAsia" w:ascii="Times New Roman" w:hAnsi="Times New Roman" w:eastAsia="Times New Roman" w:cs="Times New Roman"/>
+        </w:rPr>
+        <w:t>，</w:t>
+      </w:r>
+      <w:r>
+        <w:rPr>
+          <w:rFonts w:ascii="Times New Roman" w:hAnsi="Times New Roman" w:eastAsia="Times New Roman" w:cs="Times New Roman"/>
+        </w:rPr>
+        <w:t xml:space="preserve"> </w:t>
+      </w:r>
+      <m:oMath>
+        <m:r>
+          <m:t>N</m:t>
+        </m:r>
+        <m:sSub>
+          <m:e>
+            <m:r>
+              <m:t>H</m:t>
+            </m:r>
+          </m:e>
+          <m:sub>
+            <m:r>
+              <m:t>2</m:t>
+            </m:r>
+          </m:sub>
+        </m:sSub>
+        <m:r>
+          <m:t>C</m:t>
+        </m:r>
+        <m:r>
+          <m:t>l</m:t>
+        </m:r>
+      </m:oMath>
+      <w:r>
+        <w:rPr>
+          <w:rFonts w:ascii="Times New Roman" w:hAnsi="Times New Roman" w:eastAsia="Times New Roman" w:cs="Times New Roman"/>
+        </w:rPr>
+        <w:t xml:space="preserve"> </w:t>
+      </w:r>
+      <w:r>
+        <w:rPr>
+          <w:rFonts w:hint="eastAsia" w:ascii="Times New Roman" w:hAnsi="Times New Roman" w:eastAsia="FangSong" w:cs="Times New Roman"/>
+        </w:rPr>
+        <w:t>水解应该产生什么产物</w:t>
+      </w:r>
+      <w:r>
+        <w:rPr>
+          <w:rFonts w:hint="eastAsia" w:ascii="Times New Roman" w:hAnsi="Times New Roman" w:eastAsia="Times New Roman" w:cs="Times New Roman"/>
+        </w:rPr>
+        <w:t>？</w:t>
+      </w:r>
+    </w:p>
+    <w:p>
+      <w:pPr>
+        <w:pStyle w:val="FirstParagraph"/>
+        <w:ind w:firstLine="420"/>
+      </w:pPr>
+      <w:r>
+        <w:rPr>
+          <w:rFonts w:hint="eastAsia" w:ascii="Times New Roman" w:hAnsi="Times New Roman" w:eastAsia="FangSong" w:cs="Times New Roman"/>
+        </w:rPr>
+        <w:t>然而</w:t>
+      </w:r>
+      <w:r>
+        <w:rPr>
+          <w:rFonts w:hint="eastAsia" w:ascii="Times New Roman" w:hAnsi="Times New Roman" w:eastAsia="Times New Roman" w:cs="Times New Roman"/>
+        </w:rPr>
+        <w:t>，</w:t>
+      </w:r>
+      <w:r>
+        <w:rPr>
+          <w:rFonts w:ascii="Times New Roman" w:hAnsi="Times New Roman" w:eastAsia="Times New Roman" w:cs="Times New Roman"/>
+        </w:rPr>
+        <w:t xml:space="preserve"> </w:t>
+      </w:r>
+      <m:oMath>
+        <m:sSub>
+          <m:e>
+            <m:r>
+              <m:rPr>
+                <m:sty m:val="p"/>
+              </m:rPr>
+              <m:t>N</m:t>
+            </m:r>
+            <m:r>
+              <m:rPr>
+                <m:sty m:val="p"/>
+              </m:rPr>
+              <m:t>H</m:t>
+            </m:r>
+          </m:e>
+          <m:sub>
+            <m:r>
+              <m:t>2</m:t>
+            </m:r>
+          </m:sub>
+        </m:sSub>
+        <m:r>
+          <m:rPr>
+            <m:sty m:val="p"/>
+          </m:rPr>
+          <m:t>C</m:t>
+        </m:r>
+        <m:r>
+          <m:rPr>
+            <m:sty m:val="p"/>
+          </m:rPr>
+          <m:t>l</m:t>
+        </m:r>
+      </m:oMath>
+      <w:r>
+        <w:rPr>
+          <w:rFonts w:ascii="Times New Roman" w:hAnsi="Times New Roman" w:eastAsia="Times New Roman" w:cs="Times New Roman"/>
+        </w:rPr>
+        <w:t xml:space="preserve"> </w:t>
+      </w:r>
+      <w:r>
+        <w:rPr>
+          <w:rFonts w:hint="eastAsia" w:ascii="Times New Roman" w:hAnsi="Times New Roman" w:eastAsia="FangSong" w:cs="Times New Roman"/>
+        </w:rPr>
+        <w:t>实际上水解产生的产物与</w:t>
+      </w:r>
+      <w:r>
+        <w:rPr>
+          <w:rFonts w:hint="eastAsia" w:ascii="Times New Roman" w:hAnsi="Times New Roman" w:eastAsia="Times New Roman" w:cs="Times New Roman"/>
+        </w:rPr>
+        <w:t>Pauling</w:t>
+      </w:r>
+      <w:r>
+        <w:rPr>
+          <w:rFonts w:hint="eastAsia" w:ascii="Times New Roman" w:hAnsi="Times New Roman" w:eastAsia="FangSong" w:cs="Times New Roman"/>
+        </w:rPr>
+        <w:t>电负性的预测不符</w:t>
+      </w:r>
+      <w:r>
+        <w:rPr>
+          <w:rFonts w:hint="eastAsia" w:ascii="Times New Roman" w:hAnsi="Times New Roman" w:eastAsia="Times New Roman" w:cs="Times New Roman"/>
+        </w:rPr>
+        <w:t>。</w:t>
+      </w:r>
+      <w:r>
+        <w:rPr>
+          <w:rFonts w:hint="eastAsia" w:ascii="Times New Roman" w:hAnsi="Times New Roman" w:eastAsia="FangSong" w:cs="Times New Roman"/>
+        </w:rPr>
+        <w:t>现在考虑</w:t>
+      </w:r>
+      <w:r>
+        <w:rPr>
+          <w:rFonts w:hint="eastAsia" w:ascii="Times New Roman" w:hAnsi="Times New Roman" w:eastAsia="Times New Roman" w:cs="Times New Roman"/>
+        </w:rPr>
+        <w:t>Allred-Rochow</w:t>
+      </w:r>
+      <w:r>
+        <w:rPr>
+          <w:rFonts w:hint="eastAsia" w:ascii="Times New Roman" w:hAnsi="Times New Roman" w:eastAsia="FangSong" w:cs="Times New Roman"/>
+        </w:rPr>
+        <w:t>电负性</w:t>
+      </w:r>
+      <w:r>
+        <w:rPr>
+          <w:rFonts w:hint="eastAsia" w:ascii="Times New Roman" w:hAnsi="Times New Roman" w:eastAsia="Times New Roman" w:cs="Times New Roman"/>
+        </w:rPr>
+        <w:t>，</w:t>
+      </w:r>
+      <w:r>
+        <w:rPr>
+          <w:rFonts w:hint="eastAsia" w:ascii="Times New Roman" w:hAnsi="Times New Roman" w:eastAsia="FangSong" w:cs="Times New Roman"/>
+        </w:rPr>
+        <w:t>该电负性的定义为</w:t>
+      </w:r>
+      <w:r>
+        <w:rPr>
+          <w:rFonts w:hint="eastAsia" w:ascii="Times New Roman" w:hAnsi="Times New Roman" w:eastAsia="Times New Roman" w:cs="Times New Roman"/>
+        </w:rPr>
+        <w:t>：</w:t>
+      </w:r>
+      <w:r>
+        <w:rPr>
+          <w:rFonts w:ascii="Times New Roman" w:hAnsi="Times New Roman" w:eastAsia="Times New Roman" w:cs="Times New Roman"/>
+        </w:rPr>
+        <w:t xml:space="preserve"> </w:t>
+      </w:r>
+      <m:oMath>
+        <m:oMathPr>
+          <m:ctrlPr>
+            <w:rPr>
+              <w:sz w:val="28"/>
+              <w:szCs w:val="28"/>
+            </w:rPr>
+          </m:ctrlPr>
+        </m:oMathPr>
+        <m:sSub>
+          <m:e>
+            <m:r>
+              <m:t>χ</m:t>
+            </m:r>
+          </m:e>
+          <m:sub>
+            <m:r>
+              <m:rPr>
+                <m:sty m:val="p"/>
+              </m:rPr>
+              <m:t>A</m:t>
+            </m:r>
+            <m:r>
+              <m:rPr>
+                <m:sty m:val="p"/>
+              </m:rPr>
+              <m:t>R</m:t>
+            </m:r>
+          </m:sub>
+        </m:sSub>
+        <m:r>
+          <m:rPr>
+            <m:sty m:val="p"/>
+          </m:rPr>
+          <m:t>=</m:t>
+        </m:r>
+        <m:r>
+          <m:t>3590</m:t>
+        </m:r>
+        <m:d>
+          <m:dPr>
+            <m:begChr m:val="("/>
+            <m:sepChr m:val=""/>
+            <m:endChr m:val=")"/>
+            <m:grow/>
+          </m:dPr>
+          <m:e>
+            <m:f>
+              <m:fPr>
+                <m:type m:val="bar"/>
+              </m:fPr>
+              <m:num>
+                <m:sSub>
+                  <m:e>
+                    <m:r>
+                      <m:t>Z</m:t>
+                    </m:r>
+                  </m:e>
+                  <m:sub>
+                    <m:r>
+                      <m:t>e</m:t>
+                    </m:r>
+                    <m:r>
+                      <m:t>f</m:t>
+                    </m:r>
+                    <m:r>
+                      <m:t>f</m:t>
+                    </m:r>
+                  </m:sub>
+                </m:sSub>
+              </m:num>
+              <m:den>
+                <m:sSup>
+                  <m:e>
+                    <m:r>
+                      <m:t>r</m:t>
+                    </m:r>
+                  </m:e>
+                  <m:sup>
+                    <m:r>
+                      <m:t>2</m:t>
+                    </m:r>
+                  </m:sup>
+                </m:sSup>
+              </m:den>
+            </m:f>
+          </m:e>
+        </m:d>
+        <m:r>
+          <m:rPr>
+            <m:sty m:val="p"/>
+          </m:rPr>
+          <m:t>+</m:t>
+        </m:r>
+        <m:r>
+          <m:t>0.744</m:t>
+        </m:r>
+      </m:oMath>
+      <w:r>
+        <w:rPr>
+          <w:rFonts w:ascii="Times New Roman" w:hAnsi="Times New Roman" w:eastAsia="Times New Roman" w:cs="Times New Roman"/>
+        </w:rPr>
+        <w:t xml:space="preserve"> </w:t>
+      </w:r>
+      <w:r>
+        <w:rPr>
+          <w:rFonts w:hint="eastAsia" w:ascii="Times New Roman" w:hAnsi="Times New Roman" w:eastAsia="Times New Roman" w:cs="Times New Roman"/>
+        </w:rPr>
+        <w:t>。</w:t>
+      </w:r>
+      <w:r>
+        <w:rPr>
+          <w:rFonts w:hint="eastAsia" w:ascii="Times New Roman" w:hAnsi="Times New Roman" w:eastAsia="FangSong" w:cs="Times New Roman"/>
+        </w:rPr>
+        <w:t>其中为</w:t>
+      </w:r>
+      <w:r>
+        <w:rPr>
+          <w:rFonts w:ascii="Times New Roman" w:hAnsi="Times New Roman" w:eastAsia="Times New Roman" w:cs="Times New Roman"/>
+        </w:rPr>
+        <w:t xml:space="preserve"> </w:t>
+      </w:r>
+      <m:oMath>
+        <m:sSub>
+          <m:e>
+            <m:r>
+              <m:t>χ</m:t>
+            </m:r>
+          </m:e>
+          <m:sub>
+            <m:r>
+              <m:rPr>
+                <m:sty m:val="p"/>
+              </m:rPr>
+              <m:t>A</m:t>
+            </m:r>
+            <m:r>
+              <m:rPr>
+                <m:sty m:val="p"/>
+              </m:rPr>
+              <m:t>R</m:t>
+            </m:r>
+          </m:sub>
+        </m:sSub>
+      </m:oMath>
+      <w:r>
+        <w:rPr>
+          <w:rFonts w:ascii="Times New Roman" w:hAnsi="Times New Roman" w:eastAsia="Times New Roman" w:cs="Times New Roman"/>
+        </w:rPr>
+        <w:t xml:space="preserve"> </w:t>
+      </w:r>
+      <w:r>
+        <w:rPr>
+          <w:rFonts w:hint="eastAsia" w:ascii="Times New Roman" w:hAnsi="Times New Roman" w:eastAsia="FangSong" w:cs="Times New Roman"/>
+        </w:rPr>
+        <w:t>电负性</w:t>
+      </w:r>
+      <w:r>
+        <w:rPr>
+          <w:rFonts w:hint="eastAsia" w:ascii="Times New Roman" w:hAnsi="Times New Roman" w:eastAsia="Times New Roman" w:cs="Times New Roman"/>
+        </w:rPr>
+        <w:t>，</w:t>
+      </w:r>
+      <w:r>
+        <w:rPr>
+          <w:rFonts w:ascii="Times New Roman" w:hAnsi="Times New Roman" w:eastAsia="Times New Roman" w:cs="Times New Roman"/>
+        </w:rPr>
+        <w:t xml:space="preserve"> </w:t>
+      </w:r>
+      <m:oMath>
+        <m:r>
+          <m:t>r</m:t>
+        </m:r>
+      </m:oMath>
+      <w:r>
+        <w:rPr>
+          <w:rFonts w:ascii="Times New Roman" w:hAnsi="Times New Roman" w:eastAsia="Times New Roman" w:cs="Times New Roman"/>
+        </w:rPr>
+        <w:t xml:space="preserve"> </w:t>
+      </w:r>
+      <w:r>
+        <w:rPr>
+          <w:rFonts w:hint="eastAsia" w:ascii="Times New Roman" w:hAnsi="Times New Roman" w:eastAsia="FangSong" w:cs="Times New Roman"/>
+        </w:rPr>
+        <w:t>表示原子的共价半径</w:t>
+      </w:r>
+      <w:r>
+        <w:rPr>
+          <w:rFonts w:hint="eastAsia" w:ascii="Times New Roman" w:hAnsi="Times New Roman" w:eastAsia="Times New Roman" w:cs="Times New Roman"/>
+        </w:rPr>
+        <w:t>(</w:t>
+      </w:r>
+      <w:r>
+        <w:rPr>
+          <w:rFonts w:hint="eastAsia" w:ascii="Times New Roman" w:hAnsi="Times New Roman" w:eastAsia="FangSong" w:cs="Times New Roman"/>
+        </w:rPr>
+        <w:t>单位</w:t>
+      </w:r>
+      <w:r>
+        <w:rPr>
+          <w:rFonts w:hint="eastAsia" w:ascii="Times New Roman" w:hAnsi="Times New Roman" w:eastAsia="Times New Roman" w:cs="Times New Roman"/>
+        </w:rPr>
+        <w:t>：pm)。</w:t>
+      </w:r>
+      <w:r>
+        <w:rPr>
+          <w:rFonts w:ascii="Times New Roman" w:hAnsi="Times New Roman" w:eastAsia="Times New Roman" w:cs="Times New Roman"/>
+        </w:rPr>
+        <w:t xml:space="preserve"> </w:t>
+      </w:r>
+      <m:oMath>
+        <m:sSub>
+          <m:e>
+            <m:r>
+              <m:rPr>
+                <m:scr m:val="sans-serif"/>
+                <m:sty m:val="p"/>
+              </m:rPr>
+              <m:t>Z</m:t>
+            </m:r>
+          </m:e>
+          <m:sub>
+            <m:r>
+              <m:rPr>
+                <m:scr m:val="sans-serif"/>
+                <m:sty m:val="p"/>
+              </m:rPr>
+              <m:t>e</m:t>
+            </m:r>
+            <m:r>
+              <m:rPr>
+                <m:scr m:val="sans-serif"/>
+                <m:sty m:val="p"/>
+              </m:rPr>
+              <m:t>f</m:t>
+            </m:r>
+            <m:r>
+              <m:rPr>
+                <m:scr m:val="sans-serif"/>
+                <m:sty m:val="p"/>
+              </m:rPr>
+              <m:t>f</m:t>
+            </m:r>
+          </m:sub>
+        </m:sSub>
+      </m:oMath>
+      <w:r>
+        <w:rPr>
+          <w:rFonts w:ascii="Times New Roman" w:hAnsi="Times New Roman" w:eastAsia="Times New Roman" w:cs="Times New Roman"/>
+        </w:rPr>
+        <w:t xml:space="preserve"> </w:t>
+      </w:r>
+      <w:r>
+        <w:rPr>
+          <w:rFonts w:hint="eastAsia" w:ascii="Times New Roman" w:hAnsi="Times New Roman" w:eastAsia="FangSong" w:cs="Times New Roman"/>
+        </w:rPr>
+        <w:t>是原子的价层电子所受到的有效核电荷</w:t>
+      </w:r>
+      <w:r>
+        <w:rPr>
+          <w:rFonts w:hint="eastAsia" w:ascii="Times New Roman" w:hAnsi="Times New Roman" w:eastAsia="Times New Roman" w:cs="Times New Roman"/>
+        </w:rPr>
+        <w:t>。</w:t>
+      </w:r>
+      <w:r>
+        <w:rPr>
+          <w:rFonts w:hint="eastAsia" w:ascii="Times New Roman" w:hAnsi="Times New Roman" w:eastAsia="FangSong" w:cs="Times New Roman"/>
+        </w:rPr>
+        <w:t>已知</w:t>
+      </w:r>
+      <w:r>
+        <w:rPr>
+          <w:rFonts w:hint="eastAsia" w:ascii="Times New Roman" w:hAnsi="Times New Roman" w:eastAsia="Times New Roman" w:cs="Times New Roman"/>
+        </w:rPr>
+        <w:t>N</w:t>
+      </w:r>
+      <w:r>
+        <w:rPr>
+          <w:rFonts w:hint="eastAsia" w:ascii="Times New Roman" w:hAnsi="Times New Roman" w:eastAsia="FangSong" w:cs="Times New Roman"/>
+        </w:rPr>
+        <w:t>和</w:t>
+      </w:r>
+      <w:r>
+        <w:rPr>
+          <w:rFonts w:hint="eastAsia" w:ascii="Times New Roman" w:hAnsi="Times New Roman" w:eastAsia="Times New Roman" w:cs="Times New Roman"/>
+        </w:rPr>
+        <w:t>Cl</w:t>
+      </w:r>
+      <w:r>
+        <w:rPr>
+          <w:rFonts w:hint="eastAsia" w:ascii="Times New Roman" w:hAnsi="Times New Roman" w:eastAsia="FangSong" w:cs="Times New Roman"/>
+        </w:rPr>
+        <w:t>的共价半径分别为</w:t>
+      </w:r>
+      <w:r>
+        <w:rPr>
+          <w:rFonts w:hint="eastAsia" w:ascii="Times New Roman" w:hAnsi="Times New Roman" w:eastAsia="Times New Roman" w:cs="Times New Roman"/>
+        </w:rPr>
+        <w:t>70.0</w:t>
+      </w:r>
+      <w:r>
+        <w:rPr>
+          <w:rFonts w:hint="eastAsia" w:ascii="Times New Roman" w:hAnsi="Times New Roman" w:eastAsia="FangSong" w:cs="Times New Roman"/>
+        </w:rPr>
+        <w:t>和</w:t>
+      </w:r>
+      <w:r>
+        <w:rPr>
+          <w:rFonts w:ascii="Times New Roman" w:hAnsi="Times New Roman" w:eastAsia="Times New Roman" w:cs="Times New Roman"/>
+        </w:rPr>
+        <w:t xml:space="preserve"> </w:t>
+      </w:r>
+      <m:oMath>
+        <m:oMathPr>
+          <m:ctrlPr>
+            <w:rPr>
+              <w:sz w:val="28"/>
+              <w:szCs w:val="28"/>
+            </w:rPr>
+          </m:ctrlPr>
+        </m:oMathPr>
+        <m:r>
+          <m:t>99.0</m:t>
+        </m:r>
+        <m:r>
+          <m:rPr>
+            <m:sty m:val="p"/>
+          </m:rPr>
+          <m:t>p</m:t>
+        </m:r>
+        <m:r>
+          <m:rPr>
+            <m:sty m:val="p"/>
+          </m:rPr>
+          <m:t>m</m:t>
+        </m:r>
+      </m:oMath>
+      <w:r>
+        <w:rPr>
+          <w:rFonts w:ascii="Times New Roman" w:hAnsi="Times New Roman" w:eastAsia="Times New Roman" w:cs="Times New Roman"/>
+        </w:rPr>
+        <w:t xml:space="preserve"> </w:t>
+      </w:r>
+      <w:r>
+        <w:rPr>
+          <w:rFonts w:hint="eastAsia" w:ascii="Times New Roman" w:hAnsi="Times New Roman" w:eastAsia="Times New Roman" w:cs="Times New Roman"/>
+        </w:rPr>
+        <w:t>，</w:t>
+      </w:r>
+      <w:r>
+        <w:rPr>
+          <w:rFonts w:hint="eastAsia" w:ascii="Times New Roman" w:hAnsi="Times New Roman" w:eastAsia="FangSong" w:cs="Times New Roman"/>
+        </w:rPr>
+        <w:t>价层电子所受的有效核电荷可用</w:t>
+      </w:r>
+      <w:r>
+        <w:rPr>
+          <w:rFonts w:hint="eastAsia" w:ascii="Times New Roman" w:hAnsi="Times New Roman" w:eastAsia="Times New Roman" w:cs="Times New Roman"/>
+        </w:rPr>
+        <w:t>Slater</w:t>
+      </w:r>
+      <w:r>
+        <w:rPr>
+          <w:rFonts w:hint="eastAsia" w:ascii="Times New Roman" w:hAnsi="Times New Roman" w:eastAsia="FangSong" w:cs="Times New Roman"/>
+        </w:rPr>
+        <w:t>规则计算</w:t>
+      </w:r>
+      <w:r>
+        <w:rPr>
+          <w:rFonts w:hint="eastAsia" w:ascii="Times New Roman" w:hAnsi="Times New Roman" w:eastAsia="Times New Roman" w:cs="Times New Roman"/>
+        </w:rPr>
+        <w:t>。</w:t>
+      </w:r>
+      <w:r>
+        <w:rPr>
+          <w:rFonts w:ascii="Times New Roman" w:hAnsi="Times New Roman" w:eastAsia="Times New Roman" w:cs="Times New Roman"/>
+        </w:rPr>
+        <w:br/>
+      </w:r>
+      <w:r>
+        <w:rPr>
+          <w:rFonts w:ascii="Times New Roman" w:hAnsi="Times New Roman" w:eastAsia="Times New Roman" w:cs="Times New Roman"/>
+        </w:rPr>
+        <w:t xml:space="preserve">(2) </w:t>
+      </w:r>
+      <w:r>
+        <w:rPr>
+          <w:rFonts w:hint="eastAsia" w:ascii="Times New Roman" w:hAnsi="Times New Roman" w:eastAsia="FangSong" w:cs="Times New Roman"/>
+        </w:rPr>
+        <w:t>确定</w:t>
+      </w:r>
+      <w:r>
+        <w:rPr>
+          <w:rFonts w:hint="eastAsia" w:ascii="Times New Roman" w:hAnsi="Times New Roman" w:eastAsia="Times New Roman" w:cs="Times New Roman"/>
+        </w:rPr>
+        <w:t>N</w:t>
+      </w:r>
+      <w:r>
+        <w:rPr>
+          <w:rFonts w:hint="eastAsia" w:ascii="Times New Roman" w:hAnsi="Times New Roman" w:eastAsia="FangSong" w:cs="Times New Roman"/>
+        </w:rPr>
+        <w:t>和</w:t>
+      </w:r>
+      <w:r>
+        <w:rPr>
+          <w:rFonts w:hint="eastAsia" w:ascii="Times New Roman" w:hAnsi="Times New Roman" w:eastAsia="Times New Roman" w:cs="Times New Roman"/>
+        </w:rPr>
+        <w:t>Cl</w:t>
+      </w:r>
+      <w:r>
+        <w:rPr>
+          <w:rFonts w:hint="eastAsia" w:ascii="Times New Roman" w:hAnsi="Times New Roman" w:eastAsia="FangSong" w:cs="Times New Roman"/>
+        </w:rPr>
+        <w:t>的</w:t>
+      </w:r>
+      <w:r>
+        <w:rPr>
+          <w:rFonts w:hint="eastAsia" w:ascii="Times New Roman" w:hAnsi="Times New Roman" w:eastAsia="Times New Roman" w:cs="Times New Roman"/>
+        </w:rPr>
+        <w:t>Allred-Rochow</w:t>
+      </w:r>
+      <w:r>
+        <w:rPr>
+          <w:rFonts w:hint="eastAsia" w:ascii="Times New Roman" w:hAnsi="Times New Roman" w:eastAsia="FangSong" w:cs="Times New Roman"/>
+        </w:rPr>
+        <w:t>电负性</w:t>
+      </w:r>
+      <w:r>
+        <w:rPr>
+          <w:rFonts w:hint="eastAsia" w:ascii="Times New Roman" w:hAnsi="Times New Roman" w:eastAsia="Times New Roman" w:cs="Times New Roman"/>
+        </w:rPr>
+        <w:t>。</w:t>
+      </w:r>
+      <w:r>
+        <w:rPr>
+          <w:rFonts w:hint="eastAsia" w:ascii="Times New Roman" w:hAnsi="Times New Roman" w:eastAsia="FangSong" w:cs="Times New Roman"/>
+        </w:rPr>
+        <w:t>由此给出的水解产物是什么</w:t>
+      </w:r>
+      <w:r>
+        <w:rPr>
+          <w:rFonts w:hint="eastAsia" w:ascii="Times New Roman" w:hAnsi="Times New Roman" w:eastAsia="Times New Roman" w:cs="Times New Roman"/>
+        </w:rPr>
+        <w:t>？</w:t>
+      </w:r>
+      <w:r>
+        <w:rPr>
+          <w:rFonts w:hint="eastAsia" w:ascii="Times New Roman" w:hAnsi="Times New Roman" w:eastAsia="FangSong" w:cs="Times New Roman"/>
+        </w:rPr>
+        <w:t>思考</w:t>
+      </w:r>
+      <w:r>
+        <w:rPr>
+          <w:rFonts w:hint="eastAsia" w:ascii="Times New Roman" w:hAnsi="Times New Roman" w:eastAsia="Times New Roman" w:cs="Times New Roman"/>
+        </w:rPr>
+        <w:t>：</w:t>
+      </w:r>
+      <w:r>
+        <w:rPr>
+          <w:rFonts w:hint="eastAsia" w:ascii="Times New Roman" w:hAnsi="Times New Roman" w:eastAsia="FangSong" w:cs="Times New Roman"/>
+        </w:rPr>
+        <w:t>为什么</w:t>
+      </w:r>
+      <w:r>
+        <w:rPr>
+          <w:rFonts w:hint="eastAsia" w:ascii="Times New Roman" w:hAnsi="Times New Roman" w:eastAsia="Times New Roman" w:cs="Times New Roman"/>
+        </w:rPr>
+        <w:t>Allred-Rochow</w:t>
+      </w:r>
+      <w:r>
+        <w:rPr>
+          <w:rFonts w:hint="eastAsia" w:ascii="Times New Roman" w:hAnsi="Times New Roman" w:eastAsia="FangSong" w:cs="Times New Roman"/>
+        </w:rPr>
+        <w:t>电负性在水解产物上的预测能力比</w:t>
+      </w:r>
+      <w:r>
+        <w:rPr>
+          <w:rFonts w:hint="eastAsia" w:ascii="Times New Roman" w:hAnsi="Times New Roman" w:eastAsia="Times New Roman" w:cs="Times New Roman"/>
+        </w:rPr>
+        <w:t>Pauling</w:t>
+      </w:r>
+      <w:r>
+        <w:rPr>
+          <w:rFonts w:hint="eastAsia" w:ascii="Times New Roman" w:hAnsi="Times New Roman" w:eastAsia="FangSong" w:cs="Times New Roman"/>
+        </w:rPr>
+        <w:t>电负性好</w:t>
+      </w:r>
+      <w:r>
+        <w:rPr>
+          <w:rFonts w:hint="eastAsia" w:ascii="Times New Roman" w:hAnsi="Times New Roman" w:eastAsia="Times New Roman" w:cs="Times New Roman"/>
+        </w:rPr>
+        <w:t>？</w:t>
       </w:r>
     </w:p>
     <w:p>
@@ -3187,7 +3892,7 @@
         <w:pStyle w:val="Compact"/>
         <w:numPr>
           <w:ilvl w:val="0"/>
-          <w:numId w:val="1001"/>
+          <w:numId w:val="1002"/>
         </w:numPr>
         <w:ind w:firstLine="420"/>
       </w:pPr>
@@ -4420,7 +5125,7 @@
         <w:pStyle w:val="Compact"/>
         <w:numPr>
           <w:ilvl w:val="0"/>
-          <w:numId w:val="1002"/>
+          <w:numId w:val="1003"/>
         </w:numPr>
       </w:pPr>
       <w:r>
@@ -4467,7 +5172,7 @@
         <w:pStyle w:val="Compact"/>
         <w:numPr>
           <w:ilvl w:val="0"/>
-          <w:numId w:val="1002"/>
+          <w:numId w:val="1003"/>
         </w:numPr>
       </w:pPr>
       <w:r>
@@ -4514,7 +5219,7 @@
         <w:pStyle w:val="Compact"/>
         <w:numPr>
           <w:ilvl w:val="0"/>
-          <w:numId w:val="1002"/>
+          <w:numId w:val="1003"/>
         </w:numPr>
       </w:pPr>
       <w:r>
@@ -4561,7 +5266,7 @@
         <w:pStyle w:val="Compact"/>
         <w:numPr>
           <w:ilvl w:val="0"/>
-          <w:numId w:val="1002"/>
+          <w:numId w:val="1003"/>
         </w:numPr>
       </w:pPr>
       <w:r>
@@ -4690,7 +5395,7 @@
         <w:pStyle w:val="Compact"/>
         <w:numPr>
           <w:ilvl w:val="0"/>
-          <w:numId w:val="1003"/>
+          <w:numId w:val="1004"/>
         </w:numPr>
       </w:pPr>
       <w:r>
@@ -4781,7 +5486,7 @@
         <w:pStyle w:val="Compact"/>
         <w:numPr>
           <w:ilvl w:val="0"/>
-          <w:numId w:val="1003"/>
+          <w:numId w:val="1004"/>
         </w:numPr>
       </w:pPr>
       <w:r>
@@ -4874,7 +5579,7 @@
         <w:pStyle w:val="Compact"/>
         <w:numPr>
           <w:ilvl w:val="0"/>
-          <w:numId w:val="1003"/>
+          <w:numId w:val="1004"/>
         </w:numPr>
       </w:pPr>
       <w:r>
@@ -4965,7 +5670,7 @@
         <w:pStyle w:val="Compact"/>
         <w:numPr>
           <w:ilvl w:val="0"/>
-          <w:numId w:val="1003"/>
+          <w:numId w:val="1004"/>
         </w:numPr>
       </w:pPr>
       <w:r>
@@ -8383,7 +9088,7 @@
         <w:pStyle w:val="Compact"/>
         <w:numPr>
           <w:ilvl w:val="0"/>
-          <w:numId w:val="1004"/>
+          <w:numId w:val="1005"/>
         </w:numPr>
         <w:ind w:firstLine="420"/>
       </w:pPr>
@@ -8411,7 +9116,7 @@
         <w:pStyle w:val="Compact"/>
         <w:numPr>
           <w:ilvl w:val="0"/>
-          <w:numId w:val="1004"/>
+          <w:numId w:val="1005"/>
         </w:numPr>
         <w:ind w:firstLine="420"/>
       </w:pPr>
@@ -8489,7 +9194,7 @@
         <w:pStyle w:val="Compact"/>
         <w:numPr>
           <w:ilvl w:val="0"/>
-          <w:numId w:val="1004"/>
+          <w:numId w:val="1005"/>
         </w:numPr>
         <w:ind w:firstLine="420"/>
       </w:pPr>
@@ -8505,7 +9210,7 @@
         <w:pStyle w:val="Compact"/>
         <w:numPr>
           <w:ilvl w:val="0"/>
-          <w:numId w:val="1004"/>
+          <w:numId w:val="1005"/>
         </w:numPr>
         <w:ind w:firstLine="420"/>
       </w:pPr>
@@ -14347,7 +15052,7 @@
       <w:pPr>
         <w:numPr>
           <w:ilvl w:val="0"/>
-          <w:numId w:val="1005"/>
+          <w:numId w:val="1006"/>
         </w:numPr>
         <w:ind w:firstLine="420"/>
       </w:pPr>
@@ -14362,200 +15067,6 @@
           <w:rFonts w:hint="eastAsia" w:ascii="Times New Roman" w:hAnsi="Times New Roman" w:eastAsia="Times New Roman" w:cs="Times New Roman"/>
         </w:rPr>
         <w:t>。</w:t>
-      </w:r>
-    </w:p>
-    <w:p>
-      <w:pPr>
-        <w:numPr>
-          <w:ilvl w:val="0"/>
-          <w:numId w:val="1005"/>
-        </w:numPr>
-        <w:ind w:firstLine="420"/>
-      </w:pPr>
-      <w:r>
-        <w:rPr>
-          <w:rFonts w:hint="eastAsia" w:ascii="Times New Roman" w:hAnsi="Times New Roman" w:eastAsia="FangSong" w:cs="Times New Roman"/>
-        </w:rPr>
-        <w:t xml:space="preserve">计算电离</w:t>
-      </w:r>
-      <w:r>
-        <w:rPr>
-          <w:rFonts w:ascii="Times New Roman" w:hAnsi="Times New Roman" w:eastAsia="Times New Roman" w:cs="Times New Roman"/>
-        </w:rPr>
-        <w:t xml:space="preserve"> 1 mol </w:t>
-      </w:r>
-      <w:r>
-        <w:rPr>
-          <w:rFonts w:hint="eastAsia" w:ascii="Times New Roman" w:hAnsi="Times New Roman" w:eastAsia="FangSong" w:cs="Times New Roman"/>
-        </w:rPr>
-        <w:t>晶体铜所需照射光的波长</w:t>
-      </w:r>
-      <w:r>
-        <w:rPr>
-          <w:rFonts w:hint="eastAsia" w:ascii="Times New Roman" w:hAnsi="Times New Roman" w:eastAsia="Times New Roman" w:cs="Times New Roman"/>
-        </w:rPr>
-        <w:t>。</w:t>
-      </w:r>
-    </w:p>
-    <w:p>
-      <w:pPr>
-        <w:numPr>
-          <w:ilvl w:val="0"/>
-          <w:numId w:val="1005"/>
-        </w:numPr>
-        <w:ind w:firstLine="420"/>
-      </w:pPr>
-      <w:r>
-        <w:rPr>
-          <w:rFonts w:hint="eastAsia" w:ascii="Times New Roman" w:hAnsi="Times New Roman" w:eastAsia="FangSong" w:cs="Times New Roman"/>
-        </w:rPr>
-        <w:t>升高温度可否大大改变上述两电离过程所需能量之差</w:t>
-      </w:r>
-      <w:r>
-        <w:rPr>
-          <w:rFonts w:hint="eastAsia" w:ascii="Times New Roman" w:hAnsi="Times New Roman" w:eastAsia="Times New Roman" w:cs="Times New Roman"/>
-        </w:rPr>
-        <w:t>？</w:t>
-      </w:r>
-    </w:p>
-    <w:p>
-      <w:pPr>
-        <w:spacing w:before="160" w:after="80"/>
-      </w:pPr>
-      <w:r>
-        <w:pict>
-          <v:rect style="width:0;height:1.5pt" o:hralign="center" o:hrstd="t" o:hr="t"/>
-        </w:pict>
-      </w:r>
-    </w:p>
-    <w:p>
-      <w:pPr>
-        <w:spacing w:before="160" w:after="80"/>
-      </w:pPr>
-      <w:r>
-        <w:pict>
-          <v:rect style="width:0;height:1.5pt" o:hralign="center" o:hrstd="t" o:hr="t"/>
-        </w:pict>
-      </w:r>
-    </w:p>
-    <w:bookmarkEnd w:id="49"/>
-    <w:bookmarkStart w:id="50" w:name="第27题"/>
-    <w:p>
-      <w:pPr>
-        <w:pStyle w:val="Heading3"/>
-        <w:spacing w:before="280" w:after="120"/>
-      </w:pPr>
-      <w:r>
-        <w:rPr>
-          <w:rFonts w:hint="eastAsia" w:ascii="Times New Roman" w:hAnsi="Times New Roman" w:eastAsia="SimHei" w:cs="Times New Roman"/>
-        </w:rPr>
-        <w:t>第</w:t>
-      </w:r>
-      <w:r>
-        <w:rPr>
-          <w:rFonts w:hint="eastAsia" w:ascii="Times New Roman" w:hAnsi="Times New Roman" w:eastAsia="Times New Roman" w:cs="Times New Roman"/>
-        </w:rPr>
-        <w:t>27</w:t>
-      </w:r>
-      <w:r>
-        <w:rPr>
-          <w:rFonts w:hint="eastAsia" w:ascii="Times New Roman" w:hAnsi="Times New Roman" w:eastAsia="SimHei" w:cs="Times New Roman"/>
-        </w:rPr>
-        <w:t>题</w:t>
-      </w:r>
-    </w:p>
-    <w:p>
-      <w:pPr>
-        <w:pStyle w:val="FirstParagraph"/>
-        <w:ind w:firstLine="420"/>
-      </w:pPr>
-      <w:r>
-        <w:rPr>
-          <w:rFonts w:hint="eastAsia" w:ascii="Times New Roman" w:hAnsi="Times New Roman" w:eastAsia="FangSong" w:cs="Times New Roman"/>
-        </w:rPr>
-        <w:t>对于氢原子</w:t>
-      </w:r>
-      <w:r>
-        <w:rPr>
-          <w:rFonts w:hint="eastAsia" w:ascii="Times New Roman" w:hAnsi="Times New Roman" w:eastAsia="Times New Roman" w:cs="Times New Roman"/>
-        </w:rPr>
-        <w:t>：</w:t>
-      </w:r>
-    </w:p>
-    <w:p>
-      <w:pPr>
-        <w:pStyle w:val="BodyText"/>
-        <w:ind w:firstLine="420"/>
-      </w:pPr>
-      <w:r>
-        <w:rPr>
-          <w:rFonts w:ascii="Times New Roman" w:hAnsi="Times New Roman" w:eastAsia="Times New Roman" w:cs="Times New Roman"/>
-          <w:b/>
-          <w:bCs/>
-        </w:rPr>
-        <w:t xml:space="preserve">(1)</w:t>
-      </w:r>
-      <w:r>
-        <w:rPr>
-          <w:rFonts w:ascii="Times New Roman" w:hAnsi="Times New Roman" w:eastAsia="Times New Roman" w:cs="Times New Roman"/>
-        </w:rPr>
-        <w:t xml:space="preserve"> </w:t>
-      </w:r>
-      <w:r>
-        <w:rPr>
-          <w:rFonts w:hint="eastAsia" w:ascii="Times New Roman" w:hAnsi="Times New Roman" w:eastAsia="FangSong" w:cs="Times New Roman"/>
-        </w:rPr>
-        <w:t>分别计算从第一激发态和第六激发态跃迁到基态所产生的光谱线的波长</w:t>
-      </w:r>
-      <w:r>
-        <w:rPr>
-          <w:rFonts w:hint="eastAsia" w:ascii="Times New Roman" w:hAnsi="Times New Roman" w:eastAsia="Times New Roman" w:cs="Times New Roman"/>
-        </w:rPr>
-        <w:t>，</w:t>
-      </w:r>
-      <w:r>
-        <w:rPr>
-          <w:rFonts w:hint="eastAsia" w:ascii="Times New Roman" w:hAnsi="Times New Roman" w:eastAsia="FangSong" w:cs="Times New Roman"/>
-        </w:rPr>
-        <w:t>说明这些谱线属于什么线系及处于什么光谱范围</w:t>
-      </w:r>
-      <w:r>
-        <w:rPr>
-          <w:rFonts w:hint="eastAsia" w:ascii="Times New Roman" w:hAnsi="Times New Roman" w:eastAsia="Times New Roman" w:cs="Times New Roman"/>
-        </w:rPr>
-        <w:t>。</w:t>
-      </w:r>
-    </w:p>
-    <w:p>
-      <w:pPr>
-        <w:pStyle w:val="BodyText"/>
-        <w:ind w:firstLine="420"/>
-      </w:pPr>
-      <w:r>
-        <w:rPr>
-          <w:rFonts w:ascii="Times New Roman" w:hAnsi="Times New Roman" w:eastAsia="Times New Roman" w:cs="Times New Roman"/>
-          <w:b/>
-          <w:bCs/>
-        </w:rPr>
-        <w:t xml:space="preserve">(2)</w:t>
-      </w:r>
-      <w:r>
-        <w:rPr>
-          <w:rFonts w:ascii="Times New Roman" w:hAnsi="Times New Roman" w:eastAsia="Times New Roman" w:cs="Times New Roman"/>
-        </w:rPr>
-        <w:t xml:space="preserve"> </w:t>
-      </w:r>
-      <w:r>
-        <w:rPr>
-          <w:rFonts w:hint="eastAsia" w:ascii="Times New Roman" w:hAnsi="Times New Roman" w:eastAsia="FangSong" w:cs="Times New Roman"/>
-        </w:rPr>
-        <w:t>上述两谱线产生的光子能否使</w:t>
-      </w:r>
-      <w:r>
-        <w:rPr>
-          <w:rFonts w:hint="eastAsia" w:ascii="Times New Roman" w:hAnsi="Times New Roman" w:eastAsia="Times New Roman" w:cs="Times New Roman"/>
-        </w:rPr>
-        <w:t>：</w:t>
       </w:r>
     </w:p>
     <w:p>
@@ -14570,13 +15081,25 @@
         <w:rPr>
           <w:rFonts w:hint="eastAsia" w:ascii="Times New Roman" w:hAnsi="Times New Roman" w:eastAsia="FangSong" w:cs="Times New Roman"/>
         </w:rPr>
-        <w:t>处于基态的另外的氢原子电离</w:t>
-      </w:r>
-      <w:r>
-        <w:rPr>
-          <w:rFonts w:hint="eastAsia" w:ascii="Times New Roman" w:hAnsi="Times New Roman" w:eastAsia="Times New Roman" w:cs="Times New Roman"/>
-        </w:rPr>
-        <w:t>？</w:t>
+        <w:t xml:space="preserve">计算电离</w:t>
+      </w:r>
+      <w:r>
+        <w:rPr>
+          <w:rFonts w:ascii="Times New Roman" w:hAnsi="Times New Roman" w:eastAsia="Times New Roman" w:cs="Times New Roman"/>
+        </w:rPr>
+        <w:t xml:space="preserve"> 1 mol </w:t>
+      </w:r>
+      <w:r>
+        <w:rPr>
+          <w:rFonts w:hint="eastAsia" w:ascii="Times New Roman" w:hAnsi="Times New Roman" w:eastAsia="FangSong" w:cs="Times New Roman"/>
+        </w:rPr>
+        <w:t>晶体铜所需照射光的波长</w:t>
+      </w:r>
+      <w:r>
+        <w:rPr>
+          <w:rFonts w:hint="eastAsia" w:ascii="Times New Roman" w:hAnsi="Times New Roman" w:eastAsia="Times New Roman" w:cs="Times New Roman"/>
+        </w:rPr>
+        <w:t>。</w:t>
       </w:r>
     </w:p>
     <w:p>
@@ -14584,6 +15107,188 @@
         <w:numPr>
           <w:ilvl w:val="0"/>
           <w:numId w:val="1006"/>
+        </w:numPr>
+        <w:ind w:firstLine="420"/>
+      </w:pPr>
+      <w:r>
+        <w:rPr>
+          <w:rFonts w:hint="eastAsia" w:ascii="Times New Roman" w:hAnsi="Times New Roman" w:eastAsia="FangSong" w:cs="Times New Roman"/>
+        </w:rPr>
+        <w:t>升高温度可否大大改变上述两电离过程所需能量之差</w:t>
+      </w:r>
+      <w:r>
+        <w:rPr>
+          <w:rFonts w:hint="eastAsia" w:ascii="Times New Roman" w:hAnsi="Times New Roman" w:eastAsia="Times New Roman" w:cs="Times New Roman"/>
+        </w:rPr>
+        <w:t>？</w:t>
+      </w:r>
+    </w:p>
+    <w:p>
+      <w:pPr>
+        <w:spacing w:before="160" w:after="80"/>
+      </w:pPr>
+      <w:r>
+        <w:pict>
+          <v:rect style="width:0;height:1.5pt" o:hralign="center" o:hrstd="t" o:hr="t"/>
+        </w:pict>
+      </w:r>
+    </w:p>
+    <w:p>
+      <w:pPr>
+        <w:spacing w:before="160" w:after="80"/>
+      </w:pPr>
+      <w:r>
+        <w:pict>
+          <v:rect style="width:0;height:1.5pt" o:hralign="center" o:hrstd="t" o:hr="t"/>
+        </w:pict>
+      </w:r>
+    </w:p>
+    <w:bookmarkEnd w:id="49"/>
+    <w:bookmarkStart w:id="50" w:name="第27题"/>
+    <w:p>
+      <w:pPr>
+        <w:pStyle w:val="Heading3"/>
+        <w:spacing w:before="280" w:after="120"/>
+      </w:pPr>
+      <w:r>
+        <w:rPr>
+          <w:rFonts w:hint="eastAsia" w:ascii="Times New Roman" w:hAnsi="Times New Roman" w:eastAsia="SimHei" w:cs="Times New Roman"/>
+        </w:rPr>
+        <w:t>第</w:t>
+      </w:r>
+      <w:r>
+        <w:rPr>
+          <w:rFonts w:hint="eastAsia" w:ascii="Times New Roman" w:hAnsi="Times New Roman" w:eastAsia="Times New Roman" w:cs="Times New Roman"/>
+        </w:rPr>
+        <w:t>27</w:t>
+      </w:r>
+      <w:r>
+        <w:rPr>
+          <w:rFonts w:hint="eastAsia" w:ascii="Times New Roman" w:hAnsi="Times New Roman" w:eastAsia="SimHei" w:cs="Times New Roman"/>
+        </w:rPr>
+        <w:t>题</w:t>
+      </w:r>
+    </w:p>
+    <w:p>
+      <w:pPr>
+        <w:pStyle w:val="FirstParagraph"/>
+        <w:ind w:firstLine="420"/>
+      </w:pPr>
+      <w:r>
+        <w:rPr>
+          <w:rFonts w:hint="eastAsia" w:ascii="Times New Roman" w:hAnsi="Times New Roman" w:eastAsia="FangSong" w:cs="Times New Roman"/>
+        </w:rPr>
+        <w:t>对于氢原子</w:t>
+      </w:r>
+      <w:r>
+        <w:rPr>
+          <w:rFonts w:hint="eastAsia" w:ascii="Times New Roman" w:hAnsi="Times New Roman" w:eastAsia="Times New Roman" w:cs="Times New Roman"/>
+        </w:rPr>
+        <w:t>：</w:t>
+      </w:r>
+    </w:p>
+    <w:p>
+      <w:pPr>
+        <w:pStyle w:val="BodyText"/>
+        <w:ind w:firstLine="420"/>
+      </w:pPr>
+      <w:r>
+        <w:rPr>
+          <w:rFonts w:ascii="Times New Roman" w:hAnsi="Times New Roman" w:eastAsia="Times New Roman" w:cs="Times New Roman"/>
+          <w:b/>
+          <w:bCs/>
+        </w:rPr>
+        <w:t xml:space="preserve">(1)</w:t>
+      </w:r>
+      <w:r>
+        <w:rPr>
+          <w:rFonts w:ascii="Times New Roman" w:hAnsi="Times New Roman" w:eastAsia="Times New Roman" w:cs="Times New Roman"/>
+        </w:rPr>
+        <w:t xml:space="preserve"> </w:t>
+      </w:r>
+      <w:r>
+        <w:rPr>
+          <w:rFonts w:hint="eastAsia" w:ascii="Times New Roman" w:hAnsi="Times New Roman" w:eastAsia="FangSong" w:cs="Times New Roman"/>
+        </w:rPr>
+        <w:t>分别计算从第一激发态和第六激发态跃迁到基态所产生的光谱线的波长</w:t>
+      </w:r>
+      <w:r>
+        <w:rPr>
+          <w:rFonts w:hint="eastAsia" w:ascii="Times New Roman" w:hAnsi="Times New Roman" w:eastAsia="Times New Roman" w:cs="Times New Roman"/>
+        </w:rPr>
+        <w:t>，</w:t>
+      </w:r>
+      <w:r>
+        <w:rPr>
+          <w:rFonts w:hint="eastAsia" w:ascii="Times New Roman" w:hAnsi="Times New Roman" w:eastAsia="FangSong" w:cs="Times New Roman"/>
+        </w:rPr>
+        <w:t>说明这些谱线属于什么线系及处于什么光谱范围</w:t>
+      </w:r>
+      <w:r>
+        <w:rPr>
+          <w:rFonts w:hint="eastAsia" w:ascii="Times New Roman" w:hAnsi="Times New Roman" w:eastAsia="Times New Roman" w:cs="Times New Roman"/>
+        </w:rPr>
+        <w:t>。</w:t>
+      </w:r>
+    </w:p>
+    <w:p>
+      <w:pPr>
+        <w:pStyle w:val="BodyText"/>
+        <w:ind w:firstLine="420"/>
+      </w:pPr>
+      <w:r>
+        <w:rPr>
+          <w:rFonts w:ascii="Times New Roman" w:hAnsi="Times New Roman" w:eastAsia="Times New Roman" w:cs="Times New Roman"/>
+          <w:b/>
+          <w:bCs/>
+        </w:rPr>
+        <w:t xml:space="preserve">(2)</w:t>
+      </w:r>
+      <w:r>
+        <w:rPr>
+          <w:rFonts w:ascii="Times New Roman" w:hAnsi="Times New Roman" w:eastAsia="Times New Roman" w:cs="Times New Roman"/>
+        </w:rPr>
+        <w:t xml:space="preserve"> </w:t>
+      </w:r>
+      <w:r>
+        <w:rPr>
+          <w:rFonts w:hint="eastAsia" w:ascii="Times New Roman" w:hAnsi="Times New Roman" w:eastAsia="FangSong" w:cs="Times New Roman"/>
+        </w:rPr>
+        <w:t>上述两谱线产生的光子能否使</w:t>
+      </w:r>
+      <w:r>
+        <w:rPr>
+          <w:rFonts w:hint="eastAsia" w:ascii="Times New Roman" w:hAnsi="Times New Roman" w:eastAsia="Times New Roman" w:cs="Times New Roman"/>
+        </w:rPr>
+        <w:t>：</w:t>
+      </w:r>
+    </w:p>
+    <w:p>
+      <w:pPr>
+        <w:numPr>
+          <w:ilvl w:val="0"/>
+          <w:numId w:val="1007"/>
+        </w:numPr>
+        <w:ind w:firstLine="420"/>
+      </w:pPr>
+      <w:r>
+        <w:rPr>
+          <w:rFonts w:hint="eastAsia" w:ascii="Times New Roman" w:hAnsi="Times New Roman" w:eastAsia="FangSong" w:cs="Times New Roman"/>
+        </w:rPr>
+        <w:t>处于基态的另外的氢原子电离</w:t>
+      </w:r>
+      <w:r>
+        <w:rPr>
+          <w:rFonts w:hint="eastAsia" w:ascii="Times New Roman" w:hAnsi="Times New Roman" w:eastAsia="Times New Roman" w:cs="Times New Roman"/>
+        </w:rPr>
+        <w:t>？</w:t>
+      </w:r>
+    </w:p>
+    <w:p>
+      <w:pPr>
+        <w:numPr>
+          <w:ilvl w:val="0"/>
+          <w:numId w:val="1007"/>
         </w:numPr>
         <w:ind w:firstLine="420"/>
       </w:pPr>
@@ -14696,7 +15401,7 @@
       <w:pPr>
         <w:numPr>
           <w:ilvl w:val="0"/>
-          <w:numId w:val="1006"/>
+          <w:numId w:val="1007"/>
         </w:numPr>
         <w:ind w:firstLine="420"/>
       </w:pPr>
@@ -16733,7 +17438,7 @@
       <w:pPr>
         <w:numPr>
           <w:ilvl w:val="0"/>
-          <w:numId w:val="1007"/>
+          <w:numId w:val="1008"/>
         </w:numPr>
         <w:ind w:firstLine="420"/>
       </w:pPr>
@@ -16929,7 +17634,7 @@
       <w:pPr>
         <w:numPr>
           <w:ilvl w:val="0"/>
-          <w:numId w:val="1007"/>
+          <w:numId w:val="1008"/>
         </w:numPr>
         <w:ind w:firstLine="420"/>
       </w:pPr>
@@ -16962,7 +17667,7 @@
       <w:pPr>
         <w:numPr>
           <w:ilvl w:val="0"/>
-          <w:numId w:val="1007"/>
+          <w:numId w:val="1008"/>
         </w:numPr>
         <w:ind w:firstLine="420"/>
       </w:pPr>
@@ -19909,7 +20614,7 @@
       <w:pPr>
         <w:numPr>
           <w:ilvl w:val="0"/>
-          <w:numId w:val="1008"/>
+          <w:numId w:val="1009"/>
         </w:numPr>
         <w:spacing w:before="120"/>
         <w:ind w:firstLine="420"/>
@@ -19943,7 +20648,7 @@
       <w:pPr>
         <w:numPr>
           <w:ilvl w:val="0"/>
-          <w:numId w:val="1008"/>
+          <w:numId w:val="1009"/>
         </w:numPr>
         <w:ind w:firstLine="420"/>
       </w:pPr>
@@ -20035,7 +20740,7 @@
         <w:pStyle w:val="Compact"/>
         <w:numPr>
           <w:ilvl w:val="0"/>
-          <w:numId w:val="1009"/>
+          <w:numId w:val="1010"/>
         </w:numPr>
         <w:spacing w:after="80"/>
         <w:ind w:firstLine="420"/>
@@ -20610,7 +21315,7 @@
         <w:pStyle w:val="Compact"/>
         <w:numPr>
           <w:ilvl w:val="0"/>
-          <w:numId w:val="1010"/>
+          <w:numId w:val="1011"/>
         </w:numPr>
         <w:spacing w:before="120"/>
         <w:ind w:firstLine="420"/>
@@ -20839,7 +21544,7 @@
       <w:pPr>
         <w:numPr>
           <w:ilvl w:val="0"/>
-          <w:numId w:val="1011"/>
+          <w:numId w:val="1012"/>
         </w:numPr>
         <w:ind w:firstLine="420"/>
       </w:pPr>
@@ -20854,277 +21559,6 @@
           <w:rFonts w:hint="eastAsia" w:ascii="Times New Roman" w:hAnsi="Times New Roman" w:eastAsia="Times New Roman" w:cs="Times New Roman"/>
         </w:rPr>
         <w:t>：____。</w:t>
-      </w:r>
-    </w:p>
-    <w:p>
-      <w:pPr>
-        <w:numPr>
-          <w:ilvl w:val="0"/>
-          <w:numId w:val="1011"/>
-        </w:numPr>
-        <w:ind w:firstLine="420"/>
-      </w:pPr>
-      <w:r>
-        <w:rPr>
-          <w:rFonts w:hint="eastAsia" w:ascii="Times New Roman" w:hAnsi="Times New Roman" w:eastAsia="FangSong" w:cs="Times New Roman"/>
-        </w:rPr>
-        <w:t xml:space="preserve">氢原子有</w:t>
-      </w:r>
-      <w:r>
-        <w:rPr>
-          <w:rFonts w:ascii="Times New Roman" w:hAnsi="Times New Roman" w:eastAsia="Times New Roman" w:cs="Times New Roman"/>
-        </w:rPr>
-        <w:t xml:space="preserve"> 2 </w:t>
-      </w:r>
-      <w:r>
-        <w:rPr>
-          <w:rFonts w:hint="eastAsia" w:ascii="Times New Roman" w:hAnsi="Times New Roman" w:eastAsia="FangSong" w:cs="Times New Roman"/>
-        </w:rPr>
-        <w:t>种变体</w:t>
-      </w:r>
-      <w:r>
-        <w:rPr>
-          <w:rFonts w:hint="eastAsia" w:ascii="Times New Roman" w:hAnsi="Times New Roman" w:eastAsia="Times New Roman" w:cs="Times New Roman"/>
-        </w:rPr>
-        <w:t>，</w:t>
-      </w:r>
-      <w:r>
-        <w:rPr>
-          <w:rFonts w:hint="eastAsia" w:ascii="Times New Roman" w:hAnsi="Times New Roman" w:eastAsia="FangSong" w:cs="Times New Roman"/>
-        </w:rPr>
-        <w:t>即正氢和仲氢</w:t>
-      </w:r>
-      <w:r>
-        <w:rPr>
-          <w:rFonts w:hint="eastAsia" w:ascii="Times New Roman" w:hAnsi="Times New Roman" w:eastAsia="Times New Roman" w:cs="Times New Roman"/>
-        </w:rPr>
-        <w:t>，</w:t>
-      </w:r>
-      <w:r>
-        <w:rPr>
-          <w:rFonts w:hint="eastAsia" w:ascii="Times New Roman" w:hAnsi="Times New Roman" w:eastAsia="FangSong" w:cs="Times New Roman"/>
-        </w:rPr>
-        <w:t>区别在于核的自旋量子数不同</w:t>
-      </w:r>
-      <w:r>
-        <w:rPr>
-          <w:rFonts w:hint="eastAsia" w:ascii="Times New Roman" w:hAnsi="Times New Roman" w:eastAsia="Times New Roman" w:cs="Times New Roman"/>
-        </w:rPr>
-        <w:t>，</w:t>
-      </w:r>
-      <w:r>
-        <w:rPr>
-          <w:rFonts w:hint="eastAsia" w:ascii="Times New Roman" w:hAnsi="Times New Roman" w:eastAsia="FangSong" w:cs="Times New Roman"/>
-        </w:rPr>
-        <w:t>现已知顺磁物质可以催化仲氢转变为正氢</w:t>
-      </w:r>
-      <w:r>
-        <w:rPr>
-          <w:rFonts w:hint="eastAsia" w:ascii="Times New Roman" w:hAnsi="Times New Roman" w:eastAsia="Times New Roman" w:cs="Times New Roman"/>
-        </w:rPr>
-        <w:t>。</w:t>
-      </w:r>
-      <w:r>
-        <w:rPr>
-          <w:rFonts w:hint="eastAsia" w:ascii="Times New Roman" w:hAnsi="Times New Roman" w:eastAsia="FangSong" w:cs="Times New Roman"/>
-        </w:rPr>
-        <w:t>试写出催化机理</w:t>
-      </w:r>
-      <w:r>
-        <w:rPr>
-          <w:rFonts w:hint="eastAsia" w:ascii="Times New Roman" w:hAnsi="Times New Roman" w:eastAsia="Times New Roman" w:cs="Times New Roman"/>
-        </w:rPr>
-        <w:t>：____。</w:t>
-      </w:r>
-    </w:p>
-    <w:p>
-      <w:pPr>
-        <w:spacing w:before="160" w:after="80"/>
-      </w:pPr>
-      <w:r>
-        <w:pict>
-          <v:rect style="width:0;height:1.5pt" o:hralign="center" o:hrstd="t" o:hr="t"/>
-        </w:pict>
-      </w:r>
-    </w:p>
-    <w:p>
-      <w:pPr>
-        <w:spacing w:before="160" w:after="80"/>
-      </w:pPr>
-      <w:r>
-        <w:pict>
-          <v:rect style="width:0;height:1.5pt" o:hralign="center" o:hrstd="t" o:hr="t"/>
-        </w:pict>
-      </w:r>
-    </w:p>
-    <w:bookmarkEnd w:id="57"/>
-    <w:bookmarkStart w:id="58" w:name="第35题"/>
-    <w:p>
-      <w:pPr>
-        <w:pStyle w:val="Heading3"/>
-        <w:spacing w:before="280" w:after="120"/>
-      </w:pPr>
-      <w:r>
-        <w:rPr>
-          <w:rFonts w:hint="eastAsia" w:ascii="Times New Roman" w:hAnsi="Times New Roman" w:eastAsia="SimHei" w:cs="Times New Roman"/>
-        </w:rPr>
-        <w:t>第</w:t>
-      </w:r>
-      <w:r>
-        <w:rPr>
-          <w:rFonts w:hint="eastAsia" w:ascii="Times New Roman" w:hAnsi="Times New Roman" w:eastAsia="Times New Roman" w:cs="Times New Roman"/>
-        </w:rPr>
-        <w:t>35</w:t>
-      </w:r>
-      <w:r>
-        <w:rPr>
-          <w:rFonts w:hint="eastAsia" w:ascii="Times New Roman" w:hAnsi="Times New Roman" w:eastAsia="SimHei" w:cs="Times New Roman"/>
-        </w:rPr>
-        <w:t>题</w:t>
-      </w:r>
-    </w:p>
-    <w:p>
-      <w:pPr>
-        <w:pStyle w:val="FirstParagraph"/>
-        <w:ind w:firstLine="420"/>
-      </w:pPr>
-      <w:r>
-        <w:rPr>
-          <w:rFonts w:hint="eastAsia" w:ascii="Times New Roman" w:hAnsi="Times New Roman" w:eastAsia="FangSong" w:cs="Times New Roman"/>
-        </w:rPr>
-        <w:t xml:space="preserve">某</w:t>
-      </w:r>
-      <w:r>
-        <w:rPr>
-          <w:rFonts w:ascii="Times New Roman" w:hAnsi="Times New Roman" w:eastAsia="Times New Roman" w:cs="Times New Roman"/>
-        </w:rPr>
-        <w:t xml:space="preserve"> AB </w:t>
-      </w:r>
-      <w:r>
-        <w:rPr>
-          <w:rFonts w:hint="eastAsia" w:ascii="Times New Roman" w:hAnsi="Times New Roman" w:eastAsia="FangSong" w:cs="Times New Roman"/>
-        </w:rPr>
-        <w:t xml:space="preserve">型离子化合物</w:t>
-      </w:r>
-      <w:r>
-        <w:rPr>
-          <w:rFonts w:ascii="Times New Roman" w:hAnsi="Times New Roman" w:eastAsia="Times New Roman" w:cs="Times New Roman"/>
-        </w:rPr>
-        <w:t xml:space="preserve"> </w:t>
-      </w:r>
-      <w:r>
-        <w:rPr>
-          <w:rFonts w:hint="eastAsia" w:ascii="Times New Roman" w:hAnsi="Times New Roman" w:eastAsia="Times New Roman" w:cs="Times New Roman"/>
-        </w:rPr>
-        <w:t>M，</w:t>
-      </w:r>
-      <w:r>
-        <w:rPr>
-          <w:rFonts w:hint="eastAsia" w:ascii="Times New Roman" w:hAnsi="Times New Roman" w:eastAsia="FangSong" w:cs="Times New Roman"/>
-        </w:rPr>
-        <w:t>溶于王水与硝酸按</w:t>
-      </w:r>
-      <w:r>
-        <w:rPr>
-          <w:rFonts w:ascii="Times New Roman" w:hAnsi="Times New Roman" w:eastAsia="Times New Roman" w:cs="Times New Roman"/>
-        </w:rPr>
-        <w:t xml:space="preserve"> 3:4 </w:t>
-      </w:r>
-      <w:r>
-        <w:rPr>
-          <w:rFonts w:hint="eastAsia" w:ascii="Times New Roman" w:hAnsi="Times New Roman" w:eastAsia="FangSong" w:cs="Times New Roman"/>
-        </w:rPr>
-        <w:t>反应</w:t>
-      </w:r>
-      <w:r>
-        <w:rPr>
-          <w:rFonts w:hint="eastAsia" w:ascii="Times New Roman" w:hAnsi="Times New Roman" w:eastAsia="Times New Roman" w:cs="Times New Roman"/>
-        </w:rPr>
-        <w:t>（</w:t>
-      </w:r>
-      <w:r>
-        <w:rPr>
-          <w:rFonts w:hint="eastAsia" w:ascii="Times New Roman" w:hAnsi="Times New Roman" w:eastAsia="FangSong" w:cs="Times New Roman"/>
-        </w:rPr>
-        <w:t>假设生成气体全为</w:t>
-      </w:r>
-      <w:r>
-        <w:rPr>
-          <w:rFonts w:ascii="Times New Roman" w:hAnsi="Times New Roman" w:eastAsia="Times New Roman" w:cs="Times New Roman"/>
-        </w:rPr>
-        <w:t xml:space="preserve"> </w:t>
-      </w:r>
-      <w:r>
-        <w:rPr>
-          <w:rFonts w:hint="eastAsia" w:ascii="Times New Roman" w:hAnsi="Times New Roman" w:eastAsia="Times New Roman" w:cs="Times New Roman"/>
-        </w:rPr>
-        <w:t>NO），</w:t>
-      </w:r>
-      <w:r>
-        <w:rPr>
-          <w:rFonts w:hint="eastAsia" w:ascii="Times New Roman" w:hAnsi="Times New Roman" w:eastAsia="FangSong" w:cs="Times New Roman"/>
-        </w:rPr>
-        <w:t>并可分离一反磁性一元酸</w:t>
-      </w:r>
-      <w:r>
-        <w:rPr>
-          <w:rFonts w:hint="eastAsia" w:ascii="Times New Roman" w:hAnsi="Times New Roman" w:eastAsia="Times New Roman" w:cs="Times New Roman"/>
-        </w:rPr>
-        <w:t>。</w:t>
-      </w:r>
-      <w:r>
-        <w:rPr>
-          <w:rFonts w:hint="eastAsia" w:ascii="Times New Roman" w:hAnsi="Times New Roman" w:eastAsia="FangSong" w:cs="Times New Roman"/>
-        </w:rPr>
-        <w:t>已知</w:t>
-      </w:r>
-      <w:r>
-        <w:rPr>
-          <w:rFonts w:ascii="Times New Roman" w:hAnsi="Times New Roman" w:eastAsia="Times New Roman" w:cs="Times New Roman"/>
-        </w:rPr>
-        <w:t xml:space="preserve"> M </w:t>
-      </w:r>
-      <w:r>
-        <w:rPr>
-          <w:rFonts w:hint="eastAsia" w:ascii="Times New Roman" w:hAnsi="Times New Roman" w:eastAsia="FangSong" w:cs="Times New Roman"/>
-        </w:rPr>
-        <w:t>中两元素在同一周期</w:t>
-      </w:r>
-      <w:r>
-        <w:rPr>
-          <w:rFonts w:hint="eastAsia" w:ascii="Times New Roman" w:hAnsi="Times New Roman" w:eastAsia="Times New Roman" w:cs="Times New Roman"/>
-        </w:rPr>
-        <w:t>，M</w:t>
-      </w:r>
-      <w:r>
-        <w:rPr>
-          <w:rFonts w:ascii="Times New Roman" w:hAnsi="Times New Roman" w:eastAsia="Times New Roman" w:cs="Times New Roman"/>
-        </w:rPr>
-        <w:t xml:space="preserve"> </w:t>
-      </w:r>
-      <w:r>
-        <w:rPr>
-          <w:rFonts w:hint="eastAsia" w:ascii="Times New Roman" w:hAnsi="Times New Roman" w:eastAsia="FangSong" w:cs="Times New Roman"/>
-        </w:rPr>
-        <w:t xml:space="preserve">的阴离子显</w:t>
-      </w:r>
-      <w:r>
-        <w:rPr>
-          <w:rFonts w:ascii="Times New Roman" w:hAnsi="Times New Roman" w:eastAsia="Times New Roman" w:cs="Times New Roman"/>
-        </w:rPr>
-        <w:t xml:space="preserve"> −1 </w:t>
-      </w:r>
-      <w:r>
-        <w:rPr>
-          <w:rFonts w:hint="eastAsia" w:ascii="Times New Roman" w:hAnsi="Times New Roman" w:eastAsia="FangSong" w:cs="Times New Roman"/>
-        </w:rPr>
-        <w:t>价并具有稳定的闭壳层结构</w:t>
-      </w:r>
-      <w:r>
-        <w:rPr>
-          <w:rFonts w:hint="eastAsia" w:ascii="Times New Roman" w:hAnsi="Times New Roman" w:eastAsia="Times New Roman" w:cs="Times New Roman"/>
-        </w:rPr>
-        <w:t>：</w:t>
       </w:r>
     </w:p>
     <w:p>
@@ -21139,7 +21573,215 @@
         <w:rPr>
           <w:rFonts w:hint="eastAsia" w:ascii="Times New Roman" w:hAnsi="Times New Roman" w:eastAsia="FangSong" w:cs="Times New Roman"/>
         </w:rPr>
-        <w:t xml:space="preserve">求</w:t>
+        <w:t xml:space="preserve">氢原子有</w:t>
+      </w:r>
+      <w:r>
+        <w:rPr>
+          <w:rFonts w:ascii="Times New Roman" w:hAnsi="Times New Roman" w:eastAsia="Times New Roman" w:cs="Times New Roman"/>
+        </w:rPr>
+        <w:t xml:space="preserve"> 2 </w:t>
+      </w:r>
+      <w:r>
+        <w:rPr>
+          <w:rFonts w:hint="eastAsia" w:ascii="Times New Roman" w:hAnsi="Times New Roman" w:eastAsia="FangSong" w:cs="Times New Roman"/>
+        </w:rPr>
+        <w:t>种变体</w:t>
+      </w:r>
+      <w:r>
+        <w:rPr>
+          <w:rFonts w:hint="eastAsia" w:ascii="Times New Roman" w:hAnsi="Times New Roman" w:eastAsia="Times New Roman" w:cs="Times New Roman"/>
+        </w:rPr>
+        <w:t>，</w:t>
+      </w:r>
+      <w:r>
+        <w:rPr>
+          <w:rFonts w:hint="eastAsia" w:ascii="Times New Roman" w:hAnsi="Times New Roman" w:eastAsia="FangSong" w:cs="Times New Roman"/>
+        </w:rPr>
+        <w:t>即正氢和仲氢</w:t>
+      </w:r>
+      <w:r>
+        <w:rPr>
+          <w:rFonts w:hint="eastAsia" w:ascii="Times New Roman" w:hAnsi="Times New Roman" w:eastAsia="Times New Roman" w:cs="Times New Roman"/>
+        </w:rPr>
+        <w:t>，</w:t>
+      </w:r>
+      <w:r>
+        <w:rPr>
+          <w:rFonts w:hint="eastAsia" w:ascii="Times New Roman" w:hAnsi="Times New Roman" w:eastAsia="FangSong" w:cs="Times New Roman"/>
+        </w:rPr>
+        <w:t>区别在于核的自旋量子数不同</w:t>
+      </w:r>
+      <w:r>
+        <w:rPr>
+          <w:rFonts w:hint="eastAsia" w:ascii="Times New Roman" w:hAnsi="Times New Roman" w:eastAsia="Times New Roman" w:cs="Times New Roman"/>
+        </w:rPr>
+        <w:t>，</w:t>
+      </w:r>
+      <w:r>
+        <w:rPr>
+          <w:rFonts w:hint="eastAsia" w:ascii="Times New Roman" w:hAnsi="Times New Roman" w:eastAsia="FangSong" w:cs="Times New Roman"/>
+        </w:rPr>
+        <w:t>现已知顺磁物质可以催化仲氢转变为正氢</w:t>
+      </w:r>
+      <w:r>
+        <w:rPr>
+          <w:rFonts w:hint="eastAsia" w:ascii="Times New Roman" w:hAnsi="Times New Roman" w:eastAsia="Times New Roman" w:cs="Times New Roman"/>
+        </w:rPr>
+        <w:t>。</w:t>
+      </w:r>
+      <w:r>
+        <w:rPr>
+          <w:rFonts w:hint="eastAsia" w:ascii="Times New Roman" w:hAnsi="Times New Roman" w:eastAsia="FangSong" w:cs="Times New Roman"/>
+        </w:rPr>
+        <w:t>试写出催化机理</w:t>
+      </w:r>
+      <w:r>
+        <w:rPr>
+          <w:rFonts w:hint="eastAsia" w:ascii="Times New Roman" w:hAnsi="Times New Roman" w:eastAsia="Times New Roman" w:cs="Times New Roman"/>
+        </w:rPr>
+        <w:t>：____。</w:t>
+      </w:r>
+    </w:p>
+    <w:p>
+      <w:pPr>
+        <w:spacing w:before="160" w:after="80"/>
+      </w:pPr>
+      <w:r>
+        <w:pict>
+          <v:rect style="width:0;height:1.5pt" o:hralign="center" o:hrstd="t" o:hr="t"/>
+        </w:pict>
+      </w:r>
+    </w:p>
+    <w:p>
+      <w:pPr>
+        <w:spacing w:before="160" w:after="80"/>
+      </w:pPr>
+      <w:r>
+        <w:pict>
+          <v:rect style="width:0;height:1.5pt" o:hralign="center" o:hrstd="t" o:hr="t"/>
+        </w:pict>
+      </w:r>
+    </w:p>
+    <w:bookmarkEnd w:id="57"/>
+    <w:bookmarkStart w:id="58" w:name="第35题"/>
+    <w:p>
+      <w:pPr>
+        <w:pStyle w:val="Heading3"/>
+        <w:spacing w:before="280" w:after="120"/>
+      </w:pPr>
+      <w:r>
+        <w:rPr>
+          <w:rFonts w:hint="eastAsia" w:ascii="Times New Roman" w:hAnsi="Times New Roman" w:eastAsia="SimHei" w:cs="Times New Roman"/>
+        </w:rPr>
+        <w:t>第</w:t>
+      </w:r>
+      <w:r>
+        <w:rPr>
+          <w:rFonts w:hint="eastAsia" w:ascii="Times New Roman" w:hAnsi="Times New Roman" w:eastAsia="Times New Roman" w:cs="Times New Roman"/>
+        </w:rPr>
+        <w:t>35</w:t>
+      </w:r>
+      <w:r>
+        <w:rPr>
+          <w:rFonts w:hint="eastAsia" w:ascii="Times New Roman" w:hAnsi="Times New Roman" w:eastAsia="SimHei" w:cs="Times New Roman"/>
+        </w:rPr>
+        <w:t>题</w:t>
+      </w:r>
+    </w:p>
+    <w:p>
+      <w:pPr>
+        <w:pStyle w:val="FirstParagraph"/>
+        <w:ind w:firstLine="420"/>
+      </w:pPr>
+      <w:r>
+        <w:rPr>
+          <w:rFonts w:hint="eastAsia" w:ascii="Times New Roman" w:hAnsi="Times New Roman" w:eastAsia="FangSong" w:cs="Times New Roman"/>
+        </w:rPr>
+        <w:t xml:space="preserve">某</w:t>
+      </w:r>
+      <w:r>
+        <w:rPr>
+          <w:rFonts w:ascii="Times New Roman" w:hAnsi="Times New Roman" w:eastAsia="Times New Roman" w:cs="Times New Roman"/>
+        </w:rPr>
+        <w:t xml:space="preserve"> AB </w:t>
+      </w:r>
+      <w:r>
+        <w:rPr>
+          <w:rFonts w:hint="eastAsia" w:ascii="Times New Roman" w:hAnsi="Times New Roman" w:eastAsia="FangSong" w:cs="Times New Roman"/>
+        </w:rPr>
+        <w:t xml:space="preserve">型离子化合物</w:t>
+      </w:r>
+      <w:r>
+        <w:rPr>
+          <w:rFonts w:ascii="Times New Roman" w:hAnsi="Times New Roman" w:eastAsia="Times New Roman" w:cs="Times New Roman"/>
+        </w:rPr>
+        <w:t xml:space="preserve"> </w:t>
+      </w:r>
+      <w:r>
+        <w:rPr>
+          <w:rFonts w:hint="eastAsia" w:ascii="Times New Roman" w:hAnsi="Times New Roman" w:eastAsia="Times New Roman" w:cs="Times New Roman"/>
+        </w:rPr>
+        <w:t>M，</w:t>
+      </w:r>
+      <w:r>
+        <w:rPr>
+          <w:rFonts w:hint="eastAsia" w:ascii="Times New Roman" w:hAnsi="Times New Roman" w:eastAsia="FangSong" w:cs="Times New Roman"/>
+        </w:rPr>
+        <w:t>溶于王水与硝酸按</w:t>
+      </w:r>
+      <w:r>
+        <w:rPr>
+          <w:rFonts w:ascii="Times New Roman" w:hAnsi="Times New Roman" w:eastAsia="Times New Roman" w:cs="Times New Roman"/>
+        </w:rPr>
+        <w:t xml:space="preserve"> 3:4 </w:t>
+      </w:r>
+      <w:r>
+        <w:rPr>
+          <w:rFonts w:hint="eastAsia" w:ascii="Times New Roman" w:hAnsi="Times New Roman" w:eastAsia="FangSong" w:cs="Times New Roman"/>
+        </w:rPr>
+        <w:t>反应</w:t>
+      </w:r>
+      <w:r>
+        <w:rPr>
+          <w:rFonts w:hint="eastAsia" w:ascii="Times New Roman" w:hAnsi="Times New Roman" w:eastAsia="Times New Roman" w:cs="Times New Roman"/>
+        </w:rPr>
+        <w:t>（</w:t>
+      </w:r>
+      <w:r>
+        <w:rPr>
+          <w:rFonts w:hint="eastAsia" w:ascii="Times New Roman" w:hAnsi="Times New Roman" w:eastAsia="FangSong" w:cs="Times New Roman"/>
+        </w:rPr>
+        <w:t>假设生成气体全为</w:t>
+      </w:r>
+      <w:r>
+        <w:rPr>
+          <w:rFonts w:ascii="Times New Roman" w:hAnsi="Times New Roman" w:eastAsia="Times New Roman" w:cs="Times New Roman"/>
+        </w:rPr>
+        <w:t xml:space="preserve"> </w:t>
+      </w:r>
+      <w:r>
+        <w:rPr>
+          <w:rFonts w:hint="eastAsia" w:ascii="Times New Roman" w:hAnsi="Times New Roman" w:eastAsia="Times New Roman" w:cs="Times New Roman"/>
+        </w:rPr>
+        <w:t>NO），</w:t>
+      </w:r>
+      <w:r>
+        <w:rPr>
+          <w:rFonts w:hint="eastAsia" w:ascii="Times New Roman" w:hAnsi="Times New Roman" w:eastAsia="FangSong" w:cs="Times New Roman"/>
+        </w:rPr>
+        <w:t>并可分离一反磁性一元酸</w:t>
+      </w:r>
+      <w:r>
+        <w:rPr>
+          <w:rFonts w:hint="eastAsia" w:ascii="Times New Roman" w:hAnsi="Times New Roman" w:eastAsia="Times New Roman" w:cs="Times New Roman"/>
+        </w:rPr>
+        <w:t>。</w:t>
+      </w:r>
+      <w:r>
+        <w:rPr>
+          <w:rFonts w:hint="eastAsia" w:ascii="Times New Roman" w:hAnsi="Times New Roman" w:eastAsia="FangSong" w:cs="Times New Roman"/>
+        </w:rPr>
+        <w:t>已知</w:t>
       </w:r>
       <w:r>
         <w:rPr>
@@ -21151,20 +21793,50 @@
         <w:rPr>
           <w:rFonts w:hint="eastAsia" w:ascii="Times New Roman" w:hAnsi="Times New Roman" w:eastAsia="FangSong" w:cs="Times New Roman"/>
         </w:rPr>
-        <w:t>的化学式</w:t>
-      </w:r>
-      <w:r>
-        <w:rPr>
-          <w:rFonts w:hint="eastAsia" w:ascii="Times New Roman" w:hAnsi="Times New Roman" w:eastAsia="Times New Roman" w:cs="Times New Roman"/>
-        </w:rPr>
-        <w:t>。</w:t>
+        <w:t>中两元素在同一周期</w:t>
+      </w:r>
+      <w:r>
+        <w:rPr>
+          <w:rFonts w:hint="eastAsia" w:ascii="Times New Roman" w:hAnsi="Times New Roman" w:eastAsia="Times New Roman" w:cs="Times New Roman"/>
+        </w:rPr>
+        <w:t>，M</w:t>
+      </w:r>
+      <w:r>
+        <w:rPr>
+          <w:rFonts w:ascii="Times New Roman" w:hAnsi="Times New Roman" w:eastAsia="Times New Roman" w:cs="Times New Roman"/>
+        </w:rPr>
+        <w:t xml:space="preserve"> </w:t>
+      </w:r>
+      <w:r>
+        <w:rPr>
+          <w:rFonts w:hint="eastAsia" w:ascii="Times New Roman" w:hAnsi="Times New Roman" w:eastAsia="FangSong" w:cs="Times New Roman"/>
+        </w:rPr>
+        <w:t xml:space="preserve">的阴离子显</w:t>
+      </w:r>
+      <w:r>
+        <w:rPr>
+          <w:rFonts w:ascii="Times New Roman" w:hAnsi="Times New Roman" w:eastAsia="Times New Roman" w:cs="Times New Roman"/>
+        </w:rPr>
+        <w:t xml:space="preserve"> −1 </w:t>
+      </w:r>
+      <w:r>
+        <w:rPr>
+          <w:rFonts w:hint="eastAsia" w:ascii="Times New Roman" w:hAnsi="Times New Roman" w:eastAsia="FangSong" w:cs="Times New Roman"/>
+        </w:rPr>
+        <w:t>价并具有稳定的闭壳层结构</w:t>
+      </w:r>
+      <w:r>
+        <w:rPr>
+          <w:rFonts w:hint="eastAsia" w:ascii="Times New Roman" w:hAnsi="Times New Roman" w:eastAsia="Times New Roman" w:cs="Times New Roman"/>
+        </w:rPr>
+        <w:t>：</w:t>
       </w:r>
     </w:p>
     <w:p>
       <w:pPr>
         <w:numPr>
           <w:ilvl w:val="0"/>
-          <w:numId w:val="1012"/>
+          <w:numId w:val="1013"/>
         </w:numPr>
         <w:ind w:firstLine="420"/>
       </w:pPr>
@@ -21172,7 +21844,19 @@
         <w:rPr>
           <w:rFonts w:hint="eastAsia" w:ascii="Times New Roman" w:hAnsi="Times New Roman" w:eastAsia="FangSong" w:cs="Times New Roman"/>
         </w:rPr>
-        <w:t>为何阴离子可以稳定存在</w:t>
+        <w:t xml:space="preserve">求</w:t>
+      </w:r>
+      <w:r>
+        <w:rPr>
+          <w:rFonts w:ascii="Times New Roman" w:hAnsi="Times New Roman" w:eastAsia="Times New Roman" w:cs="Times New Roman"/>
+        </w:rPr>
+        <w:t xml:space="preserve"> M </w:t>
+      </w:r>
+      <w:r>
+        <w:rPr>
+          <w:rFonts w:hint="eastAsia" w:ascii="Times New Roman" w:hAnsi="Times New Roman" w:eastAsia="FangSong" w:cs="Times New Roman"/>
+        </w:rPr>
+        <w:t>的化学式</w:t>
       </w:r>
       <w:r>
         <w:rPr>
@@ -21185,7 +21869,28 @@
       <w:pPr>
         <w:numPr>
           <w:ilvl w:val="0"/>
-          <w:numId w:val="1012"/>
+          <w:numId w:val="1013"/>
+        </w:numPr>
+        <w:ind w:firstLine="420"/>
+      </w:pPr>
+      <w:r>
+        <w:rPr>
+          <w:rFonts w:hint="eastAsia" w:ascii="Times New Roman" w:hAnsi="Times New Roman" w:eastAsia="FangSong" w:cs="Times New Roman"/>
+        </w:rPr>
+        <w:t>为何阴离子可以稳定存在</w:t>
+      </w:r>
+      <w:r>
+        <w:rPr>
+          <w:rFonts w:hint="eastAsia" w:ascii="Times New Roman" w:hAnsi="Times New Roman" w:eastAsia="Times New Roman" w:cs="Times New Roman"/>
+        </w:rPr>
+        <w:t>。</w:t>
+      </w:r>
+    </w:p>
+    <w:p>
+      <w:pPr>
+        <w:numPr>
+          <w:ilvl w:val="0"/>
+          <w:numId w:val="1013"/>
         </w:numPr>
         <w:ind w:firstLine="420"/>
       </w:pPr>
@@ -21542,7 +22247,7 @@
       <w:pPr>
         <w:numPr>
           <w:ilvl w:val="0"/>
-          <w:numId w:val="1013"/>
+          <w:numId w:val="1014"/>
         </w:numPr>
         <w:ind w:firstLine="420"/>
       </w:pPr>
@@ -21563,7 +22268,7 @@
       <w:pPr>
         <w:numPr>
           <w:ilvl w:val="0"/>
-          <w:numId w:val="1013"/>
+          <w:numId w:val="1014"/>
         </w:numPr>
         <w:ind w:firstLine="420"/>
       </w:pPr>
@@ -21663,7 +22368,7 @@
       <w:pPr>
         <w:numPr>
           <w:ilvl w:val="0"/>
-          <w:numId w:val="1013"/>
+          <w:numId w:val="1014"/>
         </w:numPr>
         <w:ind w:firstLine="420"/>
       </w:pPr>
@@ -21795,7 +22500,7 @@
       <w:pPr>
         <w:numPr>
           <w:ilvl w:val="0"/>
-          <w:numId w:val="1014"/>
+          <w:numId w:val="1015"/>
         </w:numPr>
         <w:ind w:firstLine="420"/>
       </w:pPr>
@@ -21974,7 +22679,7 @@
       <w:pPr>
         <w:numPr>
           <w:ilvl w:val="0"/>
-          <w:numId w:val="1014"/>
+          <w:numId w:val="1015"/>
         </w:numPr>
         <w:ind w:firstLine="420"/>
       </w:pPr>
@@ -22401,7 +23106,7 @@
       <w:pPr>
         <w:numPr>
           <w:ilvl w:val="0"/>
-          <w:numId w:val="1014"/>
+          <w:numId w:val="1015"/>
         </w:numPr>
         <w:spacing w:after="80"/>
         <w:ind w:firstLine="420"/>
@@ -22906,7 +23611,7 @@
         <w:pStyle w:val="Compact"/>
         <w:numPr>
           <w:ilvl w:val="0"/>
-          <w:numId w:val="1015"/>
+          <w:numId w:val="1016"/>
         </w:numPr>
         <w:ind w:firstLine="420"/>
       </w:pPr>
@@ -23296,7 +24001,7 @@
         <w:pStyle w:val="Compact"/>
         <w:numPr>
           <w:ilvl w:val="0"/>
-          <w:numId w:val="1016"/>
+          <w:numId w:val="1017"/>
         </w:numPr>
         <w:spacing w:after="80"/>
         <w:ind w:firstLine="420"/>
@@ -23552,7 +24257,7 @@
         <w:pStyle w:val="Compact"/>
         <w:numPr>
           <w:ilvl w:val="0"/>
-          <w:numId w:val="1017"/>
+          <w:numId w:val="1018"/>
         </w:numPr>
         <w:ind w:firstLine="420"/>
       </w:pPr>
@@ -24011,7 +24716,7 @@
         <w:pStyle w:val="Compact"/>
         <w:numPr>
           <w:ilvl w:val="0"/>
-          <w:numId w:val="1018"/>
+          <w:numId w:val="1019"/>
         </w:numPr>
         <w:ind w:firstLine="420"/>
       </w:pPr>
@@ -24520,7 +25225,7 @@
       <w:pPr>
         <w:numPr>
           <w:ilvl w:val="0"/>
-          <w:numId w:val="1019"/>
+          <w:numId w:val="1020"/>
         </w:numPr>
         <w:ind w:firstLine="420"/>
       </w:pPr>
@@ -24565,7 +25270,7 @@
       <w:pPr>
         <w:numPr>
           <w:ilvl w:val="0"/>
-          <w:numId w:val="1019"/>
+          <w:numId w:val="1020"/>
         </w:numPr>
         <w:ind w:firstLine="420"/>
       </w:pPr>
@@ -24694,7 +25399,7 @@
       <w:pPr>
         <w:numPr>
           <w:ilvl w:val="0"/>
-          <w:numId w:val="1019"/>
+          <w:numId w:val="1020"/>
         </w:numPr>
         <w:ind w:firstLine="420"/>
       </w:pPr>
@@ -24739,7 +25444,7 @@
       <w:pPr>
         <w:numPr>
           <w:ilvl w:val="0"/>
-          <w:numId w:val="1019"/>
+          <w:numId w:val="1020"/>
         </w:numPr>
         <w:ind w:firstLine="420"/>
       </w:pPr>
@@ -24827,7 +25532,7 @@
         <w:pStyle w:val="Compact"/>
         <w:numPr>
           <w:ilvl w:val="0"/>
-          <w:numId w:val="1020"/>
+          <w:numId w:val="1021"/>
         </w:numPr>
         <w:ind w:firstLine="420"/>
       </w:pPr>
@@ -25542,6 +26247,91 @@
       </w:pPr>
     </w:lvl>
   </w:abstractNum>
+  <w:abstractNum w:abstractNumId="99431">
+    <w:nsid w:val="00A99431"/>
+    <w:multiLevelType w:val="multilevel"/>
+    <w:lvl w:ilvl="0">
+      <w:start w:val="1"/>
+      <w:numFmt w:val="decimal"/>
+      <w:lvlText w:val="(%1)"/>
+      <w:lvlJc w:val="left"/>
+      <w:pPr>
+        <w:ind w:left="720" w:hanging="360"/>
+      </w:pPr>
+    </w:lvl>
+    <w:lvl w:ilvl="1">
+      <w:start w:val="1"/>
+      <w:numFmt w:val="decimal"/>
+      <w:lvlText w:val="(%2)"/>
+      <w:lvlJc w:val="left"/>
+      <w:pPr>
+        <w:ind w:left="1440" w:hanging="360"/>
+      </w:pPr>
+    </w:lvl>
+    <w:lvl w:ilvl="2">
+      <w:start w:val="1"/>
+      <w:numFmt w:val="decimal"/>
+      <w:lvlText w:val="(%3)"/>
+      <w:lvlJc w:val="left"/>
+      <w:pPr>
+        <w:ind w:left="2160" w:hanging="360"/>
+      </w:pPr>
+    </w:lvl>
+    <w:lvl w:ilvl="3">
+      <w:start w:val="1"/>
+      <w:numFmt w:val="decimal"/>
+      <w:lvlText w:val="(%4)"/>
+      <w:lvlJc w:val="left"/>
+      <w:pPr>
+        <w:ind w:left="2880" w:hanging="360"/>
+      </w:pPr>
+    </w:lvl>
+    <w:lvl w:ilvl="4">
+      <w:start w:val="1"/>
+      <w:numFmt w:val="decimal"/>
+      <w:lvlText w:val="(%5)"/>
+      <w:lvlJc w:val="left"/>
+      <w:pPr>
+        <w:ind w:left="3600" w:hanging="360"/>
+      </w:pPr>
+    </w:lvl>
+    <w:lvl w:ilvl="5">
+      <w:start w:val="1"/>
+      <w:numFmt w:val="decimal"/>
+      <w:lvlText w:val="(%6)"/>
+      <w:lvlJc w:val="left"/>
+      <w:pPr>
+        <w:ind w:left="4320" w:hanging="360"/>
+      </w:pPr>
+    </w:lvl>
+    <w:lvl w:ilvl="6">
+      <w:start w:val="1"/>
+      <w:numFmt w:val="decimal"/>
+      <w:lvlText w:val="(%7)"/>
+      <w:lvlJc w:val="left"/>
+      <w:pPr>
+        <w:ind w:left="5040" w:hanging="360"/>
+      </w:pPr>
+    </w:lvl>
+    <w:lvl w:ilvl="7">
+      <w:start w:val="1"/>
+      <w:numFmt w:val="decimal"/>
+      <w:lvlText w:val="(%8)"/>
+      <w:lvlJc w:val="left"/>
+      <w:pPr>
+        <w:ind w:left="5760" w:hanging="360"/>
+      </w:pPr>
+    </w:lvl>
+    <w:lvl w:ilvl="8">
+      <w:start w:val="1"/>
+      <w:numFmt w:val="decimal"/>
+      <w:lvlText w:val="(%9)"/>
+      <w:lvlJc w:val="left"/>
+      <w:pPr>
+        <w:ind w:left="6480" w:hanging="360"/>
+      </w:pPr>
+    </w:lvl>
+  </w:abstractNum>
   <w:abstractNum w:abstractNumId="99433">
     <w:nsid w:val="00A99433"/>
     <w:multiLevelType w:val="multilevel"/>
@@ -25815,91 +26605,6 @@
       </w:pPr>
     </w:lvl>
   </w:abstractNum>
-  <w:abstractNum w:abstractNumId="99431">
-    <w:nsid w:val="00A99431"/>
-    <w:multiLevelType w:val="multilevel"/>
-    <w:lvl w:ilvl="0">
-      <w:start w:val="1"/>
-      <w:numFmt w:val="decimal"/>
-      <w:lvlText w:val="(%1)"/>
-      <w:lvlJc w:val="left"/>
-      <w:pPr>
-        <w:ind w:left="720" w:hanging="360"/>
-      </w:pPr>
-    </w:lvl>
-    <w:lvl w:ilvl="1">
-      <w:start w:val="1"/>
-      <w:numFmt w:val="decimal"/>
-      <w:lvlText w:val="(%2)"/>
-      <w:lvlJc w:val="left"/>
-      <w:pPr>
-        <w:ind w:left="1440" w:hanging="360"/>
-      </w:pPr>
-    </w:lvl>
-    <w:lvl w:ilvl="2">
-      <w:start w:val="1"/>
-      <w:numFmt w:val="decimal"/>
-      <w:lvlText w:val="(%3)"/>
-      <w:lvlJc w:val="left"/>
-      <w:pPr>
-        <w:ind w:left="2160" w:hanging="360"/>
-      </w:pPr>
-    </w:lvl>
-    <w:lvl w:ilvl="3">
-      <w:start w:val="1"/>
-      <w:numFmt w:val="decimal"/>
-      <w:lvlText w:val="(%4)"/>
-      <w:lvlJc w:val="left"/>
-      <w:pPr>
-        <w:ind w:left="2880" w:hanging="360"/>
-      </w:pPr>
-    </w:lvl>
-    <w:lvl w:ilvl="4">
-      <w:start w:val="1"/>
-      <w:numFmt w:val="decimal"/>
-      <w:lvlText w:val="(%5)"/>
-      <w:lvlJc w:val="left"/>
-      <w:pPr>
-        <w:ind w:left="3600" w:hanging="360"/>
-      </w:pPr>
-    </w:lvl>
-    <w:lvl w:ilvl="5">
-      <w:start w:val="1"/>
-      <w:numFmt w:val="decimal"/>
-      <w:lvlText w:val="(%6)"/>
-      <w:lvlJc w:val="left"/>
-      <w:pPr>
-        <w:ind w:left="4320" w:hanging="360"/>
-      </w:pPr>
-    </w:lvl>
-    <w:lvl w:ilvl="6">
-      <w:start w:val="1"/>
-      <w:numFmt w:val="decimal"/>
-      <w:lvlText w:val="(%7)"/>
-      <w:lvlJc w:val="left"/>
-      <w:pPr>
-        <w:ind w:left="5040" w:hanging="360"/>
-      </w:pPr>
-    </w:lvl>
-    <w:lvl w:ilvl="7">
-      <w:start w:val="1"/>
-      <w:numFmt w:val="decimal"/>
-      <w:lvlText w:val="(%8)"/>
-      <w:lvlJc w:val="left"/>
-      <w:pPr>
-        <w:ind w:left="5760" w:hanging="360"/>
-      </w:pPr>
-    </w:lvl>
-    <w:lvl w:ilvl="8">
-      <w:start w:val="1"/>
-      <w:numFmt w:val="decimal"/>
-      <w:lvlText w:val="(%9)"/>
-      <w:lvlJc w:val="left"/>
-      <w:pPr>
-        <w:ind w:left="6480" w:hanging="360"/>
-      </w:pPr>
-    </w:lvl>
-  </w:abstractNum>
   <w:abstractNum w:abstractNumId="99432">
     <w:nsid w:val="00A99432"/>
     <w:multiLevelType w:val="multilevel"/>
@@ -26159,6 +26864,36 @@
     <w:abstractNumId w:val="990"/>
   </w:num>
   <w:num w:numId="1001">
+    <w:abstractNumId w:val="99431"/>
+    <w:lvlOverride w:ilvl="0">
+      <w:startOverride w:val="1"/>
+    </w:lvlOverride>
+    <w:lvlOverride w:ilvl="1">
+      <w:startOverride w:val="1"/>
+    </w:lvlOverride>
+    <w:lvlOverride w:ilvl="2">
+      <w:startOverride w:val="1"/>
+    </w:lvlOverride>
+    <w:lvlOverride w:ilvl="3">
+      <w:startOverride w:val="1"/>
+    </w:lvlOverride>
+    <w:lvlOverride w:ilvl="4">
+      <w:startOverride w:val="1"/>
+    </w:lvlOverride>
+    <w:lvlOverride w:ilvl="5">
+      <w:startOverride w:val="1"/>
+    </w:lvlOverride>
+    <w:lvlOverride w:ilvl="6">
+      <w:startOverride w:val="1"/>
+    </w:lvlOverride>
+    <w:lvlOverride w:ilvl="7">
+      <w:startOverride w:val="1"/>
+    </w:lvlOverride>
+    <w:lvlOverride w:ilvl="8">
+      <w:startOverride w:val="1"/>
+    </w:lvlOverride>
+  </w:num>
+  <w:num w:numId="1002">
     <w:abstractNumId w:val="99433"/>
     <w:lvlOverride w:ilvl="0">
       <w:startOverride w:val="3"/>
@@ -26188,44 +26923,14 @@
       <w:startOverride w:val="3"/>
     </w:lvlOverride>
   </w:num>
-  <w:num w:numId="1002">
-    <w:abstractNumId w:val="991"/>
-  </w:num>
   <w:num w:numId="1003">
     <w:abstractNumId w:val="991"/>
   </w:num>
   <w:num w:numId="1004">
-    <w:abstractNumId w:val="99731"/>
-    <w:lvlOverride w:ilvl="0">
-      <w:startOverride w:val="1"/>
-    </w:lvlOverride>
-    <w:lvlOverride w:ilvl="1">
-      <w:startOverride w:val="1"/>
-    </w:lvlOverride>
-    <w:lvlOverride w:ilvl="2">
-      <w:startOverride w:val="1"/>
-    </w:lvlOverride>
-    <w:lvlOverride w:ilvl="3">
-      <w:startOverride w:val="1"/>
-    </w:lvlOverride>
-    <w:lvlOverride w:ilvl="4">
-      <w:startOverride w:val="1"/>
-    </w:lvlOverride>
-    <w:lvlOverride w:ilvl="5">
-      <w:startOverride w:val="1"/>
-    </w:lvlOverride>
-    <w:lvlOverride w:ilvl="6">
-      <w:startOverride w:val="1"/>
-    </w:lvlOverride>
-    <w:lvlOverride w:ilvl="7">
-      <w:startOverride w:val="1"/>
-    </w:lvlOverride>
-    <w:lvlOverride w:ilvl="8">
-      <w:startOverride w:val="1"/>
-    </w:lvlOverride>
+    <w:abstractNumId w:val="991"/>
   </w:num>
   <w:num w:numId="1005">
-    <w:abstractNumId w:val="99431"/>
+    <w:abstractNumId w:val="99731"/>
     <w:lvlOverride w:ilvl="0">
       <w:startOverride w:val="1"/>
     </w:lvlOverride>
@@ -26375,6 +27080,36 @@
     </w:lvlOverride>
   </w:num>
   <w:num w:numId="1010">
+    <w:abstractNumId w:val="99431"/>
+    <w:lvlOverride w:ilvl="0">
+      <w:startOverride w:val="1"/>
+    </w:lvlOverride>
+    <w:lvlOverride w:ilvl="1">
+      <w:startOverride w:val="1"/>
+    </w:lvlOverride>
+    <w:lvlOverride w:ilvl="2">
+      <w:startOverride w:val="1"/>
+    </w:lvlOverride>
+    <w:lvlOverride w:ilvl="3">
+      <w:startOverride w:val="1"/>
+    </w:lvlOverride>
+    <w:lvlOverride w:ilvl="4">
+      <w:startOverride w:val="1"/>
+    </w:lvlOverride>
+    <w:lvlOverride w:ilvl="5">
+      <w:startOverride w:val="1"/>
+    </w:lvlOverride>
+    <w:lvlOverride w:ilvl="6">
+      <w:startOverride w:val="1"/>
+    </w:lvlOverride>
+    <w:lvlOverride w:ilvl="7">
+      <w:startOverride w:val="1"/>
+    </w:lvlOverride>
+    <w:lvlOverride w:ilvl="8">
+      <w:startOverride w:val="1"/>
+    </w:lvlOverride>
+  </w:num>
+  <w:num w:numId="1011">
     <w:abstractNumId w:val="99432"/>
     <w:lvlOverride w:ilvl="0">
       <w:startOverride w:val="2"/>
@@ -26402,36 +27137,6 @@
     </w:lvlOverride>
     <w:lvlOverride w:ilvl="8">
       <w:startOverride w:val="2"/>
-    </w:lvlOverride>
-  </w:num>
-  <w:num w:numId="1011">
-    <w:abstractNumId w:val="99431"/>
-    <w:lvlOverride w:ilvl="0">
-      <w:startOverride w:val="1"/>
-    </w:lvlOverride>
-    <w:lvlOverride w:ilvl="1">
-      <w:startOverride w:val="1"/>
-    </w:lvlOverride>
-    <w:lvlOverride w:ilvl="2">
-      <w:startOverride w:val="1"/>
-    </w:lvlOverride>
-    <w:lvlOverride w:ilvl="3">
-      <w:startOverride w:val="1"/>
-    </w:lvlOverride>
-    <w:lvlOverride w:ilvl="4">
-      <w:startOverride w:val="1"/>
-    </w:lvlOverride>
-    <w:lvlOverride w:ilvl="5">
-      <w:startOverride w:val="1"/>
-    </w:lvlOverride>
-    <w:lvlOverride w:ilvl="6">
-      <w:startOverride w:val="1"/>
-    </w:lvlOverride>
-    <w:lvlOverride w:ilvl="7">
-      <w:startOverride w:val="1"/>
-    </w:lvlOverride>
-    <w:lvlOverride w:ilvl="8">
-      <w:startOverride w:val="1"/>
     </w:lvlOverride>
   </w:num>
   <w:num w:numId="1012">
@@ -26525,6 +27230,36 @@
     </w:lvlOverride>
   </w:num>
   <w:num w:numId="1015">
+    <w:abstractNumId w:val="99431"/>
+    <w:lvlOverride w:ilvl="0">
+      <w:startOverride w:val="1"/>
+    </w:lvlOverride>
+    <w:lvlOverride w:ilvl="1">
+      <w:startOverride w:val="1"/>
+    </w:lvlOverride>
+    <w:lvlOverride w:ilvl="2">
+      <w:startOverride w:val="1"/>
+    </w:lvlOverride>
+    <w:lvlOverride w:ilvl="3">
+      <w:startOverride w:val="1"/>
+    </w:lvlOverride>
+    <w:lvlOverride w:ilvl="4">
+      <w:startOverride w:val="1"/>
+    </w:lvlOverride>
+    <w:lvlOverride w:ilvl="5">
+      <w:startOverride w:val="1"/>
+    </w:lvlOverride>
+    <w:lvlOverride w:ilvl="6">
+      <w:startOverride w:val="1"/>
+    </w:lvlOverride>
+    <w:lvlOverride w:ilvl="7">
+      <w:startOverride w:val="1"/>
+    </w:lvlOverride>
+    <w:lvlOverride w:ilvl="8">
+      <w:startOverride w:val="1"/>
+    </w:lvlOverride>
+  </w:num>
+  <w:num w:numId="1016">
     <w:abstractNumId w:val="99434"/>
     <w:lvlOverride w:ilvl="0">
       <w:startOverride w:val="4"/>
@@ -26554,7 +27289,7 @@
       <w:startOverride w:val="4"/>
     </w:lvlOverride>
   </w:num>
-  <w:num w:numId="1016">
+  <w:num w:numId="1017">
     <w:abstractNumId w:val="99431"/>
     <w:lvlOverride w:ilvl="0">
       <w:startOverride w:val="1"/>
@@ -26584,7 +27319,7 @@
       <w:startOverride w:val="1"/>
     </w:lvlOverride>
   </w:num>
-  <w:num w:numId="1017">
+  <w:num w:numId="1018">
     <w:abstractNumId w:val="99432"/>
     <w:lvlOverride w:ilvl="0">
       <w:startOverride w:val="2"/>
@@ -26614,7 +27349,7 @@
       <w:startOverride w:val="2"/>
     </w:lvlOverride>
   </w:num>
-  <w:num w:numId="1018">
+  <w:num w:numId="1019">
     <w:abstractNumId w:val="99433"/>
     <w:lvlOverride w:ilvl="0">
       <w:startOverride w:val="3"/>
@@ -26644,7 +27379,7 @@
       <w:startOverride w:val="3"/>
     </w:lvlOverride>
   </w:num>
-  <w:num w:numId="1019">
+  <w:num w:numId="1020">
     <w:abstractNumId w:val="99431"/>
     <w:lvlOverride w:ilvl="0">
       <w:startOverride w:val="1"/>
@@ -26674,7 +27409,7 @@
       <w:startOverride w:val="1"/>
     </w:lvlOverride>
   </w:num>
-  <w:num w:numId="1020">
+  <w:num w:numId="1021">
     <w:abstractNumId w:val="99631"/>
     <w:lvlOverride w:ilvl="0">
       <w:startOverride w:val="1"/>
